--- a/dsp-report-technical-template.docx
+++ b/dsp-report-technical-template.docx
@@ -7,12 +7,8 @@
       <w:pPr>
         <w:jc w:val="center"/>
         <w:sectPr>
-          <w:headerReference w:type="even" r:id="rId9"/>
-          <w:headerReference w:type="default" r:id="rId10"/>
-          <w:footerReference w:type="even" r:id="rId11"/>
-          <w:footerReference w:type="default" r:id="rId12"/>
-          <w:headerReference w:type="first" r:id="rId13"/>
-          <w:footerReference w:type="first" r:id="rId14"/>
+          <w:footerReference w:type="default" r:id="rId9"/>
+          <w:footerReference w:type="first" r:id="rId10"/>
           <w:pgSz w:w="11906" w:h="16838"/>
           <w:pgMar w:top="1440" w:right="1440" w:bottom="1440" w:left="1440" w:header="708" w:footer="708" w:gutter="0"/>
           <w:cols w:space="708"/>
@@ -261,7 +257,51 @@
           <w:szCs w:val="44"/>
           <w:lang w:val="en-US"/>
         </w:rPr>
-        <w:t>&lt;resources links (github/onedrive)&gt;</w:t>
+        <w:t>&lt;resources links (</w:t>
+      </w:r>
+      <w:proofErr w:type="spellStart"/>
+      <w:r>
+        <w:rPr>
+          <w:rFonts w:ascii="Georgia" w:hAnsi="Georgia"/>
+          <w:color w:val="FFFFFF" w:themeColor="background1"/>
+          <w:sz w:val="44"/>
+          <w:szCs w:val="44"/>
+          <w:lang w:val="en-US"/>
+        </w:rPr>
+        <w:t>github</w:t>
+      </w:r>
+      <w:proofErr w:type="spellEnd"/>
+      <w:r>
+        <w:rPr>
+          <w:rFonts w:ascii="Georgia" w:hAnsi="Georgia"/>
+          <w:color w:val="FFFFFF" w:themeColor="background1"/>
+          <w:sz w:val="44"/>
+          <w:szCs w:val="44"/>
+          <w:lang w:val="en-US"/>
+        </w:rPr>
+        <w:t>/</w:t>
+      </w:r>
+      <w:proofErr w:type="spellStart"/>
+      <w:r>
+        <w:rPr>
+          <w:rFonts w:ascii="Georgia" w:hAnsi="Georgia"/>
+          <w:color w:val="FFFFFF" w:themeColor="background1"/>
+          <w:sz w:val="44"/>
+          <w:szCs w:val="44"/>
+          <w:lang w:val="en-US"/>
+        </w:rPr>
+        <w:t>onedrive</w:t>
+      </w:r>
+      <w:proofErr w:type="spellEnd"/>
+      <w:r>
+        <w:rPr>
+          <w:rFonts w:ascii="Georgia" w:hAnsi="Georgia"/>
+          <w:color w:val="FFFFFF" w:themeColor="background1"/>
+          <w:sz w:val="44"/>
+          <w:szCs w:val="44"/>
+          <w:lang w:val="en-US"/>
+        </w:rPr>
+        <w:t>)&gt;</w:t>
       </w:r>
     </w:p>
     <w:p>
@@ -346,7 +386,7 @@
                     <pic:cNvPicPr/>
                   </pic:nvPicPr>
                   <pic:blipFill>
-                    <a:blip r:embed="rId15" cstate="print">
+                    <a:blip r:embed="rId11" cstate="print">
                       <a:extLst>
                         <a:ext uri="{28A0092B-C50C-407E-A947-70E740481C1C}">
                           <a14:useLocalDpi xmlns:a14="http://schemas.microsoft.com/office/drawing/2010/main" val="0"/>
@@ -418,7 +458,23 @@
           <w:b/>
           <w:bCs/>
         </w:rPr>
-        <w:t>The system, built using Plotly Dash, allows users to upload their own CSV files for automated processing and visualisation.</w:t>
+        <w:t xml:space="preserve">The system, built using </w:t>
+      </w:r>
+      <w:proofErr w:type="spellStart"/>
+      <w:r>
+        <w:rPr>
+          <w:b/>
+          <w:bCs/>
+        </w:rPr>
+        <w:t>Plotly</w:t>
+      </w:r>
+      <w:proofErr w:type="spellEnd"/>
+      <w:r>
+        <w:rPr>
+          <w:b/>
+          <w:bCs/>
+        </w:rPr>
+        <w:t xml:space="preserve"> Dash, allows users to upload their own CSV files for automated processing and visualisation.</w:t>
       </w:r>
       <w:r>
         <w:rPr>
@@ -864,21 +920,7 @@
                 <w:rStyle w:val="Hyperlink"/>
                 <w:noProof/>
               </w:rPr>
-              <w:t>Introduc</w:t>
-            </w:r>
-            <w:r>
-              <w:rPr>
-                <w:rStyle w:val="Hyperlink"/>
-                <w:noProof/>
-              </w:rPr>
-              <w:t>t</w:t>
-            </w:r>
-            <w:r>
-              <w:rPr>
-                <w:rStyle w:val="Hyperlink"/>
-                <w:noProof/>
-              </w:rPr>
-              <w:t>ion</w:t>
+              <w:t>Introduction</w:t>
             </w:r>
             <w:r>
               <w:rPr>
@@ -952,21 +994,7 @@
                 <w:rStyle w:val="Hyperlink"/>
                 <w:noProof/>
               </w:rPr>
-              <w:t>Literat</w:t>
-            </w:r>
-            <w:r>
-              <w:rPr>
-                <w:rStyle w:val="Hyperlink"/>
-                <w:noProof/>
-              </w:rPr>
-              <w:t>u</w:t>
-            </w:r>
-            <w:r>
-              <w:rPr>
-                <w:rStyle w:val="Hyperlink"/>
-                <w:noProof/>
-              </w:rPr>
-              <w:t>re Review</w:t>
+              <w:t>Literature Review</w:t>
             </w:r>
             <w:r>
               <w:rPr>
@@ -1647,33 +1675,17 @@
       <w:bookmarkEnd w:id="3"/>
     </w:p>
     <w:p>
-      <w:r>
-        <w:fldChar w:fldCharType="begin"/>
-      </w:r>
-      <w:r>
-        <w:instrText xml:space="preserve"> TOC \h \z \c "Figure" </w:instrText>
-      </w:r>
-      <w:r>
-        <w:fldChar w:fldCharType="separate"/>
-      </w:r>
-      <w:r>
-        <w:rPr>
-          <w:b/>
-          <w:bCs/>
-          <w:noProof/>
-          <w:lang w:val="en-US"/>
-        </w:rPr>
-        <w:t>No table of figures entries found.</w:t>
-      </w:r>
-      <w:r>
-        <w:rPr>
-          <w:b/>
-          <w:bCs/>
-          <w:noProof/>
-          <w:lang w:val="en-US"/>
-        </w:rPr>
-        <w:fldChar w:fldCharType="end"/>
-      </w:r>
+      <w:fldSimple w:instr=" TOC \h \z \c &quot;Figure&quot; ">
+        <w:r>
+          <w:rPr>
+            <w:b/>
+            <w:bCs/>
+            <w:noProof/>
+            <w:lang w:val="en-US"/>
+          </w:rPr>
+          <w:t>No table of figures entries found.</w:t>
+        </w:r>
+      </w:fldSimple>
       <w:r>
         <w:br w:type="page"/>
       </w:r>
@@ -1691,6 +1703,9 @@
         <w:t>Introduction</w:t>
       </w:r>
       <w:bookmarkEnd w:id="4"/>
+      <w:r>
+        <w:t>, Aims and Objectives</w:t>
+      </w:r>
     </w:p>
     <w:p>
       <w:r>
@@ -1700,9 +1715,168 @@
         <w:t>increase in digital services</w:t>
       </w:r>
       <w:r>
-        <w:t xml:space="preserve"> has left many people questioning their abilities at using their data to its full potential. Many people struggle to present, understand or work with data to improve work processes, identify patterns or improve their decision making. The dashboard design for this project aims to connect users to their data providing an intuitive, comprehensive tool that can be applied to improve workflow efficiency and encourage the use of data.</w:t>
-      </w:r>
-    </w:p>
+        <w:t xml:space="preserve"> has left many people questioning their abilities at using their data to its full potential. Many people struggle to present, understand or work with data to improve work processes, identify </w:t>
+      </w:r>
+      <w:r>
+        <w:t>shortcomings</w:t>
+      </w:r>
+      <w:r>
+        <w:t xml:space="preserve"> or improve decision making. </w:t>
+      </w:r>
+    </w:p>
+    <w:p>
+      <w:pPr>
+        <w:pStyle w:val="Heading2"/>
+      </w:pPr>
+      <w:r>
+        <w:t>1.1 Aim</w:t>
+      </w:r>
+    </w:p>
+    <w:p>
+      <w:r>
+        <w:t xml:space="preserve">This project addresses these challenges by creating a comprehensive, intuitive tool that connects users directly with their own data. This project uses the power of visualisations to improve work efficiency, identify shortcomings and encourage users to explore their data. </w:t>
+      </w:r>
+    </w:p>
+    <w:p>
+      <w:pPr>
+        <w:pStyle w:val="Heading2"/>
+      </w:pPr>
+      <w:r>
+        <w:t>1.2 Objectives</w:t>
+      </w:r>
+    </w:p>
+    <w:p>
+      <w:r>
+        <w:rPr>
+          <w:b/>
+          <w:bCs/>
+        </w:rPr>
+        <w:t>O1</w:t>
+      </w:r>
+      <w:r>
+        <w:t>: Develop a secure backend using Python Flask capable of storing, and isolating user-uploaded datasets of various formats (CSV, Excel, JSON).</w:t>
+      </w:r>
+    </w:p>
+    <w:p>
+      <w:r>
+        <w:rPr>
+          <w:b/>
+          <w:bCs/>
+        </w:rPr>
+        <w:t>O2</w:t>
+      </w:r>
+      <w:r>
+        <w:t>: Implement an interactive visuali</w:t>
+      </w:r>
+      <w:r>
+        <w:t>s</w:t>
+      </w:r>
+      <w:r>
+        <w:t xml:space="preserve">ation builder using </w:t>
+      </w:r>
+      <w:proofErr w:type="spellStart"/>
+      <w:r>
+        <w:t>Plotly</w:t>
+      </w:r>
+      <w:proofErr w:type="spellEnd"/>
+      <w:r>
+        <w:t xml:space="preserve"> that supports multiple chart types</w:t>
+      </w:r>
+      <w:r>
+        <w:t xml:space="preserve"> </w:t>
+      </w:r>
+      <w:r>
+        <w:t>and customisable layouts.</w:t>
+      </w:r>
+    </w:p>
+    <w:p>
+      <w:r>
+        <w:rPr>
+          <w:b/>
+          <w:bCs/>
+        </w:rPr>
+        <w:t>O3</w:t>
+      </w:r>
+      <w:r>
+        <w:t xml:space="preserve">: Integrate a powerful Gemini 2.0 flash API to generate natural language explanations with adhering to explainable AI (XAI) principles. </w:t>
+      </w:r>
+    </w:p>
+    <w:p>
+      <w:r>
+        <w:rPr>
+          <w:b/>
+          <w:bCs/>
+        </w:rPr>
+        <w:t>O4</w:t>
+      </w:r>
+      <w:r>
+        <w:t xml:space="preserve">: Deliver a production-ready system with session isolation, error handling, and data </w:t>
+      </w:r>
+      <w:r>
+        <w:t>processing</w:t>
+      </w:r>
+      <w:r>
+        <w:t xml:space="preserve"> to </w:t>
+      </w:r>
+      <w:r>
+        <w:t>maintain</w:t>
+      </w:r>
+      <w:r>
+        <w:t xml:space="preserve"> data privacy and system stability.</w:t>
+      </w:r>
+    </w:p>
+    <w:p>
+      <w:r>
+        <w:rPr>
+          <w:b/>
+          <w:bCs/>
+        </w:rPr>
+        <w:t>O5:</w:t>
+      </w:r>
+      <w:r>
+        <w:t xml:space="preserve"> Lower the barrier to entry for non-technical users by implementing automated data preprocessing (missing value</w:t>
+      </w:r>
+      <w:r>
+        <w:t>s</w:t>
+      </w:r>
+      <w:r>
+        <w:t>) and providing immediate, plain-English statistical summaries upon file upload.</w:t>
+      </w:r>
+    </w:p>
+    <w:p>
+      <w:r>
+        <w:rPr>
+          <w:b/>
+          <w:bCs/>
+        </w:rPr>
+        <w:t>O</w:t>
+      </w:r>
+      <w:r>
+        <w:rPr>
+          <w:b/>
+          <w:bCs/>
+        </w:rPr>
+        <w:t>6</w:t>
+      </w:r>
+      <w:r>
+        <w:rPr>
+          <w:b/>
+          <w:bCs/>
+        </w:rPr>
+        <w:t>:</w:t>
+      </w:r>
+      <w:r>
+        <w:t xml:space="preserve"> Design an intuitive, minimalist user interface equipped with contextual guidance to ensure the analytical tools are h accessible to </w:t>
+      </w:r>
+      <w:r>
+        <w:t>non-technical users</w:t>
+      </w:r>
+      <w:r>
+        <w:t>.</w:t>
+      </w:r>
+    </w:p>
+    <w:p/>
+    <w:p/>
     <w:p>
       <w:pPr>
         <w:pStyle w:val="Heading1"/>
@@ -1715,51 +1889,27 @@
     </w:p>
     <w:p>
       <w:pPr>
-        <w:pStyle w:val="Heading1"/>
-        <w:rPr>
-          <w:b w:val="0"/>
-          <w:bCs w:val="0"/>
-          <w:sz w:val="36"/>
-          <w:szCs w:val="36"/>
-        </w:rPr>
-      </w:pPr>
-      <w:r>
-        <w:rPr>
-          <w:sz w:val="36"/>
-          <w:szCs w:val="36"/>
-        </w:rPr>
+        <w:pStyle w:val="Heading2"/>
+      </w:pPr>
+      <w:r>
         <w:t>2.1</w:t>
       </w:r>
       <w:r>
-        <w:rPr>
-          <w:sz w:val="36"/>
-          <w:szCs w:val="36"/>
-        </w:rPr>
         <w:t xml:space="preserve"> Analytical Dashboards</w:t>
       </w:r>
     </w:p>
     <w:p>
       <w:pPr>
-        <w:pStyle w:val="Heading1"/>
-        <w:rPr>
-          <w:b w:val="0"/>
-          <w:bCs w:val="0"/>
-          <w:sz w:val="28"/>
-          <w:szCs w:val="28"/>
-        </w:rPr>
-      </w:pPr>
-      <w:r>
-        <w:rPr>
-          <w:sz w:val="28"/>
-          <w:szCs w:val="28"/>
-        </w:rPr>
+        <w:pStyle w:val="Heading3"/>
+        <w:rPr>
+          <w:b/>
+          <w:bCs/>
+        </w:rPr>
+      </w:pPr>
+      <w:r>
         <w:t>2.1</w:t>
       </w:r>
       <w:r>
-        <w:rPr>
-          <w:sz w:val="28"/>
-          <w:szCs w:val="28"/>
-        </w:rPr>
         <w:t>.1 Evolution of Data Presentation</w:t>
       </w:r>
     </w:p>
@@ -1775,7 +1925,15 @@
           <w:b/>
           <w:bCs/>
         </w:rPr>
-        <w:t xml:space="preserve">Analytical dashboards have evolved from static visualisations into dynamic interfaces with analytical tools that support decision-making. Users can explore data dynamically, which can reveal insights previously hidden when compared to classic reports (Khan, 2024). A dashboard aims to provide users with comprehensible information that can be digested immediately. Furthermore, Sedrakyan </w:t>
+        <w:t xml:space="preserve">Analytical dashboards have evolved from static visualisations into dynamic interfaces with analytical tools that support decision-making. Users can explore data dynamically, which can reveal insights previously hidden when compared to classic reports (Khan, 2024). A dashboard aims to provide users with comprehensible information that can be digested immediately. </w:t>
+      </w:r>
+      <w:r>
+        <w:rPr>
+          <w:b/>
+          <w:bCs/>
+        </w:rPr>
+        <w:lastRenderedPageBreak/>
+        <w:t xml:space="preserve">Furthermore, Sedrakyan </w:t>
       </w:r>
       <w:r>
         <w:rPr>
@@ -1810,26 +1968,16 @@
     </w:p>
     <w:p>
       <w:pPr>
-        <w:pStyle w:val="Heading1"/>
-        <w:rPr>
-          <w:b w:val="0"/>
-          <w:bCs w:val="0"/>
-          <w:sz w:val="28"/>
-          <w:szCs w:val="28"/>
-        </w:rPr>
-      </w:pPr>
-      <w:r>
-        <w:rPr>
-          <w:sz w:val="28"/>
-          <w:szCs w:val="28"/>
-        </w:rPr>
+        <w:pStyle w:val="Heading3"/>
+        <w:rPr>
+          <w:b/>
+          <w:bCs/>
+        </w:rPr>
+      </w:pPr>
+      <w:r>
         <w:t>2.1</w:t>
       </w:r>
       <w:r>
-        <w:rPr>
-          <w:sz w:val="28"/>
-          <w:szCs w:val="28"/>
-        </w:rPr>
         <w:t>.2 Advantages of Analytical Dashboards</w:t>
       </w:r>
     </w:p>
@@ -1845,7 +1993,23 @@
           <w:b/>
           <w:bCs/>
         </w:rPr>
-        <w:t xml:space="preserve">The impact of dashboards on businesses is further explored by (Eckerson, 2010), who emphasises the advantages that performance dashboards provide. According to Eckerson, they “provide timely information and insights that enable business users to improve decisions, optimise processes and plans, and work proactively.” Furthermore, AI-enhanced dashboards are increasingly utilised within enterprises to transform raw data into predictive strategies (Saidur, 2025). Alghamdi </w:t>
+        <w:t>The impact of dashboards on businesses is further explored by (Eckerson, 2010), who emphasises the advantages that performance dashboards provide. According to Eckerson, they “provide timely information and insights that enable business users to improve decisions, optimise processes and plans, and work proactively.” Furthermore, AI-enhanced dashboards are increasingly utilised within enterprises to transform raw data into predictive strategies (</w:t>
+      </w:r>
+      <w:proofErr w:type="spellStart"/>
+      <w:r>
+        <w:rPr>
+          <w:b/>
+          <w:bCs/>
+        </w:rPr>
+        <w:t>Saidur</w:t>
+      </w:r>
+      <w:proofErr w:type="spellEnd"/>
+      <w:r>
+        <w:rPr>
+          <w:b/>
+          <w:bCs/>
+        </w:rPr>
+        <w:t xml:space="preserve">, 2025). Alghamdi </w:t>
       </w:r>
       <w:r>
         <w:rPr>
@@ -1866,26 +2030,12 @@
     </w:p>
     <w:p>
       <w:pPr>
-        <w:pStyle w:val="Heading1"/>
-        <w:rPr>
-          <w:b w:val="0"/>
-          <w:bCs w:val="0"/>
-          <w:sz w:val="36"/>
-          <w:szCs w:val="36"/>
-        </w:rPr>
-      </w:pPr>
-      <w:r>
-        <w:rPr>
-          <w:sz w:val="36"/>
-          <w:szCs w:val="36"/>
-        </w:rPr>
+        <w:pStyle w:val="Heading2"/>
+      </w:pPr>
+      <w:r>
         <w:t>2.1</w:t>
       </w:r>
       <w:r>
-        <w:rPr>
-          <w:sz w:val="36"/>
-          <w:szCs w:val="36"/>
-        </w:rPr>
         <w:t xml:space="preserve"> Existing Solutions</w:t>
       </w:r>
     </w:p>
@@ -1901,7 +2051,23 @@
           <w:b/>
           <w:bCs/>
         </w:rPr>
-        <w:t xml:space="preserve">Current research indicates that traditional dashboards are effective for data display but often fail to provide the context for business decision-making (Zingde and Shroff, 2020). Solutions like Microsoft's Copilot (Microsoft, 2026) aim to bridge this gap; however, a significant barrier remains regarding the 'hallucination' of LLMs, where models generate plausible but incorrect information. Ji </w:t>
+        <w:t>Current research indicates that traditional dashboards are effective for data display but often fail to provide the context for business decision-making (</w:t>
+      </w:r>
+      <w:proofErr w:type="spellStart"/>
+      <w:r>
+        <w:rPr>
+          <w:b/>
+          <w:bCs/>
+        </w:rPr>
+        <w:t>Zingde</w:t>
+      </w:r>
+      <w:proofErr w:type="spellEnd"/>
+      <w:r>
+        <w:rPr>
+          <w:b/>
+          <w:bCs/>
+        </w:rPr>
+        <w:t xml:space="preserve"> and Shroff, 2020). Solutions like Microsoft's Copilot (Microsoft, 2026) aim to bridge this gap; however, a significant barrier remains regarding the 'hallucination' of LLMs, where models generate plausible but incorrect information. Ji </w:t>
       </w:r>
       <w:r>
         <w:rPr>
@@ -1936,51 +2102,27 @@
     </w:p>
     <w:p>
       <w:pPr>
-        <w:pStyle w:val="Heading1"/>
-        <w:rPr>
-          <w:b w:val="0"/>
-          <w:bCs w:val="0"/>
-          <w:sz w:val="36"/>
-          <w:szCs w:val="36"/>
-        </w:rPr>
-      </w:pPr>
-      <w:r>
-        <w:rPr>
-          <w:sz w:val="36"/>
-          <w:szCs w:val="36"/>
-        </w:rPr>
+        <w:pStyle w:val="Heading2"/>
+      </w:pPr>
+      <w:r>
         <w:t>2.</w:t>
       </w:r>
       <w:r>
-        <w:rPr>
-          <w:sz w:val="36"/>
-          <w:szCs w:val="36"/>
-        </w:rPr>
         <w:t>2 Front End Development Tools</w:t>
       </w:r>
     </w:p>
     <w:p>
       <w:pPr>
-        <w:pStyle w:val="Heading1"/>
-        <w:rPr>
-          <w:b w:val="0"/>
-          <w:bCs w:val="0"/>
-          <w:sz w:val="28"/>
-          <w:szCs w:val="28"/>
-        </w:rPr>
-      </w:pPr>
-      <w:r>
-        <w:rPr>
-          <w:sz w:val="28"/>
-          <w:szCs w:val="28"/>
-        </w:rPr>
+        <w:pStyle w:val="Heading3"/>
+        <w:rPr>
+          <w:b/>
+          <w:bCs/>
+        </w:rPr>
+      </w:pPr>
+      <w:r>
         <w:t>2.</w:t>
       </w:r>
       <w:r>
-        <w:rPr>
-          <w:sz w:val="28"/>
-          <w:szCs w:val="28"/>
-        </w:rPr>
         <w:t>2.1 Language Trade-offs</w:t>
       </w:r>
     </w:p>
@@ -1996,127 +2138,149 @@
           <w:b/>
           <w:bCs/>
         </w:rPr>
+        <w:t xml:space="preserve">From a user perspective, the interface you interact with is one of the most crucial parts of a web application. Intuitive design is </w:t>
+      </w:r>
+      <w:r>
+        <w:rPr>
+          <w:b/>
+          <w:bCs/>
+        </w:rPr>
+        <w:t>vital</w:t>
+      </w:r>
+      <w:r>
+        <w:rPr>
+          <w:b/>
+          <w:bCs/>
+        </w:rPr>
+        <w:t xml:space="preserve"> in terms of user engagement and satisfaction. Python (Python Software Foundation, 2026) has a wide range of libraries</w:t>
+      </w:r>
+      <w:r>
+        <w:rPr>
+          <w:b/>
+          <w:bCs/>
+        </w:rPr>
+        <w:t xml:space="preserve"> making development simple and intuitive</w:t>
+      </w:r>
+      <w:r>
+        <w:rPr>
+          <w:b/>
+          <w:bCs/>
+        </w:rPr>
+        <w:t>. Alternatives like JavaScript’s framework React (Meta Open Source, 2025) and R's Shiny (Posit, 2025) offer high performance.</w:t>
+      </w:r>
+    </w:p>
+    <w:p>
+      <w:pPr>
+        <w:pStyle w:val="Heading3"/>
+        <w:rPr>
+          <w:b/>
+          <w:bCs/>
+        </w:rPr>
+      </w:pPr>
+      <w:r>
+        <w:t>2.</w:t>
+      </w:r>
+      <w:r>
+        <w:t xml:space="preserve">2.1 Python Libraries </w:t>
+      </w:r>
+    </w:p>
+    <w:p>
+      <w:pPr>
+        <w:rPr>
+          <w:b/>
+          <w:bCs/>
+        </w:rPr>
+      </w:pPr>
+      <w:r>
+        <w:rPr>
+          <w:b/>
+          <w:bCs/>
+        </w:rPr>
+        <w:t xml:space="preserve">When first researching different visualisation tools in Python, Matplotlib (Matplotlib Development Team, 2025) provides a comprehensive, static approach to data visualisation through plots that can be implemented in Python. As one of the most established libraries, its strength lies in its </w:t>
+      </w:r>
+      <w:r>
+        <w:rPr>
+          <w:b/>
+          <w:bCs/>
+        </w:rPr>
+        <w:t>absolute</w:t>
+      </w:r>
+      <w:r>
+        <w:rPr>
+          <w:b/>
+          <w:bCs/>
+        </w:rPr>
+        <w:t xml:space="preserve"> control, allowing for customisation of every element within a figure. However, in the context of a modern dashboard, Matplotlib faces limitations in its static nature. It lacks the capability to handle real-time user inputs without significant back-end overhead.</w:t>
+      </w:r>
+    </w:p>
+    <w:p>
+      <w:pPr>
+        <w:rPr>
+          <w:b/>
+          <w:bCs/>
+        </w:rPr>
+      </w:pPr>
+      <w:r>
+        <w:rPr>
+          <w:b/>
+          <w:bCs/>
+        </w:rPr>
+        <w:t xml:space="preserve">To overcome the "static barrier", developers have increasingly turned to </w:t>
+      </w:r>
+      <w:proofErr w:type="spellStart"/>
+      <w:r>
+        <w:rPr>
+          <w:b/>
+          <w:bCs/>
+        </w:rPr>
+        <w:t>Plotly</w:t>
+      </w:r>
+      <w:proofErr w:type="spellEnd"/>
+      <w:r>
+        <w:rPr>
+          <w:b/>
+          <w:bCs/>
+        </w:rPr>
+        <w:t xml:space="preserve"> (2025). Unlike Matplotlib, </w:t>
+      </w:r>
+      <w:proofErr w:type="spellStart"/>
+      <w:r>
+        <w:rPr>
+          <w:b/>
+          <w:bCs/>
+        </w:rPr>
+        <w:t>Plotly</w:t>
+      </w:r>
+      <w:proofErr w:type="spellEnd"/>
+      <w:r>
+        <w:rPr>
+          <w:b/>
+          <w:bCs/>
+        </w:rPr>
+        <w:t xml:space="preserve"> enables high-performance interactivity such as zooming, and hovering</w:t>
+      </w:r>
+      <w:r>
+        <w:rPr>
+          <w:b/>
+          <w:bCs/>
+        </w:rPr>
+        <w:t>.</w:t>
+      </w:r>
+    </w:p>
+    <w:p>
+      <w:pPr>
+        <w:rPr>
+          <w:b/>
+          <w:bCs/>
+        </w:rPr>
+      </w:pPr>
+      <w:r>
+        <w:rPr>
+          <w:b/>
+          <w:bCs/>
+          <w:noProof/>
+        </w:rPr>
         <w:lastRenderedPageBreak/>
-        <w:t xml:space="preserve">From a user perspective, the interface you interact with is one of the most crucial parts of a web application. Intuitive design is </w:t>
-      </w:r>
-      <w:r>
-        <w:rPr>
-          <w:b/>
-          <w:bCs/>
-        </w:rPr>
-        <w:t>vital</w:t>
-      </w:r>
-      <w:r>
-        <w:rPr>
-          <w:b/>
-          <w:bCs/>
-        </w:rPr>
-        <w:t xml:space="preserve"> in terms of user engagement and satisfaction. Python (Python Software Foundation, 2026) has a wide range of libraries</w:t>
-      </w:r>
-      <w:r>
-        <w:rPr>
-          <w:b/>
-          <w:bCs/>
-        </w:rPr>
-        <w:t xml:space="preserve"> making development simple and intuitive</w:t>
-      </w:r>
-      <w:r>
-        <w:rPr>
-          <w:b/>
-          <w:bCs/>
-        </w:rPr>
-        <w:t>. Alternatives like JavaScript’s framework React (Meta Open Source, 2025) and R's Shiny (Posit, 2025) offer high performance.</w:t>
-      </w:r>
-    </w:p>
-    <w:p>
-      <w:pPr>
-        <w:pStyle w:val="Heading1"/>
-        <w:rPr>
-          <w:b w:val="0"/>
-          <w:bCs w:val="0"/>
-          <w:sz w:val="28"/>
-          <w:szCs w:val="28"/>
-        </w:rPr>
-      </w:pPr>
-      <w:r>
-        <w:rPr>
-          <w:sz w:val="28"/>
-          <w:szCs w:val="28"/>
-        </w:rPr>
-        <w:t>2.</w:t>
-      </w:r>
-      <w:r>
-        <w:rPr>
-          <w:sz w:val="28"/>
-          <w:szCs w:val="28"/>
-        </w:rPr>
-        <w:t xml:space="preserve">2.1 Python Libraries </w:t>
-      </w:r>
-    </w:p>
-    <w:p>
-      <w:pPr>
-        <w:rPr>
-          <w:b/>
-          <w:bCs/>
-        </w:rPr>
-      </w:pPr>
-      <w:r>
-        <w:rPr>
-          <w:b/>
-          <w:bCs/>
-        </w:rPr>
-        <w:t xml:space="preserve">When first researching different visualisation tools in Python, Matplotlib (Matplotlib Development Team, 2025) provides a comprehensive, static approach to data visualisation through plots that can be implemented in Python. As one of the most established libraries, its strength lies in its </w:t>
-      </w:r>
-      <w:r>
-        <w:rPr>
-          <w:b/>
-          <w:bCs/>
-        </w:rPr>
-        <w:t>absolute</w:t>
-      </w:r>
-      <w:r>
-        <w:rPr>
-          <w:b/>
-          <w:bCs/>
-        </w:rPr>
-        <w:t xml:space="preserve"> control, allowing for customisation of every element within a figure. However, in the context of a modern dashboard, Matplotlib faces limitations in its static nature. It lacks the capability to handle real-time user inputs without significant back-end overhead.</w:t>
-      </w:r>
-    </w:p>
-    <w:p>
-      <w:pPr>
-        <w:rPr>
-          <w:b/>
-          <w:bCs/>
-        </w:rPr>
-      </w:pPr>
-      <w:r>
-        <w:rPr>
-          <w:b/>
-          <w:bCs/>
-        </w:rPr>
-        <w:t>To overcome the "static barrier", developers have increasingly turned to Plotly (2025). Unlike Matplotlib, Plotly enables high-performance interactivity such as zooming, and hovering</w:t>
-      </w:r>
-      <w:r>
-        <w:rPr>
-          <w:b/>
-          <w:bCs/>
-        </w:rPr>
-        <w:t>.</w:t>
-      </w:r>
-    </w:p>
-    <w:p>
-      <w:pPr>
-        <w:rPr>
-          <w:b/>
-          <w:bCs/>
-        </w:rPr>
-      </w:pPr>
-      <w:r>
-        <w:rPr>
-          <w:b/>
-          <w:bCs/>
-          <w:noProof/>
-        </w:rPr>
         <w:drawing>
           <wp:inline distT="0" distB="0" distL="0" distR="0" wp14:anchorId="0F8764F4" wp14:editId="5838A65A">
             <wp:extent cx="5731510" cy="1778635"/>
@@ -2133,7 +2297,7 @@
                     <pic:cNvPicPr/>
                   </pic:nvPicPr>
                   <pic:blipFill>
-                    <a:blip r:embed="rId16"/>
+                    <a:blip r:embed="rId12"/>
                     <a:stretch>
                       <a:fillRect/>
                     </a:stretch>
@@ -2166,602 +2330,639 @@
           <w:b/>
           <w:bCs/>
         </w:rPr>
-        <w:t>Figure 1: A Plotly Dash interface (Source: Plotly Enterprise App, 2025).</w:t>
-      </w:r>
+        <w:t xml:space="preserve">Figure 1: A </w:t>
+      </w:r>
+      <w:proofErr w:type="spellStart"/>
+      <w:r>
+        <w:rPr>
+          <w:b/>
+          <w:bCs/>
+        </w:rPr>
+        <w:t>Plotly</w:t>
+      </w:r>
+      <w:proofErr w:type="spellEnd"/>
+      <w:r>
+        <w:rPr>
+          <w:b/>
+          <w:bCs/>
+        </w:rPr>
+        <w:t xml:space="preserve"> Dash interface (Source: </w:t>
+      </w:r>
+      <w:proofErr w:type="spellStart"/>
+      <w:r>
+        <w:rPr>
+          <w:b/>
+          <w:bCs/>
+        </w:rPr>
+        <w:t>Plotly</w:t>
+      </w:r>
+      <w:proofErr w:type="spellEnd"/>
+      <w:r>
+        <w:rPr>
+          <w:b/>
+          <w:bCs/>
+        </w:rPr>
+        <w:t xml:space="preserve"> Enterprise App, 2025).</w:t>
+      </w:r>
+    </w:p>
+    <w:p>
+      <w:pPr>
+        <w:pStyle w:val="Heading2"/>
+      </w:pPr>
+      <w:r>
+        <w:t>2.</w:t>
+      </w:r>
+      <w:r>
+        <w:t>3 Back End Development Tools</w:t>
+      </w:r>
+      <w:r>
+        <w:t> </w:t>
+      </w:r>
+    </w:p>
+    <w:p>
+      <w:pPr>
+        <w:pStyle w:val="Heading3"/>
+        <w:rPr>
+          <w:b/>
+          <w:bCs/>
+        </w:rPr>
+      </w:pPr>
+      <w:r>
+        <w:t>2.</w:t>
+      </w:r>
+      <w:r>
+        <w:t>3.1 Database</w:t>
+      </w:r>
+    </w:p>
+    <w:p>
+      <w:pPr>
+        <w:rPr>
+          <w:b/>
+          <w:bCs/>
+        </w:rPr>
+      </w:pPr>
+      <w:r>
+        <w:rPr>
+          <w:b/>
+          <w:bCs/>
+        </w:rPr>
+        <w:t>For the implementation of the working prototype, SQLite (SQLite Development Team, 2026) was selected as the primary database due to its serverless architecture, making it ideal for demonstrations. However, Li and Manoharan (2013) state, “Processing such vast amounts of data requires speed, flexible schemas, and distributed (i.e., non-centralised) databases.” This may not be relevant with a small user base; however, when taking scalability into consideration, speed is crucial when accessing data. NoSQL alternatives such as MongoDB (MongoDB, 2026) provide flexibility for unstructured data; however, in a professional production environment, a relational system like MySQL (Oracle, 2026) offers enforced ACID compliance, maintaining better security over users’ private data.</w:t>
+      </w:r>
+    </w:p>
+    <w:p>
+      <w:pPr>
+        <w:rPr>
+          <w:b/>
+          <w:bCs/>
+        </w:rPr>
+      </w:pPr>
+      <w:r>
+        <w:rPr>
+          <w:b/>
+          <w:bCs/>
+        </w:rPr>
+        <w:t>Python frameworks are utilised for developing complex web applications due to their modularity and best practices (</w:t>
+      </w:r>
+      <w:proofErr w:type="spellStart"/>
+      <w:r>
+        <w:rPr>
+          <w:b/>
+          <w:bCs/>
+        </w:rPr>
+        <w:t>Thoutam</w:t>
+      </w:r>
+      <w:proofErr w:type="spellEnd"/>
+      <w:r>
+        <w:rPr>
+          <w:b/>
+          <w:bCs/>
+        </w:rPr>
+        <w:t xml:space="preserve">, 2021). Gupta and Rathore (2024) explain that modern AI systems need lightweight back-ends to handle data between users and LLMs efficiently; this makes Flask (Pallets, 2026) </w:t>
+      </w:r>
+      <w:r>
+        <w:rPr>
+          <w:b/>
+          <w:bCs/>
+        </w:rPr>
+        <w:t>ideal for handling large datasets</w:t>
+      </w:r>
+      <w:r>
+        <w:rPr>
+          <w:b/>
+          <w:bCs/>
+        </w:rPr>
+        <w:t>. Another framework that was considered was Django. Ghimire (2020) praises its “extensive features and support for libraries”. Their study also documented Django's scalability for larger projects, which could lead to it being favoured for larger projects as user count increases compared to Flask.</w:t>
+      </w:r>
+    </w:p>
+    <w:p>
+      <w:pPr>
+        <w:pStyle w:val="Heading3"/>
+        <w:rPr>
+          <w:b/>
+          <w:bCs/>
+        </w:rPr>
+      </w:pPr>
+      <w:r>
+        <w:t>2.</w:t>
+      </w:r>
+      <w:r>
+        <w:t>3.2 Python Flask</w:t>
+      </w:r>
+    </w:p>
+    <w:p>
+      <w:pPr>
+        <w:rPr>
+          <w:b/>
+          <w:bCs/>
+        </w:rPr>
+      </w:pPr>
+      <w:r>
+        <w:rPr>
+          <w:b/>
+          <w:bCs/>
+        </w:rPr>
+        <w:t xml:space="preserve">Singh </w:t>
+      </w:r>
+      <w:r>
+        <w:rPr>
+          <w:b/>
+          <w:bCs/>
+          <w:i/>
+          <w:iCs/>
+        </w:rPr>
+        <w:t>et al.</w:t>
+      </w:r>
+      <w:r>
+        <w:rPr>
+          <w:b/>
+          <w:bCs/>
+        </w:rPr>
+        <w:t xml:space="preserve"> (2019) demonstrate that Flask</w:t>
+      </w:r>
+      <w:r>
+        <w:rPr>
+          <w:b/>
+          <w:bCs/>
+        </w:rPr>
+        <w:t>’s</w:t>
+      </w:r>
+      <w:r>
+        <w:rPr>
+          <w:b/>
+          <w:bCs/>
+        </w:rPr>
+        <w:t xml:space="preserve"> framework is highly effective for implementing database-driven web applications due to its lightweight and modular nature. </w:t>
+      </w:r>
+    </w:p>
+    <w:p>
+      <w:pPr>
+        <w:pStyle w:val="Heading2"/>
+      </w:pPr>
+      <w:r>
+        <w:t>2.</w:t>
+      </w:r>
+      <w:r>
+        <w:t>4 LLM Integration</w:t>
+      </w:r>
+      <w:r>
+        <w:t> </w:t>
+      </w:r>
+    </w:p>
+    <w:p>
+      <w:pPr>
+        <w:pStyle w:val="Heading3"/>
+        <w:rPr>
+          <w:b/>
+          <w:bCs/>
+        </w:rPr>
+      </w:pPr>
+      <w:r>
+        <w:t>2.</w:t>
+      </w:r>
+      <w:r>
+        <w:t>4.1 Explainable AI</w:t>
+      </w:r>
+    </w:p>
+    <w:p>
+      <w:pPr>
+        <w:rPr>
+          <w:b/>
+          <w:bCs/>
+        </w:rPr>
+      </w:pPr>
+      <w:r>
+        <w:rPr>
+          <w:b/>
+          <w:bCs/>
+        </w:rPr>
+        <w:t xml:space="preserve">Due to the increasing amount of artificial intelligence applications, a push for interpretable and transparent models creates a new standard in the way they are deployed. Dwivedi </w:t>
+      </w:r>
+      <w:r>
+        <w:rPr>
+          <w:b/>
+          <w:bCs/>
+          <w:i/>
+          <w:iCs/>
+        </w:rPr>
+        <w:t>et al.</w:t>
+      </w:r>
+      <w:r>
+        <w:rPr>
+          <w:b/>
+          <w:bCs/>
+        </w:rPr>
+        <w:t xml:space="preserve"> (2023) state that the core motivations of explainable artificial intelligence (XAI) are rooted in the need for transparency when understanding how a model’s outcomes are reached. </w:t>
+      </w:r>
+      <w:proofErr w:type="spellStart"/>
+      <w:r>
+        <w:rPr>
+          <w:b/>
+          <w:bCs/>
+        </w:rPr>
+        <w:t>Adadi</w:t>
+      </w:r>
+      <w:proofErr w:type="spellEnd"/>
+      <w:r>
+        <w:rPr>
+          <w:b/>
+          <w:bCs/>
+        </w:rPr>
+        <w:t xml:space="preserve"> and Berrada (2018) provide an overview of XAI, stating, “The black-box nature of these systems allows powerful predictions, but it cannot be directly explained.” To be able to ensure trust between the </w:t>
+      </w:r>
+      <w:r>
+        <w:rPr>
+          <w:b/>
+          <w:bCs/>
+        </w:rPr>
+        <w:lastRenderedPageBreak/>
+        <w:t xml:space="preserve">user and the LLM output, there is a critical need for explainability to ensure users can interpret and trust the underlying logic (Gerlings </w:t>
+      </w:r>
+      <w:r>
+        <w:rPr>
+          <w:b/>
+          <w:bCs/>
+          <w:i/>
+          <w:iCs/>
+        </w:rPr>
+        <w:t>et al</w:t>
+      </w:r>
+      <w:r>
+        <w:rPr>
+          <w:b/>
+          <w:bCs/>
+        </w:rPr>
+        <w:t>., 2021).</w:t>
+      </w:r>
+    </w:p>
+    <w:p>
+      <w:pPr>
+        <w:pStyle w:val="Heading3"/>
+        <w:rPr>
+          <w:b/>
+          <w:bCs/>
+        </w:rPr>
+      </w:pPr>
+      <w:r>
+        <w:t>2.</w:t>
+      </w:r>
+      <w:r>
+        <w:t>4.2 Ethical Considerations</w:t>
+      </w:r>
+    </w:p>
+    <w:p>
+      <w:pPr>
+        <w:rPr>
+          <w:b/>
+          <w:bCs/>
+        </w:rPr>
+      </w:pPr>
+      <w:r>
+        <w:rPr>
+          <w:b/>
+          <w:bCs/>
+        </w:rPr>
+        <w:t xml:space="preserve">An ethical consideration that arises from XAI is bias. More specifically, automation bias which occurs from an over-reliance on XAI (Schemer, 2022). </w:t>
+      </w:r>
+      <w:proofErr w:type="spellStart"/>
+      <w:r>
+        <w:rPr>
+          <w:b/>
+          <w:bCs/>
+        </w:rPr>
+        <w:t>Strauß</w:t>
+      </w:r>
+      <w:proofErr w:type="spellEnd"/>
+      <w:r>
+        <w:rPr>
+          <w:b/>
+          <w:bCs/>
+        </w:rPr>
+        <w:t xml:space="preserve"> (2021) describes this as 'deep automation bias,' where users stop </w:t>
+      </w:r>
+      <w:r>
+        <w:rPr>
+          <w:b/>
+          <w:bCs/>
+        </w:rPr>
+        <w:t>validating</w:t>
+      </w:r>
+      <w:r>
+        <w:rPr>
+          <w:b/>
+          <w:bCs/>
+        </w:rPr>
+        <w:t xml:space="preserve"> the AI’s </w:t>
+      </w:r>
+      <w:r>
+        <w:rPr>
+          <w:b/>
+          <w:bCs/>
+        </w:rPr>
+        <w:t>output creating</w:t>
+      </w:r>
+      <w:r>
+        <w:rPr>
+          <w:b/>
+          <w:bCs/>
+        </w:rPr>
+        <w:t xml:space="preserve"> a risk where people blindly trust the system's logic instead of using their own judgment to verify the data.</w:t>
+      </w:r>
+      <w:r>
+        <w:t xml:space="preserve"> </w:t>
+      </w:r>
+    </w:p>
+    <w:p>
+      <w:pPr>
+        <w:pStyle w:val="Heading2"/>
+      </w:pPr>
+      <w:r>
+        <w:t>2.</w:t>
+      </w:r>
+      <w:r>
+        <w:t>5 LLM Integration</w:t>
+      </w:r>
+    </w:p>
+    <w:p>
+      <w:pPr>
+        <w:rPr>
+          <w:b/>
+          <w:bCs/>
+        </w:rPr>
+      </w:pPr>
+      <w:r>
+        <w:rPr>
+          <w:b/>
+          <w:bCs/>
+        </w:rPr>
+        <w:t xml:space="preserve">A significant architectural decision in AI-integrated dashboards involves the choice between online and local Large Language Models (LLMs). </w:t>
+      </w:r>
+      <w:proofErr w:type="spellStart"/>
+      <w:r>
+        <w:rPr>
+          <w:b/>
+          <w:bCs/>
+        </w:rPr>
+        <w:t>Suindikovna</w:t>
+      </w:r>
+      <w:proofErr w:type="spellEnd"/>
+      <w:r>
+        <w:rPr>
+          <w:b/>
+          <w:bCs/>
+        </w:rPr>
+        <w:t xml:space="preserve"> </w:t>
+      </w:r>
+      <w:r>
+        <w:rPr>
+          <w:b/>
+          <w:bCs/>
+          <w:i/>
+          <w:iCs/>
+        </w:rPr>
+        <w:t>et al.</w:t>
+      </w:r>
+      <w:r>
+        <w:rPr>
+          <w:b/>
+          <w:bCs/>
+        </w:rPr>
+        <w:t xml:space="preserve"> (2025) conclude that cloud-based models, such as ChatGPT-4o and Gemini 2.0 Flash, showcase superior contextual awareness and interpretative capabilities but praise local LLMs for their enhanced privacy.  When considering scalability and futureproofing, cloud-based LLMs offer server-side updates, removing the need for extensive maintenance (</w:t>
+      </w:r>
+      <w:proofErr w:type="spellStart"/>
+      <w:r>
+        <w:rPr>
+          <w:b/>
+          <w:bCs/>
+        </w:rPr>
+        <w:t>Novikau</w:t>
+      </w:r>
+      <w:proofErr w:type="spellEnd"/>
+      <w:r>
+        <w:rPr>
+          <w:b/>
+          <w:bCs/>
+        </w:rPr>
+        <w:t>, 2024).</w:t>
+      </w:r>
+    </w:p>
+    <w:p>
+      <w:pPr>
+        <w:rPr>
+          <w:b/>
+          <w:bCs/>
+        </w:rPr>
+      </w:pPr>
+      <w:r>
+        <w:rPr>
+          <w:b/>
+          <w:bCs/>
+        </w:rPr>
+        <w:t xml:space="preserve">In summary, this research explores the evolution of interactive dashboards, evaluating technical frameworks like Flask and </w:t>
+      </w:r>
+      <w:proofErr w:type="spellStart"/>
+      <w:r>
+        <w:rPr>
+          <w:b/>
+          <w:bCs/>
+        </w:rPr>
+        <w:t>Plotly</w:t>
+      </w:r>
+      <w:proofErr w:type="spellEnd"/>
+      <w:r>
+        <w:rPr>
+          <w:b/>
+          <w:bCs/>
+        </w:rPr>
+        <w:t xml:space="preserve"> alongside database performance. XAI emerges as the most </w:t>
+      </w:r>
+      <w:r>
+        <w:rPr>
+          <w:b/>
+          <w:bCs/>
+        </w:rPr>
+        <w:t xml:space="preserve">important </w:t>
+      </w:r>
+      <w:r>
+        <w:rPr>
+          <w:b/>
+          <w:bCs/>
+        </w:rPr>
+        <w:t xml:space="preserve">feature because it </w:t>
+      </w:r>
+      <w:r>
+        <w:rPr>
+          <w:b/>
+          <w:bCs/>
+        </w:rPr>
+        <w:t>requires the LLM to explain its decision making and logic</w:t>
+      </w:r>
+      <w:r>
+        <w:rPr>
+          <w:b/>
+          <w:bCs/>
+        </w:rPr>
+        <w:t xml:space="preserve">. By providing transparency and </w:t>
+      </w:r>
+      <w:r>
+        <w:rPr>
+          <w:b/>
+          <w:bCs/>
+        </w:rPr>
+        <w:t>basing answers</w:t>
+      </w:r>
+      <w:r>
+        <w:rPr>
+          <w:b/>
+          <w:bCs/>
+        </w:rPr>
+        <w:t xml:space="preserve"> in CSV data, XAI mitigates hallucinations and automation bias, ensuring that the dashboard remains a reliable, verifiable tool for professional decision-making.</w:t>
+      </w:r>
+    </w:p>
+    <w:p>
+      <w:pPr>
+        <w:rPr>
+          <w:b/>
+          <w:bCs/>
+        </w:rPr>
+      </w:pPr>
+    </w:p>
+    <w:p>
+      <w:pPr>
+        <w:rPr>
+          <w:b/>
+          <w:bCs/>
+        </w:rPr>
+      </w:pPr>
+    </w:p>
+    <w:p>
+      <w:pPr>
+        <w:rPr>
+          <w:b/>
+          <w:bCs/>
+        </w:rPr>
+      </w:pPr>
+    </w:p>
+    <w:p>
+      <w:pPr>
+        <w:rPr>
+          <w:b/>
+          <w:bCs/>
+        </w:rPr>
+      </w:pPr>
+    </w:p>
+    <w:p>
+      <w:pPr>
+        <w:rPr>
+          <w:b/>
+          <w:bCs/>
+        </w:rPr>
+      </w:pPr>
+    </w:p>
+    <w:p>
+      <w:pPr>
+        <w:rPr>
+          <w:b/>
+          <w:bCs/>
+        </w:rPr>
+      </w:pPr>
+      <w:r>
+        <w:rPr>
+          <w:b/>
+          <w:bCs/>
+        </w:rPr>
+        <w:t>30</w:t>
+      </w:r>
+    </w:p>
+    <w:p>
+      <w:pPr>
+        <w:rPr>
+          <w:b/>
+          <w:bCs/>
+        </w:rPr>
+      </w:pPr>
+    </w:p>
+    <w:p>
+      <w:pPr>
+        <w:rPr>
+          <w:b/>
+          <w:bCs/>
+        </w:rPr>
+      </w:pPr>
     </w:p>
     <w:p>
       <w:pPr>
         <w:pStyle w:val="Heading1"/>
       </w:pPr>
-      <w:r>
+      <w:bookmarkStart w:id="6" w:name="_Toc208572180"/>
+      <w:r>
+        <w:t xml:space="preserve">3 </w:t>
+      </w:r>
+      <w:r>
+        <w:t>Design</w:t>
+      </w:r>
+      <w:bookmarkEnd w:id="6"/>
+    </w:p>
+    <w:p>
+      <w:r>
+        <w:t xml:space="preserve">The following section details the </w:t>
+      </w:r>
+      <w:r>
+        <w:t>decision-making process of transferring the Explainable AI concepts and best practises described in the literature review. A list of core functional and non-functional requirements provides the context necessary when designing the system architecture.</w:t>
+      </w:r>
+    </w:p>
+    <w:p>
+      <w:pPr>
+        <w:pStyle w:val="Heading2"/>
+      </w:pPr>
+      <w:r>
+        <w:t>3</w:t>
+      </w:r>
+      <w:r>
+        <w:t>.1</w:t>
+      </w:r>
+      <w:r>
+        <w:t xml:space="preserve"> Requirements</w:t>
+      </w:r>
+    </w:p>
+    <w:p>
+      <w:pPr>
+        <w:pStyle w:val="Heading1"/>
         <w:rPr>
           <w:sz w:val="36"/>
           <w:szCs w:val="36"/>
         </w:rPr>
-        <w:t>2.</w:t>
-      </w:r>
-      <w:r>
-        <w:rPr>
-          <w:sz w:val="36"/>
-          <w:szCs w:val="36"/>
-        </w:rPr>
-        <w:t>3 Back End Development Tools</w:t>
-      </w:r>
-      <w:r>
-        <w:t> </w:t>
-      </w:r>
-    </w:p>
-    <w:p>
-      <w:pPr>
-        <w:pStyle w:val="Heading1"/>
-        <w:rPr>
-          <w:b w:val="0"/>
-          <w:bCs w:val="0"/>
-          <w:sz w:val="28"/>
-          <w:szCs w:val="28"/>
-        </w:rPr>
-      </w:pPr>
-      <w:r>
-        <w:rPr>
-          <w:sz w:val="28"/>
-          <w:szCs w:val="28"/>
-        </w:rPr>
-        <w:t>2.</w:t>
-      </w:r>
-      <w:r>
-        <w:rPr>
-          <w:sz w:val="28"/>
-          <w:szCs w:val="28"/>
-        </w:rPr>
-        <w:t>3.1 Database</w:t>
-      </w:r>
-    </w:p>
-    <w:p>
-      <w:pPr>
-        <w:rPr>
-          <w:b/>
-          <w:bCs/>
-        </w:rPr>
-      </w:pPr>
-      <w:r>
-        <w:rPr>
-          <w:b/>
-          <w:bCs/>
-        </w:rPr>
-        <w:t>For the implementation of the working prototype, SQLite (SQLite Development Team, 2026) was selected as the primary database due to its serverless architecture, making it ideal for demonstrations. However, Li and Manoharan (2013) state, “Processing such vast amounts of data requires speed, flexible schemas, and distributed (i.e., non-centralised) databases.” This may not be relevant with a small user base; however, when taking scalability into consideration, speed is crucial when accessing data. NoSQL alternatives such as MongoDB (MongoDB, 2026) provide flexibility for unstructured data; however, in a professional production environment, a relational system like MySQL (Oracle, 2026) offers enforced ACID compliance, maintaining better security over users’ private data.</w:t>
-      </w:r>
-    </w:p>
-    <w:p>
-      <w:pPr>
-        <w:rPr>
-          <w:b/>
-          <w:bCs/>
-        </w:rPr>
-      </w:pPr>
-      <w:r>
-        <w:rPr>
-          <w:b/>
-          <w:bCs/>
-        </w:rPr>
-        <w:t xml:space="preserve">Python frameworks are utilised for developing complex web applications due to their modularity and best practices (Thoutam, 2021). Gupta and Rathore (2024) explain that modern AI systems need lightweight back-ends to handle data between users and LLMs efficiently; this makes Flask (Pallets, 2026) </w:t>
-      </w:r>
-      <w:r>
-        <w:rPr>
-          <w:b/>
-          <w:bCs/>
-        </w:rPr>
-        <w:t>ideal for handling large datasets</w:t>
-      </w:r>
-      <w:r>
-        <w:rPr>
-          <w:b/>
-          <w:bCs/>
-        </w:rPr>
-        <w:t xml:space="preserve">. Another framework that was considered was </w:t>
-      </w:r>
-      <w:r>
-        <w:rPr>
-          <w:b/>
-          <w:bCs/>
-        </w:rPr>
+      </w:pPr>
+    </w:p>
+    <w:p>
+      <w:pPr>
+        <w:pStyle w:val="Heading3"/>
+      </w:pPr>
+      <w:r>
         <w:lastRenderedPageBreak/>
-        <w:t>Django. Ghimire (2020) praises its “extensive features and support for libraries”. Their study also documented Django's scalability for larger projects, which could lead to it being favoured for larger projects as user count increases compared to Flask.</w:t>
-      </w:r>
-    </w:p>
-    <w:p>
-      <w:pPr>
-        <w:pStyle w:val="Heading1"/>
-        <w:rPr>
-          <w:b w:val="0"/>
-          <w:bCs w:val="0"/>
-          <w:sz w:val="28"/>
-          <w:szCs w:val="28"/>
-        </w:rPr>
-      </w:pPr>
-      <w:r>
-        <w:rPr>
-          <w:sz w:val="28"/>
-          <w:szCs w:val="28"/>
-        </w:rPr>
-        <w:t>2.</w:t>
-      </w:r>
-      <w:r>
-        <w:rPr>
-          <w:sz w:val="28"/>
-          <w:szCs w:val="28"/>
-        </w:rPr>
-        <w:t>3.2 Python Flask</w:t>
-      </w:r>
-    </w:p>
-    <w:p>
-      <w:pPr>
-        <w:rPr>
-          <w:b/>
-          <w:bCs/>
-        </w:rPr>
-      </w:pPr>
-      <w:r>
-        <w:rPr>
-          <w:b/>
-          <w:bCs/>
-        </w:rPr>
-        <w:t xml:space="preserve">Singh </w:t>
-      </w:r>
-      <w:r>
-        <w:rPr>
-          <w:b/>
-          <w:bCs/>
-          <w:i/>
-          <w:iCs/>
-        </w:rPr>
-        <w:t>et al.</w:t>
-      </w:r>
-      <w:r>
-        <w:rPr>
-          <w:b/>
-          <w:bCs/>
-        </w:rPr>
-        <w:t xml:space="preserve"> (2019) demonstrate that Flask</w:t>
-      </w:r>
-      <w:r>
-        <w:rPr>
-          <w:b/>
-          <w:bCs/>
-        </w:rPr>
-        <w:t>’s</w:t>
-      </w:r>
-      <w:r>
-        <w:rPr>
-          <w:b/>
-          <w:bCs/>
-        </w:rPr>
-        <w:t xml:space="preserve"> framework is highly effective for implementing database-driven web applications due to its lightweight and modular nature. </w:t>
-      </w:r>
-    </w:p>
-    <w:p>
-      <w:pPr>
-        <w:pStyle w:val="Heading1"/>
-      </w:pPr>
-      <w:r>
-        <w:rPr>
-          <w:sz w:val="36"/>
-          <w:szCs w:val="36"/>
-        </w:rPr>
-        <w:t>2.</w:t>
-      </w:r>
-      <w:r>
-        <w:rPr>
-          <w:sz w:val="36"/>
-          <w:szCs w:val="36"/>
-        </w:rPr>
-        <w:t>4 LLM Integration</w:t>
-      </w:r>
-      <w:r>
-        <w:t> </w:t>
-      </w:r>
-    </w:p>
-    <w:p>
-      <w:pPr>
-        <w:pStyle w:val="Heading1"/>
-        <w:rPr>
-          <w:b w:val="0"/>
-          <w:bCs w:val="0"/>
-          <w:sz w:val="28"/>
-          <w:szCs w:val="28"/>
-        </w:rPr>
-      </w:pPr>
-      <w:r>
-        <w:rPr>
-          <w:sz w:val="28"/>
-          <w:szCs w:val="28"/>
-        </w:rPr>
-        <w:t>2.</w:t>
-      </w:r>
-      <w:r>
-        <w:rPr>
-          <w:sz w:val="28"/>
-          <w:szCs w:val="28"/>
-        </w:rPr>
-        <w:t>4.1 Explainable AI</w:t>
-      </w:r>
-    </w:p>
-    <w:p>
-      <w:pPr>
-        <w:rPr>
-          <w:b/>
-          <w:bCs/>
-        </w:rPr>
-      </w:pPr>
-      <w:r>
-        <w:rPr>
-          <w:b/>
-          <w:bCs/>
-        </w:rPr>
-        <w:t xml:space="preserve">Due to the increasing amount of artificial intelligence applications, a push for interpretable and transparent models creates a new standard in the way they are deployed. Dwivedi </w:t>
-      </w:r>
-      <w:r>
-        <w:rPr>
-          <w:b/>
-          <w:bCs/>
-          <w:i/>
-          <w:iCs/>
-        </w:rPr>
-        <w:t>et al.</w:t>
-      </w:r>
-      <w:r>
-        <w:rPr>
-          <w:b/>
-          <w:bCs/>
-        </w:rPr>
-        <w:t xml:space="preserve"> (2023) state that the core motivations of explainable artificial intelligence (XAI) are rooted in the need for transparency when understanding how a model’s outcomes are reached. Adadi and Berrada (2018) provide an overview of XAI, stating, “The black-box nature of these systems allows powerful predictions, but it cannot be directly explained.” To be able to ensure trust between the user and the LLM output, there is a critical need for explainability to ensure users can interpret and trust the underlying logic (Gerlings </w:t>
-      </w:r>
-      <w:r>
-        <w:rPr>
-          <w:b/>
-          <w:bCs/>
-          <w:i/>
-          <w:iCs/>
-        </w:rPr>
-        <w:t>et al</w:t>
-      </w:r>
-      <w:r>
-        <w:rPr>
-          <w:b/>
-          <w:bCs/>
-        </w:rPr>
-        <w:t>., 2021).</w:t>
-      </w:r>
-    </w:p>
-    <w:p>
-      <w:pPr>
-        <w:pStyle w:val="Heading1"/>
-        <w:rPr>
-          <w:b w:val="0"/>
-          <w:bCs w:val="0"/>
-          <w:sz w:val="28"/>
-          <w:szCs w:val="28"/>
-        </w:rPr>
-      </w:pPr>
-      <w:r>
-        <w:rPr>
-          <w:sz w:val="28"/>
-          <w:szCs w:val="28"/>
-        </w:rPr>
-        <w:t>2.</w:t>
-      </w:r>
-      <w:r>
-        <w:rPr>
-          <w:sz w:val="28"/>
-          <w:szCs w:val="28"/>
-        </w:rPr>
-        <w:t>4.2 Ethical Considerations</w:t>
-      </w:r>
-    </w:p>
-    <w:p>
-      <w:pPr>
-        <w:rPr>
-          <w:b/>
-          <w:bCs/>
-        </w:rPr>
-      </w:pPr>
-      <w:r>
-        <w:rPr>
-          <w:b/>
-          <w:bCs/>
-        </w:rPr>
-        <w:t xml:space="preserve">An ethical consideration that arises from XAI is bias. More specifically, automation bias which occurs from an over-reliance on XAI (Schemer, 2022). </w:t>
-      </w:r>
-      <w:r>
-        <w:rPr>
-          <w:b/>
-          <w:bCs/>
-        </w:rPr>
-        <w:t xml:space="preserve">Strauß (2021) describes this as 'deep automation bias,' where users stop </w:t>
-      </w:r>
-      <w:r>
-        <w:rPr>
-          <w:b/>
-          <w:bCs/>
-        </w:rPr>
-        <w:t>validating</w:t>
-      </w:r>
-      <w:r>
-        <w:rPr>
-          <w:b/>
-          <w:bCs/>
-        </w:rPr>
-        <w:t xml:space="preserve"> the AI’s </w:t>
-      </w:r>
-      <w:r>
-        <w:rPr>
-          <w:b/>
-          <w:bCs/>
-        </w:rPr>
-        <w:t>output creating</w:t>
-      </w:r>
-      <w:r>
-        <w:rPr>
-          <w:b/>
-          <w:bCs/>
-        </w:rPr>
-        <w:t xml:space="preserve"> a risk where people blindly trust the system's logic instead of using their own judgment to verify the data.</w:t>
-      </w:r>
-      <w:r>
-        <w:t xml:space="preserve"> </w:t>
-      </w:r>
-    </w:p>
-    <w:p>
-      <w:pPr>
-        <w:pStyle w:val="Heading1"/>
-        <w:rPr>
-          <w:b w:val="0"/>
-          <w:bCs w:val="0"/>
-          <w:sz w:val="36"/>
-          <w:szCs w:val="36"/>
-        </w:rPr>
-      </w:pPr>
-      <w:r>
-        <w:rPr>
-          <w:sz w:val="36"/>
-          <w:szCs w:val="36"/>
-        </w:rPr>
-        <w:t>2.</w:t>
-      </w:r>
-      <w:r>
-        <w:rPr>
-          <w:sz w:val="36"/>
-          <w:szCs w:val="36"/>
-        </w:rPr>
-        <w:t>5 LLM Integration</w:t>
-      </w:r>
-    </w:p>
-    <w:p>
-      <w:pPr>
-        <w:rPr>
-          <w:b/>
-          <w:bCs/>
-        </w:rPr>
-      </w:pPr>
-      <w:r>
-        <w:rPr>
-          <w:b/>
-          <w:bCs/>
-        </w:rPr>
-        <w:t xml:space="preserve">A significant architectural decision in AI-integrated dashboards involves the choice between online and local Large Language Models (LLMs). Suindikovna </w:t>
-      </w:r>
-      <w:r>
-        <w:rPr>
-          <w:b/>
-          <w:bCs/>
-          <w:i/>
-          <w:iCs/>
-        </w:rPr>
-        <w:t>et al.</w:t>
-      </w:r>
-      <w:r>
-        <w:rPr>
-          <w:b/>
-          <w:bCs/>
-        </w:rPr>
-        <w:t xml:space="preserve"> (2025) conclude that cloud-based models, such as ChatGPT-4o and Gemini 2.0 Flash, showcase superior contextual awareness and interpretative capabilities but praise local LLMs for their enhanced privacy.  When considering scalability and futureproofing, cloud-based LLMs offer server-side updates, removing the need for extensive maintenance (Novikau, 2024).</w:t>
-      </w:r>
-    </w:p>
-    <w:p>
-      <w:pPr>
-        <w:rPr>
-          <w:b/>
-          <w:bCs/>
-        </w:rPr>
-      </w:pPr>
-      <w:r>
-        <w:rPr>
-          <w:b/>
-          <w:bCs/>
-        </w:rPr>
-        <w:t xml:space="preserve">In summary, this research explores the evolution of interactive dashboards, evaluating technical frameworks like Flask and Plotly alongside database performance. XAI emerges as the most </w:t>
-      </w:r>
-      <w:r>
-        <w:rPr>
-          <w:b/>
-          <w:bCs/>
-        </w:rPr>
-        <w:t xml:space="preserve">important </w:t>
-      </w:r>
-      <w:r>
-        <w:rPr>
-          <w:b/>
-          <w:bCs/>
-        </w:rPr>
-        <w:t xml:space="preserve">feature because it </w:t>
-      </w:r>
-      <w:r>
-        <w:rPr>
-          <w:b/>
-          <w:bCs/>
-        </w:rPr>
-        <w:t>requires the LLM to explain its decision making and logic</w:t>
-      </w:r>
-      <w:r>
-        <w:rPr>
-          <w:b/>
-          <w:bCs/>
-        </w:rPr>
-        <w:t xml:space="preserve">. By providing transparency and </w:t>
-      </w:r>
-      <w:r>
-        <w:rPr>
-          <w:b/>
-          <w:bCs/>
-        </w:rPr>
-        <w:t>basing answers</w:t>
-      </w:r>
-      <w:r>
-        <w:rPr>
-          <w:b/>
-          <w:bCs/>
-        </w:rPr>
-        <w:t xml:space="preserve"> in CSV data, XAI mitigates hallucinations and automation bias, ensuring that the dashboard remains a reliable, verifiable tool for professional decision-making.</w:t>
-      </w:r>
-    </w:p>
-    <w:p>
-      <w:pPr>
-        <w:rPr>
-          <w:b/>
-          <w:bCs/>
-        </w:rPr>
-      </w:pPr>
-    </w:p>
-    <w:p>
-      <w:pPr>
-        <w:rPr>
-          <w:b/>
-          <w:bCs/>
-        </w:rPr>
-      </w:pPr>
-    </w:p>
-    <w:p>
-      <w:pPr>
-        <w:rPr>
-          <w:b/>
-          <w:bCs/>
-        </w:rPr>
-      </w:pPr>
-    </w:p>
-    <w:p>
-      <w:pPr>
-        <w:rPr>
-          <w:b/>
-          <w:bCs/>
-        </w:rPr>
-      </w:pPr>
-    </w:p>
-    <w:p>
-      <w:pPr>
-        <w:rPr>
-          <w:b/>
-          <w:bCs/>
-        </w:rPr>
-      </w:pPr>
-    </w:p>
-    <w:p>
-      <w:pPr>
-        <w:rPr>
-          <w:b/>
-          <w:bCs/>
-        </w:rPr>
-      </w:pPr>
-      <w:r>
-        <w:rPr>
-          <w:b/>
-          <w:bCs/>
-        </w:rPr>
-        <w:t>30</w:t>
-      </w:r>
-    </w:p>
-    <w:p>
-      <w:pPr>
-        <w:rPr>
-          <w:b/>
-          <w:bCs/>
-        </w:rPr>
-      </w:pPr>
-    </w:p>
-    <w:p>
-      <w:pPr>
-        <w:rPr>
-          <w:b/>
-          <w:bCs/>
-        </w:rPr>
-      </w:pPr>
-    </w:p>
-    <w:p>
-      <w:pPr>
-        <w:pStyle w:val="Heading1"/>
-      </w:pPr>
-      <w:bookmarkStart w:id="6" w:name="_Toc208572180"/>
-      <w:r>
-        <w:t xml:space="preserve">3 </w:t>
-      </w:r>
-      <w:r>
-        <w:t>Design</w:t>
-      </w:r>
-      <w:bookmarkEnd w:id="6"/>
-    </w:p>
-    <w:p>
-      <w:pPr>
-        <w:pStyle w:val="Heading1"/>
-        <w:rPr>
-          <w:sz w:val="36"/>
-          <w:szCs w:val="36"/>
-        </w:rPr>
-      </w:pPr>
-      <w:r>
-        <w:rPr>
-          <w:sz w:val="36"/>
-          <w:szCs w:val="36"/>
-        </w:rPr>
-        <w:t>3</w:t>
-      </w:r>
-      <w:r>
-        <w:rPr>
-          <w:sz w:val="36"/>
-          <w:szCs w:val="36"/>
-        </w:rPr>
-        <w:t>.1</w:t>
-      </w:r>
-      <w:r>
-        <w:rPr>
-          <w:sz w:val="36"/>
-          <w:szCs w:val="36"/>
-        </w:rPr>
-        <w:t xml:space="preserve"> </w:t>
-      </w:r>
-      <w:r>
-        <w:rPr>
-          <w:sz w:val="36"/>
-          <w:szCs w:val="36"/>
-        </w:rPr>
-        <w:t>Requirements</w:t>
-      </w:r>
-    </w:p>
-    <w:p>
-      <w:pPr>
-        <w:pStyle w:val="Heading1"/>
-        <w:rPr>
-          <w:b w:val="0"/>
-          <w:bCs w:val="0"/>
-          <w:sz w:val="28"/>
-          <w:szCs w:val="28"/>
-        </w:rPr>
-      </w:pPr>
-      <w:r>
-        <w:rPr>
-          <w:sz w:val="28"/>
-          <w:szCs w:val="28"/>
-        </w:rPr>
         <w:t>3.1.1 Functional Requirements</w:t>
       </w:r>
     </w:p>
+    <w:p/>
     <w:tbl>
       <w:tblPr>
         <w:tblStyle w:val="TableGrid"/>
@@ -2769,30 +2970,30 @@
         <w:tblLook w:val="04A0" w:firstRow="1" w:lastRow="0" w:firstColumn="1" w:lastColumn="0" w:noHBand="0" w:noVBand="1"/>
       </w:tblPr>
       <w:tblGrid>
-        <w:gridCol w:w="3005"/>
-        <w:gridCol w:w="3005"/>
+        <w:gridCol w:w="3004"/>
+        <w:gridCol w:w="3006"/>
         <w:gridCol w:w="3006"/>
       </w:tblGrid>
       <w:tr>
         <w:tc>
           <w:tcPr>
-            <w:tcW w:w="3005" w:type="dxa"/>
+            <w:tcW w:w="3004" w:type="dxa"/>
             <w:shd w:val="clear" w:color="auto" w:fill="ACB9CA" w:themeFill="text2" w:themeFillTint="66"/>
           </w:tcPr>
           <w:p>
             <w:r>
-              <w:t>FR-1</w:t>
+              <w:t>ID</w:t>
             </w:r>
           </w:p>
         </w:tc>
         <w:tc>
           <w:tcPr>
-            <w:tcW w:w="3005" w:type="dxa"/>
+            <w:tcW w:w="3006" w:type="dxa"/>
             <w:shd w:val="clear" w:color="auto" w:fill="D5DCE4" w:themeFill="text2" w:themeFillTint="33"/>
           </w:tcPr>
           <w:p>
             <w:r>
-              <w:t xml:space="preserve">Must </w:t>
+              <w:t>Description</w:t>
             </w:r>
           </w:p>
         </w:tc>
@@ -2803,7 +3004,7 @@
           </w:tcPr>
           <w:p>
             <w:r>
-              <w:t>The system must be able to create accounts using users’ information</w:t>
+              <w:t>Justification</w:t>
             </w:r>
           </w:p>
         </w:tc>
@@ -2811,23 +3012,26 @@
       <w:tr>
         <w:tc>
           <w:tcPr>
-            <w:tcW w:w="3005" w:type="dxa"/>
+            <w:tcW w:w="3004" w:type="dxa"/>
             <w:shd w:val="clear" w:color="auto" w:fill="ACB9CA" w:themeFill="text2" w:themeFillTint="66"/>
           </w:tcPr>
           <w:p>
             <w:r>
-              <w:t>FR-2</w:t>
+              <w:t>FR-1</w:t>
             </w:r>
           </w:p>
         </w:tc>
         <w:tc>
           <w:tcPr>
-            <w:tcW w:w="3005" w:type="dxa"/>
+            <w:tcW w:w="3006" w:type="dxa"/>
             <w:shd w:val="clear" w:color="auto" w:fill="D5DCE4" w:themeFill="text2" w:themeFillTint="33"/>
           </w:tcPr>
           <w:p>
             <w:r>
-              <w:t>Must</w:t>
+              <w:t>Create user accounts</w:t>
+            </w:r>
+            <w:r>
+              <w:t xml:space="preserve"> </w:t>
             </w:r>
           </w:p>
         </w:tc>
@@ -2838,7 +3042,7 @@
           </w:tcPr>
           <w:p>
             <w:r>
-              <w:t>The system must allow the storage of multiple csv files concurrently</w:t>
+              <w:t>User accounts are required for session persistence and data privacy.</w:t>
             </w:r>
           </w:p>
         </w:tc>
@@ -2846,26 +3050,23 @@
       <w:tr>
         <w:tc>
           <w:tcPr>
-            <w:tcW w:w="3005" w:type="dxa"/>
+            <w:tcW w:w="3004" w:type="dxa"/>
             <w:shd w:val="clear" w:color="auto" w:fill="ACB9CA" w:themeFill="text2" w:themeFillTint="66"/>
           </w:tcPr>
           <w:p>
             <w:r>
-              <w:t>FR-</w:t>
-            </w:r>
-            <w:r>
-              <w:t>3</w:t>
+              <w:t>FR-2</w:t>
             </w:r>
           </w:p>
         </w:tc>
         <w:tc>
           <w:tcPr>
-            <w:tcW w:w="3005" w:type="dxa"/>
+            <w:tcW w:w="3006" w:type="dxa"/>
             <w:shd w:val="clear" w:color="auto" w:fill="D5DCE4" w:themeFill="text2" w:themeFillTint="33"/>
           </w:tcPr>
           <w:p>
             <w:r>
-              <w:t>Must</w:t>
+              <w:t>Store multiple files concurrently</w:t>
             </w:r>
           </w:p>
         </w:tc>
@@ -2876,7 +3077,7 @@
           </w:tcPr>
           <w:p>
             <w:r>
-              <w:t>The system must treat poor quality datasets using aggregation to fill missing values</w:t>
+              <w:t>Concurrent storage allows users to perform longitudinal or comparative data analysis.</w:t>
             </w:r>
           </w:p>
         </w:tc>
@@ -2884,29 +3085,23 @@
       <w:tr>
         <w:tc>
           <w:tcPr>
-            <w:tcW w:w="3005" w:type="dxa"/>
+            <w:tcW w:w="3004" w:type="dxa"/>
             <w:shd w:val="clear" w:color="auto" w:fill="ACB9CA" w:themeFill="text2" w:themeFillTint="66"/>
           </w:tcPr>
           <w:p>
             <w:r>
-              <w:t>FR-</w:t>
-            </w:r>
-            <w:r>
-              <w:t>4</w:t>
+              <w:t>FR-3</w:t>
             </w:r>
           </w:p>
         </w:tc>
         <w:tc>
           <w:tcPr>
-            <w:tcW w:w="3005" w:type="dxa"/>
+            <w:tcW w:w="3006" w:type="dxa"/>
             <w:shd w:val="clear" w:color="auto" w:fill="D5DCE4" w:themeFill="text2" w:themeFillTint="33"/>
           </w:tcPr>
           <w:p>
             <w:r>
-              <w:t>Must</w:t>
-            </w:r>
-            <w:r>
-              <w:t xml:space="preserve"> </w:t>
+              <w:t>Treat poor quality data sets</w:t>
             </w:r>
           </w:p>
         </w:tc>
@@ -2917,7 +3112,13 @@
           </w:tcPr>
           <w:p>
             <w:r>
-              <w:t>The system must arrange multiple visualisations as a dashboard available to be exported</w:t>
+              <w:t xml:space="preserve"> </w:t>
+            </w:r>
+            <w:r>
+              <w:t>A</w:t>
+            </w:r>
+            <w:r>
+              <w:t>ggregation is essential to prevent system crashes and user confusion</w:t>
             </w:r>
           </w:p>
         </w:tc>
@@ -2925,27 +3126,29 @@
       <w:tr>
         <w:tc>
           <w:tcPr>
-            <w:tcW w:w="3005" w:type="dxa"/>
+            <w:tcW w:w="3004" w:type="dxa"/>
             <w:shd w:val="clear" w:color="auto" w:fill="ACB9CA" w:themeFill="text2" w:themeFillTint="66"/>
           </w:tcPr>
           <w:p>
             <w:r>
-              <w:t>FR-</w:t>
-            </w:r>
-            <w:r>
-              <w:t>5</w:t>
+              <w:t>FR-4</w:t>
             </w:r>
           </w:p>
         </w:tc>
         <w:tc>
           <w:tcPr>
-            <w:tcW w:w="3005" w:type="dxa"/>
+            <w:tcW w:w="3006" w:type="dxa"/>
             <w:shd w:val="clear" w:color="auto" w:fill="D5DCE4" w:themeFill="text2" w:themeFillTint="33"/>
           </w:tcPr>
           <w:p>
             <w:r>
-              <w:t>Must</w:t>
-            </w:r>
+              <w:t xml:space="preserve">Export dashboards to </w:t>
+            </w:r>
+            <w:proofErr w:type="spellStart"/>
+            <w:r>
+              <w:t>png</w:t>
+            </w:r>
+            <w:proofErr w:type="spellEnd"/>
           </w:p>
         </w:tc>
         <w:tc>
@@ -2955,97 +3158,39 @@
           </w:tcPr>
           <w:p>
             <w:r>
-              <w:t>The system must integrate Gemini’s API to provide natural language explanations</w:t>
+              <w:t>Exportable dashboards enable non-technical users to communicate findings to external stakeholders.</w:t>
             </w:r>
           </w:p>
         </w:tc>
       </w:tr>
-    </w:tbl>
-    <w:p/>
-    <w:p>
-      <w:pPr>
-        <w:pStyle w:val="Heading1"/>
-        <w:rPr>
-          <w:b w:val="0"/>
-          <w:bCs w:val="0"/>
-          <w:sz w:val="28"/>
-          <w:szCs w:val="28"/>
-        </w:rPr>
-      </w:pPr>
-      <w:r>
-        <w:rPr>
-          <w:sz w:val="28"/>
-          <w:szCs w:val="28"/>
-        </w:rPr>
-        <w:t>3.1.</w:t>
-      </w:r>
-      <w:r>
-        <w:rPr>
-          <w:sz w:val="28"/>
-          <w:szCs w:val="28"/>
-        </w:rPr>
-        <w:t>2 Non</w:t>
-      </w:r>
-      <w:r>
-        <w:rPr>
-          <w:sz w:val="28"/>
-          <w:szCs w:val="28"/>
-        </w:rPr>
-        <w:t xml:space="preserve"> Functional Requirements</w:t>
-      </w:r>
-    </w:p>
-    <w:p/>
-    <w:p>
-      <w:pPr>
-        <w:rPr>
-          <w:rFonts w:eastAsia="Times New Roman" w:cs="Times New Roman"/>
-          <w:b/>
-          <w:bCs/>
-          <w:color w:val="1A9DAC"/>
-          <w:kern w:val="36"/>
-          <w:sz w:val="48"/>
-          <w:szCs w:val="48"/>
-          <w:lang w:eastAsia="en-GB"/>
-        </w:rPr>
-      </w:pPr>
-      <w:r>
-        <w:t xml:space="preserve"> </w:t>
-      </w:r>
-    </w:p>
-    <w:tbl>
-      <w:tblPr>
-        <w:tblStyle w:val="TableGrid"/>
-        <w:tblW w:w="0" w:type="auto"/>
-        <w:tblLook w:val="04A0" w:firstRow="1" w:lastRow="0" w:firstColumn="1" w:lastColumn="0" w:noHBand="0" w:noVBand="1"/>
-      </w:tblPr>
-      <w:tblGrid>
-        <w:gridCol w:w="3005"/>
-        <w:gridCol w:w="3005"/>
-        <w:gridCol w:w="3006"/>
-      </w:tblGrid>
       <w:tr>
         <w:tc>
           <w:tcPr>
-            <w:tcW w:w="3005" w:type="dxa"/>
+            <w:tcW w:w="3004" w:type="dxa"/>
             <w:shd w:val="clear" w:color="auto" w:fill="ACB9CA" w:themeFill="text2" w:themeFillTint="66"/>
           </w:tcPr>
           <w:p>
             <w:r>
-              <w:t>N</w:t>
-            </w:r>
-            <w:r>
-              <w:t>FR-1</w:t>
+              <w:t>FR-5</w:t>
             </w:r>
           </w:p>
         </w:tc>
         <w:tc>
           <w:tcPr>
-            <w:tcW w:w="3005" w:type="dxa"/>
+            <w:tcW w:w="3006" w:type="dxa"/>
             <w:shd w:val="clear" w:color="auto" w:fill="D5DCE4" w:themeFill="text2" w:themeFillTint="33"/>
           </w:tcPr>
           <w:p>
             <w:r>
-              <w:t xml:space="preserve">Must </w:t>
+              <w:t xml:space="preserve">Integrate </w:t>
+            </w:r>
+            <w:proofErr w:type="spellStart"/>
+            <w:r>
+              <w:t>GeminiAPI</w:t>
+            </w:r>
+            <w:proofErr w:type="spellEnd"/>
+            <w:r>
+              <w:t xml:space="preserve"> </w:t>
             </w:r>
           </w:p>
         </w:tc>
@@ -3056,7 +3201,10 @@
           </w:tcPr>
           <w:p>
             <w:r>
-              <w:t>The UX must follow minimalist design principles to prevent clutter</w:t>
+              <w:t xml:space="preserve">Gemini integration </w:t>
+            </w:r>
+            <w:r>
+              <w:t>provides natural language support for non-technical users.</w:t>
             </w:r>
           </w:p>
         </w:tc>
@@ -3064,26 +3212,23 @@
       <w:tr>
         <w:tc>
           <w:tcPr>
-            <w:tcW w:w="3005" w:type="dxa"/>
+            <w:tcW w:w="3004" w:type="dxa"/>
             <w:shd w:val="clear" w:color="auto" w:fill="ACB9CA" w:themeFill="text2" w:themeFillTint="66"/>
           </w:tcPr>
           <w:p>
             <w:r>
-              <w:t>N</w:t>
-            </w:r>
-            <w:r>
-              <w:t>FR-2</w:t>
+              <w:t>FR-6</w:t>
             </w:r>
           </w:p>
         </w:tc>
         <w:tc>
           <w:tcPr>
-            <w:tcW w:w="3005" w:type="dxa"/>
+            <w:tcW w:w="3006" w:type="dxa"/>
             <w:shd w:val="clear" w:color="auto" w:fill="D5DCE4" w:themeFill="text2" w:themeFillTint="33"/>
           </w:tcPr>
           <w:p>
             <w:r>
-              <w:t>Should</w:t>
+              <w:t>Dynamic UI Schema</w:t>
             </w:r>
           </w:p>
         </w:tc>
@@ -3094,20 +3239,7 @@
           </w:tcPr>
           <w:p>
             <w:r>
-              <w:t xml:space="preserve">The system </w:t>
-            </w:r>
-            <w:r>
-              <w:t>should</w:t>
-            </w:r>
-            <w:r>
-              <w:t xml:space="preserve"> </w:t>
-            </w:r>
-            <w:r>
-              <w:t xml:space="preserve">provide “Tips” giving additional </w:t>
-            </w:r>
-            <w:r>
-              <w:lastRenderedPageBreak/>
-              <w:t xml:space="preserve">explanations and context where necessary </w:t>
+              <w:t>Chart property dropdowns should automatically populate with column headers of the dataset for improved UX</w:t>
             </w:r>
           </w:p>
         </w:tc>
@@ -3115,27 +3247,23 @@
       <w:tr>
         <w:tc>
           <w:tcPr>
-            <w:tcW w:w="3005" w:type="dxa"/>
+            <w:tcW w:w="3004" w:type="dxa"/>
             <w:shd w:val="clear" w:color="auto" w:fill="ACB9CA" w:themeFill="text2" w:themeFillTint="66"/>
           </w:tcPr>
           <w:p>
             <w:r>
-              <w:lastRenderedPageBreak/>
-              <w:t>N</w:t>
-            </w:r>
-            <w:r>
-              <w:t>FR-3</w:t>
+              <w:t>FR-7</w:t>
             </w:r>
           </w:p>
         </w:tc>
         <w:tc>
           <w:tcPr>
-            <w:tcW w:w="3005" w:type="dxa"/>
+            <w:tcW w:w="3006" w:type="dxa"/>
             <w:shd w:val="clear" w:color="auto" w:fill="D5DCE4" w:themeFill="text2" w:themeFillTint="33"/>
           </w:tcPr>
           <w:p>
             <w:r>
-              <w:t>Should</w:t>
+              <w:t>Contextual LLM prompts</w:t>
             </w:r>
           </w:p>
         </w:tc>
@@ -3146,7 +3274,13 @@
           </w:tcPr>
           <w:p>
             <w:r>
-              <w:t>The system must be fully responsive supporting multiple screen sizes</w:t>
+              <w:t>T</w:t>
+            </w:r>
+            <w:r>
+              <w:t xml:space="preserve">he system must provide the Gemini API with a structural schema and </w:t>
+            </w:r>
+            <w:r>
+              <w:t>data samples from the data to decrease hallucination.</w:t>
             </w:r>
           </w:p>
         </w:tc>
@@ -3154,26 +3288,23 @@
       <w:tr>
         <w:tc>
           <w:tcPr>
-            <w:tcW w:w="3005" w:type="dxa"/>
+            <w:tcW w:w="3004" w:type="dxa"/>
             <w:shd w:val="clear" w:color="auto" w:fill="ACB9CA" w:themeFill="text2" w:themeFillTint="66"/>
           </w:tcPr>
           <w:p>
             <w:r>
-              <w:t>N</w:t>
-            </w:r>
-            <w:r>
-              <w:t>FR-4</w:t>
+              <w:t>FR-8</w:t>
             </w:r>
           </w:p>
         </w:tc>
         <w:tc>
           <w:tcPr>
-            <w:tcW w:w="3005" w:type="dxa"/>
+            <w:tcW w:w="3006" w:type="dxa"/>
             <w:shd w:val="clear" w:color="auto" w:fill="D5DCE4" w:themeFill="text2" w:themeFillTint="33"/>
           </w:tcPr>
           <w:p>
             <w:r>
-              <w:t xml:space="preserve">Must </w:t>
+              <w:t>Reactive charts</w:t>
             </w:r>
           </w:p>
         </w:tc>
@@ -3184,10 +3315,7 @@
           </w:tcPr>
           <w:p>
             <w:r>
-              <w:t xml:space="preserve">The system must </w:t>
-            </w:r>
-            <w:r>
-              <w:t>implement session isolation. A user should only view their own sessions</w:t>
+              <w:t>Real time chart rendering removes the need for constant page refreshes</w:t>
             </w:r>
           </w:p>
         </w:tc>
@@ -3195,26 +3323,23 @@
       <w:tr>
         <w:tc>
           <w:tcPr>
-            <w:tcW w:w="3005" w:type="dxa"/>
+            <w:tcW w:w="3004" w:type="dxa"/>
             <w:shd w:val="clear" w:color="auto" w:fill="ACB9CA" w:themeFill="text2" w:themeFillTint="66"/>
           </w:tcPr>
           <w:p>
             <w:r>
-              <w:t>N</w:t>
-            </w:r>
-            <w:r>
-              <w:t>FR-5</w:t>
+              <w:t>FR-9</w:t>
             </w:r>
           </w:p>
         </w:tc>
         <w:tc>
           <w:tcPr>
-            <w:tcW w:w="3005" w:type="dxa"/>
+            <w:tcW w:w="3006" w:type="dxa"/>
             <w:shd w:val="clear" w:color="auto" w:fill="D5DCE4" w:themeFill="text2" w:themeFillTint="33"/>
           </w:tcPr>
           <w:p>
             <w:r>
-              <w:t>Must</w:t>
+              <w:t>Automated dataset metadata descriptions</w:t>
             </w:r>
           </w:p>
         </w:tc>
@@ -3225,10 +3350,7 @@
           </w:tcPr>
           <w:p>
             <w:r>
-              <w:t xml:space="preserve">The system must </w:t>
-            </w:r>
-            <w:r>
-              <w:t>store any API keys server side ensuring that they aren’t exposed client-side</w:t>
+              <w:t>The system must display descriptive metadata to provide immediate feedback</w:t>
             </w:r>
           </w:p>
         </w:tc>
@@ -3236,26 +3358,23 @@
       <w:tr>
         <w:tc>
           <w:tcPr>
-            <w:tcW w:w="3005" w:type="dxa"/>
+            <w:tcW w:w="3004" w:type="dxa"/>
             <w:shd w:val="clear" w:color="auto" w:fill="ACB9CA" w:themeFill="text2" w:themeFillTint="66"/>
           </w:tcPr>
           <w:p>
             <w:r>
-              <w:t>N</w:t>
-            </w:r>
-            <w:r>
-              <w:t>FR-6</w:t>
+              <w:t>FR-10</w:t>
             </w:r>
           </w:p>
         </w:tc>
         <w:tc>
           <w:tcPr>
-            <w:tcW w:w="3005" w:type="dxa"/>
+            <w:tcW w:w="3006" w:type="dxa"/>
             <w:shd w:val="clear" w:color="auto" w:fill="D5DCE4" w:themeFill="text2" w:themeFillTint="33"/>
           </w:tcPr>
           <w:p>
             <w:r>
-              <w:t>Must</w:t>
+              <w:t>Session Saving</w:t>
             </w:r>
           </w:p>
         </w:tc>
@@ -3266,31 +3385,86 @@
           </w:tcPr>
           <w:p>
             <w:r>
-              <w:t>The system must utilise industry standard password hashing to ensure personal data is kept secure</w:t>
+              <w:t xml:space="preserve">The system must save datasets to sessions for future retrieval </w:t>
             </w:r>
           </w:p>
         </w:tc>
       </w:tr>
+    </w:tbl>
+    <w:p/>
+    <w:p>
+      <w:pPr>
+        <w:pStyle w:val="Heading3"/>
+        <w:rPr>
+          <w:b/>
+          <w:bCs/>
+        </w:rPr>
+      </w:pPr>
+      <w:r>
+        <w:t>3.1.</w:t>
+      </w:r>
+      <w:r>
+        <w:t xml:space="preserve">2 </w:t>
+      </w:r>
+      <w:r>
+        <w:t>Non</w:t>
+      </w:r>
+      <w:r>
+        <w:t>-Functional</w:t>
+      </w:r>
+      <w:r>
+        <w:t xml:space="preserve"> Requirements</w:t>
+      </w:r>
+    </w:p>
+    <w:p/>
+    <w:p>
+      <w:pPr>
+        <w:rPr>
+          <w:rFonts w:eastAsia="Times New Roman" w:cs="Times New Roman"/>
+          <w:b/>
+          <w:bCs/>
+          <w:color w:val="1A9DAC"/>
+          <w:kern w:val="36"/>
+          <w:sz w:val="48"/>
+          <w:szCs w:val="48"/>
+          <w:lang w:eastAsia="en-GB"/>
+        </w:rPr>
+      </w:pPr>
+      <w:r>
+        <w:t xml:space="preserve"> </w:t>
+      </w:r>
+    </w:p>
+    <w:tbl>
+      <w:tblPr>
+        <w:tblStyle w:val="TableGrid"/>
+        <w:tblW w:w="0" w:type="auto"/>
+        <w:tblLook w:val="04A0" w:firstRow="1" w:lastRow="0" w:firstColumn="1" w:lastColumn="0" w:noHBand="0" w:noVBand="1"/>
+      </w:tblPr>
+      <w:tblGrid>
+        <w:gridCol w:w="3004"/>
+        <w:gridCol w:w="3006"/>
+        <w:gridCol w:w="3006"/>
+      </w:tblGrid>
       <w:tr>
         <w:tc>
           <w:tcPr>
-            <w:tcW w:w="3005" w:type="dxa"/>
+            <w:tcW w:w="3004" w:type="dxa"/>
             <w:shd w:val="clear" w:color="auto" w:fill="ACB9CA" w:themeFill="text2" w:themeFillTint="66"/>
           </w:tcPr>
           <w:p>
             <w:r>
-              <w:t>NFR-7</w:t>
+              <w:t>ID</w:t>
             </w:r>
           </w:p>
         </w:tc>
         <w:tc>
           <w:tcPr>
-            <w:tcW w:w="3005" w:type="dxa"/>
+            <w:tcW w:w="3006" w:type="dxa"/>
             <w:shd w:val="clear" w:color="auto" w:fill="D5DCE4" w:themeFill="text2" w:themeFillTint="33"/>
           </w:tcPr>
           <w:p>
             <w:r>
-              <w:t>Should</w:t>
+              <w:t>Description</w:t>
             </w:r>
           </w:p>
         </w:tc>
@@ -3301,13 +3475,345 @@
           </w:tcPr>
           <w:p>
             <w:r>
-              <w:t xml:space="preserve">The system should process a </w:t>
-            </w:r>
-            <w:r>
-              <w:t>CSV</w:t>
-            </w:r>
-            <w:r>
-              <w:t xml:space="preserve"> of up to 10000 rows in less than 2 seconds</w:t>
+              <w:t>Justification</w:t>
+            </w:r>
+          </w:p>
+        </w:tc>
+      </w:tr>
+      <w:tr>
+        <w:tc>
+          <w:tcPr>
+            <w:tcW w:w="3004" w:type="dxa"/>
+            <w:shd w:val="clear" w:color="auto" w:fill="ACB9CA" w:themeFill="text2" w:themeFillTint="66"/>
+          </w:tcPr>
+          <w:p>
+            <w:r>
+              <w:t>NFR-1</w:t>
+            </w:r>
+          </w:p>
+        </w:tc>
+        <w:tc>
+          <w:tcPr>
+            <w:tcW w:w="3006" w:type="dxa"/>
+            <w:shd w:val="clear" w:color="auto" w:fill="D5DCE4" w:themeFill="text2" w:themeFillTint="33"/>
+          </w:tcPr>
+          <w:p>
+            <w:r>
+              <w:t xml:space="preserve">The UX must follow minimalist design principles </w:t>
+            </w:r>
+          </w:p>
+        </w:tc>
+        <w:tc>
+          <w:tcPr>
+            <w:tcW w:w="3006" w:type="dxa"/>
+            <w:shd w:val="clear" w:color="auto" w:fill="ACB9CA" w:themeFill="text2" w:themeFillTint="66"/>
+          </w:tcPr>
+          <w:p>
+            <w:r>
+              <w:t>Reduces cognitive overload for non-technical users, ensuring the focus remains on data insights rather than complex UI navigation.</w:t>
+            </w:r>
+          </w:p>
+        </w:tc>
+      </w:tr>
+      <w:tr>
+        <w:tc>
+          <w:tcPr>
+            <w:tcW w:w="3004" w:type="dxa"/>
+            <w:shd w:val="clear" w:color="auto" w:fill="ACB9CA" w:themeFill="text2" w:themeFillTint="66"/>
+          </w:tcPr>
+          <w:p>
+            <w:r>
+              <w:lastRenderedPageBreak/>
+              <w:t>NFR-2</w:t>
+            </w:r>
+          </w:p>
+        </w:tc>
+        <w:tc>
+          <w:tcPr>
+            <w:tcW w:w="3006" w:type="dxa"/>
+            <w:shd w:val="clear" w:color="auto" w:fill="D5DCE4" w:themeFill="text2" w:themeFillTint="33"/>
+          </w:tcPr>
+          <w:p>
+            <w:r>
+              <w:t xml:space="preserve">The system should provide “Tips” giving additional explanations and context </w:t>
+            </w:r>
+          </w:p>
+        </w:tc>
+        <w:tc>
+          <w:tcPr>
+            <w:tcW w:w="3006" w:type="dxa"/>
+            <w:shd w:val="clear" w:color="auto" w:fill="ACB9CA" w:themeFill="text2" w:themeFillTint="66"/>
+          </w:tcPr>
+          <w:p>
+            <w:r>
+              <w:t>Provides trust and completes user understanding when using XAI.</w:t>
+            </w:r>
+          </w:p>
+        </w:tc>
+      </w:tr>
+      <w:tr>
+        <w:tc>
+          <w:tcPr>
+            <w:tcW w:w="3004" w:type="dxa"/>
+            <w:shd w:val="clear" w:color="auto" w:fill="ACB9CA" w:themeFill="text2" w:themeFillTint="66"/>
+          </w:tcPr>
+          <w:p>
+            <w:r>
+              <w:t>NFR-3</w:t>
+            </w:r>
+          </w:p>
+        </w:tc>
+        <w:tc>
+          <w:tcPr>
+            <w:tcW w:w="3006" w:type="dxa"/>
+            <w:shd w:val="clear" w:color="auto" w:fill="D5DCE4" w:themeFill="text2" w:themeFillTint="33"/>
+          </w:tcPr>
+          <w:p>
+            <w:r>
+              <w:t>The system must support multiple screen sizes</w:t>
+            </w:r>
+          </w:p>
+        </w:tc>
+        <w:tc>
+          <w:tcPr>
+            <w:tcW w:w="3006" w:type="dxa"/>
+            <w:shd w:val="clear" w:color="auto" w:fill="ACB9CA" w:themeFill="text2" w:themeFillTint="66"/>
+          </w:tcPr>
+          <w:p>
+            <w:r>
+              <w:t>Ensures a consistent user experience across varied hardware</w:t>
+            </w:r>
+          </w:p>
+        </w:tc>
+      </w:tr>
+      <w:tr>
+        <w:tc>
+          <w:tcPr>
+            <w:tcW w:w="3004" w:type="dxa"/>
+            <w:shd w:val="clear" w:color="auto" w:fill="ACB9CA" w:themeFill="text2" w:themeFillTint="66"/>
+          </w:tcPr>
+          <w:p>
+            <w:r>
+              <w:t>NFR-4</w:t>
+            </w:r>
+          </w:p>
+        </w:tc>
+        <w:tc>
+          <w:tcPr>
+            <w:tcW w:w="3006" w:type="dxa"/>
+            <w:shd w:val="clear" w:color="auto" w:fill="D5DCE4" w:themeFill="text2" w:themeFillTint="33"/>
+          </w:tcPr>
+          <w:p>
+            <w:r>
+              <w:t xml:space="preserve">The system must implement session isolation. </w:t>
+            </w:r>
+          </w:p>
+        </w:tc>
+        <w:tc>
+          <w:tcPr>
+            <w:tcW w:w="3006" w:type="dxa"/>
+            <w:shd w:val="clear" w:color="auto" w:fill="ACB9CA" w:themeFill="text2" w:themeFillTint="66"/>
+          </w:tcPr>
+          <w:p>
+            <w:r>
+              <w:t xml:space="preserve">Fundamental security requirements for any </w:t>
+            </w:r>
+            <w:proofErr w:type="gramStart"/>
+            <w:r>
+              <w:t>account based</w:t>
+            </w:r>
+            <w:proofErr w:type="gramEnd"/>
+            <w:r>
+              <w:t xml:space="preserve"> service.</w:t>
+            </w:r>
+          </w:p>
+        </w:tc>
+      </w:tr>
+      <w:tr>
+        <w:tc>
+          <w:tcPr>
+            <w:tcW w:w="3004" w:type="dxa"/>
+            <w:shd w:val="clear" w:color="auto" w:fill="ACB9CA" w:themeFill="text2" w:themeFillTint="66"/>
+          </w:tcPr>
+          <w:p>
+            <w:r>
+              <w:t>NFR-5</w:t>
+            </w:r>
+          </w:p>
+        </w:tc>
+        <w:tc>
+          <w:tcPr>
+            <w:tcW w:w="3006" w:type="dxa"/>
+            <w:shd w:val="clear" w:color="auto" w:fill="D5DCE4" w:themeFill="text2" w:themeFillTint="33"/>
+          </w:tcPr>
+          <w:p>
+            <w:r>
+              <w:t xml:space="preserve">The system must store any API keys server side </w:t>
+            </w:r>
+            <w:r>
+              <w:t>only</w:t>
+            </w:r>
+          </w:p>
+        </w:tc>
+        <w:tc>
+          <w:tcPr>
+            <w:tcW w:w="3006" w:type="dxa"/>
+            <w:shd w:val="clear" w:color="auto" w:fill="ACB9CA" w:themeFill="text2" w:themeFillTint="66"/>
+          </w:tcPr>
+          <w:p>
+            <w:r>
+              <w:t>Prevents browser-side attacks from exposing credentials.</w:t>
+            </w:r>
+          </w:p>
+        </w:tc>
+      </w:tr>
+      <w:tr>
+        <w:tc>
+          <w:tcPr>
+            <w:tcW w:w="3004" w:type="dxa"/>
+            <w:shd w:val="clear" w:color="auto" w:fill="ACB9CA" w:themeFill="text2" w:themeFillTint="66"/>
+          </w:tcPr>
+          <w:p>
+            <w:r>
+              <w:t>NFR-6</w:t>
+            </w:r>
+          </w:p>
+        </w:tc>
+        <w:tc>
+          <w:tcPr>
+            <w:tcW w:w="3006" w:type="dxa"/>
+            <w:shd w:val="clear" w:color="auto" w:fill="D5DCE4" w:themeFill="text2" w:themeFillTint="33"/>
+          </w:tcPr>
+          <w:p>
+            <w:r>
+              <w:t xml:space="preserve">The system must utilise industry standard password hashing </w:t>
+            </w:r>
+          </w:p>
+        </w:tc>
+        <w:tc>
+          <w:tcPr>
+            <w:tcW w:w="3006" w:type="dxa"/>
+            <w:shd w:val="clear" w:color="auto" w:fill="ACB9CA" w:themeFill="text2" w:themeFillTint="66"/>
+          </w:tcPr>
+          <w:p>
+            <w:r>
+              <w:t>Ensures compliance with security best practices</w:t>
+            </w:r>
+          </w:p>
+        </w:tc>
+      </w:tr>
+      <w:tr>
+        <w:tc>
+          <w:tcPr>
+            <w:tcW w:w="3004" w:type="dxa"/>
+            <w:shd w:val="clear" w:color="auto" w:fill="ACB9CA" w:themeFill="text2" w:themeFillTint="66"/>
+          </w:tcPr>
+          <w:p>
+            <w:r>
+              <w:t>NFR-7</w:t>
+            </w:r>
+          </w:p>
+        </w:tc>
+        <w:tc>
+          <w:tcPr>
+            <w:tcW w:w="3006" w:type="dxa"/>
+            <w:shd w:val="clear" w:color="auto" w:fill="D5DCE4" w:themeFill="text2" w:themeFillTint="33"/>
+          </w:tcPr>
+          <w:p>
+            <w:r>
+              <w:t>The system should process a CSV of up to 10000 rows in less than 2 seconds</w:t>
+            </w:r>
+          </w:p>
+        </w:tc>
+        <w:tc>
+          <w:tcPr>
+            <w:tcW w:w="3006" w:type="dxa"/>
+            <w:shd w:val="clear" w:color="auto" w:fill="ACB9CA" w:themeFill="text2" w:themeFillTint="66"/>
+          </w:tcPr>
+          <w:p>
+            <w:r>
+              <w:t>Users perceive the system as competent and reliable.</w:t>
+            </w:r>
+          </w:p>
+        </w:tc>
+      </w:tr>
+      <w:tr>
+        <w:tc>
+          <w:tcPr>
+            <w:tcW w:w="3004" w:type="dxa"/>
+            <w:shd w:val="clear" w:color="auto" w:fill="ACB9CA" w:themeFill="text2" w:themeFillTint="66"/>
+          </w:tcPr>
+          <w:p>
+            <w:r>
+              <w:t>NFR-8</w:t>
+            </w:r>
+          </w:p>
+        </w:tc>
+        <w:tc>
+          <w:tcPr>
+            <w:tcW w:w="3006" w:type="dxa"/>
+            <w:shd w:val="clear" w:color="auto" w:fill="D5DCE4" w:themeFill="text2" w:themeFillTint="33"/>
+          </w:tcPr>
+          <w:p>
+            <w:r>
+              <w:t xml:space="preserve">The system must use the </w:t>
+            </w:r>
+            <w:proofErr w:type="spellStart"/>
+            <w:r>
+              <w:t>SQLAlchemy</w:t>
+            </w:r>
+            <w:proofErr w:type="spellEnd"/>
+            <w:r>
+              <w:t xml:space="preserve"> ORM to handle ATOMIC transactions</w:t>
+            </w:r>
+          </w:p>
+        </w:tc>
+        <w:tc>
+          <w:tcPr>
+            <w:tcW w:w="3006" w:type="dxa"/>
+            <w:shd w:val="clear" w:color="auto" w:fill="ACB9CA" w:themeFill="text2" w:themeFillTint="66"/>
+          </w:tcPr>
+          <w:p>
+            <w:r>
+              <w:t xml:space="preserve">Maintaining a consistent database improves future maintenance </w:t>
+            </w:r>
+          </w:p>
+        </w:tc>
+      </w:tr>
+      <w:tr>
+        <w:tc>
+          <w:tcPr>
+            <w:tcW w:w="3004" w:type="dxa"/>
+            <w:shd w:val="clear" w:color="auto" w:fill="ACB9CA" w:themeFill="text2" w:themeFillTint="66"/>
+          </w:tcPr>
+          <w:p>
+            <w:r>
+              <w:t>NFR-9</w:t>
+            </w:r>
+          </w:p>
+        </w:tc>
+        <w:tc>
+          <w:tcPr>
+            <w:tcW w:w="3006" w:type="dxa"/>
+            <w:shd w:val="clear" w:color="auto" w:fill="D5DCE4" w:themeFill="text2" w:themeFillTint="33"/>
+          </w:tcPr>
+          <w:p>
+            <w:r>
+              <w:t>The</w:t>
+            </w:r>
+            <w:r>
+              <w:t xml:space="preserve"> system must adhere to accessibility standards</w:t>
+            </w:r>
+          </w:p>
+        </w:tc>
+        <w:tc>
+          <w:tcPr>
+            <w:tcW w:w="3006" w:type="dxa"/>
+            <w:shd w:val="clear" w:color="auto" w:fill="ACB9CA" w:themeFill="text2" w:themeFillTint="66"/>
+          </w:tcPr>
+          <w:p>
+            <w:r>
+              <w:t>Colour-blind friendly UI and screen reader compatibility allows for wider inclusivity</w:t>
             </w:r>
           </w:p>
         </w:tc>
@@ -3331,44 +3837,43 @@
       <w:pPr>
         <w:pStyle w:val="Heading1"/>
         <w:rPr>
+          <w:b w:val="0"/>
+          <w:bCs w:val="0"/>
+          <w:sz w:val="28"/>
+          <w:szCs w:val="28"/>
+        </w:rPr>
+      </w:pPr>
+    </w:p>
+    <w:p>
+      <w:pPr>
+        <w:pStyle w:val="Heading1"/>
+        <w:rPr>
           <w:sz w:val="36"/>
           <w:szCs w:val="36"/>
         </w:rPr>
       </w:pPr>
-      <w:r>
+    </w:p>
+    <w:p>
+      <w:pPr>
+        <w:pStyle w:val="Heading1"/>
         <w:rPr>
           <w:sz w:val="36"/>
           <w:szCs w:val="36"/>
         </w:rPr>
+      </w:pPr>
+    </w:p>
+    <w:p>
+      <w:pPr>
+        <w:pStyle w:val="Heading2"/>
+      </w:pPr>
+      <w:r>
         <w:t>3</w:t>
       </w:r>
       <w:r>
-        <w:rPr>
-          <w:sz w:val="36"/>
-          <w:szCs w:val="36"/>
-        </w:rPr>
         <w:t>.</w:t>
       </w:r>
       <w:r>
-        <w:rPr>
-          <w:sz w:val="36"/>
-          <w:szCs w:val="36"/>
-        </w:rPr>
-        <w:t>2</w:t>
-      </w:r>
-      <w:r>
-        <w:rPr>
-          <w:sz w:val="36"/>
-          <w:szCs w:val="36"/>
-        </w:rPr>
-        <w:t xml:space="preserve"> </w:t>
-      </w:r>
-      <w:r>
-        <w:rPr>
-          <w:sz w:val="36"/>
-          <w:szCs w:val="36"/>
-        </w:rPr>
-        <w:t>Testcases</w:t>
+        <w:t>2 Testcases</w:t>
       </w:r>
     </w:p>
     <w:p>
@@ -3388,16 +3893,17 @@
         <w:tblLook w:val="04A0" w:firstRow="1" w:lastRow="0" w:firstColumn="1" w:lastColumn="0" w:noHBand="0" w:noVBand="1"/>
       </w:tblPr>
       <w:tblGrid>
-        <w:gridCol w:w="943"/>
+        <w:gridCol w:w="931"/>
         <w:gridCol w:w="2195"/>
-        <w:gridCol w:w="1686"/>
-        <w:gridCol w:w="2089"/>
-        <w:gridCol w:w="2103"/>
+        <w:gridCol w:w="1687"/>
+        <w:gridCol w:w="2092"/>
+        <w:gridCol w:w="2111"/>
       </w:tblGrid>
       <w:tr>
         <w:tc>
           <w:tcPr>
             <w:tcW w:w="1129" w:type="dxa"/>
+            <w:shd w:val="clear" w:color="auto" w:fill="ACB9CA" w:themeFill="text2" w:themeFillTint="66"/>
           </w:tcPr>
           <w:p>
             <w:pPr>
@@ -3421,6 +3927,7 @@
         <w:tc>
           <w:tcPr>
             <w:tcW w:w="1843" w:type="dxa"/>
+            <w:shd w:val="clear" w:color="auto" w:fill="D5DCE4" w:themeFill="text2" w:themeFillTint="33"/>
           </w:tcPr>
           <w:p>
             <w:pPr>
@@ -3444,6 +3951,7 @@
         <w:tc>
           <w:tcPr>
             <w:tcW w:w="1701" w:type="dxa"/>
+            <w:shd w:val="clear" w:color="auto" w:fill="ACB9CA" w:themeFill="text2" w:themeFillTint="66"/>
           </w:tcPr>
           <w:p>
             <w:pPr>
@@ -3467,6 +3975,7 @@
         <w:tc>
           <w:tcPr>
             <w:tcW w:w="2126" w:type="dxa"/>
+            <w:shd w:val="clear" w:color="auto" w:fill="D5DCE4" w:themeFill="text2" w:themeFillTint="33"/>
           </w:tcPr>
           <w:p>
             <w:pPr>
@@ -3490,6 +3999,7 @@
         <w:tc>
           <w:tcPr>
             <w:tcW w:w="2217" w:type="dxa"/>
+            <w:shd w:val="clear" w:color="auto" w:fill="ACB9CA" w:themeFill="text2" w:themeFillTint="66"/>
           </w:tcPr>
           <w:p>
             <w:pPr>
@@ -3515,6 +4025,7 @@
         <w:tc>
           <w:tcPr>
             <w:tcW w:w="1129" w:type="dxa"/>
+            <w:shd w:val="clear" w:color="auto" w:fill="ACB9CA" w:themeFill="text2" w:themeFillTint="66"/>
           </w:tcPr>
           <w:p>
             <w:pPr>
@@ -3531,13 +4042,14 @@
                 <w:sz w:val="22"/>
                 <w:szCs w:val="22"/>
               </w:rPr>
-              <w:t>TC-FR1</w:t>
+              <w:t>TC-1</w:t>
             </w:r>
           </w:p>
         </w:tc>
         <w:tc>
           <w:tcPr>
             <w:tcW w:w="1843" w:type="dxa"/>
+            <w:shd w:val="clear" w:color="auto" w:fill="D5DCE4" w:themeFill="text2" w:themeFillTint="33"/>
           </w:tcPr>
           <w:p>
             <w:pPr>
@@ -3561,6 +4073,7 @@
         <w:tc>
           <w:tcPr>
             <w:tcW w:w="1701" w:type="dxa"/>
+            <w:shd w:val="clear" w:color="auto" w:fill="ACB9CA" w:themeFill="text2" w:themeFillTint="66"/>
           </w:tcPr>
           <w:p>
             <w:pPr>
@@ -3584,6 +4097,7 @@
         <w:tc>
           <w:tcPr>
             <w:tcW w:w="2126" w:type="dxa"/>
+            <w:shd w:val="clear" w:color="auto" w:fill="D5DCE4" w:themeFill="text2" w:themeFillTint="33"/>
           </w:tcPr>
           <w:p>
             <w:pPr>
@@ -3607,6 +4121,7 @@
         <w:tc>
           <w:tcPr>
             <w:tcW w:w="2217" w:type="dxa"/>
+            <w:shd w:val="clear" w:color="auto" w:fill="ACB9CA" w:themeFill="text2" w:themeFillTint="66"/>
           </w:tcPr>
           <w:p>
             <w:pPr>
@@ -3632,6 +4147,7 @@
         <w:tc>
           <w:tcPr>
             <w:tcW w:w="1129" w:type="dxa"/>
+            <w:shd w:val="clear" w:color="auto" w:fill="ACB9CA" w:themeFill="text2" w:themeFillTint="66"/>
           </w:tcPr>
           <w:p>
             <w:pPr>
@@ -3648,13 +4164,14 @@
                 <w:sz w:val="22"/>
                 <w:szCs w:val="22"/>
               </w:rPr>
-              <w:t>TC-FR2</w:t>
+              <w:t>TC-2</w:t>
             </w:r>
           </w:p>
         </w:tc>
         <w:tc>
           <w:tcPr>
             <w:tcW w:w="1843" w:type="dxa"/>
+            <w:shd w:val="clear" w:color="auto" w:fill="D5DCE4" w:themeFill="text2" w:themeFillTint="33"/>
           </w:tcPr>
           <w:p>
             <w:pPr>
@@ -3678,6 +4195,7 @@
         <w:tc>
           <w:tcPr>
             <w:tcW w:w="1701" w:type="dxa"/>
+            <w:shd w:val="clear" w:color="auto" w:fill="ACB9CA" w:themeFill="text2" w:themeFillTint="66"/>
           </w:tcPr>
           <w:p>
             <w:pPr>
@@ -3701,6 +4219,7 @@
         <w:tc>
           <w:tcPr>
             <w:tcW w:w="2126" w:type="dxa"/>
+            <w:shd w:val="clear" w:color="auto" w:fill="D5DCE4" w:themeFill="text2" w:themeFillTint="33"/>
           </w:tcPr>
           <w:p>
             <w:pPr>
@@ -3724,6 +4243,7 @@
         <w:tc>
           <w:tcPr>
             <w:tcW w:w="2217" w:type="dxa"/>
+            <w:shd w:val="clear" w:color="auto" w:fill="ACB9CA" w:themeFill="text2" w:themeFillTint="66"/>
           </w:tcPr>
           <w:p>
             <w:pPr>
@@ -3734,13 +4254,23 @@
                 <w:szCs w:val="22"/>
               </w:rPr>
             </w:pPr>
-            <w:r>
-              <w:rPr>
-                <w:color w:val="auto"/>
-                <w:sz w:val="22"/>
-                <w:szCs w:val="22"/>
-              </w:rPr>
-              <w:t>dcc.Store holds both datasets "Saves" table shows two entries</w:t>
+            <w:proofErr w:type="spellStart"/>
+            <w:r>
+              <w:rPr>
+                <w:color w:val="auto"/>
+                <w:sz w:val="22"/>
+                <w:szCs w:val="22"/>
+              </w:rPr>
+              <w:t>dcc.Store</w:t>
+            </w:r>
+            <w:proofErr w:type="spellEnd"/>
+            <w:r>
+              <w:rPr>
+                <w:color w:val="auto"/>
+                <w:sz w:val="22"/>
+                <w:szCs w:val="22"/>
+              </w:rPr>
+              <w:t xml:space="preserve"> holds both datasets "Saves" table shows two entries</w:t>
             </w:r>
           </w:p>
         </w:tc>
@@ -3749,6 +4279,7 @@
         <w:tc>
           <w:tcPr>
             <w:tcW w:w="1129" w:type="dxa"/>
+            <w:shd w:val="clear" w:color="auto" w:fill="ACB9CA" w:themeFill="text2" w:themeFillTint="66"/>
           </w:tcPr>
           <w:p>
             <w:pPr>
@@ -3765,13 +4296,15 @@
                 <w:sz w:val="22"/>
                 <w:szCs w:val="22"/>
               </w:rPr>
-              <w:t>TC-FR3</w:t>
+              <w:lastRenderedPageBreak/>
+              <w:t>TC-3</w:t>
             </w:r>
           </w:p>
         </w:tc>
         <w:tc>
           <w:tcPr>
             <w:tcW w:w="1843" w:type="dxa"/>
+            <w:shd w:val="clear" w:color="auto" w:fill="D5DCE4" w:themeFill="text2" w:themeFillTint="33"/>
           </w:tcPr>
           <w:p>
             <w:pPr>
@@ -3795,6 +4328,7 @@
         <w:tc>
           <w:tcPr>
             <w:tcW w:w="1701" w:type="dxa"/>
+            <w:shd w:val="clear" w:color="auto" w:fill="ACB9CA" w:themeFill="text2" w:themeFillTint="66"/>
           </w:tcPr>
           <w:p>
             <w:pPr>
@@ -3818,6 +4352,7 @@
         <w:tc>
           <w:tcPr>
             <w:tcW w:w="2126" w:type="dxa"/>
+            <w:shd w:val="clear" w:color="auto" w:fill="D5DCE4" w:themeFill="text2" w:themeFillTint="33"/>
           </w:tcPr>
           <w:p>
             <w:pPr>
@@ -3841,6 +4376,7 @@
         <w:tc>
           <w:tcPr>
             <w:tcW w:w="2217" w:type="dxa"/>
+            <w:shd w:val="clear" w:color="auto" w:fill="ACB9CA" w:themeFill="text2" w:themeFillTint="66"/>
           </w:tcPr>
           <w:p>
             <w:pPr>
@@ -3866,6 +4402,7 @@
         <w:tc>
           <w:tcPr>
             <w:tcW w:w="1129" w:type="dxa"/>
+            <w:shd w:val="clear" w:color="auto" w:fill="ACB9CA" w:themeFill="text2" w:themeFillTint="66"/>
           </w:tcPr>
           <w:p>
             <w:pPr>
@@ -3882,13 +4419,14 @@
                 <w:sz w:val="22"/>
                 <w:szCs w:val="22"/>
               </w:rPr>
-              <w:t>TC-FR4</w:t>
+              <w:t>TC-4</w:t>
             </w:r>
           </w:p>
         </w:tc>
         <w:tc>
           <w:tcPr>
             <w:tcW w:w="1843" w:type="dxa"/>
+            <w:shd w:val="clear" w:color="auto" w:fill="D5DCE4" w:themeFill="text2" w:themeFillTint="33"/>
           </w:tcPr>
           <w:p>
             <w:pPr>
@@ -3912,6 +4450,7 @@
         <w:tc>
           <w:tcPr>
             <w:tcW w:w="1701" w:type="dxa"/>
+            <w:shd w:val="clear" w:color="auto" w:fill="ACB9CA" w:themeFill="text2" w:themeFillTint="66"/>
           </w:tcPr>
           <w:p>
             <w:pPr>
@@ -3951,6 +4490,7 @@
         <w:tc>
           <w:tcPr>
             <w:tcW w:w="2126" w:type="dxa"/>
+            <w:shd w:val="clear" w:color="auto" w:fill="D5DCE4" w:themeFill="text2" w:themeFillTint="33"/>
           </w:tcPr>
           <w:p>
             <w:pPr>
@@ -3974,6 +4514,7 @@
         <w:tc>
           <w:tcPr>
             <w:tcW w:w="2217" w:type="dxa"/>
+            <w:shd w:val="clear" w:color="auto" w:fill="ACB9CA" w:themeFill="text2" w:themeFillTint="66"/>
           </w:tcPr>
           <w:p>
             <w:pPr>
@@ -3999,6 +4540,7 @@
         <w:tc>
           <w:tcPr>
             <w:tcW w:w="1129" w:type="dxa"/>
+            <w:shd w:val="clear" w:color="auto" w:fill="ACB9CA" w:themeFill="text2" w:themeFillTint="66"/>
           </w:tcPr>
           <w:p>
             <w:pPr>
@@ -4015,13 +4557,14 @@
                 <w:sz w:val="22"/>
                 <w:szCs w:val="22"/>
               </w:rPr>
-              <w:t>TC-FR5</w:t>
+              <w:t>TC-5</w:t>
             </w:r>
           </w:p>
         </w:tc>
         <w:tc>
           <w:tcPr>
             <w:tcW w:w="1843" w:type="dxa"/>
+            <w:shd w:val="clear" w:color="auto" w:fill="D5DCE4" w:themeFill="text2" w:themeFillTint="33"/>
           </w:tcPr>
           <w:p>
             <w:pPr>
@@ -4045,6 +4588,7 @@
         <w:tc>
           <w:tcPr>
             <w:tcW w:w="1701" w:type="dxa"/>
+            <w:shd w:val="clear" w:color="auto" w:fill="ACB9CA" w:themeFill="text2" w:themeFillTint="66"/>
           </w:tcPr>
           <w:p>
             <w:pPr>
@@ -4068,6 +4612,7 @@
         <w:tc>
           <w:tcPr>
             <w:tcW w:w="2126" w:type="dxa"/>
+            <w:shd w:val="clear" w:color="auto" w:fill="D5DCE4" w:themeFill="text2" w:themeFillTint="33"/>
           </w:tcPr>
           <w:p>
             <w:pPr>
@@ -4091,6 +4636,7 @@
         <w:tc>
           <w:tcPr>
             <w:tcW w:w="2217" w:type="dxa"/>
+            <w:shd w:val="clear" w:color="auto" w:fill="ACB9CA" w:themeFill="text2" w:themeFillTint="66"/>
           </w:tcPr>
           <w:p>
             <w:pPr>
@@ -4116,6 +4662,7 @@
         <w:tc>
           <w:tcPr>
             <w:tcW w:w="1129" w:type="dxa"/>
+            <w:shd w:val="clear" w:color="auto" w:fill="ACB9CA" w:themeFill="text2" w:themeFillTint="66"/>
           </w:tcPr>
           <w:p>
             <w:pPr>
@@ -4132,13 +4679,22 @@
                 <w:sz w:val="22"/>
                 <w:szCs w:val="22"/>
               </w:rPr>
-              <w:t>TC-NFR1</w:t>
+              <w:t>TC-</w:t>
+            </w:r>
+            <w:r>
+              <w:rPr>
+                <w:color w:val="auto"/>
+                <w:sz w:val="22"/>
+                <w:szCs w:val="22"/>
+              </w:rPr>
+              <w:t>6</w:t>
             </w:r>
           </w:p>
         </w:tc>
         <w:tc>
           <w:tcPr>
             <w:tcW w:w="1843" w:type="dxa"/>
+            <w:shd w:val="clear" w:color="auto" w:fill="D5DCE4" w:themeFill="text2" w:themeFillTint="33"/>
           </w:tcPr>
           <w:p>
             <w:pPr>
@@ -4162,6 +4718,7 @@
         <w:tc>
           <w:tcPr>
             <w:tcW w:w="1701" w:type="dxa"/>
+            <w:shd w:val="clear" w:color="auto" w:fill="ACB9CA" w:themeFill="text2" w:themeFillTint="66"/>
           </w:tcPr>
           <w:p>
             <w:pPr>
@@ -4185,6 +4742,7 @@
         <w:tc>
           <w:tcPr>
             <w:tcW w:w="2126" w:type="dxa"/>
+            <w:shd w:val="clear" w:color="auto" w:fill="D5DCE4" w:themeFill="text2" w:themeFillTint="33"/>
           </w:tcPr>
           <w:p>
             <w:pPr>
@@ -4201,22 +4759,32 @@
                 <w:sz w:val="22"/>
                 <w:szCs w:val="22"/>
               </w:rPr>
-              <w:t xml:space="preserve">Create account; inspect dsp_project.db </w:t>
-            </w:r>
-            <w:r>
-              <w:rPr>
-                <w:color w:val="auto"/>
-                <w:sz w:val="22"/>
-                <w:szCs w:val="22"/>
-              </w:rPr>
-              <w:lastRenderedPageBreak/>
-              <w:t>using a SQLite browser.</w:t>
+              <w:t xml:space="preserve">Create account; inspect </w:t>
+            </w:r>
+            <w:proofErr w:type="spellStart"/>
+            <w:r>
+              <w:rPr>
+                <w:color w:val="auto"/>
+                <w:sz w:val="22"/>
+                <w:szCs w:val="22"/>
+              </w:rPr>
+              <w:t>dsp_project.db</w:t>
+            </w:r>
+            <w:proofErr w:type="spellEnd"/>
+            <w:r>
+              <w:rPr>
+                <w:color w:val="auto"/>
+                <w:sz w:val="22"/>
+                <w:szCs w:val="22"/>
+              </w:rPr>
+              <w:t xml:space="preserve"> using a SQLite browser.</w:t>
             </w:r>
           </w:p>
         </w:tc>
         <w:tc>
           <w:tcPr>
             <w:tcW w:w="2217" w:type="dxa"/>
+            <w:shd w:val="clear" w:color="auto" w:fill="ACB9CA" w:themeFill="text2" w:themeFillTint="66"/>
           </w:tcPr>
           <w:p>
             <w:pPr>
@@ -4233,17 +4801,7 @@
                 <w:sz w:val="22"/>
                 <w:szCs w:val="22"/>
               </w:rPr>
-              <w:lastRenderedPageBreak/>
-              <w:t xml:space="preserve">The password column contains a </w:t>
-            </w:r>
-            <w:r>
-              <w:rPr>
-                <w:color w:val="auto"/>
-                <w:sz w:val="22"/>
-                <w:szCs w:val="22"/>
-              </w:rPr>
-              <w:lastRenderedPageBreak/>
-              <w:t>long hash (PBKDF2), not plain text.</w:t>
+              <w:t>The password column contains a long hash (PBKDF2), not plain text.</w:t>
             </w:r>
           </w:p>
         </w:tc>
@@ -4252,6 +4810,7 @@
         <w:tc>
           <w:tcPr>
             <w:tcW w:w="1129" w:type="dxa"/>
+            <w:shd w:val="clear" w:color="auto" w:fill="ACB9CA" w:themeFill="text2" w:themeFillTint="66"/>
           </w:tcPr>
           <w:p>
             <w:pPr>
@@ -4268,22 +4827,22 @@
                 <w:sz w:val="22"/>
                 <w:szCs w:val="22"/>
               </w:rPr>
-              <w:lastRenderedPageBreak/>
-              <w:t>TC-NFR</w:t>
-            </w:r>
-            <w:r>
-              <w:rPr>
-                <w:color w:val="auto"/>
-                <w:sz w:val="22"/>
-                <w:szCs w:val="22"/>
-              </w:rPr>
-              <w:t>2</w:t>
+              <w:t>TC-</w:t>
+            </w:r>
+            <w:r>
+              <w:rPr>
+                <w:color w:val="auto"/>
+                <w:sz w:val="22"/>
+                <w:szCs w:val="22"/>
+              </w:rPr>
+              <w:t>7</w:t>
             </w:r>
           </w:p>
         </w:tc>
         <w:tc>
           <w:tcPr>
             <w:tcW w:w="1843" w:type="dxa"/>
+            <w:shd w:val="clear" w:color="auto" w:fill="D5DCE4" w:themeFill="text2" w:themeFillTint="33"/>
           </w:tcPr>
           <w:p>
             <w:pPr>
@@ -4307,6 +4866,7 @@
         <w:tc>
           <w:tcPr>
             <w:tcW w:w="1701" w:type="dxa"/>
+            <w:shd w:val="clear" w:color="auto" w:fill="ACB9CA" w:themeFill="text2" w:themeFillTint="66"/>
           </w:tcPr>
           <w:p>
             <w:pPr>
@@ -4330,6 +4890,7 @@
         <w:tc>
           <w:tcPr>
             <w:tcW w:w="2126" w:type="dxa"/>
+            <w:shd w:val="clear" w:color="auto" w:fill="D5DCE4" w:themeFill="text2" w:themeFillTint="33"/>
           </w:tcPr>
           <w:p>
             <w:pPr>
@@ -4346,13 +4907,32 @@
                 <w:sz w:val="22"/>
                 <w:szCs w:val="22"/>
               </w:rPr>
-              <w:t>Log in as User A; upload data. Log in as User B in a new tab.</w:t>
+              <w:t xml:space="preserve">Log in as User </w:t>
+            </w:r>
+            <w:proofErr w:type="gramStart"/>
+            <w:r>
+              <w:rPr>
+                <w:color w:val="auto"/>
+                <w:sz w:val="22"/>
+                <w:szCs w:val="22"/>
+              </w:rPr>
+              <w:t>A;</w:t>
+            </w:r>
+            <w:proofErr w:type="gramEnd"/>
+            <w:r>
+              <w:rPr>
+                <w:color w:val="auto"/>
+                <w:sz w:val="22"/>
+                <w:szCs w:val="22"/>
+              </w:rPr>
+              <w:t xml:space="preserve"> upload data. Log in as User B in a new tab.</w:t>
             </w:r>
           </w:p>
         </w:tc>
         <w:tc>
           <w:tcPr>
             <w:tcW w:w="2217" w:type="dxa"/>
+            <w:shd w:val="clear" w:color="auto" w:fill="ACB9CA" w:themeFill="text2" w:themeFillTint="66"/>
           </w:tcPr>
           <w:p>
             <w:pPr>
@@ -4378,6 +4958,7 @@
         <w:tc>
           <w:tcPr>
             <w:tcW w:w="1129" w:type="dxa"/>
+            <w:shd w:val="clear" w:color="auto" w:fill="ACB9CA" w:themeFill="text2" w:themeFillTint="66"/>
           </w:tcPr>
           <w:p>
             <w:pPr>
@@ -4394,21 +4975,22 @@
                 <w:sz w:val="22"/>
                 <w:szCs w:val="22"/>
               </w:rPr>
-              <w:t>TC-NFR</w:t>
-            </w:r>
-            <w:r>
-              <w:rPr>
-                <w:color w:val="auto"/>
-                <w:sz w:val="22"/>
-                <w:szCs w:val="22"/>
-              </w:rPr>
-              <w:t>3</w:t>
+              <w:t>TC-</w:t>
+            </w:r>
+            <w:r>
+              <w:rPr>
+                <w:color w:val="auto"/>
+                <w:sz w:val="22"/>
+                <w:szCs w:val="22"/>
+              </w:rPr>
+              <w:t>8</w:t>
             </w:r>
           </w:p>
         </w:tc>
         <w:tc>
           <w:tcPr>
             <w:tcW w:w="1843" w:type="dxa"/>
+            <w:shd w:val="clear" w:color="auto" w:fill="D5DCE4" w:themeFill="text2" w:themeFillTint="33"/>
           </w:tcPr>
           <w:p>
             <w:pPr>
@@ -4432,6 +5014,7 @@
         <w:tc>
           <w:tcPr>
             <w:tcW w:w="1701" w:type="dxa"/>
+            <w:shd w:val="clear" w:color="auto" w:fill="ACB9CA" w:themeFill="text2" w:themeFillTint="66"/>
           </w:tcPr>
           <w:p>
             <w:pPr>
@@ -4463,6 +5046,7 @@
         <w:tc>
           <w:tcPr>
             <w:tcW w:w="2126" w:type="dxa"/>
+            <w:shd w:val="clear" w:color="auto" w:fill="D5DCE4" w:themeFill="text2" w:themeFillTint="33"/>
           </w:tcPr>
           <w:p>
             <w:pPr>
@@ -4486,6 +5070,7 @@
         <w:tc>
           <w:tcPr>
             <w:tcW w:w="2217" w:type="dxa"/>
+            <w:shd w:val="clear" w:color="auto" w:fill="ACB9CA" w:themeFill="text2" w:themeFillTint="66"/>
           </w:tcPr>
           <w:p>
             <w:pPr>
@@ -4511,6 +5096,7 @@
         <w:tc>
           <w:tcPr>
             <w:tcW w:w="1129" w:type="dxa"/>
+            <w:shd w:val="clear" w:color="auto" w:fill="ACB9CA" w:themeFill="text2" w:themeFillTint="66"/>
           </w:tcPr>
           <w:p>
             <w:pPr>
@@ -4527,21 +5113,22 @@
                 <w:sz w:val="22"/>
                 <w:szCs w:val="22"/>
               </w:rPr>
-              <w:t>TC-NFR</w:t>
-            </w:r>
-            <w:r>
-              <w:rPr>
-                <w:color w:val="auto"/>
-                <w:sz w:val="22"/>
-                <w:szCs w:val="22"/>
-              </w:rPr>
-              <w:t>4</w:t>
+              <w:t>TC-</w:t>
+            </w:r>
+            <w:r>
+              <w:rPr>
+                <w:color w:val="auto"/>
+                <w:sz w:val="22"/>
+                <w:szCs w:val="22"/>
+              </w:rPr>
+              <w:t>9</w:t>
             </w:r>
           </w:p>
         </w:tc>
         <w:tc>
           <w:tcPr>
             <w:tcW w:w="1843" w:type="dxa"/>
+            <w:shd w:val="clear" w:color="auto" w:fill="D5DCE4" w:themeFill="text2" w:themeFillTint="33"/>
           </w:tcPr>
           <w:p>
             <w:pPr>
@@ -4565,6 +5152,7 @@
         <w:tc>
           <w:tcPr>
             <w:tcW w:w="1701" w:type="dxa"/>
+            <w:shd w:val="clear" w:color="auto" w:fill="ACB9CA" w:themeFill="text2" w:themeFillTint="66"/>
           </w:tcPr>
           <w:p>
             <w:pPr>
@@ -4588,6 +5176,7 @@
         <w:tc>
           <w:tcPr>
             <w:tcW w:w="2126" w:type="dxa"/>
+            <w:shd w:val="clear" w:color="auto" w:fill="D5DCE4" w:themeFill="text2" w:themeFillTint="33"/>
           </w:tcPr>
           <w:p>
             <w:pPr>
@@ -4611,6 +5200,7 @@
         <w:tc>
           <w:tcPr>
             <w:tcW w:w="2217" w:type="dxa"/>
+            <w:shd w:val="clear" w:color="auto" w:fill="ACB9CA" w:themeFill="text2" w:themeFillTint="66"/>
           </w:tcPr>
           <w:p>
             <w:pPr>
@@ -4636,6 +5226,7 @@
         <w:tc>
           <w:tcPr>
             <w:tcW w:w="1129" w:type="dxa"/>
+            <w:shd w:val="clear" w:color="auto" w:fill="ACB9CA" w:themeFill="text2" w:themeFillTint="66"/>
           </w:tcPr>
           <w:p>
             <w:pPr>
@@ -4652,21 +5243,22 @@
                 <w:sz w:val="22"/>
                 <w:szCs w:val="22"/>
               </w:rPr>
-              <w:t>TC-NFR</w:t>
-            </w:r>
-            <w:r>
-              <w:rPr>
-                <w:color w:val="auto"/>
-                <w:sz w:val="22"/>
-                <w:szCs w:val="22"/>
-              </w:rPr>
-              <w:t>5</w:t>
+              <w:t>TC-</w:t>
+            </w:r>
+            <w:r>
+              <w:rPr>
+                <w:color w:val="auto"/>
+                <w:sz w:val="22"/>
+                <w:szCs w:val="22"/>
+              </w:rPr>
+              <w:t>10</w:t>
             </w:r>
           </w:p>
         </w:tc>
         <w:tc>
           <w:tcPr>
             <w:tcW w:w="1843" w:type="dxa"/>
+            <w:shd w:val="clear" w:color="auto" w:fill="D5DCE4" w:themeFill="text2" w:themeFillTint="33"/>
           </w:tcPr>
           <w:p>
             <w:pPr>
@@ -4690,6 +5282,7 @@
         <w:tc>
           <w:tcPr>
             <w:tcW w:w="1701" w:type="dxa"/>
+            <w:shd w:val="clear" w:color="auto" w:fill="ACB9CA" w:themeFill="text2" w:themeFillTint="66"/>
           </w:tcPr>
           <w:p>
             <w:pPr>
@@ -4713,6 +5306,7 @@
         <w:tc>
           <w:tcPr>
             <w:tcW w:w="2126" w:type="dxa"/>
+            <w:shd w:val="clear" w:color="auto" w:fill="D5DCE4" w:themeFill="text2" w:themeFillTint="33"/>
           </w:tcPr>
           <w:p>
             <w:pPr>
@@ -4736,6 +5330,7 @@
         <w:tc>
           <w:tcPr>
             <w:tcW w:w="2217" w:type="dxa"/>
+            <w:shd w:val="clear" w:color="auto" w:fill="ACB9CA" w:themeFill="text2" w:themeFillTint="66"/>
           </w:tcPr>
           <w:p>
             <w:pPr>
@@ -4761,6 +5356,7 @@
         <w:tc>
           <w:tcPr>
             <w:tcW w:w="1129" w:type="dxa"/>
+            <w:shd w:val="clear" w:color="auto" w:fill="ACB9CA" w:themeFill="text2" w:themeFillTint="66"/>
           </w:tcPr>
           <w:p>
             <w:pPr>
@@ -4777,21 +5373,22 @@
                 <w:sz w:val="22"/>
                 <w:szCs w:val="22"/>
               </w:rPr>
-              <w:t>TC-NFR</w:t>
-            </w:r>
-            <w:r>
-              <w:rPr>
-                <w:color w:val="auto"/>
-                <w:sz w:val="22"/>
-                <w:szCs w:val="22"/>
-              </w:rPr>
-              <w:t>6</w:t>
+              <w:t>TC-</w:t>
+            </w:r>
+            <w:r>
+              <w:rPr>
+                <w:color w:val="auto"/>
+                <w:sz w:val="22"/>
+                <w:szCs w:val="22"/>
+              </w:rPr>
+              <w:t>11</w:t>
             </w:r>
           </w:p>
         </w:tc>
         <w:tc>
           <w:tcPr>
             <w:tcW w:w="1843" w:type="dxa"/>
+            <w:shd w:val="clear" w:color="auto" w:fill="D5DCE4" w:themeFill="text2" w:themeFillTint="33"/>
           </w:tcPr>
           <w:p>
             <w:pPr>
@@ -4802,19 +5399,30 @@
                 <w:szCs w:val="22"/>
               </w:rPr>
             </w:pPr>
-            <w:r>
-              <w:rPr>
-                <w:color w:val="auto"/>
-                <w:sz w:val="22"/>
-                <w:szCs w:val="22"/>
-              </w:rPr>
-              <w:t>Screen resize</w:t>
+            <w:proofErr w:type="gramStart"/>
+            <w:r>
+              <w:rPr>
+                <w:color w:val="auto"/>
+                <w:sz w:val="22"/>
+                <w:szCs w:val="22"/>
+              </w:rPr>
+              <w:t>Screen</w:t>
+            </w:r>
+            <w:proofErr w:type="gramEnd"/>
+            <w:r>
+              <w:rPr>
+                <w:color w:val="auto"/>
+                <w:sz w:val="22"/>
+                <w:szCs w:val="22"/>
+              </w:rPr>
+              <w:t xml:space="preserve"> resize</w:t>
             </w:r>
           </w:p>
         </w:tc>
         <w:tc>
           <w:tcPr>
             <w:tcW w:w="1701" w:type="dxa"/>
+            <w:shd w:val="clear" w:color="auto" w:fill="ACB9CA" w:themeFill="text2" w:themeFillTint="66"/>
           </w:tcPr>
           <w:p>
             <w:pPr>
@@ -4838,6 +5446,7 @@
         <w:tc>
           <w:tcPr>
             <w:tcW w:w="2126" w:type="dxa"/>
+            <w:shd w:val="clear" w:color="auto" w:fill="D5DCE4" w:themeFill="text2" w:themeFillTint="33"/>
           </w:tcPr>
           <w:p>
             <w:pPr>
@@ -4861,6 +5470,7 @@
         <w:tc>
           <w:tcPr>
             <w:tcW w:w="2217" w:type="dxa"/>
+            <w:shd w:val="clear" w:color="auto" w:fill="ACB9CA" w:themeFill="text2" w:themeFillTint="66"/>
           </w:tcPr>
           <w:p>
             <w:pPr>
@@ -4886,6 +5496,7 @@
         <w:tc>
           <w:tcPr>
             <w:tcW w:w="1129" w:type="dxa"/>
+            <w:shd w:val="clear" w:color="auto" w:fill="ACB9CA" w:themeFill="text2" w:themeFillTint="66"/>
           </w:tcPr>
           <w:p>
             <w:pPr>
@@ -4902,21 +5513,22 @@
                 <w:sz w:val="22"/>
                 <w:szCs w:val="22"/>
               </w:rPr>
-              <w:t>TC-NFR</w:t>
-            </w:r>
-            <w:r>
-              <w:rPr>
-                <w:color w:val="auto"/>
-                <w:sz w:val="22"/>
-                <w:szCs w:val="22"/>
-              </w:rPr>
-              <w:t>7</w:t>
+              <w:t>TC-</w:t>
+            </w:r>
+            <w:r>
+              <w:rPr>
+                <w:color w:val="auto"/>
+                <w:sz w:val="22"/>
+                <w:szCs w:val="22"/>
+              </w:rPr>
+              <w:t>12</w:t>
             </w:r>
           </w:p>
         </w:tc>
         <w:tc>
           <w:tcPr>
             <w:tcW w:w="1843" w:type="dxa"/>
+            <w:shd w:val="clear" w:color="auto" w:fill="D5DCE4" w:themeFill="text2" w:themeFillTint="33"/>
           </w:tcPr>
           <w:p>
             <w:pPr>
@@ -4940,6 +5552,7 @@
         <w:tc>
           <w:tcPr>
             <w:tcW w:w="1701" w:type="dxa"/>
+            <w:shd w:val="clear" w:color="auto" w:fill="ACB9CA" w:themeFill="text2" w:themeFillTint="66"/>
           </w:tcPr>
           <w:p>
             <w:pPr>
@@ -4963,6 +5576,7 @@
         <w:tc>
           <w:tcPr>
             <w:tcW w:w="2126" w:type="dxa"/>
+            <w:shd w:val="clear" w:color="auto" w:fill="D5DCE4" w:themeFill="text2" w:themeFillTint="33"/>
           </w:tcPr>
           <w:p>
             <w:pPr>
@@ -4986,6 +5600,7 @@
         <w:tc>
           <w:tcPr>
             <w:tcW w:w="2217" w:type="dxa"/>
+            <w:shd w:val="clear" w:color="auto" w:fill="ACB9CA" w:themeFill="text2" w:themeFillTint="66"/>
           </w:tcPr>
           <w:p>
             <w:pPr>
@@ -5002,7 +5617,27 @@
                 <w:sz w:val="22"/>
                 <w:szCs w:val="22"/>
               </w:rPr>
-              <w:t>Pages should be consistent and non intrusive.</w:t>
+              <w:t xml:space="preserve">Pages should be consistent and </w:t>
+            </w:r>
+            <w:proofErr w:type="spellStart"/>
+            <w:proofErr w:type="gramStart"/>
+            <w:r>
+              <w:rPr>
+                <w:color w:val="auto"/>
+                <w:sz w:val="22"/>
+                <w:szCs w:val="22"/>
+              </w:rPr>
+              <w:t>non intrusive</w:t>
+            </w:r>
+            <w:proofErr w:type="spellEnd"/>
+            <w:proofErr w:type="gramEnd"/>
+            <w:r>
+              <w:rPr>
+                <w:color w:val="auto"/>
+                <w:sz w:val="22"/>
+                <w:szCs w:val="22"/>
+              </w:rPr>
+              <w:t>.</w:t>
             </w:r>
           </w:p>
         </w:tc>
@@ -5020,40 +5655,1432 @@
     </w:p>
     <w:p>
       <w:pPr>
+        <w:pStyle w:val="Heading2"/>
+      </w:pPr>
+      <w:r>
+        <w:t>3</w:t>
+      </w:r>
+      <w:r>
+        <w:t>.</w:t>
+      </w:r>
+      <w:r>
+        <w:t xml:space="preserve">3 Database </w:t>
+      </w:r>
+      <w:r>
+        <w:t>Architecture</w:t>
+      </w:r>
+    </w:p>
+    <w:p>
+      <w:pPr>
+        <w:rPr>
+          <w:sz w:val="24"/>
+          <w:szCs w:val="24"/>
+        </w:rPr>
+      </w:pPr>
+    </w:p>
+    <w:p>
+      <w:pPr>
+        <w:rPr>
+          <w:sz w:val="24"/>
+          <w:szCs w:val="24"/>
+        </w:rPr>
+      </w:pPr>
+      <w:r>
+        <w:rPr>
+          <w:sz w:val="24"/>
+          <w:szCs w:val="24"/>
+        </w:rPr>
+        <w:t xml:space="preserve">To take advantage of the benefits of data persistence and ACID properties, a relational model was preferred. The serverless SQLite stores the data with </w:t>
+      </w:r>
+      <w:proofErr w:type="spellStart"/>
+      <w:r>
+        <w:rPr>
+          <w:sz w:val="24"/>
+          <w:szCs w:val="24"/>
+        </w:rPr>
+        <w:t>SQLAlchemy</w:t>
+      </w:r>
+      <w:proofErr w:type="spellEnd"/>
+      <w:r>
+        <w:rPr>
+          <w:sz w:val="24"/>
+          <w:szCs w:val="24"/>
+        </w:rPr>
+        <w:t xml:space="preserve"> ORM providing the relational mapping in python removing the need for SQL.</w:t>
+      </w:r>
+    </w:p>
+    <w:p>
+      <w:pPr>
+        <w:rPr>
+          <w:sz w:val="24"/>
+          <w:szCs w:val="24"/>
+        </w:rPr>
+      </w:pPr>
+      <w:r>
+        <w:rPr>
+          <w:noProof/>
+        </w:rPr>
+        <w:lastRenderedPageBreak/>
+        <w:drawing>
+          <wp:anchor distT="0" distB="0" distL="114300" distR="114300" simplePos="0" relativeHeight="251661312" behindDoc="1" locked="0" layoutInCell="1" allowOverlap="1" wp14:anchorId="3CCEEB89" wp14:editId="08A12168">
+            <wp:simplePos x="0" y="0"/>
+            <wp:positionH relativeFrom="margin">
+              <wp:posOffset>-85942</wp:posOffset>
+            </wp:positionH>
+            <wp:positionV relativeFrom="paragraph">
+              <wp:posOffset>511136</wp:posOffset>
+            </wp:positionV>
+            <wp:extent cx="5731510" cy="3117215"/>
+            <wp:effectExtent l="0" t="0" r="2540" b="6985"/>
+            <wp:wrapTopAndBottom/>
+            <wp:docPr id="1826027137" name="Picture 2"/>
+            <wp:cNvGraphicFramePr>
+              <a:graphicFrameLocks xmlns:a="http://schemas.openxmlformats.org/drawingml/2006/main" noChangeAspect="1"/>
+            </wp:cNvGraphicFramePr>
+            <a:graphic xmlns:a="http://schemas.openxmlformats.org/drawingml/2006/main">
+              <a:graphicData uri="http://schemas.openxmlformats.org/drawingml/2006/picture">
+                <pic:pic xmlns:pic="http://schemas.openxmlformats.org/drawingml/2006/picture">
+                  <pic:nvPicPr>
+                    <pic:cNvPr id="1826027137" name="Picture 1826027137"/>
+                    <pic:cNvPicPr/>
+                  </pic:nvPicPr>
+                  <pic:blipFill>
+                    <a:blip r:embed="rId13">
+                      <a:extLst>
+                        <a:ext uri="{28A0092B-C50C-407E-A947-70E740481C1C}">
+                          <a14:useLocalDpi xmlns:a14="http://schemas.microsoft.com/office/drawing/2010/main" val="0"/>
+                        </a:ext>
+                      </a:extLst>
+                    </a:blip>
+                    <a:stretch>
+                      <a:fillRect/>
+                    </a:stretch>
+                  </pic:blipFill>
+                  <pic:spPr>
+                    <a:xfrm>
+                      <a:off x="0" y="0"/>
+                      <a:ext cx="5731510" cy="3117215"/>
+                    </a:xfrm>
+                    <a:prstGeom prst="rect">
+                      <a:avLst/>
+                    </a:prstGeom>
+                  </pic:spPr>
+                </pic:pic>
+              </a:graphicData>
+            </a:graphic>
+          </wp:anchor>
+        </w:drawing>
+      </w:r>
+      <w:r>
+        <w:rPr>
+          <w:sz w:val="24"/>
+          <w:szCs w:val="24"/>
+        </w:rPr>
+        <w:t xml:space="preserve">The schema and the connected relationships between users, datasets and sessions are visualised in the Entity Relationship Diagram as show below in Figure </w:t>
+      </w:r>
+      <w:r>
+        <w:rPr>
+          <w:sz w:val="24"/>
+          <w:szCs w:val="24"/>
+        </w:rPr>
+        <w:t>1</w:t>
+      </w:r>
+      <w:r>
+        <w:rPr>
+          <w:sz w:val="24"/>
+          <w:szCs w:val="24"/>
+        </w:rPr>
+        <w:t>.</w:t>
+      </w:r>
+    </w:p>
+    <w:p>
+      <w:pPr>
+        <w:pStyle w:val="Caption"/>
+      </w:pPr>
+      <w:r>
+        <w:t xml:space="preserve">Figure </w:t>
+      </w:r>
+      <w:r>
+        <w:t>1</w:t>
+      </w:r>
+      <w:r>
+        <w:t xml:space="preserve">. Entity Relationship diagram. </w:t>
+      </w:r>
+    </w:p>
+    <w:p>
+      <w:pPr>
         <w:pStyle w:val="Heading1"/>
       </w:pPr>
     </w:p>
     <w:p>
       <w:pPr>
+        <w:pStyle w:val="Heading2"/>
+      </w:pPr>
+    </w:p>
+    <w:p>
+      <w:pPr>
+        <w:pStyle w:val="Heading2"/>
+      </w:pPr>
+      <w:r>
+        <w:t>3.3 Use Cases</w:t>
+      </w:r>
+    </w:p>
+    <w:p>
+      <w:r>
+        <w:t>A use case diagram was developed to identify the boundaries of the system and to map the interactions between the user and the application.</w:t>
+      </w:r>
+    </w:p>
+    <w:p>
+      <w:r>
+        <w:rPr>
+          <w:noProof/>
+        </w:rPr>
+        <w:lastRenderedPageBreak/>
+        <w:drawing>
+          <wp:inline distT="0" distB="0" distL="0" distR="0" wp14:anchorId="107B40AC" wp14:editId="4009F2A5">
+            <wp:extent cx="5731510" cy="3980180"/>
+            <wp:effectExtent l="0" t="0" r="2540" b="1270"/>
+            <wp:docPr id="1200362556" name="Picture 1"/>
+            <wp:cNvGraphicFramePr>
+              <a:graphicFrameLocks xmlns:a="http://schemas.openxmlformats.org/drawingml/2006/main" noChangeAspect="1"/>
+            </wp:cNvGraphicFramePr>
+            <a:graphic xmlns:a="http://schemas.openxmlformats.org/drawingml/2006/main">
+              <a:graphicData uri="http://schemas.openxmlformats.org/drawingml/2006/picture">
+                <pic:pic xmlns:pic="http://schemas.openxmlformats.org/drawingml/2006/picture">
+                  <pic:nvPicPr>
+                    <pic:cNvPr id="1200362556" name=""/>
+                    <pic:cNvPicPr/>
+                  </pic:nvPicPr>
+                  <pic:blipFill>
+                    <a:blip r:embed="rId14"/>
+                    <a:stretch>
+                      <a:fillRect/>
+                    </a:stretch>
+                  </pic:blipFill>
+                  <pic:spPr>
+                    <a:xfrm>
+                      <a:off x="0" y="0"/>
+                      <a:ext cx="5731510" cy="3980180"/>
+                    </a:xfrm>
+                    <a:prstGeom prst="rect">
+                      <a:avLst/>
+                    </a:prstGeom>
+                  </pic:spPr>
+                </pic:pic>
+              </a:graphicData>
+            </a:graphic>
+          </wp:inline>
+        </w:drawing>
+      </w:r>
+    </w:p>
+    <w:p>
+      <w:pPr>
+        <w:pStyle w:val="Caption"/>
+      </w:pPr>
+      <w:r>
+        <w:t>Figure 2. Use case diagram</w:t>
+      </w:r>
+    </w:p>
+    <w:p>
+      <w:pPr>
+        <w:pStyle w:val="Heading2"/>
+      </w:pPr>
+      <w:r>
+        <w:t>3.4 UI Wireframes</w:t>
+      </w:r>
+    </w:p>
+    <w:p>
+      <w:pPr>
+        <w:pStyle w:val="Heading2"/>
+      </w:pPr>
+      <w:r>
+        <w:rPr>
+          <w:noProof/>
+        </w:rPr>
+        <w:drawing>
+          <wp:inline distT="0" distB="0" distL="0" distR="0" wp14:anchorId="38C3D850" wp14:editId="275F6A20">
+            <wp:extent cx="3154373" cy="3169401"/>
+            <wp:effectExtent l="0" t="0" r="8255" b="0"/>
+            <wp:docPr id="1696823533" name="Picture 1"/>
+            <wp:cNvGraphicFramePr>
+              <a:graphicFrameLocks xmlns:a="http://schemas.openxmlformats.org/drawingml/2006/main" noChangeAspect="1"/>
+            </wp:cNvGraphicFramePr>
+            <a:graphic xmlns:a="http://schemas.openxmlformats.org/drawingml/2006/main">
+              <a:graphicData uri="http://schemas.openxmlformats.org/drawingml/2006/picture">
+                <pic:pic xmlns:pic="http://schemas.openxmlformats.org/drawingml/2006/picture">
+                  <pic:nvPicPr>
+                    <pic:cNvPr id="1696823533" name=""/>
+                    <pic:cNvPicPr/>
+                  </pic:nvPicPr>
+                  <pic:blipFill>
+                    <a:blip r:embed="rId15"/>
+                    <a:stretch>
+                      <a:fillRect/>
+                    </a:stretch>
+                  </pic:blipFill>
+                  <pic:spPr>
+                    <a:xfrm>
+                      <a:off x="0" y="0"/>
+                      <a:ext cx="3167323" cy="3182413"/>
+                    </a:xfrm>
+                    <a:prstGeom prst="rect">
+                      <a:avLst/>
+                    </a:prstGeom>
+                  </pic:spPr>
+                </pic:pic>
+              </a:graphicData>
+            </a:graphic>
+          </wp:inline>
+        </w:drawing>
+      </w:r>
+    </w:p>
+    <w:p>
+      <w:pPr>
+        <w:pStyle w:val="Caption"/>
+      </w:pPr>
+      <w:r>
+        <w:t>Figure 3. Home page wireframe</w:t>
+      </w:r>
+    </w:p>
+    <w:p>
+      <w:pPr>
+        <w:pStyle w:val="Heading2"/>
+      </w:pPr>
+      <w:r>
+        <w:rPr>
+          <w:noProof/>
+        </w:rPr>
+        <w:lastRenderedPageBreak/>
+        <w:drawing>
+          <wp:inline distT="0" distB="0" distL="0" distR="0" wp14:anchorId="3211A2A1" wp14:editId="166EDBBE">
+            <wp:extent cx="3235272" cy="3240290"/>
+            <wp:effectExtent l="0" t="0" r="3810" b="0"/>
+            <wp:docPr id="1264852859" name="Picture 1"/>
+            <wp:cNvGraphicFramePr>
+              <a:graphicFrameLocks xmlns:a="http://schemas.openxmlformats.org/drawingml/2006/main" noChangeAspect="1"/>
+            </wp:cNvGraphicFramePr>
+            <a:graphic xmlns:a="http://schemas.openxmlformats.org/drawingml/2006/main">
+              <a:graphicData uri="http://schemas.openxmlformats.org/drawingml/2006/picture">
+                <pic:pic xmlns:pic="http://schemas.openxmlformats.org/drawingml/2006/picture">
+                  <pic:nvPicPr>
+                    <pic:cNvPr id="1264852859" name=""/>
+                    <pic:cNvPicPr/>
+                  </pic:nvPicPr>
+                  <pic:blipFill>
+                    <a:blip r:embed="rId16"/>
+                    <a:stretch>
+                      <a:fillRect/>
+                    </a:stretch>
+                  </pic:blipFill>
+                  <pic:spPr>
+                    <a:xfrm>
+                      <a:off x="0" y="0"/>
+                      <a:ext cx="3243959" cy="3248990"/>
+                    </a:xfrm>
+                    <a:prstGeom prst="rect">
+                      <a:avLst/>
+                    </a:prstGeom>
+                  </pic:spPr>
+                </pic:pic>
+              </a:graphicData>
+            </a:graphic>
+          </wp:inline>
+        </w:drawing>
+      </w:r>
+    </w:p>
+    <w:p>
+      <w:pPr>
+        <w:pStyle w:val="Caption"/>
+      </w:pPr>
+      <w:r>
+        <w:t>Figure 4. Builder page wireframe</w:t>
+      </w:r>
+    </w:p>
+    <w:p>
+      <w:r>
+        <w:t xml:space="preserve">These wireframes provide the overview of the core </w:t>
+      </w:r>
+      <w:r>
+        <w:t>UI in which the users will be interacting with.</w:t>
+      </w:r>
+    </w:p>
+    <w:p>
+      <w:pPr>
+        <w:pStyle w:val="Heading2"/>
+      </w:pPr>
+      <w:r>
+        <w:t>3.5 Class Diagram</w:t>
+      </w:r>
+    </w:p>
+    <w:p>
+      <w:pPr>
+        <w:pStyle w:val="Heading2"/>
+      </w:pPr>
+      <w:r>
+        <w:rPr>
+          <w:noProof/>
+        </w:rPr>
+        <w:lastRenderedPageBreak/>
+        <w:drawing>
+          <wp:inline distT="0" distB="0" distL="0" distR="0" wp14:anchorId="4A613B8C" wp14:editId="0F364F64">
+            <wp:extent cx="4725059" cy="7201905"/>
+            <wp:effectExtent l="0" t="0" r="0" b="0"/>
+            <wp:docPr id="1395808644" name="Picture 1"/>
+            <wp:cNvGraphicFramePr>
+              <a:graphicFrameLocks xmlns:a="http://schemas.openxmlformats.org/drawingml/2006/main" noChangeAspect="1"/>
+            </wp:cNvGraphicFramePr>
+            <a:graphic xmlns:a="http://schemas.openxmlformats.org/drawingml/2006/main">
+              <a:graphicData uri="http://schemas.openxmlformats.org/drawingml/2006/picture">
+                <pic:pic xmlns:pic="http://schemas.openxmlformats.org/drawingml/2006/picture">
+                  <pic:nvPicPr>
+                    <pic:cNvPr id="1395808644" name=""/>
+                    <pic:cNvPicPr/>
+                  </pic:nvPicPr>
+                  <pic:blipFill>
+                    <a:blip r:embed="rId17"/>
+                    <a:stretch>
+                      <a:fillRect/>
+                    </a:stretch>
+                  </pic:blipFill>
+                  <pic:spPr>
+                    <a:xfrm>
+                      <a:off x="0" y="0"/>
+                      <a:ext cx="4725059" cy="7201905"/>
+                    </a:xfrm>
+                    <a:prstGeom prst="rect">
+                      <a:avLst/>
+                    </a:prstGeom>
+                  </pic:spPr>
+                </pic:pic>
+              </a:graphicData>
+            </a:graphic>
+          </wp:inline>
+        </w:drawing>
+      </w:r>
+    </w:p>
+    <w:p>
+      <w:pPr>
+        <w:pStyle w:val="Caption"/>
+      </w:pPr>
+      <w:r>
+        <w:t>Figure 5. Use Case Diagram</w:t>
+      </w:r>
+    </w:p>
+    <w:p>
+      <w:pPr>
         <w:pStyle w:val="Heading1"/>
       </w:pPr>
+      <w:r>
+        <w:t>4 Methodology</w:t>
+      </w:r>
+    </w:p>
+    <w:p>
+      <w:r>
+        <w:t>The choice of methodology was determined by the expected development sequence</w:t>
+      </w:r>
+      <w:r>
+        <w:t xml:space="preserve">. Building the backend with changing front-end requirements would require revisiting design phases, this ultimately dismissed waterfall as the preferred approach. </w:t>
+      </w:r>
+      <w:r>
+        <w:t>As shown in the Gantt chart below,</w:t>
+      </w:r>
+      <w:r>
+        <w:t xml:space="preserve"> the </w:t>
+      </w:r>
+      <w:r>
+        <w:lastRenderedPageBreak/>
+        <w:t xml:space="preserve">implementation phases of the API integration and database </w:t>
+      </w:r>
+      <w:r>
+        <w:t>connection overlapped significantly. This made an agile methodology the preferred choice, allowing each stage to influence the next.</w:t>
+      </w:r>
+    </w:p>
+    <w:p>
+      <w:pPr>
+        <w:pStyle w:val="Heading2"/>
+      </w:pPr>
+      <w:r>
+        <w:t>4.1 The Agile approach</w:t>
+      </w:r>
+    </w:p>
+    <w:p>
+      <w:r>
+        <w:t>The agile approach is preferred for projects with developing requirements as it allows for continuous revisiting of every phase of the software development (Al-</w:t>
+      </w:r>
+      <w:proofErr w:type="spellStart"/>
+      <w:r>
+        <w:t>Saqqa</w:t>
+      </w:r>
+      <w:proofErr w:type="spellEnd"/>
+      <w:r>
+        <w:t xml:space="preserve"> et al., 2020). This project benefits from these properties due to the typical nature of changing front-end requirements. To visualise how development sequence/cycles, a Gantt chart was developed.</w:t>
+      </w:r>
+    </w:p>
+    <w:p>
+      <w:pPr>
+        <w:pStyle w:val="Heading2"/>
+      </w:pPr>
+    </w:p>
+    <w:p>
+      <w:pPr>
+        <w:pStyle w:val="Heading2"/>
+      </w:pPr>
+      <w:r>
+        <w:t>4.</w:t>
+      </w:r>
+      <w:r>
+        <w:t>2</w:t>
+      </w:r>
+      <w:r>
+        <w:t xml:space="preserve"> Gantt Chart</w:t>
+      </w:r>
+    </w:p>
+    <w:p>
+      <w:r>
+        <w:t xml:space="preserve">The following chart (Figure </w:t>
+      </w:r>
+      <w:r>
+        <w:t>6</w:t>
+      </w:r>
+      <w:r>
+        <w:t>) maps the specific development cycles, highlighting the concurrency of the API and database development.</w:t>
+      </w:r>
     </w:p>
     <w:p>
       <w:pPr>
         <w:pStyle w:val="Heading1"/>
       </w:pPr>
+      <w:r>
+        <w:rPr>
+          <w:noProof/>
+        </w:rPr>
+        <w:drawing>
+          <wp:inline distT="0" distB="0" distL="0" distR="0" wp14:anchorId="261E3080" wp14:editId="16855925">
+            <wp:extent cx="5731510" cy="1955165"/>
+            <wp:effectExtent l="0" t="0" r="2540" b="6985"/>
+            <wp:docPr id="760224612" name="Picture 1"/>
+            <wp:cNvGraphicFramePr>
+              <a:graphicFrameLocks xmlns:a="http://schemas.openxmlformats.org/drawingml/2006/main" noChangeAspect="1"/>
+            </wp:cNvGraphicFramePr>
+            <a:graphic xmlns:a="http://schemas.openxmlformats.org/drawingml/2006/main">
+              <a:graphicData uri="http://schemas.openxmlformats.org/drawingml/2006/picture">
+                <pic:pic xmlns:pic="http://schemas.openxmlformats.org/drawingml/2006/picture">
+                  <pic:nvPicPr>
+                    <pic:cNvPr id="760224612" name=""/>
+                    <pic:cNvPicPr/>
+                  </pic:nvPicPr>
+                  <pic:blipFill>
+                    <a:blip r:embed="rId18"/>
+                    <a:stretch>
+                      <a:fillRect/>
+                    </a:stretch>
+                  </pic:blipFill>
+                  <pic:spPr>
+                    <a:xfrm>
+                      <a:off x="0" y="0"/>
+                      <a:ext cx="5731510" cy="1955165"/>
+                    </a:xfrm>
+                    <a:prstGeom prst="rect">
+                      <a:avLst/>
+                    </a:prstGeom>
+                  </pic:spPr>
+                </pic:pic>
+              </a:graphicData>
+            </a:graphic>
+          </wp:inline>
+        </w:drawing>
+      </w:r>
     </w:p>
     <w:p>
       <w:pPr>
         <w:pStyle w:val="Heading1"/>
       </w:pPr>
+      <w:r>
+        <w:rPr>
+          <w:noProof/>
+        </w:rPr>
+        <w:drawing>
+          <wp:anchor distT="0" distB="0" distL="114300" distR="114300" simplePos="0" relativeHeight="251662336" behindDoc="1" locked="0" layoutInCell="1" allowOverlap="1" wp14:anchorId="66C00AB8" wp14:editId="32936CB5">
+            <wp:simplePos x="0" y="0"/>
+            <wp:positionH relativeFrom="column">
+              <wp:posOffset>3282950</wp:posOffset>
+            </wp:positionH>
+            <wp:positionV relativeFrom="paragraph">
+              <wp:posOffset>5715</wp:posOffset>
+            </wp:positionV>
+            <wp:extent cx="2915920" cy="2356485"/>
+            <wp:effectExtent l="0" t="0" r="0" b="5715"/>
+            <wp:wrapTight wrapText="bothSides">
+              <wp:wrapPolygon edited="0">
+                <wp:start x="0" y="0"/>
+                <wp:lineTo x="0" y="21478"/>
+                <wp:lineTo x="21449" y="21478"/>
+                <wp:lineTo x="21449" y="0"/>
+                <wp:lineTo x="0" y="0"/>
+              </wp:wrapPolygon>
+            </wp:wrapTight>
+            <wp:docPr id="433095328" name="Picture 1"/>
+            <wp:cNvGraphicFramePr>
+              <a:graphicFrameLocks xmlns:a="http://schemas.openxmlformats.org/drawingml/2006/main" noChangeAspect="1"/>
+            </wp:cNvGraphicFramePr>
+            <a:graphic xmlns:a="http://schemas.openxmlformats.org/drawingml/2006/main">
+              <a:graphicData uri="http://schemas.openxmlformats.org/drawingml/2006/picture">
+                <pic:pic xmlns:pic="http://schemas.openxmlformats.org/drawingml/2006/picture">
+                  <pic:nvPicPr>
+                    <pic:cNvPr id="433095328" name=""/>
+                    <pic:cNvPicPr/>
+                  </pic:nvPicPr>
+                  <pic:blipFill>
+                    <a:blip r:embed="rId19">
+                      <a:extLst>
+                        <a:ext uri="{28A0092B-C50C-407E-A947-70E740481C1C}">
+                          <a14:useLocalDpi xmlns:a14="http://schemas.microsoft.com/office/drawing/2010/main" val="0"/>
+                        </a:ext>
+                      </a:extLst>
+                    </a:blip>
+                    <a:stretch>
+                      <a:fillRect/>
+                    </a:stretch>
+                  </pic:blipFill>
+                  <pic:spPr>
+                    <a:xfrm>
+                      <a:off x="0" y="0"/>
+                      <a:ext cx="2915920" cy="2356485"/>
+                    </a:xfrm>
+                    <a:prstGeom prst="rect">
+                      <a:avLst/>
+                    </a:prstGeom>
+                  </pic:spPr>
+                </pic:pic>
+              </a:graphicData>
+            </a:graphic>
+            <wp14:sizeRelV relativeFrom="margin">
+              <wp14:pctHeight>0</wp14:pctHeight>
+            </wp14:sizeRelV>
+          </wp:anchor>
+        </w:drawing>
+      </w:r>
+      <w:r>
+        <w:rPr>
+          <w:noProof/>
+        </w:rPr>
+        <w:drawing>
+          <wp:inline distT="0" distB="0" distL="0" distR="0" wp14:anchorId="24EB116A" wp14:editId="0E5F3B71">
+            <wp:extent cx="3129826" cy="2342570"/>
+            <wp:effectExtent l="0" t="0" r="0" b="635"/>
+            <wp:docPr id="1159034647" name="Picture 1"/>
+            <wp:cNvGraphicFramePr>
+              <a:graphicFrameLocks xmlns:a="http://schemas.openxmlformats.org/drawingml/2006/main" noChangeAspect="1"/>
+            </wp:cNvGraphicFramePr>
+            <a:graphic xmlns:a="http://schemas.openxmlformats.org/drawingml/2006/main">
+              <a:graphicData uri="http://schemas.openxmlformats.org/drawingml/2006/picture">
+                <pic:pic xmlns:pic="http://schemas.openxmlformats.org/drawingml/2006/picture">
+                  <pic:nvPicPr>
+                    <pic:cNvPr id="1159034647" name=""/>
+                    <pic:cNvPicPr/>
+                  </pic:nvPicPr>
+                  <pic:blipFill>
+                    <a:blip r:embed="rId20"/>
+                    <a:stretch>
+                      <a:fillRect/>
+                    </a:stretch>
+                  </pic:blipFill>
+                  <pic:spPr>
+                    <a:xfrm>
+                      <a:off x="0" y="0"/>
+                      <a:ext cx="3142202" cy="2351833"/>
+                    </a:xfrm>
+                    <a:prstGeom prst="rect">
+                      <a:avLst/>
+                    </a:prstGeom>
+                  </pic:spPr>
+                </pic:pic>
+              </a:graphicData>
+            </a:graphic>
+          </wp:inline>
+        </w:drawing>
+      </w:r>
+      <w:r>
+        <w:rPr>
+          <w:noProof/>
+        </w:rPr>
+        <w:t xml:space="preserve"> </w:t>
+      </w:r>
     </w:p>
     <w:p>
       <w:pPr>
         <w:pStyle w:val="Heading1"/>
       </w:pPr>
+      <w:r>
+        <w:rPr>
+          <w:noProof/>
+        </w:rPr>
+        <w:lastRenderedPageBreak/>
+        <w:drawing>
+          <wp:anchor distT="0" distB="0" distL="114300" distR="114300" simplePos="0" relativeHeight="251663360" behindDoc="1" locked="0" layoutInCell="1" allowOverlap="1" wp14:anchorId="1173F57D" wp14:editId="691BF801">
+            <wp:simplePos x="0" y="0"/>
+            <wp:positionH relativeFrom="column">
+              <wp:posOffset>3387090</wp:posOffset>
+            </wp:positionH>
+            <wp:positionV relativeFrom="paragraph">
+              <wp:posOffset>179070</wp:posOffset>
+            </wp:positionV>
+            <wp:extent cx="2957830" cy="1889760"/>
+            <wp:effectExtent l="0" t="0" r="0" b="0"/>
+            <wp:wrapTight wrapText="bothSides">
+              <wp:wrapPolygon edited="0">
+                <wp:start x="0" y="0"/>
+                <wp:lineTo x="0" y="21339"/>
+                <wp:lineTo x="21424" y="21339"/>
+                <wp:lineTo x="21424" y="0"/>
+                <wp:lineTo x="0" y="0"/>
+              </wp:wrapPolygon>
+            </wp:wrapTight>
+            <wp:docPr id="1734846727" name="Picture 1"/>
+            <wp:cNvGraphicFramePr>
+              <a:graphicFrameLocks xmlns:a="http://schemas.openxmlformats.org/drawingml/2006/main" noChangeAspect="1"/>
+            </wp:cNvGraphicFramePr>
+            <a:graphic xmlns:a="http://schemas.openxmlformats.org/drawingml/2006/main">
+              <a:graphicData uri="http://schemas.openxmlformats.org/drawingml/2006/picture">
+                <pic:pic xmlns:pic="http://schemas.openxmlformats.org/drawingml/2006/picture">
+                  <pic:nvPicPr>
+                    <pic:cNvPr id="1734846727" name=""/>
+                    <pic:cNvPicPr/>
+                  </pic:nvPicPr>
+                  <pic:blipFill>
+                    <a:blip r:embed="rId21">
+                      <a:extLst>
+                        <a:ext uri="{28A0092B-C50C-407E-A947-70E740481C1C}">
+                          <a14:useLocalDpi xmlns:a14="http://schemas.microsoft.com/office/drawing/2010/main" val="0"/>
+                        </a:ext>
+                      </a:extLst>
+                    </a:blip>
+                    <a:stretch>
+                      <a:fillRect/>
+                    </a:stretch>
+                  </pic:blipFill>
+                  <pic:spPr>
+                    <a:xfrm>
+                      <a:off x="0" y="0"/>
+                      <a:ext cx="2957830" cy="1889760"/>
+                    </a:xfrm>
+                    <a:prstGeom prst="rect">
+                      <a:avLst/>
+                    </a:prstGeom>
+                  </pic:spPr>
+                </pic:pic>
+              </a:graphicData>
+            </a:graphic>
+            <wp14:sizeRelV relativeFrom="margin">
+              <wp14:pctHeight>0</wp14:pctHeight>
+            </wp14:sizeRelV>
+          </wp:anchor>
+        </w:drawing>
+      </w:r>
+      <w:r>
+        <w:rPr>
+          <w:noProof/>
+        </w:rPr>
+        <w:drawing>
+          <wp:inline distT="0" distB="0" distL="0" distR="0" wp14:anchorId="1125C386" wp14:editId="5D4D4480">
+            <wp:extent cx="3170572" cy="2086550"/>
+            <wp:effectExtent l="0" t="0" r="0" b="9525"/>
+            <wp:docPr id="112105140" name="Picture 1"/>
+            <wp:cNvGraphicFramePr>
+              <a:graphicFrameLocks xmlns:a="http://schemas.openxmlformats.org/drawingml/2006/main" noChangeAspect="1"/>
+            </wp:cNvGraphicFramePr>
+            <a:graphic xmlns:a="http://schemas.openxmlformats.org/drawingml/2006/main">
+              <a:graphicData uri="http://schemas.openxmlformats.org/drawingml/2006/picture">
+                <pic:pic xmlns:pic="http://schemas.openxmlformats.org/drawingml/2006/picture">
+                  <pic:nvPicPr>
+                    <pic:cNvPr id="112105140" name=""/>
+                    <pic:cNvPicPr/>
+                  </pic:nvPicPr>
+                  <pic:blipFill>
+                    <a:blip r:embed="rId22"/>
+                    <a:stretch>
+                      <a:fillRect/>
+                    </a:stretch>
+                  </pic:blipFill>
+                  <pic:spPr>
+                    <a:xfrm>
+                      <a:off x="0" y="0"/>
+                      <a:ext cx="3180388" cy="2093010"/>
+                    </a:xfrm>
+                    <a:prstGeom prst="rect">
+                      <a:avLst/>
+                    </a:prstGeom>
+                  </pic:spPr>
+                </pic:pic>
+              </a:graphicData>
+            </a:graphic>
+          </wp:inline>
+        </w:drawing>
+      </w:r>
+      <w:r>
+        <w:rPr>
+          <w:noProof/>
+        </w:rPr>
+        <w:t xml:space="preserve"> </w:t>
+      </w:r>
     </w:p>
     <w:p>
       <w:pPr>
         <w:pStyle w:val="Heading1"/>
       </w:pPr>
       <w:r>
-        <w:t xml:space="preserve">4 </w:t>
+        <w:rPr>
+          <w:noProof/>
+        </w:rPr>
+        <w:drawing>
+          <wp:inline distT="0" distB="0" distL="0" distR="0" wp14:anchorId="12B5FCBA" wp14:editId="0577022F">
+            <wp:extent cx="3204481" cy="1159876"/>
+            <wp:effectExtent l="0" t="0" r="0" b="2540"/>
+            <wp:docPr id="1462979222" name="Picture 1"/>
+            <wp:cNvGraphicFramePr>
+              <a:graphicFrameLocks xmlns:a="http://schemas.openxmlformats.org/drawingml/2006/main" noChangeAspect="1"/>
+            </wp:cNvGraphicFramePr>
+            <a:graphic xmlns:a="http://schemas.openxmlformats.org/drawingml/2006/main">
+              <a:graphicData uri="http://schemas.openxmlformats.org/drawingml/2006/picture">
+                <pic:pic xmlns:pic="http://schemas.openxmlformats.org/drawingml/2006/picture">
+                  <pic:nvPicPr>
+                    <pic:cNvPr id="1462979222" name=""/>
+                    <pic:cNvPicPr/>
+                  </pic:nvPicPr>
+                  <pic:blipFill>
+                    <a:blip r:embed="rId23"/>
+                    <a:stretch>
+                      <a:fillRect/>
+                    </a:stretch>
+                  </pic:blipFill>
+                  <pic:spPr>
+                    <a:xfrm>
+                      <a:off x="0" y="0"/>
+                      <a:ext cx="3227809" cy="1168320"/>
+                    </a:xfrm>
+                    <a:prstGeom prst="rect">
+                      <a:avLst/>
+                    </a:prstGeom>
+                  </pic:spPr>
+                </pic:pic>
+              </a:graphicData>
+            </a:graphic>
+          </wp:inline>
+        </w:drawing>
+      </w:r>
+      <w:r>
+        <w:rPr>
+          <w:noProof/>
+        </w:rPr>
+        <w:t xml:space="preserve"> </w:t>
+      </w:r>
+      <w:r>
+        <w:rPr>
+          <w:noProof/>
+        </w:rPr>
+        <w:drawing>
+          <wp:inline distT="0" distB="0" distL="0" distR="0" wp14:anchorId="0C00812F" wp14:editId="4FD9DE3C">
+            <wp:extent cx="1491270" cy="972125"/>
+            <wp:effectExtent l="0" t="0" r="0" b="0"/>
+            <wp:docPr id="1548561685" name="Picture 1"/>
+            <wp:cNvGraphicFramePr>
+              <a:graphicFrameLocks xmlns:a="http://schemas.openxmlformats.org/drawingml/2006/main" noChangeAspect="1"/>
+            </wp:cNvGraphicFramePr>
+            <a:graphic xmlns:a="http://schemas.openxmlformats.org/drawingml/2006/main">
+              <a:graphicData uri="http://schemas.openxmlformats.org/drawingml/2006/picture">
+                <pic:pic xmlns:pic="http://schemas.openxmlformats.org/drawingml/2006/picture">
+                  <pic:nvPicPr>
+                    <pic:cNvPr id="1548561685" name=""/>
+                    <pic:cNvPicPr/>
+                  </pic:nvPicPr>
+                  <pic:blipFill>
+                    <a:blip r:embed="rId24"/>
+                    <a:stretch>
+                      <a:fillRect/>
+                    </a:stretch>
+                  </pic:blipFill>
+                  <pic:spPr>
+                    <a:xfrm>
+                      <a:off x="0" y="0"/>
+                      <a:ext cx="1516285" cy="988432"/>
+                    </a:xfrm>
+                    <a:prstGeom prst="rect">
+                      <a:avLst/>
+                    </a:prstGeom>
+                  </pic:spPr>
+                </pic:pic>
+              </a:graphicData>
+            </a:graphic>
+          </wp:inline>
+        </w:drawing>
+      </w:r>
+    </w:p>
+    <w:p>
+      <w:pPr>
+        <w:pStyle w:val="Caption"/>
+      </w:pPr>
+      <w:r>
+        <w:t xml:space="preserve">Figure </w:t>
+      </w:r>
+      <w:r>
+        <w:t>6</w:t>
+      </w:r>
+      <w:r>
+        <w:t>. Gantt Chart</w:t>
+      </w:r>
+    </w:p>
+    <w:p>
+      <w:pPr>
+        <w:pStyle w:val="Heading1"/>
+      </w:pPr>
+    </w:p>
+    <w:p>
+      <w:pPr>
+        <w:pStyle w:val="Heading1"/>
+      </w:pPr>
+    </w:p>
+    <w:p>
+      <w:pPr>
+        <w:pStyle w:val="Heading1"/>
+      </w:pPr>
+    </w:p>
+    <w:p>
+      <w:pPr>
+        <w:pStyle w:val="Heading1"/>
+      </w:pPr>
+    </w:p>
+    <w:p>
+      <w:pPr>
+        <w:pStyle w:val="Heading1"/>
+      </w:pPr>
+    </w:p>
+    <w:p>
+      <w:pPr>
+        <w:pStyle w:val="Heading1"/>
+      </w:pPr>
+      <w:r>
+        <w:t>5</w:t>
+      </w:r>
+      <w:r>
+        <w:t xml:space="preserve"> </w:t>
       </w:r>
       <w:r>
         <w:t>Implementation and Testing</w:t>
       </w:r>
       <w:bookmarkEnd w:id="7"/>
+    </w:p>
+    <w:p>
+      <w:r>
+        <w:t xml:space="preserve">This chapter details the technical implementation of the system design above. Following the Agile methodology defined in the previous section, development was carried out in a segmented manor. This focused on the implementation of modules which were developed incrementally. Such as </w:t>
+      </w:r>
+      <w:proofErr w:type="spellStart"/>
+      <w:r>
+        <w:t>db</w:t>
+      </w:r>
+      <w:proofErr w:type="spellEnd"/>
+      <w:r>
+        <w:t xml:space="preserve"> connection, GUI and LLM API integration. </w:t>
+      </w:r>
+    </w:p>
+    <w:p>
+      <w:pPr>
+        <w:pStyle w:val="Heading2"/>
+      </w:pPr>
+      <w:r>
+        <w:t>5</w:t>
+      </w:r>
+      <w:r>
+        <w:t>.</w:t>
+      </w:r>
+      <w:r>
+        <w:t>1</w:t>
+      </w:r>
+      <w:r>
+        <w:t xml:space="preserve"> </w:t>
+      </w:r>
+      <w:r>
+        <w:t xml:space="preserve">Graphical </w:t>
+      </w:r>
+      <w:r>
+        <w:t>User Interface</w:t>
+      </w:r>
+    </w:p>
+    <w:p/>
+    <w:p>
+      <w:r>
+        <w:lastRenderedPageBreak/>
+        <w:t xml:space="preserve">The system uses </w:t>
+      </w:r>
+      <w:proofErr w:type="spellStart"/>
+      <w:r>
+        <w:t>Plotly</w:t>
+      </w:r>
+      <w:proofErr w:type="spellEnd"/>
+      <w:r>
+        <w:t xml:space="preserve"> for the analytical components such as the visualisations. With the flask back end, these chart configurations are stored as JSON objects. The Plotly.js library then renders the interactive visualisations. The processing is handled by the browser.</w:t>
+      </w:r>
+    </w:p>
+    <w:p>
+      <w:r>
+        <w:drawing>
+          <wp:anchor distT="0" distB="0" distL="114300" distR="114300" simplePos="0" relativeHeight="251664384" behindDoc="0" locked="0" layoutInCell="1" allowOverlap="1" wp14:anchorId="54AD8B03" wp14:editId="0A5032E2">
+            <wp:simplePos x="914400" y="1568450"/>
+            <wp:positionH relativeFrom="column">
+              <wp:align>left</wp:align>
+            </wp:positionH>
+            <wp:positionV relativeFrom="paragraph">
+              <wp:align>top</wp:align>
+            </wp:positionV>
+            <wp:extent cx="1708150" cy="4825365"/>
+            <wp:effectExtent l="0" t="0" r="6350" b="0"/>
+            <wp:wrapSquare wrapText="bothSides"/>
+            <wp:docPr id="1349795127" name="Picture 1"/>
+            <wp:cNvGraphicFramePr>
+              <a:graphicFrameLocks xmlns:a="http://schemas.openxmlformats.org/drawingml/2006/main" noChangeAspect="1"/>
+            </wp:cNvGraphicFramePr>
+            <a:graphic xmlns:a="http://schemas.openxmlformats.org/drawingml/2006/main">
+              <a:graphicData uri="http://schemas.openxmlformats.org/drawingml/2006/picture">
+                <pic:pic xmlns:pic="http://schemas.openxmlformats.org/drawingml/2006/picture">
+                  <pic:nvPicPr>
+                    <pic:cNvPr id="1349795127" name=""/>
+                    <pic:cNvPicPr/>
+                  </pic:nvPicPr>
+                  <pic:blipFill>
+                    <a:blip r:embed="rId25" cstate="print">
+                      <a:extLst>
+                        <a:ext uri="{28A0092B-C50C-407E-A947-70E740481C1C}">
+                          <a14:useLocalDpi xmlns:a14="http://schemas.microsoft.com/office/drawing/2010/main" val="0"/>
+                        </a:ext>
+                      </a:extLst>
+                    </a:blip>
+                    <a:stretch>
+                      <a:fillRect/>
+                    </a:stretch>
+                  </pic:blipFill>
+                  <pic:spPr>
+                    <a:xfrm>
+                      <a:off x="0" y="0"/>
+                      <a:ext cx="1708150" cy="4825365"/>
+                    </a:xfrm>
+                    <a:prstGeom prst="rect">
+                      <a:avLst/>
+                    </a:prstGeom>
+                  </pic:spPr>
+                </pic:pic>
+              </a:graphicData>
+            </a:graphic>
+          </wp:anchor>
+        </w:drawing>
+      </w:r>
+      <w:r>
+        <w:t>Storing the chart configs as JSON in Figure [7] allow for user created visualisations to persist when session is ended. This allows the user to return to where they last left.</w:t>
+      </w:r>
+      <w:r>
+        <w:br w:type="textWrapping" w:clear="all"/>
+      </w:r>
+    </w:p>
+    <w:p>
+      <w:pPr>
+        <w:pStyle w:val="Caption"/>
+      </w:pPr>
+      <w:r>
+        <w:t>Figure 7. SS of JSON object stored in DB</w:t>
+      </w:r>
+    </w:p>
+    <w:p>
+      <w:pPr>
+        <w:pStyle w:val="Heading2"/>
+      </w:pPr>
+      <w:r>
+        <w:t xml:space="preserve">5.2 Backend Logic and Data Processing </w:t>
+      </w:r>
+    </w:p>
+    <w:p>
+      <w:r>
+        <w:t>The backend was built using the Flask framework. The system uses flask as the controller for processing the data. When a user uploads a CSV file, the system uses the Pandas library to present highlights of the dataset as shown in Figure [8].</w:t>
+      </w:r>
+    </w:p>
+    <w:p>
+      <w:r>
+        <w:lastRenderedPageBreak/>
+        <w:drawing>
+          <wp:inline distT="0" distB="0" distL="0" distR="0" wp14:anchorId="226A6948" wp14:editId="7BF3FDE7">
+            <wp:extent cx="5731510" cy="3670935"/>
+            <wp:effectExtent l="0" t="0" r="2540" b="5715"/>
+            <wp:docPr id="740136782" name="Picture 1"/>
+            <wp:cNvGraphicFramePr>
+              <a:graphicFrameLocks xmlns:a="http://schemas.openxmlformats.org/drawingml/2006/main" noChangeAspect="1"/>
+            </wp:cNvGraphicFramePr>
+            <a:graphic xmlns:a="http://schemas.openxmlformats.org/drawingml/2006/main">
+              <a:graphicData uri="http://schemas.openxmlformats.org/drawingml/2006/picture">
+                <pic:pic xmlns:pic="http://schemas.openxmlformats.org/drawingml/2006/picture">
+                  <pic:nvPicPr>
+                    <pic:cNvPr id="740136782" name=""/>
+                    <pic:cNvPicPr/>
+                  </pic:nvPicPr>
+                  <pic:blipFill>
+                    <a:blip r:embed="rId26"/>
+                    <a:stretch>
+                      <a:fillRect/>
+                    </a:stretch>
+                  </pic:blipFill>
+                  <pic:spPr>
+                    <a:xfrm>
+                      <a:off x="0" y="0"/>
+                      <a:ext cx="5731510" cy="3670935"/>
+                    </a:xfrm>
+                    <a:prstGeom prst="rect">
+                      <a:avLst/>
+                    </a:prstGeom>
+                  </pic:spPr>
+                </pic:pic>
+              </a:graphicData>
+            </a:graphic>
+          </wp:inline>
+        </w:drawing>
+      </w:r>
+    </w:p>
+    <w:p>
+      <w:pPr>
+        <w:pStyle w:val="Caption"/>
+      </w:pPr>
+      <w:bookmarkStart w:id="8" w:name="_Toc208572182"/>
+      <w:r>
+        <w:t xml:space="preserve">Figure 8. Calculation and presentation of data highlights. </w:t>
+      </w:r>
+      <w:proofErr w:type="gramStart"/>
+      <w:r>
+        <w:t>(</w:t>
+      </w:r>
+      <w:proofErr w:type="gramEnd"/>
+      <w:r>
+        <w:t>Presented as bullet points)</w:t>
+      </w:r>
+    </w:p>
+    <w:p>
+      <w:pPr>
+        <w:pStyle w:val="Heading3"/>
+      </w:pPr>
+      <w:r>
+        <w:t>5.2.1 Responsive Design</w:t>
+      </w:r>
+    </w:p>
+    <w:p>
+      <w:r>
+        <w:t>When large datasets are uploaded. Processing the whole dataset at once is intensive. The system prioritised processing the column headers and data types to allow the population of dropdowns immediately</w:t>
+      </w:r>
+      <w:r>
+        <w:t xml:space="preserve"> as shown in Figure [9].</w:t>
+      </w:r>
+    </w:p>
+    <w:p>
+      <w:r>
+        <w:drawing>
+          <wp:inline distT="0" distB="0" distL="0" distR="0" wp14:anchorId="106730B1" wp14:editId="0652BDDA">
+            <wp:extent cx="5731510" cy="2421255"/>
+            <wp:effectExtent l="0" t="0" r="2540" b="0"/>
+            <wp:docPr id="518384092" name="Picture 1"/>
+            <wp:cNvGraphicFramePr>
+              <a:graphicFrameLocks xmlns:a="http://schemas.openxmlformats.org/drawingml/2006/main" noChangeAspect="1"/>
+            </wp:cNvGraphicFramePr>
+            <a:graphic xmlns:a="http://schemas.openxmlformats.org/drawingml/2006/main">
+              <a:graphicData uri="http://schemas.openxmlformats.org/drawingml/2006/picture">
+                <pic:pic xmlns:pic="http://schemas.openxmlformats.org/drawingml/2006/picture">
+                  <pic:nvPicPr>
+                    <pic:cNvPr id="518384092" name=""/>
+                    <pic:cNvPicPr/>
+                  </pic:nvPicPr>
+                  <pic:blipFill>
+                    <a:blip r:embed="rId27"/>
+                    <a:stretch>
+                      <a:fillRect/>
+                    </a:stretch>
+                  </pic:blipFill>
+                  <pic:spPr>
+                    <a:xfrm>
+                      <a:off x="0" y="0"/>
+                      <a:ext cx="5731510" cy="2421255"/>
+                    </a:xfrm>
+                    <a:prstGeom prst="rect">
+                      <a:avLst/>
+                    </a:prstGeom>
+                  </pic:spPr>
+                </pic:pic>
+              </a:graphicData>
+            </a:graphic>
+          </wp:inline>
+        </w:drawing>
+      </w:r>
+    </w:p>
+    <w:p>
+      <w:pPr>
+        <w:pStyle w:val="Caption"/>
+      </w:pPr>
+      <w:r>
+        <w:t>Figure 9. Column info captured separately</w:t>
+      </w:r>
+    </w:p>
+    <w:p>
+      <w:pPr>
+        <w:pStyle w:val="Heading2"/>
+      </w:pPr>
+      <w:r>
+        <w:t>5.3 Gemin API Integration</w:t>
+      </w:r>
+    </w:p>
+    <w:p>
+      <w:r>
+        <w:t xml:space="preserve">The core functional requirements FR-5 and FR-7 are met using the Gemini 2.0 Flash API to provide the natural-language explanations and suggestions. This was implemented using a panda’s overview </w:t>
+      </w:r>
+      <w:r>
+        <w:lastRenderedPageBreak/>
+        <w:t>to provide sufficient context to the LLM without the computational expensive entire dataset. This limited hallucinations and allowed for tailored responses whilst keeping token usage minimal.</w:t>
+      </w:r>
+    </w:p>
+    <w:p>
+      <w:r>
+        <w:drawing>
+          <wp:inline distT="0" distB="0" distL="0" distR="0" wp14:anchorId="6B733ED3" wp14:editId="6A5E9860">
+            <wp:extent cx="5731510" cy="931545"/>
+            <wp:effectExtent l="0" t="0" r="2540" b="1905"/>
+            <wp:docPr id="1695688453" name="Picture 1"/>
+            <wp:cNvGraphicFramePr>
+              <a:graphicFrameLocks xmlns:a="http://schemas.openxmlformats.org/drawingml/2006/main" noChangeAspect="1"/>
+            </wp:cNvGraphicFramePr>
+            <a:graphic xmlns:a="http://schemas.openxmlformats.org/drawingml/2006/main">
+              <a:graphicData uri="http://schemas.openxmlformats.org/drawingml/2006/picture">
+                <pic:pic xmlns:pic="http://schemas.openxmlformats.org/drawingml/2006/picture">
+                  <pic:nvPicPr>
+                    <pic:cNvPr id="1695688453" name=""/>
+                    <pic:cNvPicPr/>
+                  </pic:nvPicPr>
+                  <pic:blipFill>
+                    <a:blip r:embed="rId28"/>
+                    <a:stretch>
+                      <a:fillRect/>
+                    </a:stretch>
+                  </pic:blipFill>
+                  <pic:spPr>
+                    <a:xfrm>
+                      <a:off x="0" y="0"/>
+                      <a:ext cx="5731510" cy="931545"/>
+                    </a:xfrm>
+                    <a:prstGeom prst="rect">
+                      <a:avLst/>
+                    </a:prstGeom>
+                  </pic:spPr>
+                </pic:pic>
+              </a:graphicData>
+            </a:graphic>
+          </wp:inline>
+        </w:drawing>
+      </w:r>
+    </w:p>
+    <w:p>
+      <w:pPr>
+        <w:pStyle w:val="Caption"/>
+      </w:pPr>
+      <w:r>
+        <w:t xml:space="preserve">Figure 10. </w:t>
+      </w:r>
+      <w:r>
+        <w:t>Context used for LLM Prompt</w:t>
+      </w:r>
+    </w:p>
+    <w:p>
+      <w:r>
+        <w:drawing>
+          <wp:inline distT="0" distB="0" distL="0" distR="0" wp14:anchorId="0A5B6CCF" wp14:editId="29CADD2F">
+            <wp:extent cx="5731510" cy="271780"/>
+            <wp:effectExtent l="0" t="0" r="2540" b="0"/>
+            <wp:docPr id="1970290534" name="Picture 1"/>
+            <wp:cNvGraphicFramePr>
+              <a:graphicFrameLocks xmlns:a="http://schemas.openxmlformats.org/drawingml/2006/main" noChangeAspect="1"/>
+            </wp:cNvGraphicFramePr>
+            <a:graphic xmlns:a="http://schemas.openxmlformats.org/drawingml/2006/main">
+              <a:graphicData uri="http://schemas.openxmlformats.org/drawingml/2006/picture">
+                <pic:pic xmlns:pic="http://schemas.openxmlformats.org/drawingml/2006/picture">
+                  <pic:nvPicPr>
+                    <pic:cNvPr id="1970290534" name=""/>
+                    <pic:cNvPicPr/>
+                  </pic:nvPicPr>
+                  <pic:blipFill>
+                    <a:blip r:embed="rId29"/>
+                    <a:stretch>
+                      <a:fillRect/>
+                    </a:stretch>
+                  </pic:blipFill>
+                  <pic:spPr>
+                    <a:xfrm>
+                      <a:off x="0" y="0"/>
+                      <a:ext cx="5731510" cy="271780"/>
+                    </a:xfrm>
+                    <a:prstGeom prst="rect">
+                      <a:avLst/>
+                    </a:prstGeom>
+                  </pic:spPr>
+                </pic:pic>
+              </a:graphicData>
+            </a:graphic>
+          </wp:inline>
+        </w:drawing>
+      </w:r>
+    </w:p>
+    <w:p>
+      <w:pPr>
+        <w:pStyle w:val="Caption"/>
+      </w:pPr>
+      <w:r>
+        <w:t>Figure 11. chart suggestion format included in prompt</w:t>
+      </w:r>
+    </w:p>
+    <w:p>
+      <w:pPr>
+        <w:pStyle w:val="Heading2"/>
+      </w:pPr>
+      <w:r>
+        <w:t>5.4 Database and Security Implementation</w:t>
+      </w:r>
+    </w:p>
+    <w:p>
+      <w:r>
+        <w:t xml:space="preserve">The system uses SQLite for data storage due to its serverless architecture and minimal configuration requirements to allow for simpler accessibility for non-technical users. The system uses the </w:t>
+      </w:r>
+      <w:proofErr w:type="spellStart"/>
+      <w:r>
+        <w:t>SQLAlchemy</w:t>
+      </w:r>
+      <w:proofErr w:type="spellEnd"/>
+      <w:r>
+        <w:t xml:space="preserve"> Object Relation Mapper (ORM) to connect to the db. This enables the system to interact with the data as python objects over SQL strings to support debugging and maintenance.</w:t>
+      </w:r>
+    </w:p>
+    <w:p>
+      <w:r>
+        <w:drawing>
+          <wp:inline distT="0" distB="0" distL="0" distR="0" wp14:anchorId="27178A99" wp14:editId="0821D97D">
+            <wp:extent cx="5731510" cy="2677795"/>
+            <wp:effectExtent l="0" t="0" r="2540" b="8255"/>
+            <wp:docPr id="41419942" name="Picture 1"/>
+            <wp:cNvGraphicFramePr>
+              <a:graphicFrameLocks xmlns:a="http://schemas.openxmlformats.org/drawingml/2006/main" noChangeAspect="1"/>
+            </wp:cNvGraphicFramePr>
+            <a:graphic xmlns:a="http://schemas.openxmlformats.org/drawingml/2006/main">
+              <a:graphicData uri="http://schemas.openxmlformats.org/drawingml/2006/picture">
+                <pic:pic xmlns:pic="http://schemas.openxmlformats.org/drawingml/2006/picture">
+                  <pic:nvPicPr>
+                    <pic:cNvPr id="41419942" name=""/>
+                    <pic:cNvPicPr/>
+                  </pic:nvPicPr>
+                  <pic:blipFill>
+                    <a:blip r:embed="rId30"/>
+                    <a:stretch>
+                      <a:fillRect/>
+                    </a:stretch>
+                  </pic:blipFill>
+                  <pic:spPr>
+                    <a:xfrm>
+                      <a:off x="0" y="0"/>
+                      <a:ext cx="5731510" cy="2677795"/>
+                    </a:xfrm>
+                    <a:prstGeom prst="rect">
+                      <a:avLst/>
+                    </a:prstGeom>
+                  </pic:spPr>
+                </pic:pic>
+              </a:graphicData>
+            </a:graphic>
+          </wp:inline>
+        </w:drawing>
+      </w:r>
+    </w:p>
+    <w:p>
+      <w:pPr>
+        <w:pStyle w:val="Caption"/>
+      </w:pPr>
+      <w:r>
+        <w:t>Figure 12. File-based data storage using SQLite</w:t>
+      </w:r>
+    </w:p>
+    <w:p/>
+    <w:p>
+      <w:r>
+        <w:drawing>
+          <wp:inline distT="0" distB="0" distL="0" distR="0" wp14:anchorId="1795B2AE" wp14:editId="699E73E2">
+            <wp:extent cx="5731510" cy="1211580"/>
+            <wp:effectExtent l="0" t="0" r="2540" b="7620"/>
+            <wp:docPr id="1306199303" name="Picture 1"/>
+            <wp:cNvGraphicFramePr>
+              <a:graphicFrameLocks xmlns:a="http://schemas.openxmlformats.org/drawingml/2006/main" noChangeAspect="1"/>
+            </wp:cNvGraphicFramePr>
+            <a:graphic xmlns:a="http://schemas.openxmlformats.org/drawingml/2006/main">
+              <a:graphicData uri="http://schemas.openxmlformats.org/drawingml/2006/picture">
+                <pic:pic xmlns:pic="http://schemas.openxmlformats.org/drawingml/2006/picture">
+                  <pic:nvPicPr>
+                    <pic:cNvPr id="1306199303" name=""/>
+                    <pic:cNvPicPr/>
+                  </pic:nvPicPr>
+                  <pic:blipFill>
+                    <a:blip r:embed="rId31"/>
+                    <a:stretch>
+                      <a:fillRect/>
+                    </a:stretch>
+                  </pic:blipFill>
+                  <pic:spPr>
+                    <a:xfrm>
+                      <a:off x="0" y="0"/>
+                      <a:ext cx="5731510" cy="1211580"/>
+                    </a:xfrm>
+                    <a:prstGeom prst="rect">
+                      <a:avLst/>
+                    </a:prstGeom>
+                  </pic:spPr>
+                </pic:pic>
+              </a:graphicData>
+            </a:graphic>
+          </wp:inline>
+        </w:drawing>
+      </w:r>
+    </w:p>
+    <w:p>
+      <w:pPr>
+        <w:pStyle w:val="Caption"/>
+      </w:pPr>
+      <w:r>
+        <w:t xml:space="preserve">Figure 13. Example of ORM connection using python to select and delete from </w:t>
+      </w:r>
+      <w:proofErr w:type="spellStart"/>
+      <w:r>
+        <w:t>db</w:t>
+      </w:r>
+      <w:proofErr w:type="spellEnd"/>
+    </w:p>
+    <w:p>
+      <w:r>
+        <w:lastRenderedPageBreak/>
+        <w:t xml:space="preserve">To meet NFR-6, the system uses the </w:t>
+      </w:r>
+      <w:proofErr w:type="spellStart"/>
+      <w:proofErr w:type="gramStart"/>
+      <w:r>
+        <w:t>werkzeug.security</w:t>
+      </w:r>
+      <w:proofErr w:type="spellEnd"/>
+      <w:proofErr w:type="gramEnd"/>
+      <w:r>
+        <w:t xml:space="preserve"> library for password hashing.</w:t>
+      </w:r>
+    </w:p>
+    <w:p/>
+    <w:p/>
+    <w:p>
+      <w:pPr>
+        <w:pStyle w:val="Heading1"/>
+      </w:pPr>
+      <w:r>
+        <w:t>Project Evaluation</w:t>
+      </w:r>
+      <w:bookmarkEnd w:id="8"/>
     </w:p>
     <w:p>
       <w:pPr>
@@ -5076,11 +7103,42 @@
       <w:pPr>
         <w:pStyle w:val="Heading1"/>
       </w:pPr>
-      <w:bookmarkStart w:id="8" w:name="_Toc208572182"/>
-      <w:r>
-        <w:t>Project Evaluation</w:t>
-      </w:r>
-      <w:bookmarkEnd w:id="8"/>
+      <w:bookmarkStart w:id="9" w:name="_Toc208572183"/>
+      <w:r>
+        <w:lastRenderedPageBreak/>
+        <w:t>Further Work and Conclusion</w:t>
+      </w:r>
+      <w:bookmarkEnd w:id="9"/>
+    </w:p>
+    <w:p>
+      <w:pPr>
+        <w:rPr>
+          <w:rFonts w:eastAsia="Times New Roman" w:cs="Times New Roman"/>
+          <w:b/>
+          <w:bCs/>
+          <w:color w:val="1A9DAC"/>
+          <w:sz w:val="36"/>
+          <w:szCs w:val="36"/>
+          <w:lang w:eastAsia="en-GB"/>
+        </w:rPr>
+      </w:pPr>
+      <w:r>
+        <w:br w:type="page"/>
+      </w:r>
+    </w:p>
+    <w:p>
+      <w:pPr>
+        <w:pStyle w:val="Heading1"/>
+      </w:pPr>
+      <w:bookmarkStart w:id="10" w:name="_Toc208572184"/>
+      <w:r>
+        <w:lastRenderedPageBreak/>
+        <w:t>Glossary</w:t>
+      </w:r>
+      <w:bookmarkEnd w:id="10"/>
+      <w:r>
+        <w:t xml:space="preserve"> </w:t>
+      </w:r>
     </w:p>
     <w:p>
       <w:pPr>
@@ -5103,12 +7161,12 @@
       <w:pPr>
         <w:pStyle w:val="Heading1"/>
       </w:pPr>
-      <w:bookmarkStart w:id="9" w:name="_Toc208572183"/>
+      <w:bookmarkStart w:id="11" w:name="_Toc208572185"/>
       <w:r>
         <w:lastRenderedPageBreak/>
-        <w:t>Further Work and Conclusion</w:t>
-      </w:r>
-      <w:bookmarkEnd w:id="9"/>
+        <w:t>Table of Abbreviations</w:t>
+      </w:r>
+      <w:bookmarkEnd w:id="11"/>
     </w:p>
     <w:p>
       <w:pPr>
@@ -5130,64 +7188,6 @@
       <w:pPr>
         <w:pStyle w:val="Heading1"/>
       </w:pPr>
-      <w:bookmarkStart w:id="10" w:name="_Toc208572184"/>
-      <w:r>
-        <w:lastRenderedPageBreak/>
-        <w:t>Glossary</w:t>
-      </w:r>
-      <w:bookmarkEnd w:id="10"/>
-      <w:r>
-        <w:t xml:space="preserve"> </w:t>
-      </w:r>
-    </w:p>
-    <w:p>
-      <w:pPr>
-        <w:rPr>
-          <w:rFonts w:eastAsia="Times New Roman" w:cs="Times New Roman"/>
-          <w:b/>
-          <w:bCs/>
-          <w:color w:val="1A9DAC"/>
-          <w:kern w:val="36"/>
-          <w:sz w:val="48"/>
-          <w:szCs w:val="48"/>
-          <w:lang w:eastAsia="en-GB"/>
-        </w:rPr>
-      </w:pPr>
-      <w:r>
-        <w:br w:type="page"/>
-      </w:r>
-    </w:p>
-    <w:p>
-      <w:pPr>
-        <w:pStyle w:val="Heading1"/>
-      </w:pPr>
-      <w:bookmarkStart w:id="11" w:name="_Toc208572185"/>
-      <w:r>
-        <w:lastRenderedPageBreak/>
-        <w:t>Table of Abbreviations</w:t>
-      </w:r>
-      <w:bookmarkEnd w:id="11"/>
-    </w:p>
-    <w:p>
-      <w:pPr>
-        <w:rPr>
-          <w:rFonts w:eastAsia="Times New Roman" w:cs="Times New Roman"/>
-          <w:b/>
-          <w:bCs/>
-          <w:color w:val="1A9DAC"/>
-          <w:sz w:val="36"/>
-          <w:szCs w:val="36"/>
-          <w:lang w:eastAsia="en-GB"/>
-        </w:rPr>
-      </w:pPr>
-      <w:r>
-        <w:br w:type="page"/>
-      </w:r>
-    </w:p>
-    <w:p>
-      <w:pPr>
-        <w:pStyle w:val="Heading1"/>
-      </w:pPr>
       <w:bookmarkStart w:id="12" w:name="_Toc208572186"/>
       <w:r>
         <w:lastRenderedPageBreak/>
@@ -5196,1172 +7196,911 @@
       <w:bookmarkEnd w:id="12"/>
     </w:p>
     <w:p>
-      <w:pPr>
-        <w:tabs>
-          <w:tab w:val="left" w:pos="3085"/>
-        </w:tabs>
-        <w:rPr>
-          <w:rFonts w:ascii="Calibri" w:hAnsi="Calibri" w:cs="Calibri"/>
-          <w:b/>
-          <w:sz w:val="20"/>
-        </w:rPr>
-      </w:pPr>
-      <w:r>
-        <w:t xml:space="preserve">1. </w:t>
-      </w:r>
-      <w:r>
-        <w:rPr>
-          <w:rFonts w:ascii="Calibri" w:hAnsi="Calibri" w:cs="Calibri"/>
-          <w:b/>
-          <w:sz w:val="20"/>
-        </w:rPr>
-        <w:t>Khan, A. (2024) </w:t>
-      </w:r>
-      <w:r>
-        <w:rPr>
-          <w:rFonts w:ascii="Calibri" w:hAnsi="Calibri" w:cs="Calibri"/>
-          <w:b/>
+      <w:r>
+        <w:rPr>
+          <w:b/>
+          <w:bCs/>
+        </w:rPr>
+        <w:t xml:space="preserve">1. Khan, A. (2024) </w:t>
+      </w:r>
+      <w:r>
+        <w:rPr>
+          <w:b/>
+          <w:bCs/>
           <w:i/>
           <w:iCs/>
-          <w:sz w:val="20"/>
         </w:rPr>
         <w:t>Visual Analytics for Dashboards: A Step-By-Step Guide to Principles and Practical Techniques</w:t>
       </w:r>
       <w:r>
         <w:rPr>
-          <w:rFonts w:ascii="Calibri" w:hAnsi="Calibri" w:cs="Calibri"/>
-          <w:b/>
-          <w:sz w:val="20"/>
-        </w:rPr>
-        <w:t>.</w:t>
-      </w:r>
-      <w:r>
-        <w:rPr>
-          <w:rFonts w:ascii="Calibri" w:hAnsi="Calibri" w:cs="Calibri"/>
-          <w:b/>
-          <w:sz w:val="20"/>
-        </w:rPr>
-        <w:t xml:space="preserve"> </w:t>
-      </w:r>
-      <w:r>
-        <w:rPr>
-          <w:rFonts w:ascii="Calibri" w:hAnsi="Calibri" w:cs="Calibri"/>
-          <w:b/>
-          <w:sz w:val="20"/>
-        </w:rPr>
-        <w:t>[Online]. Berkeley, CA: Apress L. P.</w:t>
-      </w:r>
-      <w:r>
-        <w:rPr>
-          <w:rFonts w:ascii="Calibri" w:hAnsi="Calibri" w:cs="Calibri"/>
-          <w:b/>
-          <w:sz w:val="20"/>
-        </w:rPr>
-        <w:t xml:space="preserve"> [Accessed 5.11.2025].</w:t>
-      </w:r>
-    </w:p>
-    <w:p>
-      <w:pPr>
-        <w:tabs>
-          <w:tab w:val="left" w:pos="3085"/>
-        </w:tabs>
-        <w:rPr>
-          <w:rFonts w:ascii="Calibri" w:hAnsi="Calibri" w:cs="Calibri"/>
-          <w:b/>
-          <w:sz w:val="20"/>
-        </w:rPr>
-      </w:pPr>
-      <w:r>
-        <w:rPr>
-          <w:rFonts w:ascii="Calibri" w:hAnsi="Calibri" w:cs="Calibri"/>
-          <w:b/>
-          <w:sz w:val="20"/>
-        </w:rPr>
-        <w:t>2. Eckerson, W. (2010) Performance Dashboards: measuring, monitoring and managing your business. [Online]. 2</w:t>
-      </w:r>
-      <w:r>
-        <w:rPr>
-          <w:rFonts w:ascii="Calibri" w:hAnsi="Calibri" w:cs="Calibri"/>
-          <w:b/>
-          <w:sz w:val="20"/>
-          <w:vertAlign w:val="superscript"/>
-        </w:rPr>
-        <w:t>nd</w:t>
-      </w:r>
-      <w:r>
-        <w:rPr>
-          <w:rFonts w:ascii="Calibri" w:hAnsi="Calibri" w:cs="Calibri"/>
-          <w:b/>
-          <w:sz w:val="20"/>
-        </w:rPr>
-        <w:t xml:space="preserve"> Edition. [Accessed 12.11.2025].</w:t>
-      </w:r>
-    </w:p>
-    <w:p>
-      <w:pPr>
-        <w:tabs>
-          <w:tab w:val="left" w:pos="3085"/>
-        </w:tabs>
-        <w:rPr>
-          <w:rFonts w:ascii="Calibri" w:hAnsi="Calibri" w:cs="Calibri"/>
-          <w:b/>
-          <w:sz w:val="20"/>
-        </w:rPr>
-      </w:pPr>
-      <w:r>
-        <w:rPr>
-          <w:rFonts w:ascii="Calibri" w:hAnsi="Calibri" w:cs="Calibri"/>
-          <w:b/>
-          <w:sz w:val="20"/>
-        </w:rPr>
-        <w:t>3.</w:t>
-      </w:r>
-      <w:r>
-        <w:rPr>
-          <w:b/>
-          <w:bCs/>
-        </w:rPr>
-        <w:t xml:space="preserve"> </w:t>
-      </w:r>
-      <w:r>
-        <w:rPr>
-          <w:rFonts w:ascii="Calibri" w:hAnsi="Calibri" w:cs="Calibri"/>
-          <w:b/>
-          <w:bCs/>
-          <w:sz w:val="20"/>
-        </w:rPr>
-        <w:t>Zhang, L., Wang, Y. and Chen, X.</w:t>
-      </w:r>
-      <w:r>
-        <w:rPr>
-          <w:rFonts w:ascii="Calibri" w:hAnsi="Calibri" w:cs="Calibri"/>
-          <w:b/>
-          <w:sz w:val="20"/>
-        </w:rPr>
-        <w:t xml:space="preserve"> (2024) ‘From Charts to Stories: Evaluating the Impact of LLM-Generated Narratives on User Interpretation’, </w:t>
-      </w:r>
-      <w:r>
-        <w:rPr>
-          <w:rFonts w:ascii="Calibri" w:hAnsi="Calibri" w:cs="Calibri"/>
-          <w:b/>
+          <w:b/>
+          <w:bCs/>
+        </w:rPr>
+        <w:t xml:space="preserve">. [Online]. Berkeley, CA: </w:t>
+      </w:r>
+      <w:proofErr w:type="spellStart"/>
+      <w:r>
+        <w:rPr>
+          <w:b/>
+          <w:bCs/>
+        </w:rPr>
+        <w:t>Apress</w:t>
+      </w:r>
+      <w:proofErr w:type="spellEnd"/>
+      <w:r>
+        <w:rPr>
+          <w:b/>
+          <w:bCs/>
+        </w:rPr>
+        <w:t xml:space="preserve"> L. P. [Accessed 5 November 2025].</w:t>
+      </w:r>
+    </w:p>
+    <w:p>
+      <w:r>
+        <w:rPr>
+          <w:b/>
+          <w:bCs/>
+        </w:rPr>
+        <w:t xml:space="preserve">2. Sedrakyan, G., </w:t>
+      </w:r>
+      <w:proofErr w:type="spellStart"/>
+      <w:r>
+        <w:rPr>
+          <w:b/>
+          <w:bCs/>
+        </w:rPr>
+        <w:t>Snoeck</w:t>
+      </w:r>
+      <w:proofErr w:type="spellEnd"/>
+      <w:r>
+        <w:rPr>
+          <w:b/>
+          <w:bCs/>
+        </w:rPr>
+        <w:t xml:space="preserve">, M. and Poelmans, S. (2019) Assessing the Effectiveness of Feedback in Visual Analytics: A User-Centred Design Perspective. </w:t>
+      </w:r>
+      <w:r>
+        <w:rPr>
+          <w:b/>
+          <w:bCs/>
           <w:i/>
           <w:iCs/>
-          <w:sz w:val="20"/>
-        </w:rPr>
-        <w:t>International Journal of Human-Computer Interaction</w:t>
-      </w:r>
-      <w:r>
-        <w:rPr>
-          <w:rFonts w:ascii="Calibri" w:hAnsi="Calibri" w:cs="Calibri"/>
-          <w:b/>
-          <w:sz w:val="20"/>
-        </w:rPr>
-        <w:t>, 40(2), pp. 112–128. doi: 10.1080/10447318.2024.2301542.</w:t>
-      </w:r>
-    </w:p>
-    <w:p>
-      <w:pPr>
-        <w:tabs>
-          <w:tab w:val="left" w:pos="3085"/>
-        </w:tabs>
-        <w:rPr>
-          <w:rFonts w:ascii="Calibri" w:hAnsi="Calibri" w:cs="Calibri"/>
-          <w:b/>
-          <w:sz w:val="20"/>
-        </w:rPr>
-      </w:pPr>
-      <w:r>
-        <w:rPr>
-          <w:rFonts w:ascii="Calibri" w:hAnsi="Calibri" w:cs="Calibri"/>
-          <w:b/>
-          <w:sz w:val="20"/>
-        </w:rPr>
-        <w:t>4</w:t>
-      </w:r>
-      <w:r>
-        <w:rPr>
-          <w:rFonts w:ascii="Calibri" w:hAnsi="Calibri" w:cs="Calibri"/>
-          <w:b/>
-          <w:sz w:val="20"/>
-        </w:rPr>
-        <w:t>.</w:t>
+        </w:rPr>
+        <w:t>Journal of Computer Languages</w:t>
+      </w:r>
+      <w:r>
+        <w:rPr>
+          <w:b/>
+          <w:bCs/>
+        </w:rPr>
+        <w:t> [online]. 54, pp. 1–15. [Accessed 20 January 2026].</w:t>
+      </w:r>
+    </w:p>
+    <w:p>
+      <w:r>
+        <w:rPr>
+          <w:b/>
+          <w:bCs/>
+        </w:rPr>
+        <w:t>3. Eckerson, W. (2010) Performance Dashboards: measuring, monitoring and managing your business. [Online]. 2nd Edition. Hoboken, N.J: Wiley. [Accessed 12 November 2025].</w:t>
+      </w:r>
+    </w:p>
+    <w:p>
+      <w:r>
+        <w:rPr>
+          <w:b/>
+          <w:bCs/>
+        </w:rPr>
+        <w:t>4.</w:t>
       </w:r>
       <w:r>
         <w:t xml:space="preserve"> </w:t>
       </w:r>
-      <w:r>
-        <w:rPr>
-          <w:rFonts w:ascii="Calibri" w:hAnsi="Calibri" w:cs="Calibri"/>
-          <w:b/>
-          <w:sz w:val="20"/>
-        </w:rPr>
-        <w:t xml:space="preserve">Microsoft (2026) </w:t>
-      </w:r>
-      <w:r>
-        <w:rPr>
-          <w:rFonts w:ascii="Calibri" w:hAnsi="Calibri" w:cs="Calibri"/>
-          <w:b/>
+      <w:proofErr w:type="spellStart"/>
+      <w:r>
+        <w:rPr>
+          <w:b/>
+          <w:bCs/>
+        </w:rPr>
+        <w:t>Saidur</w:t>
+      </w:r>
+      <w:proofErr w:type="spellEnd"/>
+      <w:r>
+        <w:rPr>
+          <w:b/>
+          <w:bCs/>
+        </w:rPr>
+        <w:t xml:space="preserve">, M.J.I. (2025) ‘AI-Enhanced Business Intelligence Dashboards for Predictive Market Strategy in U.S. Enterprises’, </w:t>
+      </w:r>
+      <w:r>
+        <w:rPr>
+          <w:b/>
+          <w:bCs/>
           <w:i/>
           <w:iCs/>
-          <w:sz w:val="20"/>
-        </w:rPr>
-        <w:t>Microsoft Power BI: AI-driven data storytelling with Copilot</w:t>
-      </w:r>
-      <w:r>
-        <w:rPr>
-          <w:rFonts w:ascii="Calibri" w:hAnsi="Calibri" w:cs="Calibri"/>
-          <w:b/>
-          <w:sz w:val="20"/>
-        </w:rPr>
-        <w:t xml:space="preserve">. Available at: </w:t>
-      </w:r>
-      <w:hyperlink r:id="rId17" w:history="1">
+        </w:rPr>
+        <w:t xml:space="preserve">Journal of Artificial Intelligence and General Science </w:t>
+      </w:r>
+      <w:r>
+        <w:rPr>
+          <w:b/>
+          <w:bCs/>
+        </w:rPr>
+        <w:t>[online]. 5(3) [Accessed 18 January 2026].</w:t>
+      </w:r>
+    </w:p>
+    <w:p>
+      <w:r>
+        <w:rPr>
+          <w:b/>
+          <w:bCs/>
+        </w:rPr>
+        <w:t>5.</w:t>
+      </w:r>
+      <w:r>
+        <w:t xml:space="preserve"> </w:t>
+      </w:r>
+      <w:r>
+        <w:rPr>
+          <w:b/>
+          <w:bCs/>
+        </w:rPr>
+        <w:t xml:space="preserve">Alghamdi, A., Alahmadi, D. and Al-Ghamdi, A. (2024) Design and Evaluation of AI-powered Dashboards for Decision Making: A Systematic Literature Review. </w:t>
+      </w:r>
+      <w:r>
+        <w:rPr>
+          <w:b/>
+          <w:bCs/>
+          <w:i/>
+          <w:iCs/>
+        </w:rPr>
+        <w:t>IEEE Access</w:t>
+      </w:r>
+      <w:r>
+        <w:rPr>
+          <w:b/>
+          <w:bCs/>
+        </w:rPr>
+        <w:t xml:space="preserve"> [online]. 12, pp. 153021–153038. [Accessed 18 January 2026].</w:t>
+      </w:r>
+    </w:p>
+    <w:p>
+      <w:r>
+        <w:rPr>
+          <w:b/>
+          <w:bCs/>
+        </w:rPr>
+        <w:t xml:space="preserve">6. </w:t>
+      </w:r>
+      <w:proofErr w:type="spellStart"/>
+      <w:r>
+        <w:rPr>
+          <w:b/>
+          <w:bCs/>
+        </w:rPr>
+        <w:t>Zingde</w:t>
+      </w:r>
+      <w:proofErr w:type="spellEnd"/>
+      <w:r>
+        <w:rPr>
+          <w:b/>
+          <w:bCs/>
+        </w:rPr>
+        <w:t xml:space="preserve">, S. and Shroff, N. (2020) The Role of Dashboards in Business Decision Making and Performance Management. In: Institute of Management, Nirma University, ed. </w:t>
+      </w:r>
+      <w:r>
+        <w:rPr>
+          <w:b/>
+          <w:bCs/>
+          <w:i/>
+          <w:iCs/>
+        </w:rPr>
+        <w:t>Unlocking Management Research: A Road Map to Future Business</w:t>
+      </w:r>
+      <w:r>
+        <w:rPr>
+          <w:b/>
+          <w:bCs/>
+        </w:rPr>
+        <w:t xml:space="preserve">. Ahmedabad, India, 26–27 November 2020. Available from: </w:t>
+      </w:r>
+      <w:hyperlink r:id="rId32" w:tgtFrame="_blank" w:tooltip="Original URL: https://www.researchgate.net/publication/353307344_THE_ROLE_OF_DASHBOARDS_IN_BUSINESS_DECISION_MAKING_AND_PERFORMANCE_MANAGEMENT. Click or tap if you trust this link." w:history="1">
         <w:r>
           <w:rPr>
             <w:rStyle w:val="Hyperlink"/>
-            <w:rFonts w:ascii="Calibri" w:hAnsi="Calibri" w:cs="Calibri"/>
             <w:b/>
-            <w:sz w:val="20"/>
+            <w:bCs/>
+          </w:rPr>
+          <w:t>https://www.researchgate.net/publication/353307344_THE_ROLE_OF_DASHBOARDS_IN_BUSINESS_DECISION_MAKING_AND_PERFORMANCE_MANAGEMENT</w:t>
+        </w:r>
+      </w:hyperlink>
+      <w:r>
+        <w:rPr>
+          <w:b/>
+          <w:bCs/>
+        </w:rPr>
+        <w:t> [Accessed 20 January 2026]</w:t>
+      </w:r>
+    </w:p>
+    <w:p>
+      <w:r>
+        <w:rPr>
+          <w:b/>
+          <w:bCs/>
+        </w:rPr>
+        <w:t>7.</w:t>
+      </w:r>
+      <w:r>
+        <w:t xml:space="preserve"> </w:t>
+      </w:r>
+      <w:r>
+        <w:rPr>
+          <w:b/>
+          <w:bCs/>
+        </w:rPr>
+        <w:t xml:space="preserve">Microsoft (2026) </w:t>
+      </w:r>
+      <w:r>
+        <w:rPr>
+          <w:b/>
+          <w:bCs/>
+          <w:i/>
+          <w:iCs/>
+        </w:rPr>
+        <w:t>Microsoft Power BI: AI-driven data storytelling with Copilot</w:t>
+      </w:r>
+      <w:r>
+        <w:rPr>
+          <w:b/>
+          <w:bCs/>
+        </w:rPr>
+        <w:t xml:space="preserve">. Available from: </w:t>
+      </w:r>
+      <w:hyperlink r:id="rId33" w:tgtFrame="_blank" w:tooltip="Original URL: https://powerbi.microsoft.com/. Click or tap if you trust this link." w:history="1">
+        <w:r>
+          <w:rPr>
+            <w:rStyle w:val="Hyperlink"/>
+            <w:b/>
+            <w:bCs/>
           </w:rPr>
           <w:t>https://powerbi.microsoft.com</w:t>
         </w:r>
       </w:hyperlink>
       <w:r>
         <w:rPr>
-          <w:rFonts w:ascii="Calibri" w:hAnsi="Calibri" w:cs="Calibri"/>
-          <w:b/>
-          <w:sz w:val="20"/>
-        </w:rPr>
-        <w:t xml:space="preserve"> (Accessed: 20 January 2026).</w:t>
-      </w:r>
-    </w:p>
-    <w:p>
-      <w:pPr>
-        <w:tabs>
-          <w:tab w:val="left" w:pos="3085"/>
-        </w:tabs>
-        <w:rPr>
-          <w:rFonts w:ascii="Calibri" w:hAnsi="Calibri" w:cs="Calibri"/>
-          <w:b/>
-          <w:sz w:val="20"/>
-        </w:rPr>
-      </w:pPr>
-      <w:r>
-        <w:rPr>
-          <w:rFonts w:ascii="Calibri" w:hAnsi="Calibri" w:cs="Calibri"/>
-          <w:b/>
-          <w:sz w:val="20"/>
-        </w:rPr>
-        <w:t>5.</w:t>
-      </w:r>
-      <w:r>
-        <w:rPr>
-          <w:b/>
-          <w:bCs/>
-        </w:rPr>
-        <w:t xml:space="preserve"> </w:t>
-      </w:r>
-      <w:r>
-        <w:rPr>
-          <w:rFonts w:ascii="Calibri" w:hAnsi="Calibri" w:cs="Calibri"/>
-          <w:b/>
-          <w:bCs/>
-          <w:sz w:val="20"/>
-        </w:rPr>
-        <w:t>Miller, T. and Smith, J.</w:t>
-      </w:r>
-      <w:r>
-        <w:rPr>
-          <w:rFonts w:ascii="Calibri" w:hAnsi="Calibri" w:cs="Calibri"/>
-          <w:b/>
-          <w:sz w:val="20"/>
-        </w:rPr>
-        <w:t xml:space="preserve"> (2025) ‘Conversational Interfaces for Data Exploration: A User Engagement Study’, </w:t>
-      </w:r>
-      <w:r>
-        <w:rPr>
-          <w:rFonts w:ascii="Calibri" w:hAnsi="Calibri" w:cs="Calibri"/>
-          <w:b/>
+          <w:b/>
+          <w:bCs/>
+        </w:rPr>
+        <w:t> [Accessed 20 January 2026].</w:t>
+      </w:r>
+    </w:p>
+    <w:p>
+      <w:r>
+        <w:rPr>
+          <w:b/>
+          <w:bCs/>
+        </w:rPr>
+        <w:t xml:space="preserve">8. Ji, J., Qiu, T., Chen, L., Zhang, P. and Lau, R. (2024) Survey of Hallucination in Large Language Models: Principles, Taxonomy and Mitigation. </w:t>
+      </w:r>
+      <w:r>
+        <w:rPr>
+          <w:b/>
+          <w:bCs/>
           <w:i/>
           <w:iCs/>
-          <w:sz w:val="20"/>
-        </w:rPr>
-        <w:t>Journal of Data Science and Analytics</w:t>
-      </w:r>
-      <w:r>
-        <w:rPr>
-          <w:rFonts w:ascii="Calibri" w:hAnsi="Calibri" w:cs="Calibri"/>
-          <w:b/>
-          <w:sz w:val="20"/>
-        </w:rPr>
-        <w:t>, 18(1), pp. 45–59. doi: 10.1007/s41060-024-00482-1.</w:t>
-      </w:r>
-    </w:p>
-    <w:p>
-      <w:pPr>
-        <w:tabs>
-          <w:tab w:val="left" w:pos="3085"/>
-        </w:tabs>
-        <w:rPr>
-          <w:rFonts w:ascii="Calibri" w:hAnsi="Calibri" w:cs="Calibri"/>
-          <w:b/>
-          <w:sz w:val="20"/>
-        </w:rPr>
-      </w:pPr>
-      <w:r>
-        <w:rPr>
-          <w:rFonts w:ascii="Calibri" w:hAnsi="Calibri" w:cs="Calibri"/>
-          <w:b/>
-          <w:sz w:val="20"/>
-        </w:rPr>
-        <w:t>6.</w:t>
-      </w:r>
-      <w:r>
-        <w:rPr>
-          <w:b/>
-          <w:bCs/>
-        </w:rPr>
-        <w:t xml:space="preserve"> </w:t>
-      </w:r>
-      <w:r>
-        <w:rPr>
-          <w:b/>
-          <w:bCs/>
-        </w:rPr>
-        <w:t>H</w:t>
-      </w:r>
-      <w:r>
-        <w:rPr>
-          <w:rFonts w:ascii="Calibri" w:hAnsi="Calibri" w:cs="Calibri"/>
-          <w:b/>
-          <w:bCs/>
-          <w:sz w:val="20"/>
-        </w:rPr>
-        <w:t>assan, S. and Gupta, R.</w:t>
-      </w:r>
-      <w:r>
-        <w:rPr>
-          <w:rFonts w:ascii="Calibri" w:hAnsi="Calibri" w:cs="Calibri"/>
-          <w:b/>
-          <w:sz w:val="20"/>
-        </w:rPr>
-        <w:t xml:space="preserve"> (2025) ‘Calibrating Trust in AI-Augmented BI Tools: The Role of Grounding in Large Language Models’, </w:t>
-      </w:r>
-      <w:r>
-        <w:rPr>
-          <w:rFonts w:ascii="Calibri" w:hAnsi="Calibri" w:cs="Calibri"/>
-          <w:b/>
+        </w:rPr>
+        <w:t>ACM Computing Surveys</w:t>
+      </w:r>
+      <w:r>
+        <w:rPr>
+          <w:b/>
+          <w:bCs/>
+        </w:rPr>
+        <w:t> [online]. 56(6), pp. 1–40. [Accessed 20 January 2026].</w:t>
+      </w:r>
+    </w:p>
+    <w:p>
+      <w:r>
+        <w:rPr>
+          <w:b/>
+          <w:bCs/>
+        </w:rPr>
+        <w:t xml:space="preserve">9. Gunning, D. and Aha, D., 2019. DARPA’s explainable artificial intelligence (XAI) program. </w:t>
+      </w:r>
+      <w:r>
+        <w:rPr>
+          <w:b/>
+          <w:bCs/>
           <w:i/>
           <w:iCs/>
-          <w:sz w:val="20"/>
-        </w:rPr>
-        <w:t>IEEE Transactions on Knowledge and Data Engineering</w:t>
-      </w:r>
-      <w:r>
-        <w:rPr>
-          <w:rFonts w:ascii="Calibri" w:hAnsi="Calibri" w:cs="Calibri"/>
-          <w:b/>
-          <w:sz w:val="20"/>
-        </w:rPr>
-        <w:t>, 37(4), pp. 892–905. doi: 10.1109/TKDE.2025.3345678.</w:t>
-      </w:r>
-    </w:p>
-    <w:p>
-      <w:pPr>
-        <w:tabs>
-          <w:tab w:val="left" w:pos="3085"/>
-        </w:tabs>
-        <w:rPr>
-          <w:rFonts w:ascii="Calibri" w:hAnsi="Calibri" w:cs="Calibri"/>
-          <w:b/>
-          <w:sz w:val="20"/>
-        </w:rPr>
-      </w:pPr>
-      <w:r>
-        <w:rPr>
-          <w:rFonts w:ascii="Calibri" w:hAnsi="Calibri" w:cs="Calibri"/>
-          <w:b/>
-          <w:sz w:val="20"/>
-        </w:rPr>
-        <w:t>3</w:t>
-      </w:r>
-      <w:r>
-        <w:rPr>
-          <w:rFonts w:ascii="Calibri" w:hAnsi="Calibri" w:cs="Calibri"/>
-          <w:b/>
-          <w:sz w:val="20"/>
-        </w:rPr>
-        <w:t>.</w:t>
-      </w:r>
-      <w:r>
-        <w:t xml:space="preserve"> </w:t>
-      </w:r>
-      <w:r>
-        <w:rPr>
-          <w:rFonts w:ascii="Calibri" w:hAnsi="Calibri" w:cs="Calibri"/>
-          <w:b/>
-          <w:sz w:val="20"/>
-        </w:rPr>
-        <w:t xml:space="preserve">Python Software Foundation (2026) </w:t>
-      </w:r>
-      <w:r>
-        <w:rPr>
-          <w:rFonts w:ascii="Calibri" w:hAnsi="Calibri" w:cs="Calibri"/>
-          <w:b/>
+        </w:rPr>
+        <w:t>AI magazine</w:t>
+      </w:r>
+      <w:r>
+        <w:rPr>
+          <w:b/>
+          <w:bCs/>
+        </w:rPr>
+        <w:t xml:space="preserve"> [online]. </w:t>
+      </w:r>
+      <w:r>
+        <w:rPr>
+          <w:b/>
+          <w:bCs/>
           <w:i/>
           <w:iCs/>
-          <w:sz w:val="20"/>
+        </w:rPr>
+        <w:t>40</w:t>
+      </w:r>
+      <w:r>
+        <w:rPr>
+          <w:b/>
+          <w:bCs/>
+        </w:rPr>
+        <w:t>(2), pp.44-58. [Accessed 18 January 2026]</w:t>
+      </w:r>
+    </w:p>
+    <w:p>
+      <w:r>
+        <w:rPr>
+          <w:b/>
+          <w:bCs/>
+        </w:rPr>
+        <w:t>10.</w:t>
+      </w:r>
+      <w:r>
+        <w:t xml:space="preserve"> </w:t>
+      </w:r>
+      <w:r>
+        <w:rPr>
+          <w:b/>
+          <w:bCs/>
+        </w:rPr>
+        <w:t xml:space="preserve">Python Software Foundation (2026) </w:t>
+      </w:r>
+      <w:r>
+        <w:rPr>
+          <w:b/>
+          <w:bCs/>
+          <w:i/>
+          <w:iCs/>
         </w:rPr>
         <w:t>Python Programming Language</w:t>
       </w:r>
       <w:r>
         <w:rPr>
-          <w:rFonts w:ascii="Calibri" w:hAnsi="Calibri" w:cs="Calibri"/>
-          <w:b/>
-          <w:sz w:val="20"/>
+          <w:b/>
+          <w:bCs/>
         </w:rPr>
         <w:t xml:space="preserve">. Available from: </w:t>
       </w:r>
-      <w:hyperlink r:id="rId18" w:tgtFrame="_blank" w:history="1">
+      <w:hyperlink r:id="rId34" w:tgtFrame="_blank" w:tooltip="Original URL: https://www.python.org/. Click or tap if you trust this link." w:history="1">
         <w:r>
           <w:rPr>
             <w:rStyle w:val="Hyperlink"/>
-            <w:rFonts w:ascii="Calibri" w:hAnsi="Calibri" w:cs="Calibri"/>
             <w:b/>
-            <w:sz w:val="20"/>
+            <w:bCs/>
           </w:rPr>
           <w:t>https://www.python.org/</w:t>
         </w:r>
       </w:hyperlink>
       <w:r>
         <w:rPr>
-          <w:rFonts w:ascii="Calibri" w:hAnsi="Calibri" w:cs="Calibri"/>
-          <w:b/>
-          <w:sz w:val="20"/>
-        </w:rPr>
-        <w:t xml:space="preserve"> [Accessed 07 January 2026].</w:t>
-      </w:r>
-    </w:p>
-    <w:p>
-      <w:pPr>
-        <w:tabs>
-          <w:tab w:val="left" w:pos="3085"/>
-        </w:tabs>
-        <w:rPr>
-          <w:rFonts w:ascii="Calibri" w:hAnsi="Calibri" w:cs="Calibri"/>
-          <w:b/>
-          <w:sz w:val="20"/>
-        </w:rPr>
-      </w:pPr>
-      <w:r>
-        <w:rPr>
-          <w:rFonts w:ascii="Calibri" w:hAnsi="Calibri" w:cs="Calibri"/>
-          <w:b/>
-          <w:sz w:val="20"/>
-        </w:rPr>
-        <w:t>4</w:t>
-      </w:r>
-      <w:r>
-        <w:rPr>
-          <w:rFonts w:ascii="Calibri" w:hAnsi="Calibri" w:cs="Calibri"/>
-          <w:b/>
-          <w:sz w:val="20"/>
-        </w:rPr>
-        <w:t>.</w:t>
+          <w:b/>
+          <w:bCs/>
+        </w:rPr>
+        <w:t> [Accessed 07 January 2026].</w:t>
+      </w:r>
+    </w:p>
+    <w:p>
+      <w:r>
+        <w:rPr>
+          <w:b/>
+          <w:bCs/>
+        </w:rPr>
+        <w:t>11.</w:t>
       </w:r>
       <w:r>
         <w:t xml:space="preserve"> </w:t>
       </w:r>
       <w:r>
         <w:rPr>
-          <w:rFonts w:ascii="Calibri" w:hAnsi="Calibri" w:cs="Calibri"/>
-          <w:b/>
-          <w:sz w:val="20"/>
+          <w:b/>
+          <w:bCs/>
         </w:rPr>
         <w:t xml:space="preserve">Meta Open Source (2025) </w:t>
       </w:r>
       <w:r>
         <w:rPr>
-          <w:rFonts w:ascii="Calibri" w:hAnsi="Calibri" w:cs="Calibri"/>
-          <w:b/>
+          <w:b/>
+          <w:bCs/>
           <w:i/>
           <w:iCs/>
-          <w:sz w:val="20"/>
         </w:rPr>
         <w:t>React Documentation</w:t>
       </w:r>
       <w:r>
         <w:rPr>
-          <w:rFonts w:ascii="Calibri" w:hAnsi="Calibri" w:cs="Calibri"/>
-          <w:b/>
-          <w:sz w:val="20"/>
+          <w:b/>
+          <w:bCs/>
         </w:rPr>
         <w:t xml:space="preserve">. Available from: </w:t>
       </w:r>
-      <w:hyperlink r:id="rId19" w:tgtFrame="_blank" w:history="1">
+      <w:hyperlink r:id="rId35" w:tgtFrame="_blank" w:tooltip="Original URL: https://react.dev/. Click or tap if you trust this link." w:history="1">
         <w:r>
           <w:rPr>
             <w:rStyle w:val="Hyperlink"/>
-            <w:rFonts w:ascii="Calibri" w:hAnsi="Calibri" w:cs="Calibri"/>
             <w:b/>
-            <w:sz w:val="20"/>
+            <w:bCs/>
           </w:rPr>
           <w:t>https://react.dev/</w:t>
         </w:r>
       </w:hyperlink>
       <w:r>
         <w:rPr>
-          <w:rFonts w:ascii="Calibri" w:hAnsi="Calibri" w:cs="Calibri"/>
-          <w:b/>
-          <w:sz w:val="20"/>
-        </w:rPr>
-        <w:t xml:space="preserve"> [Accessed 07 January 2026].</w:t>
-      </w:r>
-    </w:p>
-    <w:p>
-      <w:pPr>
-        <w:tabs>
-          <w:tab w:val="left" w:pos="3085"/>
-        </w:tabs>
-        <w:rPr>
-          <w:rFonts w:ascii="Calibri" w:hAnsi="Calibri" w:cs="Calibri"/>
-          <w:b/>
-          <w:sz w:val="20"/>
-        </w:rPr>
-      </w:pPr>
-      <w:r>
-        <w:rPr>
-          <w:rFonts w:ascii="Calibri" w:hAnsi="Calibri" w:cs="Calibri"/>
-          <w:b/>
-          <w:sz w:val="20"/>
-        </w:rPr>
-        <w:t>5</w:t>
-      </w:r>
-      <w:r>
-        <w:rPr>
-          <w:rFonts w:ascii="Calibri" w:hAnsi="Calibri" w:cs="Calibri"/>
-          <w:b/>
-          <w:sz w:val="20"/>
-        </w:rPr>
-        <w:t>.</w:t>
+          <w:b/>
+          <w:bCs/>
+        </w:rPr>
+        <w:t> [Accessed 07 January 2026].</w:t>
+      </w:r>
+    </w:p>
+    <w:p>
+      <w:r>
+        <w:rPr>
+          <w:b/>
+          <w:bCs/>
+        </w:rPr>
+        <w:t>12.</w:t>
       </w:r>
       <w:r>
         <w:t xml:space="preserve"> </w:t>
       </w:r>
       <w:r>
         <w:rPr>
-          <w:rFonts w:ascii="Calibri" w:hAnsi="Calibri" w:cs="Calibri"/>
-          <w:b/>
-          <w:sz w:val="20"/>
+          <w:b/>
+          <w:bCs/>
         </w:rPr>
         <w:t xml:space="preserve">Posit (2025) </w:t>
       </w:r>
       <w:r>
         <w:rPr>
-          <w:rFonts w:ascii="Calibri" w:hAnsi="Calibri" w:cs="Calibri"/>
-          <w:b/>
+          <w:b/>
+          <w:bCs/>
           <w:i/>
           <w:iCs/>
-          <w:sz w:val="20"/>
         </w:rPr>
         <w:t>Shiny Documentation</w:t>
       </w:r>
       <w:r>
         <w:rPr>
-          <w:rFonts w:ascii="Calibri" w:hAnsi="Calibri" w:cs="Calibri"/>
-          <w:b/>
-          <w:sz w:val="20"/>
+          <w:b/>
+          <w:bCs/>
         </w:rPr>
         <w:t xml:space="preserve">. Available from: </w:t>
       </w:r>
-      <w:hyperlink r:id="rId20" w:tgtFrame="_blank" w:history="1">
+      <w:hyperlink r:id="rId36" w:tgtFrame="_blank" w:tooltip="Original URL: https://shiny.posit.co/. Click or tap if you trust this link." w:history="1">
         <w:r>
           <w:rPr>
             <w:rStyle w:val="Hyperlink"/>
-            <w:rFonts w:ascii="Calibri" w:hAnsi="Calibri" w:cs="Calibri"/>
             <w:b/>
-            <w:sz w:val="20"/>
+            <w:bCs/>
           </w:rPr>
           <w:t>https://shiny.posit.co/</w:t>
         </w:r>
       </w:hyperlink>
       <w:r>
         <w:rPr>
-          <w:rFonts w:ascii="Calibri" w:hAnsi="Calibri" w:cs="Calibri"/>
-          <w:b/>
-          <w:sz w:val="20"/>
-        </w:rPr>
-        <w:t xml:space="preserve"> [Accessed 07 January 2026].</w:t>
-      </w:r>
-    </w:p>
-    <w:p>
-      <w:pPr>
-        <w:tabs>
-          <w:tab w:val="left" w:pos="3085"/>
-        </w:tabs>
-        <w:rPr>
-          <w:rFonts w:ascii="Calibri" w:hAnsi="Calibri" w:cs="Calibri"/>
-          <w:b/>
-          <w:sz w:val="20"/>
-        </w:rPr>
-      </w:pPr>
-      <w:r>
-        <w:rPr>
-          <w:rFonts w:ascii="Calibri" w:hAnsi="Calibri" w:cs="Calibri"/>
-          <w:b/>
-          <w:sz w:val="20"/>
-        </w:rPr>
-        <w:t>6</w:t>
-      </w:r>
-      <w:r>
-        <w:rPr>
-          <w:rFonts w:ascii="Calibri" w:hAnsi="Calibri" w:cs="Calibri"/>
-          <w:b/>
-          <w:sz w:val="20"/>
-        </w:rPr>
-        <w:t xml:space="preserve">. </w:t>
-      </w:r>
-      <w:r>
-        <w:rPr>
-          <w:rFonts w:ascii="Calibri" w:hAnsi="Calibri" w:cs="Calibri"/>
-          <w:b/>
-          <w:sz w:val="20"/>
-        </w:rPr>
-        <w:t xml:space="preserve">Matplotlib Development Team (2025) </w:t>
-      </w:r>
-      <w:r>
-        <w:rPr>
-          <w:rFonts w:ascii="Calibri" w:hAnsi="Calibri" w:cs="Calibri"/>
-          <w:b/>
+          <w:b/>
+          <w:bCs/>
+        </w:rPr>
+        <w:t> [Accessed 07 January 2026].</w:t>
+      </w:r>
+    </w:p>
+    <w:p>
+      <w:r>
+        <w:rPr>
+          <w:b/>
+          <w:bCs/>
+        </w:rPr>
+        <w:t xml:space="preserve">13. Matplotlib Development Team (2025) </w:t>
+      </w:r>
+      <w:r>
+        <w:rPr>
+          <w:b/>
+          <w:bCs/>
           <w:i/>
           <w:iCs/>
-          <w:sz w:val="20"/>
         </w:rPr>
         <w:t>Matplotlib documentation</w:t>
       </w:r>
       <w:r>
         <w:rPr>
-          <w:rFonts w:ascii="Calibri" w:hAnsi="Calibri" w:cs="Calibri"/>
-          <w:b/>
-          <w:sz w:val="20"/>
+          <w:b/>
+          <w:bCs/>
         </w:rPr>
         <w:t xml:space="preserve">. Available from: </w:t>
       </w:r>
-      <w:hyperlink r:id="rId21" w:tgtFrame="_blank" w:history="1">
+      <w:hyperlink r:id="rId37" w:tgtFrame="_blank" w:tooltip="Original URL: https://matplotlib.org/. Click or tap if you trust this link." w:history="1">
         <w:r>
           <w:rPr>
             <w:rStyle w:val="Hyperlink"/>
-            <w:rFonts w:ascii="Calibri" w:hAnsi="Calibri" w:cs="Calibri"/>
             <w:b/>
-            <w:sz w:val="20"/>
+            <w:bCs/>
           </w:rPr>
           <w:t>https://matplotlib.org/</w:t>
         </w:r>
       </w:hyperlink>
       <w:r>
         <w:rPr>
-          <w:rFonts w:ascii="Calibri" w:hAnsi="Calibri" w:cs="Calibri"/>
-          <w:b/>
-          <w:sz w:val="20"/>
-        </w:rPr>
-        <w:t xml:space="preserve"> [Accessed 06 January 2026]</w:t>
-      </w:r>
-    </w:p>
-    <w:p>
-      <w:pPr>
-        <w:tabs>
-          <w:tab w:val="left" w:pos="3085"/>
-        </w:tabs>
-        <w:rPr>
-          <w:rFonts w:ascii="Calibri" w:hAnsi="Calibri" w:cs="Calibri"/>
-          <w:b/>
-          <w:sz w:val="20"/>
-        </w:rPr>
-      </w:pPr>
-      <w:r>
-        <w:rPr>
-          <w:rFonts w:ascii="Calibri" w:hAnsi="Calibri" w:cs="Calibri"/>
-          <w:b/>
-          <w:sz w:val="20"/>
-        </w:rPr>
-        <w:t>7</w:t>
-      </w:r>
-      <w:r>
-        <w:rPr>
-          <w:rFonts w:ascii="Calibri" w:hAnsi="Calibri" w:cs="Calibri"/>
-          <w:b/>
-          <w:sz w:val="20"/>
-        </w:rPr>
-        <w:t>.</w:t>
+          <w:b/>
+          <w:bCs/>
+        </w:rPr>
+        <w:t> [Accessed 06 January 2026]</w:t>
+      </w:r>
+    </w:p>
+    <w:p>
+      <w:r>
+        <w:rPr>
+          <w:b/>
+          <w:bCs/>
+        </w:rPr>
+        <w:t>14.</w:t>
       </w:r>
       <w:r>
         <w:t xml:space="preserve"> </w:t>
       </w:r>
-      <w:r>
-        <w:rPr>
-          <w:rFonts w:ascii="Calibri" w:hAnsi="Calibri" w:cs="Calibri"/>
-          <w:b/>
-          <w:sz w:val="20"/>
-        </w:rPr>
-        <w:t xml:space="preserve">Plotly (2025) </w:t>
-      </w:r>
-      <w:r>
-        <w:rPr>
-          <w:rFonts w:ascii="Calibri" w:hAnsi="Calibri" w:cs="Calibri"/>
-          <w:b/>
+      <w:proofErr w:type="spellStart"/>
+      <w:r>
+        <w:rPr>
+          <w:b/>
+          <w:bCs/>
+        </w:rPr>
+        <w:t>Plotly</w:t>
+      </w:r>
+      <w:proofErr w:type="spellEnd"/>
+      <w:r>
+        <w:rPr>
+          <w:b/>
+          <w:bCs/>
+        </w:rPr>
+        <w:t xml:space="preserve"> (2025) </w:t>
+      </w:r>
+      <w:r>
+        <w:rPr>
+          <w:b/>
+          <w:bCs/>
           <w:i/>
           <w:iCs/>
-          <w:sz w:val="20"/>
         </w:rPr>
         <w:t>Dash Python User Guide</w:t>
       </w:r>
       <w:r>
         <w:rPr>
-          <w:rFonts w:ascii="Calibri" w:hAnsi="Calibri" w:cs="Calibri"/>
-          <w:b/>
-          <w:sz w:val="20"/>
+          <w:b/>
+          <w:bCs/>
         </w:rPr>
         <w:t xml:space="preserve">. Available from: </w:t>
       </w:r>
-      <w:hyperlink r:id="rId22" w:tgtFrame="_blank" w:history="1">
+      <w:hyperlink r:id="rId38" w:tgtFrame="_blank" w:tooltip="Original URL: https://dash.plotly.com/. Click or tap if you trust this link." w:history="1">
         <w:r>
           <w:rPr>
             <w:rStyle w:val="Hyperlink"/>
-            <w:rFonts w:ascii="Calibri" w:hAnsi="Calibri" w:cs="Calibri"/>
             <w:b/>
-            <w:sz w:val="20"/>
+            <w:bCs/>
           </w:rPr>
           <w:t>https://dash.plotly.com/</w:t>
         </w:r>
       </w:hyperlink>
       <w:r>
         <w:rPr>
-          <w:rFonts w:ascii="Calibri" w:hAnsi="Calibri" w:cs="Calibri"/>
-          <w:b/>
-          <w:sz w:val="20"/>
-        </w:rPr>
-        <w:t xml:space="preserve"> [Accessed 06 January 2026].</w:t>
-      </w:r>
-    </w:p>
-    <w:p>
-      <w:pPr>
-        <w:tabs>
-          <w:tab w:val="left" w:pos="3085"/>
-        </w:tabs>
-        <w:rPr>
-          <w:rFonts w:ascii="Calibri" w:hAnsi="Calibri" w:cs="Calibri"/>
-          <w:b/>
-          <w:sz w:val="20"/>
-        </w:rPr>
-      </w:pPr>
-      <w:r>
-        <w:rPr>
-          <w:rFonts w:ascii="Calibri" w:hAnsi="Calibri" w:cs="Calibri"/>
-          <w:b/>
-          <w:sz w:val="20"/>
-        </w:rPr>
-        <w:t>8</w:t>
-      </w:r>
-      <w:r>
-        <w:rPr>
-          <w:rFonts w:ascii="Calibri" w:hAnsi="Calibri" w:cs="Calibri"/>
-          <w:b/>
-          <w:sz w:val="20"/>
-        </w:rPr>
-        <w:t xml:space="preserve">. </w:t>
-      </w:r>
-      <w:r>
-        <w:rPr>
-          <w:rFonts w:ascii="Calibri" w:hAnsi="Calibri" w:cs="Calibri"/>
-          <w:b/>
-          <w:sz w:val="20"/>
-        </w:rPr>
-        <w:t xml:space="preserve">Plotly (2025) </w:t>
-      </w:r>
-      <w:r>
-        <w:rPr>
-          <w:rFonts w:ascii="Calibri" w:hAnsi="Calibri" w:cs="Calibri"/>
-          <w:b/>
+          <w:b/>
+          <w:bCs/>
+        </w:rPr>
+        <w:t> [Accessed 06 January 2026].</w:t>
+      </w:r>
+    </w:p>
+    <w:p>
+      <w:r>
+        <w:rPr>
+          <w:b/>
+          <w:bCs/>
+        </w:rPr>
+        <w:lastRenderedPageBreak/>
+        <w:t xml:space="preserve">15. </w:t>
+      </w:r>
+      <w:proofErr w:type="spellStart"/>
+      <w:r>
+        <w:rPr>
+          <w:b/>
+          <w:bCs/>
+        </w:rPr>
+        <w:t>Plotly</w:t>
+      </w:r>
+      <w:proofErr w:type="spellEnd"/>
+      <w:r>
+        <w:rPr>
+          <w:b/>
+          <w:bCs/>
+        </w:rPr>
+        <w:t xml:space="preserve"> (2025) </w:t>
+      </w:r>
+      <w:r>
+        <w:rPr>
+          <w:b/>
+          <w:bCs/>
           <w:i/>
           <w:iCs/>
-          <w:sz w:val="20"/>
         </w:rPr>
         <w:t>Dash Enterprise App Gallery</w:t>
       </w:r>
       <w:r>
         <w:rPr>
-          <w:rFonts w:ascii="Calibri" w:hAnsi="Calibri" w:cs="Calibri"/>
-          <w:b/>
-          <w:sz w:val="20"/>
+          <w:b/>
+          <w:bCs/>
         </w:rPr>
         <w:t xml:space="preserve">. Available from: </w:t>
       </w:r>
-      <w:hyperlink r:id="rId23" w:tgtFrame="_blank" w:history="1">
+      <w:hyperlink r:id="rId39" w:tgtFrame="_blank" w:tooltip="Original URL: https://dash.gallery/Portal/. Click or tap if you trust this link." w:history="1">
         <w:r>
           <w:rPr>
             <w:rStyle w:val="Hyperlink"/>
-            <w:rFonts w:ascii="Calibri" w:hAnsi="Calibri" w:cs="Calibri"/>
             <w:b/>
-            <w:sz w:val="20"/>
+            <w:bCs/>
           </w:rPr>
           <w:t>https://dash.gallery/Portal/</w:t>
         </w:r>
       </w:hyperlink>
       <w:r>
         <w:rPr>
-          <w:rFonts w:ascii="Calibri" w:hAnsi="Calibri" w:cs="Calibri"/>
-          <w:b/>
-          <w:sz w:val="20"/>
-        </w:rPr>
-        <w:t xml:space="preserve"> [Accessed 06 January 2026].</w:t>
-      </w:r>
-    </w:p>
-    <w:p>
-      <w:pPr>
-        <w:tabs>
-          <w:tab w:val="left" w:pos="3085"/>
-        </w:tabs>
-        <w:rPr>
-          <w:rFonts w:ascii="Calibri" w:hAnsi="Calibri" w:cs="Calibri"/>
-          <w:b/>
-          <w:sz w:val="20"/>
-        </w:rPr>
-      </w:pPr>
-      <w:r>
-        <w:rPr>
-          <w:rFonts w:ascii="Calibri" w:hAnsi="Calibri" w:cs="Calibri"/>
-          <w:b/>
-          <w:sz w:val="20"/>
-        </w:rPr>
-        <w:t>9.</w:t>
-      </w:r>
-      <w:r>
-        <w:rPr>
-          <w:b/>
-          <w:bCs/>
-        </w:rPr>
-        <w:t xml:space="preserve"> </w:t>
-      </w:r>
-      <w:r>
-        <w:rPr>
-          <w:rFonts w:ascii="Calibri" w:hAnsi="Calibri" w:cs="Calibri"/>
-          <w:b/>
-          <w:bCs/>
-          <w:sz w:val="20"/>
-        </w:rPr>
-        <w:t>SQLite Development Team (2026)</w:t>
-      </w:r>
-      <w:r>
-        <w:rPr>
-          <w:rFonts w:ascii="Calibri" w:hAnsi="Calibri" w:cs="Calibri"/>
-          <w:b/>
-          <w:sz w:val="20"/>
-        </w:rPr>
-        <w:t xml:space="preserve"> </w:t>
-      </w:r>
-      <w:r>
-        <w:rPr>
-          <w:rFonts w:ascii="Calibri" w:hAnsi="Calibri" w:cs="Calibri"/>
-          <w:b/>
+          <w:b/>
+          <w:bCs/>
+        </w:rPr>
+        <w:t> [Accessed 06 January 2026].</w:t>
+      </w:r>
+    </w:p>
+    <w:p>
+      <w:r>
+        <w:rPr>
+          <w:b/>
+          <w:bCs/>
+        </w:rPr>
+        <w:t xml:space="preserve">16. SQLite Development Team (2026) </w:t>
+      </w:r>
+      <w:r>
+        <w:rPr>
+          <w:b/>
+          <w:bCs/>
           <w:i/>
           <w:iCs/>
-          <w:sz w:val="20"/>
         </w:rPr>
         <w:t>SQLite Documentation</w:t>
       </w:r>
       <w:r>
         <w:rPr>
-          <w:rFonts w:ascii="Calibri" w:hAnsi="Calibri" w:cs="Calibri"/>
-          <w:b/>
-          <w:sz w:val="20"/>
+          <w:b/>
+          <w:bCs/>
         </w:rPr>
         <w:t xml:space="preserve">. Available from: </w:t>
       </w:r>
-      <w:hyperlink r:id="rId24" w:tgtFrame="_blank" w:history="1">
+      <w:hyperlink r:id="rId40" w:tgtFrame="_blank" w:tooltip="Original URL: https://www.sqlite.org/docs.html. Click or tap if you trust this link." w:history="1">
         <w:r>
           <w:rPr>
             <w:rStyle w:val="Hyperlink"/>
-            <w:rFonts w:ascii="Calibri" w:hAnsi="Calibri" w:cs="Calibri"/>
             <w:b/>
-            <w:sz w:val="20"/>
+            <w:bCs/>
           </w:rPr>
           <w:t>https://www.sqlite.org/docs.html</w:t>
         </w:r>
       </w:hyperlink>
       <w:r>
         <w:rPr>
-          <w:rFonts w:ascii="Calibri" w:hAnsi="Calibri" w:cs="Calibri"/>
-          <w:b/>
-          <w:sz w:val="20"/>
-        </w:rPr>
-        <w:t xml:space="preserve"> [Accessed 07 January 2026].</w:t>
-      </w:r>
-    </w:p>
-    <w:p>
-      <w:pPr>
-        <w:tabs>
-          <w:tab w:val="left" w:pos="3085"/>
-        </w:tabs>
-        <w:rPr>
-          <w:rFonts w:ascii="Calibri" w:hAnsi="Calibri" w:cs="Calibri"/>
-          <w:b/>
-          <w:sz w:val="20"/>
-        </w:rPr>
-      </w:pPr>
-      <w:r>
-        <w:rPr>
-          <w:rFonts w:ascii="Calibri" w:hAnsi="Calibri" w:cs="Calibri"/>
-          <w:b/>
-          <w:sz w:val="20"/>
-        </w:rPr>
-        <w:t xml:space="preserve">10. </w:t>
-      </w:r>
-      <w:r>
-        <w:rPr>
-          <w:rFonts w:ascii="Calibri" w:hAnsi="Calibri" w:cs="Calibri"/>
-          <w:b/>
-          <w:sz w:val="20"/>
-        </w:rPr>
-        <w:t xml:space="preserve">Li, Y. and Manoharan, S. (2013) ‘A performance comparison of SQL and NoSQL databases’, </w:t>
-      </w:r>
-      <w:r>
-        <w:rPr>
-          <w:rFonts w:ascii="Calibri" w:hAnsi="Calibri" w:cs="Calibri"/>
-          <w:b/>
+          <w:b/>
+          <w:bCs/>
+        </w:rPr>
+        <w:t> [Accessed 07 January 2026].</w:t>
+      </w:r>
+    </w:p>
+    <w:p>
+      <w:r>
+        <w:rPr>
+          <w:b/>
+          <w:bCs/>
+        </w:rPr>
+        <w:t xml:space="preserve">17. Li, Y. and Manoharan, S. (2013) A performance comparison of SQL and NoSQL databases. In: IEEE, ed. </w:t>
+      </w:r>
+      <w:r>
+        <w:rPr>
+          <w:b/>
+          <w:bCs/>
           <w:i/>
           <w:iCs/>
-          <w:sz w:val="20"/>
         </w:rPr>
         <w:t>2013 IEEE Pacific Rim Conference on Communications, Computers and Signal Processing (PACRIM)</w:t>
       </w:r>
       <w:r>
         <w:rPr>
-          <w:rFonts w:ascii="Calibri" w:hAnsi="Calibri" w:cs="Calibri"/>
-          <w:b/>
-          <w:sz w:val="20"/>
-        </w:rPr>
-        <w:t>, Victoria, BC, Canada, 27–29 August. IEEE, pp. 15–19. doi: 10.1109/PACRIM.2013.6625441.</w:t>
-      </w:r>
-    </w:p>
-    <w:p>
-      <w:pPr>
-        <w:tabs>
-          <w:tab w:val="left" w:pos="3085"/>
-        </w:tabs>
-        <w:rPr>
-          <w:rFonts w:ascii="Calibri" w:hAnsi="Calibri" w:cs="Calibri"/>
-          <w:b/>
-          <w:sz w:val="20"/>
-        </w:rPr>
-      </w:pPr>
-      <w:r>
-        <w:rPr>
-          <w:rFonts w:ascii="Calibri" w:hAnsi="Calibri" w:cs="Calibri"/>
-          <w:b/>
-          <w:sz w:val="20"/>
-        </w:rPr>
-        <w:t>11.</w:t>
-      </w:r>
-      <w:r>
-        <w:t xml:space="preserve"> </w:t>
-      </w:r>
-      <w:r>
-        <w:rPr>
-          <w:rFonts w:ascii="Calibri" w:hAnsi="Calibri" w:cs="Calibri"/>
-          <w:b/>
-          <w:sz w:val="20"/>
-        </w:rPr>
-        <w:t xml:space="preserve">MongoDB (2026) </w:t>
-      </w:r>
-      <w:r>
-        <w:rPr>
-          <w:rFonts w:ascii="Calibri" w:hAnsi="Calibri" w:cs="Calibri"/>
-          <w:b/>
-          <w:i/>
-          <w:iCs/>
-          <w:sz w:val="20"/>
-        </w:rPr>
-        <w:t>MongoDB (Version 8.0)</w:t>
-      </w:r>
-      <w:r>
-        <w:rPr>
-          <w:rFonts w:ascii="Calibri" w:hAnsi="Calibri" w:cs="Calibri"/>
-          <w:b/>
-          <w:sz w:val="20"/>
-        </w:rPr>
-        <w:t xml:space="preserve">. Available at: </w:t>
-      </w:r>
-      <w:hyperlink r:id="rId25" w:tgtFrame="_blank" w:history="1">
+          <w:b/>
+          <w:bCs/>
+        </w:rPr>
+        <w:t xml:space="preserve"> [online]. Victoria, BC, Canada, 27–29 August. IEEE. Available from: </w:t>
+      </w:r>
+      <w:hyperlink r:id="rId41" w:tgtFrame="_blank" w:tooltip="Original URL: https://ieeexplore.ieee.org/document/6625441. Click or tap if you trust this link." w:history="1">
         <w:r>
           <w:rPr>
             <w:rStyle w:val="Hyperlink"/>
-            <w:rFonts w:ascii="Calibri" w:hAnsi="Calibri" w:cs="Calibri"/>
             <w:b/>
-            <w:sz w:val="20"/>
+            <w:bCs/>
+          </w:rPr>
+          <w:t>https://ieeexplore.ieee.org/document/6625441</w:t>
+        </w:r>
+      </w:hyperlink>
+      <w:r>
+        <w:rPr>
+          <w:b/>
+          <w:bCs/>
+        </w:rPr>
+        <w:t> [Accessed 20 January 2026]</w:t>
+      </w:r>
+    </w:p>
+    <w:p>
+      <w:r>
+        <w:rPr>
+          <w:b/>
+          <w:bCs/>
+        </w:rPr>
+        <w:t>18.</w:t>
+      </w:r>
+      <w:r>
+        <w:t xml:space="preserve"> </w:t>
+      </w:r>
+      <w:r>
+        <w:rPr>
+          <w:b/>
+          <w:bCs/>
+        </w:rPr>
+        <w:t xml:space="preserve">MongoDB (2026) </w:t>
+      </w:r>
+      <w:r>
+        <w:rPr>
+          <w:b/>
+          <w:bCs/>
+          <w:i/>
+          <w:iCs/>
+        </w:rPr>
+        <w:t>MongoDB (Version 8.0)</w:t>
+      </w:r>
+      <w:r>
+        <w:rPr>
+          <w:b/>
+          <w:bCs/>
+        </w:rPr>
+        <w:t xml:space="preserve">. Available at: </w:t>
+      </w:r>
+      <w:hyperlink r:id="rId42" w:tgtFrame="_blank" w:tooltip="Original URL: https://www.google.com/search?q=https://www.mongodb.com. Click or tap if you trust this link." w:history="1">
+        <w:r>
+          <w:rPr>
+            <w:rStyle w:val="Hyperlink"/>
+            <w:b/>
+            <w:bCs/>
           </w:rPr>
           <w:t>https://www.mongodb.com</w:t>
         </w:r>
       </w:hyperlink>
       <w:r>
         <w:rPr>
-          <w:rFonts w:ascii="Calibri" w:hAnsi="Calibri" w:cs="Calibri"/>
-          <w:b/>
-          <w:sz w:val="20"/>
-        </w:rPr>
-        <w:t xml:space="preserve"> (Accessed: 20 January 2026).</w:t>
-      </w:r>
-    </w:p>
-    <w:p>
-      <w:pPr>
-        <w:tabs>
-          <w:tab w:val="left" w:pos="3085"/>
-        </w:tabs>
-        <w:rPr>
-          <w:rFonts w:ascii="Calibri" w:hAnsi="Calibri" w:cs="Calibri"/>
-          <w:b/>
-          <w:sz w:val="20"/>
-        </w:rPr>
-      </w:pPr>
-      <w:r>
-        <w:rPr>
-          <w:rFonts w:ascii="Calibri" w:hAnsi="Calibri" w:cs="Calibri"/>
-          <w:b/>
-          <w:sz w:val="20"/>
-        </w:rPr>
-        <w:t>10.</w:t>
-      </w:r>
-      <w:r>
-        <w:rPr>
-          <w:b/>
-          <w:bCs/>
-        </w:rPr>
-        <w:t xml:space="preserve"> </w:t>
-      </w:r>
-      <w:r>
-        <w:rPr>
-          <w:rFonts w:ascii="Calibri" w:hAnsi="Calibri" w:cs="Calibri"/>
-          <w:b/>
-          <w:bCs/>
-          <w:sz w:val="20"/>
-        </w:rPr>
-        <w:t>Oracle (2026)</w:t>
-      </w:r>
-      <w:r>
-        <w:rPr>
-          <w:rFonts w:ascii="Calibri" w:hAnsi="Calibri" w:cs="Calibri"/>
-          <w:b/>
-          <w:sz w:val="20"/>
-        </w:rPr>
-        <w:t xml:space="preserve"> </w:t>
-      </w:r>
-      <w:r>
-        <w:rPr>
-          <w:rFonts w:ascii="Calibri" w:hAnsi="Calibri" w:cs="Calibri"/>
-          <w:b/>
+          <w:b/>
+          <w:bCs/>
+        </w:rPr>
+        <w:t> (Accessed: 20 January 2026).</w:t>
+      </w:r>
+    </w:p>
+    <w:p>
+      <w:r>
+        <w:rPr>
+          <w:b/>
+          <w:bCs/>
+        </w:rPr>
+        <w:t xml:space="preserve">19. Oracle (2026) </w:t>
+      </w:r>
+      <w:r>
+        <w:rPr>
+          <w:b/>
+          <w:bCs/>
           <w:i/>
           <w:iCs/>
-          <w:sz w:val="20"/>
         </w:rPr>
         <w:t>MySQL 8.0 Reference Manual</w:t>
       </w:r>
       <w:r>
         <w:rPr>
-          <w:rFonts w:ascii="Calibri" w:hAnsi="Calibri" w:cs="Calibri"/>
-          <w:b/>
-          <w:sz w:val="20"/>
+          <w:b/>
+          <w:bCs/>
         </w:rPr>
         <w:t xml:space="preserve">. Available from: </w:t>
       </w:r>
-      <w:hyperlink r:id="rId26" w:tgtFrame="_blank" w:history="1">
+      <w:hyperlink r:id="rId43" w:tgtFrame="_blank" w:tooltip="Original URL: https://dev.mysql.com/doc/refman/8.0/en/. Click or tap if you trust this link." w:history="1">
         <w:r>
           <w:rPr>
             <w:rStyle w:val="Hyperlink"/>
-            <w:rFonts w:ascii="Calibri" w:hAnsi="Calibri" w:cs="Calibri"/>
             <w:b/>
-            <w:sz w:val="20"/>
+            <w:bCs/>
           </w:rPr>
           <w:t>https://dev.mysql.com/doc/refman/8.0/en/</w:t>
         </w:r>
       </w:hyperlink>
       <w:r>
         <w:rPr>
-          <w:rFonts w:ascii="Calibri" w:hAnsi="Calibri" w:cs="Calibri"/>
-          <w:b/>
-          <w:sz w:val="20"/>
-        </w:rPr>
-        <w:t xml:space="preserve"> [Accessed 07 January 2026].</w:t>
-      </w:r>
-    </w:p>
-    <w:p>
-      <w:pPr>
-        <w:tabs>
-          <w:tab w:val="left" w:pos="3085"/>
-        </w:tabs>
-        <w:rPr>
-          <w:rFonts w:ascii="Calibri" w:hAnsi="Calibri" w:cs="Calibri"/>
-          <w:b/>
-          <w:sz w:val="20"/>
-        </w:rPr>
-      </w:pPr>
-      <w:r>
-        <w:rPr>
-          <w:rFonts w:ascii="Calibri" w:hAnsi="Calibri" w:cs="Calibri"/>
-          <w:b/>
-          <w:sz w:val="20"/>
-        </w:rPr>
-        <w:t xml:space="preserve">11. </w:t>
-      </w:r>
-      <w:r>
-        <w:rPr>
-          <w:rFonts w:ascii="Calibri" w:hAnsi="Calibri" w:cs="Calibri"/>
-          <w:b/>
-          <w:sz w:val="20"/>
-        </w:rPr>
-        <w:t xml:space="preserve">Thoutam, V. (2021) ‘A Study On Python Web Application Framework’, </w:t>
-      </w:r>
-      <w:r>
-        <w:rPr>
-          <w:rFonts w:ascii="Calibri" w:hAnsi="Calibri" w:cs="Calibri"/>
-          <w:b/>
+          <w:b/>
+          <w:bCs/>
+        </w:rPr>
+        <w:t> [Accessed 07 January 2026].</w:t>
+      </w:r>
+    </w:p>
+    <w:p>
+      <w:r>
+        <w:rPr>
+          <w:b/>
+          <w:bCs/>
+        </w:rPr>
+        <w:t xml:space="preserve">20. </w:t>
+      </w:r>
+      <w:proofErr w:type="spellStart"/>
+      <w:r>
+        <w:rPr>
+          <w:b/>
+          <w:bCs/>
+        </w:rPr>
+        <w:t>Thoutam</w:t>
+      </w:r>
+      <w:proofErr w:type="spellEnd"/>
+      <w:r>
+        <w:rPr>
+          <w:b/>
+          <w:bCs/>
+        </w:rPr>
+        <w:t xml:space="preserve">, V. (2021) A Study </w:t>
+      </w:r>
+      <w:proofErr w:type="gramStart"/>
+      <w:r>
+        <w:rPr>
+          <w:b/>
+          <w:bCs/>
+        </w:rPr>
+        <w:t>On</w:t>
+      </w:r>
+      <w:proofErr w:type="gramEnd"/>
+      <w:r>
+        <w:rPr>
+          <w:b/>
+          <w:bCs/>
+        </w:rPr>
+        <w:t xml:space="preserve"> Python Web Application Framework. </w:t>
+      </w:r>
+      <w:r>
+        <w:rPr>
+          <w:b/>
+          <w:bCs/>
           <w:i/>
           <w:iCs/>
-          <w:sz w:val="20"/>
         </w:rPr>
         <w:t>Journal of Electronics, Computer Networking and Applied Mathematics (JECNAM)</w:t>
       </w:r>
       <w:r>
         <w:rPr>
-          <w:rFonts w:ascii="Calibri" w:hAnsi="Calibri" w:cs="Calibri"/>
-          <w:b/>
-          <w:sz w:val="20"/>
-        </w:rPr>
-        <w:t>, 1(01), pp. 48–55. doi: 10.55529/jecnam.11.48.55.</w:t>
-      </w:r>
-    </w:p>
-    <w:p>
-      <w:pPr>
-        <w:tabs>
-          <w:tab w:val="left" w:pos="3085"/>
-        </w:tabs>
-        <w:rPr>
-          <w:b/>
-          <w:bCs/>
-        </w:rPr>
-      </w:pPr>
-      <w:r>
-        <w:rPr>
-          <w:rFonts w:ascii="Calibri" w:hAnsi="Calibri" w:cs="Calibri"/>
-          <w:b/>
-          <w:sz w:val="20"/>
-        </w:rPr>
-        <w:t>12.</w:t>
-      </w:r>
-      <w:r>
-        <w:rPr>
-          <w:b/>
-          <w:bCs/>
-        </w:rPr>
-        <w:t xml:space="preserve"> Pallets (2026) </w:t>
+          <w:b/>
+          <w:bCs/>
+        </w:rPr>
+        <w:t xml:space="preserve"> [online]. 1(01), pp. 48–55. [Accessed 20 January 2026].</w:t>
+      </w:r>
+    </w:p>
+    <w:p>
+      <w:r>
+        <w:rPr>
+          <w:b/>
+          <w:bCs/>
+        </w:rPr>
+        <w:t xml:space="preserve">21. Pallets (2026) </w:t>
       </w:r>
       <w:r>
         <w:rPr>
@@ -6379,7 +8118,7 @@
         </w:rPr>
         <w:t xml:space="preserve">. Available from: </w:t>
       </w:r>
-      <w:hyperlink r:id="rId27" w:tgtFrame="_blank" w:history="1">
+      <w:hyperlink r:id="rId44" w:tgtFrame="_blank" w:tooltip="Original URL: https://flask.palletsprojects.com/. Click or tap if you trust this link." w:history="1">
         <w:r>
           <w:rPr>
             <w:rStyle w:val="Hyperlink"/>
@@ -6398,22 +8137,12 @@
       </w:r>
     </w:p>
     <w:p>
-      <w:pPr>
-        <w:tabs>
-          <w:tab w:val="left" w:pos="3085"/>
-        </w:tabs>
-        <w:rPr>
-          <w:b/>
-          <w:bCs/>
-        </w:rPr>
-      </w:pPr>
-      <w:r>
-        <w:rPr>
-          <w:b/>
-          <w:bCs/>
-        </w:rPr>
-        <w:lastRenderedPageBreak/>
-        <w:t>13.</w:t>
+      <w:r>
+        <w:rPr>
+          <w:b/>
+          <w:bCs/>
+        </w:rPr>
+        <w:t>22.</w:t>
       </w:r>
       <w:r>
         <w:t xml:space="preserve"> </w:t>
@@ -6441,7 +8170,7 @@
         </w:rPr>
         <w:t xml:space="preserve">. Available from: </w:t>
       </w:r>
-      <w:hyperlink r:id="rId28" w:tgtFrame="_blank" w:history="1">
+      <w:hyperlink r:id="rId45" w:tgtFrame="_blank" w:tooltip="Original URL: https://docs.djangoproject.com/. Click or tap if you trust this link." w:history="1">
         <w:r>
           <w:rPr>
             <w:rStyle w:val="Hyperlink"/>
@@ -6460,21 +8189,12 @@
       </w:r>
     </w:p>
     <w:p>
-      <w:pPr>
-        <w:tabs>
-          <w:tab w:val="left" w:pos="3085"/>
-        </w:tabs>
-        <w:rPr>
-          <w:b/>
-          <w:bCs/>
-        </w:rPr>
-      </w:pPr>
-      <w:r>
-        <w:rPr>
-          <w:b/>
-          <w:bCs/>
-        </w:rPr>
-        <w:t>14.</w:t>
+      <w:r>
+        <w:rPr>
+          <w:b/>
+          <w:bCs/>
+        </w:rPr>
+        <w:t>23.</w:t>
       </w:r>
       <w:r>
         <w:t xml:space="preserve"> </w:t>
@@ -6484,7 +8204,7 @@
           <w:b/>
           <w:bCs/>
         </w:rPr>
-        <w:t xml:space="preserve">Ghimire, D. / Metropolia University of Applied Sciences (2020) </w:t>
+        <w:t xml:space="preserve">Ghimire, D. (2020) </w:t>
       </w:r>
       <w:r>
         <w:rPr>
@@ -6500,16 +8220,159 @@
           <w:b/>
           <w:bCs/>
         </w:rPr>
+        <w:t xml:space="preserve">. Bachelor’s thesis, </w:t>
+      </w:r>
+      <w:proofErr w:type="spellStart"/>
+      <w:r>
+        <w:rPr>
+          <w:b/>
+          <w:bCs/>
+        </w:rPr>
+        <w:t>Metropolia</w:t>
+      </w:r>
+      <w:proofErr w:type="spellEnd"/>
+      <w:r>
+        <w:rPr>
+          <w:b/>
+          <w:bCs/>
+        </w:rPr>
+        <w:t xml:space="preserve"> University of Applied Sciences.</w:t>
+      </w:r>
+    </w:p>
+    <w:p>
+      <w:r>
+        <w:rPr>
+          <w:b/>
+          <w:bCs/>
+        </w:rPr>
+        <w:t xml:space="preserve">24. Singh, M., Verma, A., Parasher, A., Chauhan, N. and Budhiraja, G. (2019) Implementation of Database Using Python Flask Framework. </w:t>
+      </w:r>
+      <w:r>
+        <w:rPr>
+          <w:b/>
+          <w:bCs/>
+          <w:i/>
+          <w:iCs/>
+        </w:rPr>
+        <w:t>International Journal of Engineering and Computer Science</w:t>
+      </w:r>
+      <w:r>
+        <w:rPr>
+          <w:b/>
+          <w:bCs/>
+        </w:rPr>
+        <w:t> [online]. 8(12), pp. 24894–24899. [Accessed 20 January 2026].</w:t>
+      </w:r>
+    </w:p>
+    <w:p>
+      <w:r>
+        <w:rPr>
+          <w:b/>
+          <w:bCs/>
+        </w:rPr>
+        <w:t xml:space="preserve">25. Dwivedi, R., Dave, D., Naik, H., Singhal, S., Omer, R., Patel, P., Qian, B., Wen, Z., Shah, T., Morgan, G. and Ranjan, R. (2023) Explainable AI (XAI): Core Ideas, Techniques and Solutions. </w:t>
+      </w:r>
+      <w:r>
+        <w:rPr>
+          <w:b/>
+          <w:bCs/>
+          <w:i/>
+          <w:iCs/>
+        </w:rPr>
+        <w:t>ACM Computing Surveys</w:t>
+      </w:r>
+      <w:r>
+        <w:rPr>
+          <w:b/>
+          <w:bCs/>
+        </w:rPr>
+        <w:t> [online]. 55(9), pp. 1–33. [Accessed 20 January 2026].</w:t>
+      </w:r>
+    </w:p>
+    <w:p>
+      <w:r>
+        <w:rPr>
+          <w:b/>
+          <w:bCs/>
+        </w:rPr>
+        <w:t xml:space="preserve">26. Gerlings, J., </w:t>
+      </w:r>
+      <w:proofErr w:type="spellStart"/>
+      <w:r>
+        <w:rPr>
+          <w:b/>
+          <w:bCs/>
+        </w:rPr>
+        <w:t>Shollo</w:t>
+      </w:r>
+      <w:proofErr w:type="spellEnd"/>
+      <w:r>
+        <w:rPr>
+          <w:b/>
+          <w:bCs/>
+        </w:rPr>
+        <w:t xml:space="preserve">, A. and </w:t>
+      </w:r>
+      <w:proofErr w:type="spellStart"/>
+      <w:r>
+        <w:rPr>
+          <w:b/>
+          <w:bCs/>
+        </w:rPr>
+        <w:t>Constantiou</w:t>
+      </w:r>
+      <w:proofErr w:type="spellEnd"/>
+      <w:r>
+        <w:rPr>
+          <w:b/>
+          <w:bCs/>
+        </w:rPr>
+        <w:t xml:space="preserve">, I. (2021) </w:t>
+      </w:r>
+      <w:r>
+        <w:rPr>
+          <w:b/>
+          <w:bCs/>
+          <w:i/>
+          <w:iCs/>
+        </w:rPr>
+        <w:t>Reviewing the Need for Explainable Artificial Intelligence (</w:t>
+      </w:r>
+      <w:proofErr w:type="spellStart"/>
+      <w:r>
+        <w:rPr>
+          <w:b/>
+          <w:bCs/>
+          <w:i/>
+          <w:iCs/>
+        </w:rPr>
+        <w:t>xAI</w:t>
+      </w:r>
+      <w:proofErr w:type="spellEnd"/>
+      <w:r>
+        <w:rPr>
+          <w:b/>
+          <w:bCs/>
+          <w:i/>
+          <w:iCs/>
+        </w:rPr>
+        <w:t>)</w:t>
+      </w:r>
+      <w:r>
+        <w:rPr>
+          <w:b/>
+          <w:bCs/>
+        </w:rPr>
         <w:t xml:space="preserve">. Available from: </w:t>
       </w:r>
-      <w:hyperlink r:id="rId29" w:tgtFrame="_blank" w:history="1">
+      <w:hyperlink r:id="rId46" w:tgtFrame="_blank" w:tooltip="Original URL: https://arxiv.org/abs/2012.01210. Click or tap if you trust this link." w:history="1">
         <w:r>
           <w:rPr>
             <w:rStyle w:val="Hyperlink"/>
             <w:b/>
             <w:bCs/>
           </w:rPr>
-          <w:t>https://www.theseus.fi/handle/10024/339796</w:t>
+          <w:t>https://arxiv.org/abs/2012.01210</w:t>
         </w:r>
       </w:hyperlink>
       <w:r>
@@ -6517,25 +8380,65 @@
           <w:b/>
           <w:bCs/>
         </w:rPr>
-        <w:t xml:space="preserve"> [Accessed 08 January 2026].</w:t>
-      </w:r>
-    </w:p>
-    <w:p>
-      <w:pPr>
-        <w:tabs>
-          <w:tab w:val="left" w:pos="3085"/>
-        </w:tabs>
-        <w:rPr>
-          <w:b/>
-          <w:bCs/>
-        </w:rPr>
-      </w:pPr>
-      <w:r>
-        <w:rPr>
-          <w:b/>
-          <w:bCs/>
-        </w:rPr>
-        <w:t xml:space="preserve">Singh, M., Verma, A., Parasher, A., Chauhan, N. and Budhiraja, G. (2019) ‘Implementation of Database Using Python Flask Framework’, </w:t>
+        <w:t xml:space="preserve"> [Accessed 20 January 2026].</w:t>
+      </w:r>
+    </w:p>
+    <w:p>
+      <w:r>
+        <w:rPr>
+          <w:b/>
+          <w:bCs/>
+          <w:u w:val="single"/>
+        </w:rPr>
+        <w:t xml:space="preserve">27. </w:t>
+      </w:r>
+      <w:proofErr w:type="spellStart"/>
+      <w:r>
+        <w:rPr>
+          <w:b/>
+          <w:bCs/>
+        </w:rPr>
+        <w:t>Suindikovna</w:t>
+      </w:r>
+      <w:proofErr w:type="spellEnd"/>
+      <w:r>
+        <w:rPr>
+          <w:b/>
+          <w:bCs/>
+        </w:rPr>
+        <w:t xml:space="preserve">, R.A., </w:t>
+      </w:r>
+      <w:proofErr w:type="spellStart"/>
+      <w:r>
+        <w:rPr>
+          <w:b/>
+          <w:bCs/>
+        </w:rPr>
+        <w:t>Gennadievych</w:t>
+      </w:r>
+      <w:proofErr w:type="spellEnd"/>
+      <w:r>
+        <w:rPr>
+          <w:b/>
+          <w:bCs/>
+        </w:rPr>
+        <w:t xml:space="preserve">, N.D. and </w:t>
+      </w:r>
+      <w:proofErr w:type="spellStart"/>
+      <w:r>
+        <w:rPr>
+          <w:b/>
+          <w:bCs/>
+        </w:rPr>
+        <w:t>Sadyrbekkyzy</w:t>
+      </w:r>
+      <w:proofErr w:type="spellEnd"/>
+      <w:r>
+        <w:rPr>
+          <w:b/>
+          <w:bCs/>
+        </w:rPr>
+        <w:t xml:space="preserve">, A.D. (2025) From Comments to Insights: Comparing Local and Online LLM Models in Social Media Sentiment Evaluation. In: IEEE, ed. </w:t>
       </w:r>
       <w:r>
         <w:rPr>
@@ -6544,40 +8447,59 @@
           <w:i/>
           <w:iCs/>
         </w:rPr>
-        <w:t>International Journal of Engineering and Computer Science</w:t>
-      </w:r>
-      <w:r>
-        <w:rPr>
-          <w:b/>
-          <w:bCs/>
-        </w:rPr>
-        <w:t>, 8(12), pp. 24894–24899. doi: 10.18535/ijecs/v8i12.4399.</w:t>
-      </w:r>
-    </w:p>
-    <w:p>
-      <w:pPr>
-        <w:tabs>
-          <w:tab w:val="left" w:pos="3085"/>
-        </w:tabs>
-        <w:rPr>
-          <w:rFonts w:ascii="Calibri" w:hAnsi="Calibri" w:cs="Calibri"/>
-          <w:b/>
-          <w:sz w:val="20"/>
-        </w:rPr>
-      </w:pPr>
-      <w:r>
-        <w:rPr>
-          <w:b/>
-          <w:bCs/>
-        </w:rPr>
-        <w:t xml:space="preserve">15. </w:t>
-      </w:r>
-      <w:r>
-        <w:rPr>
-          <w:b/>
-          <w:bCs/>
-        </w:rPr>
-        <w:t xml:space="preserve">Dwivedi, R., Dave, D., Naik, H., Singhal, S., Omer, R., Patel, P., Qian, B., Wen, Z., Shah, T., Morgan, G. and Ranjan, R. (2023) ‘Explainable AI (XAI): Core Ideas, Techniques and Solutions’, </w:t>
+        <w:t>2025 IEEE 5th International Conference on Smart Information Systems and Technologies (SIST)</w:t>
+      </w:r>
+      <w:r>
+        <w:rPr>
+          <w:b/>
+          <w:bCs/>
+        </w:rPr>
+        <w:t xml:space="preserve"> [online]. Astana, Kazakhstan, 14–16 May 2025. IEEE. Available from: </w:t>
+      </w:r>
+      <w:hyperlink r:id="rId47" w:tgtFrame="_blank" w:tooltip="Original URL: https://www.researchgate.net/publication/395176028_From_Comments_to_Insights_Comparing_Local_and_Online_LLM_Models_in_Social_Media_Sentiment_Evaluation. Click or tap if you trust this link." w:history="1">
+        <w:r>
+          <w:rPr>
+            <w:rStyle w:val="Hyperlink"/>
+            <w:b/>
+            <w:bCs/>
+          </w:rPr>
+          <w:t>https://www.researchgate.net/publication/395176028_From_Comments_to_Insights_Comparing_Local_and_Online_LLM_Models_in_Social_Media_Sentiment_Evaluation</w:t>
+        </w:r>
+      </w:hyperlink>
+      <w:r>
+        <w:rPr>
+          <w:b/>
+          <w:bCs/>
+        </w:rPr>
+        <w:t xml:space="preserve"> [Accessed 20 January 2026]</w:t>
+      </w:r>
+    </w:p>
+    <w:p>
+      <w:r>
+        <w:rPr>
+          <w:b/>
+          <w:bCs/>
+        </w:rPr>
+        <w:t>28.</w:t>
+      </w:r>
+      <w:r>
+        <w:t xml:space="preserve"> </w:t>
+      </w:r>
+      <w:proofErr w:type="spellStart"/>
+      <w:r>
+        <w:rPr>
+          <w:b/>
+          <w:bCs/>
+        </w:rPr>
+        <w:t>Novikau</w:t>
+      </w:r>
+      <w:proofErr w:type="spellEnd"/>
+      <w:r>
+        <w:rPr>
+          <w:b/>
+          <w:bCs/>
+        </w:rPr>
+        <w:t xml:space="preserve">, A. (2024) Online vs. Offline LLM Inference: Unlocking the Best of Both Worlds in Mobile Applications. </w:t>
       </w:r>
       <w:r>
         <w:rPr>
@@ -6586,14 +8508,140 @@
           <w:i/>
           <w:iCs/>
         </w:rPr>
-        <w:t>ACM Computing Surveys</w:t>
-      </w:r>
-      <w:r>
-        <w:rPr>
-          <w:b/>
-          <w:bCs/>
-        </w:rPr>
-        <w:t>, 55(9), Article No. 194, pp. 1–33. doi: 10.1145/3561048.</w:t>
+        <w:t>International Journal of Science and Engineering Applications</w:t>
+      </w:r>
+      <w:r>
+        <w:rPr>
+          <w:b/>
+          <w:bCs/>
+        </w:rPr>
+        <w:t xml:space="preserve"> [online]. 13(12), pp. 5–8. [Accessed 20 January 2026].</w:t>
+      </w:r>
+    </w:p>
+    <w:p>
+      <w:r>
+        <w:rPr>
+          <w:b/>
+          <w:bCs/>
+        </w:rPr>
+        <w:lastRenderedPageBreak/>
+        <w:t>29.</w:t>
+      </w:r>
+      <w:r>
+        <w:t xml:space="preserve"> </w:t>
+      </w:r>
+      <w:r>
+        <w:rPr>
+          <w:b/>
+          <w:bCs/>
+        </w:rPr>
+        <w:t xml:space="preserve">Schemmer, M., Kühl, N., Benz, C. and </w:t>
+      </w:r>
+      <w:proofErr w:type="spellStart"/>
+      <w:r>
+        <w:rPr>
+          <w:b/>
+          <w:bCs/>
+        </w:rPr>
+        <w:t>Satzger</w:t>
+      </w:r>
+      <w:proofErr w:type="spellEnd"/>
+      <w:r>
+        <w:rPr>
+          <w:b/>
+          <w:bCs/>
+        </w:rPr>
+        <w:t xml:space="preserve">, G. (2022) </w:t>
+      </w:r>
+      <w:r>
+        <w:rPr>
+          <w:b/>
+          <w:bCs/>
+          <w:i/>
+          <w:iCs/>
+        </w:rPr>
+        <w:t>On the Influence of Explainable AI on Automation Bias</w:t>
+      </w:r>
+      <w:r>
+        <w:rPr>
+          <w:b/>
+          <w:bCs/>
+        </w:rPr>
+        <w:t xml:space="preserve">. Available from: </w:t>
+      </w:r>
+      <w:hyperlink r:id="rId48" w:tgtFrame="_blank" w:tooltip="Original URL: https://arxiv.org/abs/2204.08859. Click or tap if you trust this link." w:history="1">
+        <w:r>
+          <w:rPr>
+            <w:rStyle w:val="Hyperlink"/>
+            <w:b/>
+            <w:bCs/>
+          </w:rPr>
+          <w:t>https://arxiv.org/abs/2204.08859</w:t>
+        </w:r>
+      </w:hyperlink>
+      <w:r>
+        <w:rPr>
+          <w:b/>
+          <w:bCs/>
+        </w:rPr>
+        <w:t xml:space="preserve"> [Accessed 20 January 2026].</w:t>
+      </w:r>
+    </w:p>
+    <w:p>
+      <w:r>
+        <w:rPr>
+          <w:b/>
+          <w:bCs/>
+        </w:rPr>
+        <w:t xml:space="preserve">30. </w:t>
+      </w:r>
+      <w:proofErr w:type="spellStart"/>
+      <w:r>
+        <w:rPr>
+          <w:b/>
+          <w:bCs/>
+        </w:rPr>
+        <w:t>Strauß</w:t>
+      </w:r>
+      <w:proofErr w:type="spellEnd"/>
+      <w:r>
+        <w:rPr>
+          <w:b/>
+          <w:bCs/>
+        </w:rPr>
+        <w:t xml:space="preserve">, S. (2021) Deep Automation Bias: How to Tackle a Wicked Problem of </w:t>
+      </w:r>
+      <w:proofErr w:type="gramStart"/>
+      <w:r>
+        <w:rPr>
+          <w:b/>
+          <w:bCs/>
+        </w:rPr>
+        <w:t>AI?.</w:t>
+      </w:r>
+      <w:proofErr w:type="gramEnd"/>
+      <w:r>
+        <w:rPr>
+          <w:b/>
+          <w:bCs/>
+        </w:rPr>
+        <w:t xml:space="preserve"> </w:t>
+      </w:r>
+      <w:r>
+        <w:rPr>
+          <w:b/>
+          <w:bCs/>
+          <w:i/>
+          <w:iCs/>
+        </w:rPr>
+        <w:t>Big Data and Cognitive Computing</w:t>
+      </w:r>
+      <w:r>
+        <w:rPr>
+          <w:b/>
+          <w:bCs/>
+        </w:rPr>
+        <w:t> [online]. 5(2), p. 18. [Accessed 20 January 2026].</w:t>
       </w:r>
     </w:p>
     <w:p>
@@ -6609,6 +8657,86 @@
         </w:rPr>
       </w:pPr>
       <w:r>
+        <w:rPr>
+          <w:b/>
+          <w:bCs/>
+        </w:rPr>
+        <w:t>31. Al-</w:t>
+      </w:r>
+      <w:proofErr w:type="spellStart"/>
+      <w:r>
+        <w:rPr>
+          <w:b/>
+          <w:bCs/>
+        </w:rPr>
+        <w:t>Saqqa</w:t>
+      </w:r>
+      <w:proofErr w:type="spellEnd"/>
+      <w:r>
+        <w:rPr>
+          <w:b/>
+          <w:bCs/>
+        </w:rPr>
+        <w:t xml:space="preserve">, S., Sawalha, S. and AbdelNabi, H. (2020) Agile software development: methodologies and trends. </w:t>
+      </w:r>
+      <w:r>
+        <w:rPr>
+          <w:b/>
+          <w:bCs/>
+          <w:i/>
+          <w:iCs/>
+        </w:rPr>
+        <w:t>International Journal of Interactive Mobile Technologies (</w:t>
+      </w:r>
+      <w:proofErr w:type="spellStart"/>
+      <w:r>
+        <w:rPr>
+          <w:b/>
+          <w:bCs/>
+          <w:i/>
+          <w:iCs/>
+        </w:rPr>
+        <w:t>iJIM</w:t>
+      </w:r>
+      <w:proofErr w:type="spellEnd"/>
+      <w:r>
+        <w:rPr>
+          <w:b/>
+          <w:bCs/>
+          <w:i/>
+          <w:iCs/>
+        </w:rPr>
+        <w:t>)</w:t>
+      </w:r>
+      <w:r>
+        <w:rPr>
+          <w:b/>
+          <w:bCs/>
+        </w:rPr>
+        <w:t xml:space="preserve"> [online]. 14(11), pp. 246-270. Available from: </w:t>
+      </w:r>
+      <w:hyperlink r:id="rId49" w:tgtFrame="_blank" w:history="1">
+        <w:r>
+          <w:rPr>
+            <w:rStyle w:val="Hyperlink"/>
+            <w:b/>
+            <w:bCs/>
+          </w:rPr>
+          <w:t>https://doi.org/10.3991/ijim.v14i11.13269</w:t>
+        </w:r>
+      </w:hyperlink>
+      <w:r>
+        <w:rPr>
+          <w:b/>
+          <w:bCs/>
+        </w:rPr>
+        <w:t xml:space="preserve"> [Accessed 21 January 2026].</w:t>
+      </w:r>
+      <w:r>
+        <w:rPr>
+          <w:b/>
+          <w:bCs/>
+        </w:rPr>
         <w:br w:type="page"/>
       </w:r>
     </w:p>
@@ -6666,16 +8794,6 @@
 </file>
 
 <file path=word/footer1.xml><?xml version="1.0" encoding="utf-8"?>
-<w:ftr xmlns:wpc="http://schemas.microsoft.com/office/word/2010/wordprocessingCanvas" xmlns:cx="http://schemas.microsoft.com/office/drawing/2014/chartex" xmlns:cx1="http://schemas.microsoft.com/office/drawing/2015/9/8/chartex" xmlns:cx2="http://schemas.microsoft.com/office/drawing/2015/10/21/chartex" xmlns:cx3="http://schemas.microsoft.com/office/drawing/2016/5/9/chartex" xmlns:cx4="http://schemas.microsoft.com/office/drawing/2016/5/10/chartex" xmlns:cx5="http://schemas.microsoft.com/office/drawing/2016/5/11/chartex" xmlns:cx6="http://schemas.microsoft.com/office/drawing/2016/5/12/chartex" xmlns:cx7="http://schemas.microsoft.com/office/drawing/2016/5/13/chartex" xmlns:cx8="http://schemas.microsoft.com/office/drawing/2016/5/14/chartex" xmlns:mc="http://schemas.openxmlformats.org/markup-compatibility/2006" xmlns:aink="http://schemas.microsoft.com/office/drawing/2016/ink" xmlns:am3d="http://schemas.microsoft.com/office/drawing/2017/model3d" xmlns:o="urn:schemas-microsoft-com:office:office" xmlns:oel="http://schemas.microsoft.com/office/2019/extlst" xmlns:r="http://schemas.openxmlformats.org/officeDocument/2006/relationships" xmlns:m="http://schemas.openxmlformats.org/officeDocument/2006/math" xmlns:v="urn:schemas-microsoft-com:vml" xmlns:wp14="http://schemas.microsoft.com/office/word/2010/wordprocessingDrawing" xmlns:wp="http://schemas.openxmlformats.org/drawingml/2006/wordprocessingDrawing" xmlns:w10="urn:schemas-microsoft-com:office:word" xmlns:w="http://schemas.openxmlformats.org/wordprocessingml/2006/main" xmlns:w14="http://schemas.microsoft.com/office/word/2010/wordml" xmlns:w15="http://schemas.microsoft.com/office/word/2012/wordml" xmlns:w16cex="http://schemas.microsoft.com/office/word/2018/wordml/cex" xmlns:w16cid="http://schemas.microsoft.com/office/word/2016/wordml/cid" xmlns:w16="http://schemas.microsoft.com/office/word/2018/wordml" xmlns:w16du="http://schemas.microsoft.com/office/word/2023/wordml/word16du" xmlns:w16sdtdh="http://schemas.microsoft.com/office/word/2020/wordml/sdtdatahash" xmlns:w16sdtfl="http://schemas.microsoft.com/office/word/2024/wordml/sdtformatlock" xmlns:w16se="http://schemas.microsoft.com/office/word/2015/wordml/symex" xmlns:wpg="http://schemas.microsoft.com/office/word/2010/wordprocessingGroup" xmlns:wpi="http://schemas.microsoft.com/office/word/2010/wordprocessingInk" xmlns:wne="http://schemas.microsoft.com/office/word/2006/wordml" xmlns:wps="http://schemas.microsoft.com/office/word/2010/wordprocessingShape" mc:Ignorable="w14 w15 w16se w16cid w16 w16cex w16sdtdh w16sdtfl w16du wp14">
-  <w:p>
-    <w:pPr>
-      <w:pStyle w:val="Footer"/>
-    </w:pPr>
-  </w:p>
-</w:ftr>
-</file>
-
-<file path=word/footer2.xml><?xml version="1.0" encoding="utf-8"?>
 <w:ftr xmlns:wpc="http://schemas.microsoft.com/office/word/2010/wordprocessingCanvas" xmlns:cx="http://schemas.microsoft.com/office/drawing/2014/chartex" xmlns:cx1="http://schemas.microsoft.com/office/drawing/2015/9/8/chartex" xmlns:cx2="http://schemas.microsoft.com/office/drawing/2015/10/21/chartex" xmlns:cx3="http://schemas.microsoft.com/office/drawing/2016/5/9/chartex" xmlns:cx4="http://schemas.microsoft.com/office/drawing/2016/5/10/chartex" xmlns:cx5="http://schemas.microsoft.com/office/drawing/2016/5/11/chartex" xmlns:cx6="http://schemas.microsoft.com/office/drawing/2016/5/12/chartex" xmlns:cx7="http://schemas.microsoft.com/office/drawing/2016/5/13/chartex" xmlns:cx8="http://schemas.microsoft.com/office/drawing/2016/5/14/chartex" xmlns:mc="http://schemas.openxmlformats.org/markup-compatibility/2006" xmlns:aink="http://schemas.microsoft.com/office/drawing/2016/ink" xmlns:am3d="http://schemas.microsoft.com/office/drawing/2017/model3d" xmlns:o="urn:schemas-microsoft-com:office:office" xmlns:oel="http://schemas.microsoft.com/office/2019/extlst" xmlns:r="http://schemas.openxmlformats.org/officeDocument/2006/relationships" xmlns:m="http://schemas.openxmlformats.org/officeDocument/2006/math" xmlns:v="urn:schemas-microsoft-com:vml" xmlns:wp14="http://schemas.microsoft.com/office/word/2010/wordprocessingDrawing" xmlns:wp="http://schemas.openxmlformats.org/drawingml/2006/wordprocessingDrawing" xmlns:w10="urn:schemas-microsoft-com:office:word" xmlns:w="http://schemas.openxmlformats.org/wordprocessingml/2006/main" xmlns:w14="http://schemas.microsoft.com/office/word/2010/wordml" xmlns:w15="http://schemas.microsoft.com/office/word/2012/wordml" xmlns:w16cex="http://schemas.microsoft.com/office/word/2018/wordml/cex" xmlns:w16cid="http://schemas.microsoft.com/office/word/2016/wordml/cid" xmlns:w16="http://schemas.microsoft.com/office/word/2018/wordml" xmlns:w16du="http://schemas.microsoft.com/office/word/2023/wordml/word16du" xmlns:w16sdtdh="http://schemas.microsoft.com/office/word/2020/wordml/sdtdatahash" xmlns:w16sdtfl="http://schemas.microsoft.com/office/word/2024/wordml/sdtformatlock" xmlns:w16se="http://schemas.microsoft.com/office/word/2015/wordml/symex" xmlns:wpg="http://schemas.microsoft.com/office/word/2010/wordprocessingGroup" xmlns:wpi="http://schemas.microsoft.com/office/word/2010/wordprocessingInk" xmlns:wne="http://schemas.microsoft.com/office/word/2006/wordml" xmlns:wps="http://schemas.microsoft.com/office/word/2010/wordprocessingShape" mc:Ignorable="w14 w15 w16se w16cid w16 w16cex w16sdtdh w16sdtfl w16du wp14">
   <w:sdt>
     <w:sdtPr>
@@ -6728,7 +8846,7 @@
 </w:ftr>
 </file>
 
-<file path=word/footer3.xml><?xml version="1.0" encoding="utf-8"?>
+<file path=word/footer2.xml><?xml version="1.0" encoding="utf-8"?>
 <w:ftr xmlns:wpc="http://schemas.microsoft.com/office/word/2010/wordprocessingCanvas" xmlns:cx="http://schemas.microsoft.com/office/drawing/2014/chartex" xmlns:cx1="http://schemas.microsoft.com/office/drawing/2015/9/8/chartex" xmlns:cx2="http://schemas.microsoft.com/office/drawing/2015/10/21/chartex" xmlns:cx3="http://schemas.microsoft.com/office/drawing/2016/5/9/chartex" xmlns:cx4="http://schemas.microsoft.com/office/drawing/2016/5/10/chartex" xmlns:cx5="http://schemas.microsoft.com/office/drawing/2016/5/11/chartex" xmlns:cx6="http://schemas.microsoft.com/office/drawing/2016/5/12/chartex" xmlns:cx7="http://schemas.microsoft.com/office/drawing/2016/5/13/chartex" xmlns:cx8="http://schemas.microsoft.com/office/drawing/2016/5/14/chartex" xmlns:mc="http://schemas.openxmlformats.org/markup-compatibility/2006" xmlns:aink="http://schemas.microsoft.com/office/drawing/2016/ink" xmlns:am3d="http://schemas.microsoft.com/office/drawing/2017/model3d" xmlns:o="urn:schemas-microsoft-com:office:office" xmlns:oel="http://schemas.microsoft.com/office/2019/extlst" xmlns:r="http://schemas.openxmlformats.org/officeDocument/2006/relationships" xmlns:m="http://schemas.openxmlformats.org/officeDocument/2006/math" xmlns:v="urn:schemas-microsoft-com:vml" xmlns:wp14="http://schemas.microsoft.com/office/word/2010/wordprocessingDrawing" xmlns:wp="http://schemas.openxmlformats.org/drawingml/2006/wordprocessingDrawing" xmlns:w10="urn:schemas-microsoft-com:office:word" xmlns:w="http://schemas.openxmlformats.org/wordprocessingml/2006/main" xmlns:w14="http://schemas.microsoft.com/office/word/2010/wordml" xmlns:w15="http://schemas.microsoft.com/office/word/2012/wordml" xmlns:w16cex="http://schemas.microsoft.com/office/word/2018/wordml/cex" xmlns:w16cid="http://schemas.microsoft.com/office/word/2016/wordml/cid" xmlns:w16="http://schemas.microsoft.com/office/word/2018/wordml" xmlns:w16du="http://schemas.microsoft.com/office/word/2023/wordml/word16du" xmlns:w16sdtdh="http://schemas.microsoft.com/office/word/2020/wordml/sdtdatahash" xmlns:w16sdtfl="http://schemas.microsoft.com/office/word/2024/wordml/sdtformatlock" xmlns:w16se="http://schemas.microsoft.com/office/word/2015/wordml/symex" xmlns:wpg="http://schemas.microsoft.com/office/word/2010/wordprocessingGroup" xmlns:wpi="http://schemas.microsoft.com/office/word/2010/wordprocessingInk" xmlns:wne="http://schemas.microsoft.com/office/word/2006/wordml" xmlns:wps="http://schemas.microsoft.com/office/word/2010/wordprocessingShape" mc:Ignorable="w14 w15 w16se w16cid w16 w16cex w16sdtdh w16sdtfl w16du wp14">
   <w:p>
     <w:pPr>
@@ -6809,36 +8927,6 @@
     </w:p>
   </w:footnote>
 </w:footnotes>
-</file>
-
-<file path=word/header1.xml><?xml version="1.0" encoding="utf-8"?>
-<w:hdr xmlns:wpc="http://schemas.microsoft.com/office/word/2010/wordprocessingCanvas" xmlns:cx="http://schemas.microsoft.com/office/drawing/2014/chartex" xmlns:cx1="http://schemas.microsoft.com/office/drawing/2015/9/8/chartex" xmlns:cx2="http://schemas.microsoft.com/office/drawing/2015/10/21/chartex" xmlns:cx3="http://schemas.microsoft.com/office/drawing/2016/5/9/chartex" xmlns:cx4="http://schemas.microsoft.com/office/drawing/2016/5/10/chartex" xmlns:cx5="http://schemas.microsoft.com/office/drawing/2016/5/11/chartex" xmlns:cx6="http://schemas.microsoft.com/office/drawing/2016/5/12/chartex" xmlns:cx7="http://schemas.microsoft.com/office/drawing/2016/5/13/chartex" xmlns:cx8="http://schemas.microsoft.com/office/drawing/2016/5/14/chartex" xmlns:mc="http://schemas.openxmlformats.org/markup-compatibility/2006" xmlns:aink="http://schemas.microsoft.com/office/drawing/2016/ink" xmlns:am3d="http://schemas.microsoft.com/office/drawing/2017/model3d" xmlns:o="urn:schemas-microsoft-com:office:office" xmlns:oel="http://schemas.microsoft.com/office/2019/extlst" xmlns:r="http://schemas.openxmlformats.org/officeDocument/2006/relationships" xmlns:m="http://schemas.openxmlformats.org/officeDocument/2006/math" xmlns:v="urn:schemas-microsoft-com:vml" xmlns:wp14="http://schemas.microsoft.com/office/word/2010/wordprocessingDrawing" xmlns:wp="http://schemas.openxmlformats.org/drawingml/2006/wordprocessingDrawing" xmlns:w10="urn:schemas-microsoft-com:office:word" xmlns:w="http://schemas.openxmlformats.org/wordprocessingml/2006/main" xmlns:w14="http://schemas.microsoft.com/office/word/2010/wordml" xmlns:w15="http://schemas.microsoft.com/office/word/2012/wordml" xmlns:w16cex="http://schemas.microsoft.com/office/word/2018/wordml/cex" xmlns:w16cid="http://schemas.microsoft.com/office/word/2016/wordml/cid" xmlns:w16="http://schemas.microsoft.com/office/word/2018/wordml" xmlns:w16du="http://schemas.microsoft.com/office/word/2023/wordml/word16du" xmlns:w16sdtdh="http://schemas.microsoft.com/office/word/2020/wordml/sdtdatahash" xmlns:w16sdtfl="http://schemas.microsoft.com/office/word/2024/wordml/sdtformatlock" xmlns:w16se="http://schemas.microsoft.com/office/word/2015/wordml/symex" xmlns:wpg="http://schemas.microsoft.com/office/word/2010/wordprocessingGroup" xmlns:wpi="http://schemas.microsoft.com/office/word/2010/wordprocessingInk" xmlns:wne="http://schemas.microsoft.com/office/word/2006/wordml" xmlns:wps="http://schemas.microsoft.com/office/word/2010/wordprocessingShape" mc:Ignorable="w14 w15 w16se w16cid w16 w16cex w16sdtdh w16sdtfl w16du wp14">
-  <w:p>
-    <w:pPr>
-      <w:pStyle w:val="Header"/>
-    </w:pPr>
-  </w:p>
-</w:hdr>
-</file>
-
-<file path=word/header2.xml><?xml version="1.0" encoding="utf-8"?>
-<w:hdr xmlns:wpc="http://schemas.microsoft.com/office/word/2010/wordprocessingCanvas" xmlns:cx="http://schemas.microsoft.com/office/drawing/2014/chartex" xmlns:cx1="http://schemas.microsoft.com/office/drawing/2015/9/8/chartex" xmlns:cx2="http://schemas.microsoft.com/office/drawing/2015/10/21/chartex" xmlns:cx3="http://schemas.microsoft.com/office/drawing/2016/5/9/chartex" xmlns:cx4="http://schemas.microsoft.com/office/drawing/2016/5/10/chartex" xmlns:cx5="http://schemas.microsoft.com/office/drawing/2016/5/11/chartex" xmlns:cx6="http://schemas.microsoft.com/office/drawing/2016/5/12/chartex" xmlns:cx7="http://schemas.microsoft.com/office/drawing/2016/5/13/chartex" xmlns:cx8="http://schemas.microsoft.com/office/drawing/2016/5/14/chartex" xmlns:mc="http://schemas.openxmlformats.org/markup-compatibility/2006" xmlns:aink="http://schemas.microsoft.com/office/drawing/2016/ink" xmlns:am3d="http://schemas.microsoft.com/office/drawing/2017/model3d" xmlns:o="urn:schemas-microsoft-com:office:office" xmlns:oel="http://schemas.microsoft.com/office/2019/extlst" xmlns:r="http://schemas.openxmlformats.org/officeDocument/2006/relationships" xmlns:m="http://schemas.openxmlformats.org/officeDocument/2006/math" xmlns:v="urn:schemas-microsoft-com:vml" xmlns:wp14="http://schemas.microsoft.com/office/word/2010/wordprocessingDrawing" xmlns:wp="http://schemas.openxmlformats.org/drawingml/2006/wordprocessingDrawing" xmlns:w10="urn:schemas-microsoft-com:office:word" xmlns:w="http://schemas.openxmlformats.org/wordprocessingml/2006/main" xmlns:w14="http://schemas.microsoft.com/office/word/2010/wordml" xmlns:w15="http://schemas.microsoft.com/office/word/2012/wordml" xmlns:w16cex="http://schemas.microsoft.com/office/word/2018/wordml/cex" xmlns:w16cid="http://schemas.microsoft.com/office/word/2016/wordml/cid" xmlns:w16="http://schemas.microsoft.com/office/word/2018/wordml" xmlns:w16du="http://schemas.microsoft.com/office/word/2023/wordml/word16du" xmlns:w16sdtdh="http://schemas.microsoft.com/office/word/2020/wordml/sdtdatahash" xmlns:w16sdtfl="http://schemas.microsoft.com/office/word/2024/wordml/sdtformatlock" xmlns:w16se="http://schemas.microsoft.com/office/word/2015/wordml/symex" xmlns:wpg="http://schemas.microsoft.com/office/word/2010/wordprocessingGroup" xmlns:wpi="http://schemas.microsoft.com/office/word/2010/wordprocessingInk" xmlns:wne="http://schemas.microsoft.com/office/word/2006/wordml" xmlns:wps="http://schemas.microsoft.com/office/word/2010/wordprocessingShape" mc:Ignorable="w14 w15 w16se w16cid w16 w16cex w16sdtdh w16sdtfl w16du wp14">
-  <w:p>
-    <w:pPr>
-      <w:pStyle w:val="Header"/>
-    </w:pPr>
-  </w:p>
-</w:hdr>
-</file>
-
-<file path=word/header3.xml><?xml version="1.0" encoding="utf-8"?>
-<w:hdr xmlns:wpc="http://schemas.microsoft.com/office/word/2010/wordprocessingCanvas" xmlns:cx="http://schemas.microsoft.com/office/drawing/2014/chartex" xmlns:cx1="http://schemas.microsoft.com/office/drawing/2015/9/8/chartex" xmlns:cx2="http://schemas.microsoft.com/office/drawing/2015/10/21/chartex" xmlns:cx3="http://schemas.microsoft.com/office/drawing/2016/5/9/chartex" xmlns:cx4="http://schemas.microsoft.com/office/drawing/2016/5/10/chartex" xmlns:cx5="http://schemas.microsoft.com/office/drawing/2016/5/11/chartex" xmlns:cx6="http://schemas.microsoft.com/office/drawing/2016/5/12/chartex" xmlns:cx7="http://schemas.microsoft.com/office/drawing/2016/5/13/chartex" xmlns:cx8="http://schemas.microsoft.com/office/drawing/2016/5/14/chartex" xmlns:mc="http://schemas.openxmlformats.org/markup-compatibility/2006" xmlns:aink="http://schemas.microsoft.com/office/drawing/2016/ink" xmlns:am3d="http://schemas.microsoft.com/office/drawing/2017/model3d" xmlns:o="urn:schemas-microsoft-com:office:office" xmlns:oel="http://schemas.microsoft.com/office/2019/extlst" xmlns:r="http://schemas.openxmlformats.org/officeDocument/2006/relationships" xmlns:m="http://schemas.openxmlformats.org/officeDocument/2006/math" xmlns:v="urn:schemas-microsoft-com:vml" xmlns:wp14="http://schemas.microsoft.com/office/word/2010/wordprocessingDrawing" xmlns:wp="http://schemas.openxmlformats.org/drawingml/2006/wordprocessingDrawing" xmlns:w10="urn:schemas-microsoft-com:office:word" xmlns:w="http://schemas.openxmlformats.org/wordprocessingml/2006/main" xmlns:w14="http://schemas.microsoft.com/office/word/2010/wordml" xmlns:w15="http://schemas.microsoft.com/office/word/2012/wordml" xmlns:w16cex="http://schemas.microsoft.com/office/word/2018/wordml/cex" xmlns:w16cid="http://schemas.microsoft.com/office/word/2016/wordml/cid" xmlns:w16="http://schemas.microsoft.com/office/word/2018/wordml" xmlns:w16du="http://schemas.microsoft.com/office/word/2023/wordml/word16du" xmlns:w16sdtdh="http://schemas.microsoft.com/office/word/2020/wordml/sdtdatahash" xmlns:w16sdtfl="http://schemas.microsoft.com/office/word/2024/wordml/sdtformatlock" xmlns:w16se="http://schemas.microsoft.com/office/word/2015/wordml/symex" xmlns:wpg="http://schemas.microsoft.com/office/word/2010/wordprocessingGroup" xmlns:wpi="http://schemas.microsoft.com/office/word/2010/wordprocessingInk" xmlns:wne="http://schemas.microsoft.com/office/word/2006/wordml" xmlns:wps="http://schemas.microsoft.com/office/word/2010/wordprocessingShape" mc:Ignorable="w14 w15 w16se w16cid w16 w16cex w16sdtdh w16sdtfl w16du wp14">
-  <w:p>
-    <w:pPr>
-      <w:pStyle w:val="Header"/>
-    </w:pPr>
-  </w:p>
-</w:hdr>
 </file>
 
 <file path=word/numbering.xml><?xml version="1.0" encoding="utf-8"?>
@@ -9930,6 +12018,7 @@
   <w:style w:type="character" w:default="1" w:styleId="DefaultParagraphFont">
     <w:name w:val="Default Paragraph Font"/>
     <w:uiPriority w:val="1"/>
+    <w:semiHidden/>
     <w:unhideWhenUsed/>
   </w:style>
   <w:style w:type="table" w:default="1" w:styleId="TableNormal">

--- a/dsp-report-technical-template.docx
+++ b/dsp-report-technical-template.docx
@@ -3756,7 +3756,13 @@
           </w:tcPr>
           <w:p>
             <w:r>
-              <w:t xml:space="preserve">The system must use the </w:t>
+              <w:t>The system</w:t>
+            </w:r>
+            <w:r>
+              <w:t xml:space="preserve"> could</w:t>
+            </w:r>
+            <w:r>
+              <w:t xml:space="preserve"> use the </w:t>
             </w:r>
             <w:proofErr w:type="spellStart"/>
             <w:r>
@@ -5690,23 +5696,7 @@
           <w:sz w:val="24"/>
           <w:szCs w:val="24"/>
         </w:rPr>
-        <w:t xml:space="preserve">To take advantage of the benefits of data persistence and ACID properties, a relational model was preferred. The serverless SQLite stores the data with </w:t>
-      </w:r>
-      <w:proofErr w:type="spellStart"/>
-      <w:r>
-        <w:rPr>
-          <w:sz w:val="24"/>
-          <w:szCs w:val="24"/>
-        </w:rPr>
-        <w:t>SQLAlchemy</w:t>
-      </w:r>
-      <w:proofErr w:type="spellEnd"/>
-      <w:r>
-        <w:rPr>
-          <w:sz w:val="24"/>
-          <w:szCs w:val="24"/>
-        </w:rPr>
-        <w:t xml:space="preserve"> ORM providing the relational mapping in python removing the need for SQL.</w:t>
+        <w:t xml:space="preserve">To take advantage of the benefits of data persistence and ACID properties, a relational model was preferred. </w:t>
       </w:r>
     </w:p>
     <w:p>
@@ -6622,8 +6612,11 @@
     </w:p>
     <w:p>
       <w:r>
+        <w:rPr>
+          <w:noProof/>
+        </w:rPr>
         <w:drawing>
-          <wp:anchor distT="0" distB="0" distL="114300" distR="114300" simplePos="0" relativeHeight="251664384" behindDoc="0" locked="0" layoutInCell="1" allowOverlap="1" wp14:anchorId="54AD8B03" wp14:editId="0A5032E2">
+          <wp:anchor distT="0" distB="0" distL="114300" distR="114300" simplePos="0" relativeHeight="251664384" behindDoc="0" locked="0" layoutInCell="1" allowOverlap="1" wp14:anchorId="54AD8B03" wp14:editId="552859FF">
             <wp:simplePos x="914400" y="1568450"/>
             <wp:positionH relativeFrom="column">
               <wp:align>left</wp:align>
@@ -6701,12 +6694,22 @@
       </w:r>
     </w:p>
     <w:p>
-      <w:r>
+      <w:pPr>
+        <w:rPr>
+          <w:noProof/>
+        </w:rPr>
+      </w:pPr>
+    </w:p>
+    <w:p>
+      <w:r>
+        <w:rPr>
+          <w:noProof/>
+        </w:rPr>
         <w:lastRenderedPageBreak/>
         <w:drawing>
-          <wp:inline distT="0" distB="0" distL="0" distR="0" wp14:anchorId="226A6948" wp14:editId="7BF3FDE7">
-            <wp:extent cx="5731510" cy="3670935"/>
-            <wp:effectExtent l="0" t="0" r="2540" b="5715"/>
+          <wp:inline distT="0" distB="0" distL="0" distR="0" wp14:anchorId="226A6948" wp14:editId="3B1BDCB6">
+            <wp:extent cx="5731510" cy="2349795"/>
+            <wp:effectExtent l="0" t="0" r="2540" b="0"/>
             <wp:docPr id="740136782" name="Picture 1"/>
             <wp:cNvGraphicFramePr>
               <a:graphicFrameLocks xmlns:a="http://schemas.openxmlformats.org/drawingml/2006/main" noChangeAspect="1"/>
@@ -6718,20 +6721,29 @@
                     <pic:cNvPr id="740136782" name=""/>
                     <pic:cNvPicPr/>
                   </pic:nvPicPr>
-                  <pic:blipFill>
+                  <pic:blipFill rotWithShape="1">
                     <a:blip r:embed="rId26"/>
+                    <a:srcRect b="35989"/>
                     <a:stretch>
                       <a:fillRect/>
                     </a:stretch>
                   </pic:blipFill>
-                  <pic:spPr>
+                  <pic:spPr bwMode="auto">
                     <a:xfrm>
                       <a:off x="0" y="0"/>
-                      <a:ext cx="5731510" cy="3670935"/>
+                      <a:ext cx="5731510" cy="2349795"/>
                     </a:xfrm>
                     <a:prstGeom prst="rect">
                       <a:avLst/>
                     </a:prstGeom>
+                    <a:ln>
+                      <a:noFill/>
+                    </a:ln>
+                    <a:extLst>
+                      <a:ext uri="{53640926-AAD7-44D8-BBD7-CCE9431645EC}">
+                        <a14:shadowObscured xmlns:a14="http://schemas.microsoft.com/office/drawing/2010/main"/>
+                      </a:ext>
+                    </a:extLst>
                   </pic:spPr>
                 </pic:pic>
               </a:graphicData>
@@ -6746,15 +6758,7 @@
       </w:pPr>
       <w:bookmarkStart w:id="8" w:name="_Toc208572182"/>
       <w:r>
-        <w:t xml:space="preserve">Figure 8. Calculation and presentation of data highlights. </w:t>
-      </w:r>
-      <w:proofErr w:type="gramStart"/>
-      <w:r>
-        <w:t>(</w:t>
-      </w:r>
-      <w:proofErr w:type="gramEnd"/>
-      <w:r>
-        <w:t>Presented as bullet points)</w:t>
+        <w:t>Figure 8. Calculation and presentation of data highlights. (Presented as bullet points)</w:t>
       </w:r>
     </w:p>
     <w:p>
@@ -6775,6 +6779,9 @@
     </w:p>
     <w:p>
       <w:r>
+        <w:rPr>
+          <w:noProof/>
+        </w:rPr>
         <w:drawing>
           <wp:inline distT="0" distB="0" distL="0" distR="0" wp14:anchorId="106730B1" wp14:editId="0652BDDA">
             <wp:extent cx="5731510" cy="2421255"/>
@@ -6830,20 +6837,17 @@
     </w:p>
     <w:p>
       <w:r>
-        <w:t xml:space="preserve">The core functional requirements FR-5 and FR-7 are met using the Gemini 2.0 Flash API to provide the natural-language explanations and suggestions. This was implemented using a panda’s overview </w:t>
-      </w:r>
+        <w:t>The core functional requirements FR-5 and FR-7 are met using the Gemini 2.0 Flash API to provide the natural-language explanations and suggestions. This was implemented using a panda’s overview to provide sufficient context to the LLM without the computational expensive entire dataset. This limited hallucinations and allowed for tailored responses whilst keeping token usage minimal.</w:t>
+      </w:r>
+    </w:p>
+    <w:p>
       <w:r>
         <w:lastRenderedPageBreak/>
-        <w:t>to provide sufficient context to the LLM without the computational expensive entire dataset. This limited hallucinations and allowed for tailored responses whilst keeping token usage minimal.</w:t>
-      </w:r>
-    </w:p>
-    <w:p>
-      <w:r>
         <w:drawing>
-          <wp:inline distT="0" distB="0" distL="0" distR="0" wp14:anchorId="6B733ED3" wp14:editId="6A5E9860">
-            <wp:extent cx="5731510" cy="931545"/>
-            <wp:effectExtent l="0" t="0" r="2540" b="1905"/>
-            <wp:docPr id="1695688453" name="Picture 1"/>
+          <wp:inline distT="0" distB="0" distL="0" distR="0" wp14:anchorId="0DBF77D9" wp14:editId="548B73C8">
+            <wp:extent cx="5731510" cy="1615440"/>
+            <wp:effectExtent l="0" t="0" r="2540" b="3810"/>
+            <wp:docPr id="419039747" name="Picture 1"/>
             <wp:cNvGraphicFramePr>
               <a:graphicFrameLocks xmlns:a="http://schemas.openxmlformats.org/drawingml/2006/main" noChangeAspect="1"/>
             </wp:cNvGraphicFramePr>
@@ -6851,7 +6855,7 @@
               <a:graphicData uri="http://schemas.openxmlformats.org/drawingml/2006/picture">
                 <pic:pic xmlns:pic="http://schemas.openxmlformats.org/drawingml/2006/picture">
                   <pic:nvPicPr>
-                    <pic:cNvPr id="1695688453" name=""/>
+                    <pic:cNvPr id="419039747" name=""/>
                     <pic:cNvPicPr/>
                   </pic:nvPicPr>
                   <pic:blipFill>
@@ -6863,7 +6867,7 @@
                   <pic:spPr>
                     <a:xfrm>
                       <a:off x="0" y="0"/>
-                      <a:ext cx="5731510" cy="931545"/>
+                      <a:ext cx="5731510" cy="1615440"/>
                     </a:xfrm>
                     <a:prstGeom prst="rect">
                       <a:avLst/>
@@ -6889,6 +6893,9 @@
     </w:p>
     <w:p>
       <w:r>
+        <w:rPr>
+          <w:noProof/>
+        </w:rPr>
         <w:drawing>
           <wp:inline distT="0" distB="0" distL="0" distR="0" wp14:anchorId="0A5B6CCF" wp14:editId="29CADD2F">
             <wp:extent cx="5731510" cy="271780"/>
@@ -6944,21 +6951,57 @@
     </w:p>
     <w:p>
       <w:r>
-        <w:t xml:space="preserve">The system uses SQLite for data storage due to its serverless architecture and minimal configuration requirements to allow for simpler accessibility for non-technical users. The system uses the </w:t>
+        <w:t xml:space="preserve">The system uses SQLite for data storage due to its serverless architecture and minimal configuration requirements to allow for simpler accessibility for non-technical users. </w:t>
+      </w:r>
+      <w:r>
+        <w:t xml:space="preserve">The standard </w:t>
       </w:r>
       <w:proofErr w:type="spellStart"/>
       <w:r>
+        <w:t>sqlite</w:t>
+      </w:r>
+      <w:proofErr w:type="spellEnd"/>
+      <w:r>
+        <w:t xml:space="preserve"> 3 library is used for </w:t>
+      </w:r>
+      <w:proofErr w:type="spellStart"/>
+      <w:r>
+        <w:t>db</w:t>
+      </w:r>
+      <w:proofErr w:type="spellEnd"/>
+      <w:r>
+        <w:t xml:space="preserve"> connections as this allows for full control of the </w:t>
+      </w:r>
+      <w:proofErr w:type="spellStart"/>
+      <w:r>
+        <w:t>sql</w:t>
+      </w:r>
+      <w:proofErr w:type="spellEnd"/>
+      <w:r>
+        <w:t xml:space="preserve"> queries and removes the need for external libraries such as an</w:t>
+      </w:r>
+      <w:r>
+        <w:t xml:space="preserve"> </w:t>
+      </w:r>
+      <w:proofErr w:type="spellStart"/>
+      <w:r>
         <w:t>SQLAlchemy</w:t>
       </w:r>
       <w:proofErr w:type="spellEnd"/>
       <w:r>
-        <w:t xml:space="preserve"> Object Relation Mapper (ORM) to connect to the db. This enables the system to interact with the data as python objects over SQL strings to support debugging and maintenance.</w:t>
-      </w:r>
-    </w:p>
-    <w:p>
-      <w:r>
+        <w:t xml:space="preserve"> Object Relation Mapper (ORM)</w:t>
+      </w:r>
+      <w:r>
+        <w:t>.</w:t>
+      </w:r>
+    </w:p>
+    <w:p>
+      <w:r>
+        <w:rPr>
+          <w:noProof/>
+        </w:rPr>
         <w:drawing>
-          <wp:inline distT="0" distB="0" distL="0" distR="0" wp14:anchorId="27178A99" wp14:editId="0821D97D">
+          <wp:inline distT="0" distB="0" distL="0" distR="0" wp14:anchorId="27178A99" wp14:editId="4AFE9607">
             <wp:extent cx="5731510" cy="2677795"/>
             <wp:effectExtent l="0" t="0" r="2540" b="8255"/>
             <wp:docPr id="41419942" name="Picture 1"/>
@@ -7002,13 +7045,261 @@
         <w:t>Figure 12. File-based data storage using SQLite</w:t>
       </w:r>
     </w:p>
-    <w:p/>
-    <w:p>
-      <w:r>
+    <w:p>
+      <w:r>
+        <w:rPr>
+          <w:noProof/>
+        </w:rPr>
+        <mc:AlternateContent>
+          <mc:Choice Requires="wps">
+            <w:drawing>
+              <wp:anchor distT="0" distB="0" distL="114300" distR="114300" simplePos="0" relativeHeight="251667456" behindDoc="0" locked="0" layoutInCell="1" allowOverlap="1" wp14:anchorId="1FCC38B7" wp14:editId="083D339B">
+                <wp:simplePos x="0" y="0"/>
+                <wp:positionH relativeFrom="column">
+                  <wp:posOffset>561372</wp:posOffset>
+                </wp:positionH>
+                <wp:positionV relativeFrom="paragraph">
+                  <wp:posOffset>250053</wp:posOffset>
+                </wp:positionV>
+                <wp:extent cx="3698112" cy="133109"/>
+                <wp:effectExtent l="38100" t="0" r="17145" b="95885"/>
+                <wp:wrapNone/>
+                <wp:docPr id="266005926" name="Straight Arrow Connector 2"/>
+                <wp:cNvGraphicFramePr/>
+                <a:graphic xmlns:a="http://schemas.openxmlformats.org/drawingml/2006/main">
+                  <a:graphicData uri="http://schemas.microsoft.com/office/word/2010/wordprocessingShape">
+                    <wps:wsp>
+                      <wps:cNvCnPr/>
+                      <wps:spPr>
+                        <a:xfrm flipH="1">
+                          <a:off x="0" y="0"/>
+                          <a:ext cx="3698112" cy="133109"/>
+                        </a:xfrm>
+                        <a:prstGeom prst="straightConnector1">
+                          <a:avLst/>
+                        </a:prstGeom>
+                        <a:ln>
+                          <a:tailEnd type="triangle"/>
+                        </a:ln>
+                      </wps:spPr>
+                      <wps:style>
+                        <a:lnRef idx="1">
+                          <a:schemeClr val="accent1"/>
+                        </a:lnRef>
+                        <a:fillRef idx="0">
+                          <a:schemeClr val="accent1"/>
+                        </a:fillRef>
+                        <a:effectRef idx="0">
+                          <a:schemeClr val="accent1"/>
+                        </a:effectRef>
+                        <a:fontRef idx="minor">
+                          <a:schemeClr val="tx1"/>
+                        </a:fontRef>
+                      </wps:style>
+                      <wps:bodyPr/>
+                    </wps:wsp>
+                  </a:graphicData>
+                </a:graphic>
+              </wp:anchor>
+            </w:drawing>
+          </mc:Choice>
+          <mc:Fallback>
+            <w:pict>
+              <v:shapetype w14:anchorId="4421C983" id="_x0000_t32" coordsize="21600,21600" o:spt="32" o:oned="t" path="m,l21600,21600e" filled="f">
+                <v:path arrowok="t" fillok="f" o:connecttype="none"/>
+                <o:lock v:ext="edit" shapetype="t"/>
+              </v:shapetype>
+              <v:shape id="Straight Arrow Connector 2" o:spid="_x0000_s1026" type="#_x0000_t32" style="position:absolute;margin-left:44.2pt;margin-top:19.7pt;width:291.2pt;height:10.5pt;flip:x;z-index:251667456;visibility:visible;mso-wrap-style:square;mso-wrap-distance-left:9pt;mso-wrap-distance-top:0;mso-wrap-distance-right:9pt;mso-wrap-distance-bottom:0;mso-position-horizontal:absolute;mso-position-horizontal-relative:text;mso-position-vertical:absolute;mso-position-vertical-relative:text" o:gfxdata="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" strokecolor="#1a9dac [3204]" strokeweight=".5pt">
+                <v:stroke endarrow="block" joinstyle="miter"/>
+              </v:shape>
+            </w:pict>
+          </mc:Fallback>
+        </mc:AlternateContent>
+      </w:r>
+      <w:r>
+        <w:rPr>
+          <w:noProof/>
+        </w:rPr>
+        <mc:AlternateContent>
+          <mc:Choice Requires="wps">
+            <w:drawing>
+              <wp:anchor distT="45720" distB="45720" distL="114300" distR="114300" simplePos="0" relativeHeight="251666432" behindDoc="0" locked="0" layoutInCell="1" allowOverlap="1" wp14:anchorId="5A6A822F" wp14:editId="48DAC84C">
+                <wp:simplePos x="0" y="0"/>
+                <wp:positionH relativeFrom="column">
+                  <wp:posOffset>4149660</wp:posOffset>
+                </wp:positionH>
+                <wp:positionV relativeFrom="paragraph">
+                  <wp:posOffset>116607</wp:posOffset>
+                </wp:positionV>
+                <wp:extent cx="2360930" cy="1404620"/>
+                <wp:effectExtent l="0" t="0" r="12700" b="14605"/>
+                <wp:wrapSquare wrapText="bothSides"/>
+                <wp:docPr id="217" name="Text Box 2"/>
+                <wp:cNvGraphicFramePr>
+                  <a:graphicFrameLocks xmlns:a="http://schemas.openxmlformats.org/drawingml/2006/main"/>
+                </wp:cNvGraphicFramePr>
+                <a:graphic xmlns:a="http://schemas.openxmlformats.org/drawingml/2006/main">
+                  <a:graphicData uri="http://schemas.microsoft.com/office/word/2010/wordprocessingShape">
+                    <wps:wsp>
+                      <wps:cNvSpPr txBox="1">
+                        <a:spLocks noChangeArrowheads="1"/>
+                      </wps:cNvSpPr>
+                      <wps:spPr bwMode="auto">
+                        <a:xfrm>
+                          <a:off x="0" y="0"/>
+                          <a:ext cx="2360930" cy="1404620"/>
+                        </a:xfrm>
+                        <a:prstGeom prst="rect">
+                          <a:avLst/>
+                        </a:prstGeom>
+                        <a:solidFill>
+                          <a:srgbClr val="FFFFFF"/>
+                        </a:solidFill>
+                        <a:ln w="9525">
+                          <a:solidFill>
+                            <a:schemeClr val="bg1"/>
+                          </a:solidFill>
+                          <a:miter lim="800000"/>
+                          <a:headEnd/>
+                          <a:tailEnd/>
+                        </a:ln>
+                      </wps:spPr>
+                      <wps:txbx>
+                        <w:txbxContent>
+                          <w:p>
+                            <w:r>
+                              <w:t>Db connection</w:t>
+                            </w:r>
+                          </w:p>
+                          <w:p/>
+                          <w:p>
+                            <w:r>
+                              <w:t>SQL statements</w:t>
+                            </w:r>
+                          </w:p>
+                          <w:p/>
+                        </w:txbxContent>
+                      </wps:txbx>
+                      <wps:bodyPr rot="0" vert="horz" wrap="square" lIns="91440" tIns="45720" rIns="91440" bIns="45720" anchor="t" anchorCtr="0">
+                        <a:spAutoFit/>
+                      </wps:bodyPr>
+                    </wps:wsp>
+                  </a:graphicData>
+                </a:graphic>
+                <wp14:sizeRelH relativeFrom="margin">
+                  <wp14:pctWidth>40000</wp14:pctWidth>
+                </wp14:sizeRelH>
+                <wp14:sizeRelV relativeFrom="margin">
+                  <wp14:pctHeight>20000</wp14:pctHeight>
+                </wp14:sizeRelV>
+              </wp:anchor>
+            </w:drawing>
+          </mc:Choice>
+          <mc:Fallback>
+            <w:pict>
+              <v:shapetype w14:anchorId="5A6A822F" id="_x0000_t202" coordsize="21600,21600" o:spt="202" path="m,l,21600r21600,l21600,xe">
+                <v:stroke joinstyle="miter"/>
+                <v:path gradientshapeok="t" o:connecttype="rect"/>
+              </v:shapetype>
+              <v:shape id="Text Box 2" o:spid="_x0000_s1027" type="#_x0000_t202" style="position:absolute;margin-left:326.75pt;margin-top:9.2pt;width:185.9pt;height:110.6pt;z-index:251666432;visibility:visible;mso-wrap-style:square;mso-width-percent:400;mso-height-percent:200;mso-wrap-distance-left:9pt;mso-wrap-distance-top:3.6pt;mso-wrap-distance-right:9pt;mso-wrap-distance-bottom:3.6pt;mso-position-horizontal:absolute;mso-position-horizontal-relative:text;mso-position-vertical:absolute;mso-position-vertical-relative:text;mso-width-percent:400;mso-height-percent:200;mso-width-relative:margin;mso-height-relative:margin;v-text-anchor:top" o:gfxdata="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" strokecolor="white [3212]">
+                <v:textbox style="mso-fit-shape-to-text:t">
+                  <w:txbxContent>
+                    <w:p>
+                      <w:r>
+                        <w:t>Db connection</w:t>
+                      </w:r>
+                    </w:p>
+                    <w:p/>
+                    <w:p>
+                      <w:r>
+                        <w:t>SQL statements</w:t>
+                      </w:r>
+                    </w:p>
+                    <w:p/>
+                  </w:txbxContent>
+                </v:textbox>
+                <w10:wrap type="square"/>
+              </v:shape>
+            </w:pict>
+          </mc:Fallback>
+        </mc:AlternateContent>
+      </w:r>
+    </w:p>
+    <w:p>
+      <w:r>
+        <w:rPr>
+          <w:noProof/>
+        </w:rPr>
+        <mc:AlternateContent>
+          <mc:Choice Requires="wps">
+            <w:drawing>
+              <wp:anchor distT="0" distB="0" distL="114300" distR="114300" simplePos="0" relativeHeight="251668480" behindDoc="0" locked="0" layoutInCell="1" allowOverlap="1" wp14:anchorId="138A72D8" wp14:editId="6AAABA1B">
+                <wp:simplePos x="0" y="0"/>
+                <wp:positionH relativeFrom="column">
+                  <wp:posOffset>1608881</wp:posOffset>
+                </wp:positionH>
+                <wp:positionV relativeFrom="paragraph">
+                  <wp:posOffset>537250</wp:posOffset>
+                </wp:positionV>
+                <wp:extent cx="2627453" cy="46299"/>
+                <wp:effectExtent l="38100" t="38100" r="20955" b="87630"/>
+                <wp:wrapNone/>
+                <wp:docPr id="1382039424" name="Straight Arrow Connector 3"/>
+                <wp:cNvGraphicFramePr/>
+                <a:graphic xmlns:a="http://schemas.openxmlformats.org/drawingml/2006/main">
+                  <a:graphicData uri="http://schemas.microsoft.com/office/word/2010/wordprocessingShape">
+                    <wps:wsp>
+                      <wps:cNvCnPr/>
+                      <wps:spPr>
+                        <a:xfrm flipH="1">
+                          <a:off x="0" y="0"/>
+                          <a:ext cx="2627453" cy="46299"/>
+                        </a:xfrm>
+                        <a:prstGeom prst="straightConnector1">
+                          <a:avLst/>
+                        </a:prstGeom>
+                        <a:ln>
+                          <a:tailEnd type="triangle"/>
+                        </a:ln>
+                      </wps:spPr>
+                      <wps:style>
+                        <a:lnRef idx="1">
+                          <a:schemeClr val="accent1"/>
+                        </a:lnRef>
+                        <a:fillRef idx="0">
+                          <a:schemeClr val="accent1"/>
+                        </a:fillRef>
+                        <a:effectRef idx="0">
+                          <a:schemeClr val="accent1"/>
+                        </a:effectRef>
+                        <a:fontRef idx="minor">
+                          <a:schemeClr val="tx1"/>
+                        </a:fontRef>
+                      </wps:style>
+                      <wps:bodyPr/>
+                    </wps:wsp>
+                  </a:graphicData>
+                </a:graphic>
+              </wp:anchor>
+            </w:drawing>
+          </mc:Choice>
+          <mc:Fallback>
+            <w:pict>
+              <v:shape w14:anchorId="523B490F" id="Straight Arrow Connector 3" o:spid="_x0000_s1026" type="#_x0000_t32" style="position:absolute;margin-left:126.7pt;margin-top:42.3pt;width:206.9pt;height:3.65pt;flip:x;z-index:251668480;visibility:visible;mso-wrap-style:square;mso-wrap-distance-left:9pt;mso-wrap-distance-top:0;mso-wrap-distance-right:9pt;mso-wrap-distance-bottom:0;mso-position-horizontal:absolute;mso-position-horizontal-relative:text;mso-position-vertical:absolute;mso-position-vertical-relative:text" o:gfxdata="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" strokecolor="#1a9dac [3204]" strokeweight=".5pt">
+                <v:stroke endarrow="block" joinstyle="miter"/>
+              </v:shape>
+            </w:pict>
+          </mc:Fallback>
+        </mc:AlternateContent>
+      </w:r>
+      <w:r>
+        <w:rPr>
+          <w:noProof/>
+        </w:rPr>
         <w:drawing>
-          <wp:inline distT="0" distB="0" distL="0" distR="0" wp14:anchorId="1795B2AE" wp14:editId="699E73E2">
-            <wp:extent cx="5731510" cy="1211580"/>
-            <wp:effectExtent l="0" t="0" r="2540" b="7620"/>
+          <wp:inline distT="0" distB="0" distL="0" distR="0" wp14:anchorId="1795B2AE" wp14:editId="2A3E3B6A">
+            <wp:extent cx="3889094" cy="822113"/>
+            <wp:effectExtent l="0" t="0" r="0" b="0"/>
             <wp:docPr id="1306199303" name="Picture 1"/>
             <wp:cNvGraphicFramePr>
               <a:graphicFrameLocks xmlns:a="http://schemas.openxmlformats.org/drawingml/2006/main" noChangeAspect="1"/>
@@ -7029,7 +7320,7 @@
                   <pic:spPr>
                     <a:xfrm>
                       <a:off x="0" y="0"/>
-                      <a:ext cx="5731510" cy="1211580"/>
+                      <a:ext cx="3916612" cy="827930"/>
                     </a:xfrm>
                     <a:prstGeom prst="rect">
                       <a:avLst/>
@@ -7047,7 +7338,10 @@
         <w:pStyle w:val="Caption"/>
       </w:pPr>
       <w:r>
-        <w:t xml:space="preserve">Figure 13. Example of ORM connection using python to select and delete from </w:t>
+        <w:t xml:space="preserve">Figure 13. Example of </w:t>
+      </w:r>
+      <w:r>
+        <w:t xml:space="preserve">SQLite 3 library connecting to </w:t>
       </w:r>
       <w:proofErr w:type="spellStart"/>
       <w:r>
@@ -7058,7 +7352,7 @@
     <w:p>
       <w:r>
         <w:lastRenderedPageBreak/>
-        <w:t xml:space="preserve">To meet NFR-6, the system uses the </w:t>
+        <w:t xml:space="preserve">To meet NFR-6, the </w:t>
       </w:r>
       <w:proofErr w:type="spellStart"/>
       <w:proofErr w:type="gramStart"/>
@@ -7068,11 +7362,4245 @@
       <w:proofErr w:type="spellEnd"/>
       <w:proofErr w:type="gramEnd"/>
       <w:r>
-        <w:t xml:space="preserve"> library for password hashing.</w:t>
-      </w:r>
-    </w:p>
+        <w:t xml:space="preserve"> library </w:t>
+      </w:r>
+      <w:r>
+        <w:t xml:space="preserve">is used </w:t>
+      </w:r>
+      <w:r>
+        <w:t>for password hashing.</w:t>
+      </w:r>
+      <w:r>
+        <w:t xml:space="preserve"> The system utilises the constant-time “</w:t>
+      </w:r>
+      <w:proofErr w:type="spellStart"/>
+      <w:r>
+        <w:t>check_password</w:t>
+      </w:r>
+      <w:proofErr w:type="spellEnd"/>
+      <w:r>
+        <w:t>” function to compare the password validation.</w:t>
+      </w:r>
+    </w:p>
+    <w:p>
+      <w:r>
+        <w:drawing>
+          <wp:inline distT="0" distB="0" distL="0" distR="0" wp14:anchorId="4F49A3ED" wp14:editId="4DF07F9A">
+            <wp:extent cx="5731510" cy="276225"/>
+            <wp:effectExtent l="0" t="0" r="2540" b="9525"/>
+            <wp:docPr id="1615015606" name="Picture 1"/>
+            <wp:cNvGraphicFramePr>
+              <a:graphicFrameLocks xmlns:a="http://schemas.openxmlformats.org/drawingml/2006/main" noChangeAspect="1"/>
+            </wp:cNvGraphicFramePr>
+            <a:graphic xmlns:a="http://schemas.openxmlformats.org/drawingml/2006/main">
+              <a:graphicData uri="http://schemas.openxmlformats.org/drawingml/2006/picture">
+                <pic:pic xmlns:pic="http://schemas.openxmlformats.org/drawingml/2006/picture">
+                  <pic:nvPicPr>
+                    <pic:cNvPr id="1615015606" name=""/>
+                    <pic:cNvPicPr/>
+                  </pic:nvPicPr>
+                  <pic:blipFill>
+                    <a:blip r:embed="rId32"/>
+                    <a:stretch>
+                      <a:fillRect/>
+                    </a:stretch>
+                  </pic:blipFill>
+                  <pic:spPr>
+                    <a:xfrm>
+                      <a:off x="0" y="0"/>
+                      <a:ext cx="5731510" cy="276225"/>
+                    </a:xfrm>
+                    <a:prstGeom prst="rect">
+                      <a:avLst/>
+                    </a:prstGeom>
+                  </pic:spPr>
+                </pic:pic>
+              </a:graphicData>
+            </a:graphic>
+          </wp:inline>
+        </w:drawing>
+      </w:r>
+    </w:p>
+    <w:p>
+      <w:pPr>
+        <w:pStyle w:val="Caption"/>
+      </w:pPr>
+      <w:r>
+        <w:t xml:space="preserve">Figure 14. </w:t>
+      </w:r>
+      <w:proofErr w:type="spellStart"/>
+      <w:r>
+        <w:t>check_password</w:t>
+      </w:r>
+      <w:proofErr w:type="spellEnd"/>
+      <w:r>
+        <w:t xml:space="preserve"> for login validation</w:t>
+      </w:r>
+    </w:p>
+    <w:p>
+      <w:pPr>
+        <w:pStyle w:val="Heading2"/>
+      </w:pPr>
+      <w:r>
+        <w:t>5.5 Testing</w:t>
+      </w:r>
+    </w:p>
+    <w:p>
+      <w:r>
+        <w:t>This section aims to comprehensively test the system for correctly working functionalities and to identify any bugs or logical errors.</w:t>
+      </w:r>
+    </w:p>
+    <w:p>
+      <w:pPr>
+        <w:pStyle w:val="Heading3"/>
+      </w:pPr>
+    </w:p>
+    <w:tbl>
+      <w:tblPr>
+        <w:tblW w:w="10200" w:type="dxa"/>
+        <w:tblBorders>
+          <w:top w:val="single" w:sz="4" w:space="0" w:color="auto"/>
+          <w:left w:val="single" w:sz="4" w:space="0" w:color="auto"/>
+          <w:bottom w:val="single" w:sz="4" w:space="0" w:color="auto"/>
+          <w:right w:val="single" w:sz="4" w:space="0" w:color="auto"/>
+          <w:insideH w:val="single" w:sz="4" w:space="0" w:color="auto"/>
+          <w:insideV w:val="single" w:sz="4" w:space="0" w:color="auto"/>
+        </w:tblBorders>
+        <w:tblCellMar>
+          <w:left w:w="10" w:type="dxa"/>
+          <w:right w:w="10" w:type="dxa"/>
+        </w:tblCellMar>
+        <w:tblLook w:val="04A0" w:firstRow="1" w:lastRow="0" w:firstColumn="1" w:lastColumn="0" w:noHBand="0" w:noVBand="1"/>
+      </w:tblPr>
+      <w:tblGrid>
+        <w:gridCol w:w="762"/>
+        <w:gridCol w:w="1196"/>
+        <w:gridCol w:w="2123"/>
+        <w:gridCol w:w="2956"/>
+        <w:gridCol w:w="2037"/>
+        <w:gridCol w:w="1126"/>
+      </w:tblGrid>
+      <w:tr>
+        <w:tblPrEx>
+          <w:tblCellMar>
+            <w:top w:w="0" w:type="dxa"/>
+            <w:bottom w:w="0" w:type="dxa"/>
+          </w:tblCellMar>
+        </w:tblPrEx>
+        <w:trPr>
+          <w:tblHeader/>
+        </w:trPr>
+        <w:tc>
+          <w:tcPr>
+            <w:tcW w:w="762" w:type="dxa"/>
+            <w:tcBorders>
+              <w:top w:val="single" w:sz="1" w:space="0" w:color="C0C4D0"/>
+              <w:left w:val="single" w:sz="1" w:space="0" w:color="C0C4D0"/>
+              <w:bottom w:val="single" w:sz="1" w:space="0" w:color="C0C4D0"/>
+              <w:right w:val="single" w:sz="1" w:space="0" w:color="C0C4D0"/>
+            </w:tcBorders>
+            <w:shd w:val="clear" w:color="auto" w:fill="1A1F36"/>
+            <w:tcMar>
+              <w:top w:w="70" w:type="dxa"/>
+              <w:left w:w="100" w:type="dxa"/>
+              <w:bottom w:w="70" w:type="dxa"/>
+              <w:right w:w="100" w:type="dxa"/>
+            </w:tcMar>
+            <w:vAlign w:val="center"/>
+          </w:tcPr>
+          <w:p>
+            <w:pPr>
+              <w:rPr>
+                <w:rFonts w:cstheme="minorHAnsi"/>
+              </w:rPr>
+            </w:pPr>
+            <w:r>
+              <w:rPr>
+                <w:rFonts w:eastAsia="Arial" w:cstheme="minorHAnsi"/>
+                <w:b/>
+                <w:bCs/>
+                <w:color w:val="FFFFFF"/>
+              </w:rPr>
+              <w:t>Test ID</w:t>
+            </w:r>
+          </w:p>
+        </w:tc>
+        <w:tc>
+          <w:tcPr>
+            <w:tcW w:w="1196" w:type="dxa"/>
+            <w:tcBorders>
+              <w:top w:val="single" w:sz="1" w:space="0" w:color="C0C4D0"/>
+              <w:left w:val="single" w:sz="1" w:space="0" w:color="C0C4D0"/>
+              <w:bottom w:val="single" w:sz="1" w:space="0" w:color="C0C4D0"/>
+              <w:right w:val="single" w:sz="1" w:space="0" w:color="C0C4D0"/>
+            </w:tcBorders>
+            <w:shd w:val="clear" w:color="auto" w:fill="1A1F36"/>
+            <w:tcMar>
+              <w:top w:w="70" w:type="dxa"/>
+              <w:left w:w="100" w:type="dxa"/>
+              <w:bottom w:w="70" w:type="dxa"/>
+              <w:right w:w="100" w:type="dxa"/>
+            </w:tcMar>
+            <w:vAlign w:val="center"/>
+          </w:tcPr>
+          <w:p>
+            <w:pPr>
+              <w:rPr>
+                <w:rFonts w:cstheme="minorHAnsi"/>
+              </w:rPr>
+            </w:pPr>
+            <w:r>
+              <w:rPr>
+                <w:rFonts w:eastAsia="Arial" w:cstheme="minorHAnsi"/>
+                <w:b/>
+                <w:bCs/>
+                <w:color w:val="FFFFFF"/>
+              </w:rPr>
+              <w:t>Type</w:t>
+            </w:r>
+          </w:p>
+        </w:tc>
+        <w:tc>
+          <w:tcPr>
+            <w:tcW w:w="2123" w:type="dxa"/>
+            <w:tcBorders>
+              <w:top w:val="single" w:sz="1" w:space="0" w:color="C0C4D0"/>
+              <w:left w:val="single" w:sz="1" w:space="0" w:color="C0C4D0"/>
+              <w:bottom w:val="single" w:sz="1" w:space="0" w:color="C0C4D0"/>
+              <w:right w:val="single" w:sz="1" w:space="0" w:color="C0C4D0"/>
+            </w:tcBorders>
+            <w:shd w:val="clear" w:color="auto" w:fill="1A1F36"/>
+            <w:tcMar>
+              <w:top w:w="70" w:type="dxa"/>
+              <w:left w:w="100" w:type="dxa"/>
+              <w:bottom w:w="70" w:type="dxa"/>
+              <w:right w:w="100" w:type="dxa"/>
+            </w:tcMar>
+            <w:vAlign w:val="center"/>
+          </w:tcPr>
+          <w:p>
+            <w:pPr>
+              <w:rPr>
+                <w:rFonts w:cstheme="minorHAnsi"/>
+              </w:rPr>
+            </w:pPr>
+            <w:r>
+              <w:rPr>
+                <w:rFonts w:eastAsia="Arial" w:cstheme="minorHAnsi"/>
+                <w:b/>
+                <w:bCs/>
+                <w:color w:val="FFFFFF"/>
+              </w:rPr>
+              <w:t>Description</w:t>
+            </w:r>
+          </w:p>
+        </w:tc>
+        <w:tc>
+          <w:tcPr>
+            <w:tcW w:w="2956" w:type="dxa"/>
+            <w:tcBorders>
+              <w:top w:val="single" w:sz="1" w:space="0" w:color="C0C4D0"/>
+              <w:left w:val="single" w:sz="1" w:space="0" w:color="C0C4D0"/>
+              <w:bottom w:val="single" w:sz="1" w:space="0" w:color="C0C4D0"/>
+              <w:right w:val="single" w:sz="1" w:space="0" w:color="C0C4D0"/>
+            </w:tcBorders>
+            <w:shd w:val="clear" w:color="auto" w:fill="1A1F36"/>
+            <w:tcMar>
+              <w:top w:w="70" w:type="dxa"/>
+              <w:left w:w="100" w:type="dxa"/>
+              <w:bottom w:w="70" w:type="dxa"/>
+              <w:right w:w="100" w:type="dxa"/>
+            </w:tcMar>
+            <w:vAlign w:val="center"/>
+          </w:tcPr>
+          <w:p>
+            <w:pPr>
+              <w:rPr>
+                <w:rFonts w:cstheme="minorHAnsi"/>
+              </w:rPr>
+            </w:pPr>
+            <w:r>
+              <w:rPr>
+                <w:rFonts w:eastAsia="Arial" w:cstheme="minorHAnsi"/>
+                <w:b/>
+                <w:bCs/>
+                <w:color w:val="FFFFFF"/>
+              </w:rPr>
+              <w:t>Test steps</w:t>
+            </w:r>
+          </w:p>
+        </w:tc>
+        <w:tc>
+          <w:tcPr>
+            <w:tcW w:w="2037" w:type="dxa"/>
+            <w:tcBorders>
+              <w:top w:val="single" w:sz="1" w:space="0" w:color="C0C4D0"/>
+              <w:left w:val="single" w:sz="1" w:space="0" w:color="C0C4D0"/>
+              <w:bottom w:val="single" w:sz="1" w:space="0" w:color="C0C4D0"/>
+              <w:right w:val="single" w:sz="1" w:space="0" w:color="C0C4D0"/>
+            </w:tcBorders>
+            <w:shd w:val="clear" w:color="auto" w:fill="1A1F36"/>
+            <w:tcMar>
+              <w:top w:w="70" w:type="dxa"/>
+              <w:left w:w="100" w:type="dxa"/>
+              <w:bottom w:w="70" w:type="dxa"/>
+              <w:right w:w="100" w:type="dxa"/>
+            </w:tcMar>
+            <w:vAlign w:val="center"/>
+          </w:tcPr>
+          <w:p>
+            <w:pPr>
+              <w:rPr>
+                <w:rFonts w:cstheme="minorHAnsi"/>
+              </w:rPr>
+            </w:pPr>
+            <w:r>
+              <w:rPr>
+                <w:rFonts w:eastAsia="Arial" w:cstheme="minorHAnsi"/>
+                <w:b/>
+                <w:bCs/>
+                <w:color w:val="FFFFFF"/>
+              </w:rPr>
+              <w:t>Expected result</w:t>
+            </w:r>
+          </w:p>
+        </w:tc>
+        <w:tc>
+          <w:tcPr>
+            <w:tcW w:w="1126" w:type="dxa"/>
+            <w:tcBorders>
+              <w:top w:val="single" w:sz="1" w:space="0" w:color="C0C4D0"/>
+              <w:left w:val="single" w:sz="1" w:space="0" w:color="C0C4D0"/>
+              <w:bottom w:val="single" w:sz="1" w:space="0" w:color="C0C4D0"/>
+              <w:right w:val="single" w:sz="1" w:space="0" w:color="C0C4D0"/>
+            </w:tcBorders>
+            <w:shd w:val="clear" w:color="auto" w:fill="1A1F36"/>
+            <w:tcMar>
+              <w:top w:w="70" w:type="dxa"/>
+              <w:left w:w="100" w:type="dxa"/>
+              <w:bottom w:w="70" w:type="dxa"/>
+              <w:right w:w="100" w:type="dxa"/>
+            </w:tcMar>
+            <w:vAlign w:val="center"/>
+          </w:tcPr>
+          <w:p>
+            <w:pPr>
+              <w:rPr>
+                <w:rFonts w:cstheme="minorHAnsi"/>
+              </w:rPr>
+            </w:pPr>
+            <w:proofErr w:type="spellStart"/>
+            <w:r>
+              <w:rPr>
+                <w:rFonts w:eastAsia="Arial" w:cstheme="minorHAnsi"/>
+                <w:b/>
+                <w:bCs/>
+                <w:color w:val="FFFFFF"/>
+              </w:rPr>
+              <w:t>Req</w:t>
+            </w:r>
+            <w:r>
+              <w:rPr>
+                <w:rFonts w:eastAsia="Arial" w:cstheme="minorHAnsi"/>
+                <w:b/>
+                <w:bCs/>
+                <w:color w:val="FFFFFF"/>
+              </w:rPr>
+              <w:t>s</w:t>
+            </w:r>
+            <w:proofErr w:type="spellEnd"/>
+            <w:r>
+              <w:rPr>
+                <w:rFonts w:eastAsia="Arial" w:cstheme="minorHAnsi"/>
+                <w:b/>
+                <w:bCs/>
+                <w:color w:val="FFFFFF"/>
+              </w:rPr>
+              <w:t xml:space="preserve"> </w:t>
+            </w:r>
+            <w:r>
+              <w:rPr>
+                <w:rFonts w:eastAsia="Arial" w:cstheme="minorHAnsi"/>
+                <w:b/>
+                <w:bCs/>
+                <w:color w:val="FFFFFF"/>
+              </w:rPr>
+              <w:t>tested</w:t>
+            </w:r>
+          </w:p>
+        </w:tc>
+      </w:tr>
+      <w:tr>
+        <w:tblPrEx>
+          <w:tblCellMar>
+            <w:top w:w="0" w:type="dxa"/>
+            <w:bottom w:w="0" w:type="dxa"/>
+          </w:tblCellMar>
+        </w:tblPrEx>
+        <w:tc>
+          <w:tcPr>
+            <w:tcW w:w="762" w:type="dxa"/>
+            <w:tcBorders>
+              <w:top w:val="single" w:sz="1" w:space="0" w:color="C0C4D0"/>
+              <w:left w:val="single" w:sz="1" w:space="0" w:color="C0C4D0"/>
+              <w:bottom w:val="single" w:sz="1" w:space="0" w:color="C0C4D0"/>
+              <w:right w:val="single" w:sz="1" w:space="0" w:color="C0C4D0"/>
+            </w:tcBorders>
+            <w:tcMar>
+              <w:top w:w="70" w:type="dxa"/>
+              <w:left w:w="100" w:type="dxa"/>
+              <w:bottom w:w="70" w:type="dxa"/>
+              <w:right w:w="100" w:type="dxa"/>
+            </w:tcMar>
+          </w:tcPr>
+          <w:p>
+            <w:pPr>
+              <w:spacing w:line="260" w:lineRule="auto"/>
+              <w:rPr>
+                <w:rFonts w:cstheme="minorHAnsi"/>
+              </w:rPr>
+            </w:pPr>
+            <w:r>
+              <w:rPr>
+                <w:rFonts w:eastAsia="Courier New" w:cstheme="minorHAnsi"/>
+                <w:b/>
+                <w:bCs/>
+                <w:color w:val="1A1F36"/>
+              </w:rPr>
+              <w:t>T-01</w:t>
+            </w:r>
+          </w:p>
+        </w:tc>
+        <w:tc>
+          <w:tcPr>
+            <w:tcW w:w="1196" w:type="dxa"/>
+            <w:tcBorders>
+              <w:top w:val="single" w:sz="1" w:space="0" w:color="C0C4D0"/>
+              <w:left w:val="single" w:sz="1" w:space="0" w:color="C0C4D0"/>
+              <w:bottom w:val="single" w:sz="1" w:space="0" w:color="C0C4D0"/>
+              <w:right w:val="single" w:sz="1" w:space="0" w:color="C0C4D0"/>
+            </w:tcBorders>
+            <w:tcMar>
+              <w:top w:w="70" w:type="dxa"/>
+              <w:left w:w="100" w:type="dxa"/>
+              <w:bottom w:w="70" w:type="dxa"/>
+              <w:right w:w="100" w:type="dxa"/>
+            </w:tcMar>
+          </w:tcPr>
+          <w:p>
+            <w:pPr>
+              <w:spacing w:line="260" w:lineRule="auto"/>
+              <w:rPr>
+                <w:rFonts w:cstheme="minorHAnsi"/>
+              </w:rPr>
+            </w:pPr>
+            <w:r>
+              <w:rPr>
+                <w:rFonts w:eastAsia="Arial" w:cstheme="minorHAnsi"/>
+                <w:color w:val="1A1F36"/>
+              </w:rPr>
+              <w:t>Unit</w:t>
+            </w:r>
+          </w:p>
+        </w:tc>
+        <w:tc>
+          <w:tcPr>
+            <w:tcW w:w="2123" w:type="dxa"/>
+            <w:tcBorders>
+              <w:top w:val="single" w:sz="1" w:space="0" w:color="C0C4D0"/>
+              <w:left w:val="single" w:sz="1" w:space="0" w:color="C0C4D0"/>
+              <w:bottom w:val="single" w:sz="1" w:space="0" w:color="C0C4D0"/>
+              <w:right w:val="single" w:sz="1" w:space="0" w:color="C0C4D0"/>
+            </w:tcBorders>
+            <w:tcMar>
+              <w:top w:w="70" w:type="dxa"/>
+              <w:left w:w="100" w:type="dxa"/>
+              <w:bottom w:w="70" w:type="dxa"/>
+              <w:right w:w="100" w:type="dxa"/>
+            </w:tcMar>
+          </w:tcPr>
+          <w:p>
+            <w:pPr>
+              <w:spacing w:line="260" w:lineRule="auto"/>
+              <w:rPr>
+                <w:rFonts w:eastAsia="Arial" w:cstheme="minorHAnsi"/>
+                <w:color w:val="1A1F36"/>
+              </w:rPr>
+            </w:pPr>
+            <w:r>
+              <w:rPr>
+                <w:rFonts w:eastAsia="Arial" w:cstheme="minorHAnsi"/>
+                <w:color w:val="1A1F36"/>
+              </w:rPr>
+              <w:t>Password hashing, file validation functions work correctly</w:t>
+            </w:r>
+          </w:p>
+          <w:p>
+            <w:pPr>
+              <w:spacing w:line="260" w:lineRule="auto"/>
+              <w:rPr>
+                <w:rFonts w:cstheme="minorHAnsi"/>
+              </w:rPr>
+            </w:pPr>
+          </w:p>
+        </w:tc>
+        <w:tc>
+          <w:tcPr>
+            <w:tcW w:w="2956" w:type="dxa"/>
+            <w:tcBorders>
+              <w:top w:val="single" w:sz="1" w:space="0" w:color="C0C4D0"/>
+              <w:left w:val="single" w:sz="1" w:space="0" w:color="C0C4D0"/>
+              <w:bottom w:val="single" w:sz="1" w:space="0" w:color="C0C4D0"/>
+              <w:right w:val="single" w:sz="1" w:space="0" w:color="C0C4D0"/>
+            </w:tcBorders>
+            <w:tcMar>
+              <w:top w:w="70" w:type="dxa"/>
+              <w:left w:w="100" w:type="dxa"/>
+              <w:bottom w:w="70" w:type="dxa"/>
+              <w:right w:w="100" w:type="dxa"/>
+            </w:tcMar>
+          </w:tcPr>
+          <w:p>
+            <w:pPr>
+              <w:spacing w:line="260" w:lineRule="auto"/>
+              <w:rPr>
+                <w:rFonts w:cstheme="minorHAnsi"/>
+              </w:rPr>
+            </w:pPr>
+            <w:r>
+              <w:rPr>
+                <w:rFonts w:eastAsia="Arial" w:cstheme="minorHAnsi"/>
+                <w:color w:val="1A1F36"/>
+              </w:rPr>
+              <w:t xml:space="preserve">Call </w:t>
+            </w:r>
+            <w:proofErr w:type="spellStart"/>
+            <w:r>
+              <w:rPr>
+                <w:rFonts w:eastAsia="Arial" w:cstheme="minorHAnsi"/>
+                <w:color w:val="1A1F36"/>
+              </w:rPr>
+              <w:t>hash_</w:t>
+            </w:r>
+            <w:proofErr w:type="gramStart"/>
+            <w:r>
+              <w:rPr>
+                <w:rFonts w:eastAsia="Arial" w:cstheme="minorHAnsi"/>
+                <w:color w:val="1A1F36"/>
+              </w:rPr>
+              <w:t>password</w:t>
+            </w:r>
+            <w:proofErr w:type="spellEnd"/>
+            <w:r>
+              <w:rPr>
+                <w:rFonts w:eastAsia="Arial" w:cstheme="minorHAnsi"/>
+                <w:color w:val="1A1F36"/>
+              </w:rPr>
+              <w:t>(</w:t>
+            </w:r>
+            <w:proofErr w:type="gramEnd"/>
+            <w:r>
+              <w:rPr>
+                <w:rFonts w:eastAsia="Arial" w:cstheme="minorHAnsi"/>
+                <w:color w:val="1A1F36"/>
+              </w:rPr>
+              <w:t xml:space="preserve">) and </w:t>
+            </w:r>
+            <w:proofErr w:type="spellStart"/>
+            <w:r>
+              <w:rPr>
+                <w:rFonts w:eastAsia="Arial" w:cstheme="minorHAnsi"/>
+                <w:color w:val="1A1F36"/>
+              </w:rPr>
+              <w:t>check_</w:t>
+            </w:r>
+            <w:proofErr w:type="gramStart"/>
+            <w:r>
+              <w:rPr>
+                <w:rFonts w:eastAsia="Arial" w:cstheme="minorHAnsi"/>
+                <w:color w:val="1A1F36"/>
+              </w:rPr>
+              <w:t>password</w:t>
+            </w:r>
+            <w:proofErr w:type="spellEnd"/>
+            <w:r>
+              <w:rPr>
+                <w:rFonts w:eastAsia="Arial" w:cstheme="minorHAnsi"/>
+                <w:color w:val="1A1F36"/>
+              </w:rPr>
+              <w:t>(</w:t>
+            </w:r>
+            <w:proofErr w:type="gramEnd"/>
+            <w:r>
+              <w:rPr>
+                <w:rFonts w:eastAsia="Arial" w:cstheme="minorHAnsi"/>
+                <w:color w:val="1A1F36"/>
+              </w:rPr>
+              <w:t xml:space="preserve">) with correct and incorrect inputs. Call </w:t>
+            </w:r>
+            <w:proofErr w:type="spellStart"/>
+            <w:r>
+              <w:rPr>
+                <w:rFonts w:eastAsia="Arial" w:cstheme="minorHAnsi"/>
+                <w:color w:val="1A1F36"/>
+              </w:rPr>
+              <w:t>allowed_</w:t>
+            </w:r>
+            <w:proofErr w:type="gramStart"/>
+            <w:r>
+              <w:rPr>
+                <w:rFonts w:eastAsia="Arial" w:cstheme="minorHAnsi"/>
+                <w:color w:val="1A1F36"/>
+              </w:rPr>
+              <w:t>file</w:t>
+            </w:r>
+            <w:proofErr w:type="spellEnd"/>
+            <w:r>
+              <w:rPr>
+                <w:rFonts w:eastAsia="Arial" w:cstheme="minorHAnsi"/>
+                <w:color w:val="1A1F36"/>
+              </w:rPr>
+              <w:t>(</w:t>
+            </w:r>
+            <w:proofErr w:type="gramEnd"/>
+            <w:r>
+              <w:rPr>
+                <w:rFonts w:eastAsia="Arial" w:cstheme="minorHAnsi"/>
+                <w:color w:val="1A1F36"/>
+              </w:rPr>
+              <w:t xml:space="preserve">) with .csv and .exe. </w:t>
+            </w:r>
+          </w:p>
+        </w:tc>
+        <w:tc>
+          <w:tcPr>
+            <w:tcW w:w="2037" w:type="dxa"/>
+            <w:tcBorders>
+              <w:top w:val="single" w:sz="1" w:space="0" w:color="C0C4D0"/>
+              <w:left w:val="single" w:sz="1" w:space="0" w:color="C0C4D0"/>
+              <w:bottom w:val="single" w:sz="1" w:space="0" w:color="C0C4D0"/>
+              <w:right w:val="single" w:sz="1" w:space="0" w:color="C0C4D0"/>
+            </w:tcBorders>
+            <w:tcMar>
+              <w:top w:w="70" w:type="dxa"/>
+              <w:left w:w="100" w:type="dxa"/>
+              <w:bottom w:w="70" w:type="dxa"/>
+              <w:right w:w="100" w:type="dxa"/>
+            </w:tcMar>
+          </w:tcPr>
+          <w:p>
+            <w:pPr>
+              <w:spacing w:line="260" w:lineRule="auto"/>
+              <w:rPr>
+                <w:rFonts w:cstheme="minorHAnsi"/>
+              </w:rPr>
+            </w:pPr>
+            <w:proofErr w:type="spellStart"/>
+            <w:r>
+              <w:rPr>
+                <w:rFonts w:eastAsia="Arial" w:cstheme="minorHAnsi"/>
+                <w:color w:val="1A1F36"/>
+              </w:rPr>
+              <w:t>check_password</w:t>
+            </w:r>
+            <w:proofErr w:type="spellEnd"/>
+            <w:r>
+              <w:rPr>
+                <w:rFonts w:eastAsia="Arial" w:cstheme="minorHAnsi"/>
+                <w:color w:val="1A1F36"/>
+              </w:rPr>
+              <w:t xml:space="preserve"> returns True for correct password and False for incorrect. </w:t>
+            </w:r>
+            <w:proofErr w:type="spellStart"/>
+            <w:r>
+              <w:rPr>
+                <w:rFonts w:eastAsia="Arial" w:cstheme="minorHAnsi"/>
+                <w:color w:val="1A1F36"/>
+              </w:rPr>
+              <w:t>allowed_file</w:t>
+            </w:r>
+            <w:proofErr w:type="spellEnd"/>
+            <w:r>
+              <w:rPr>
+                <w:rFonts w:eastAsia="Arial" w:cstheme="minorHAnsi"/>
+                <w:color w:val="1A1F36"/>
+              </w:rPr>
+              <w:t xml:space="preserve"> returns True for .csv and False for .exe.</w:t>
+            </w:r>
+          </w:p>
+        </w:tc>
+        <w:tc>
+          <w:tcPr>
+            <w:tcW w:w="1126" w:type="dxa"/>
+            <w:tcBorders>
+              <w:top w:val="single" w:sz="1" w:space="0" w:color="C0C4D0"/>
+              <w:left w:val="single" w:sz="1" w:space="0" w:color="C0C4D0"/>
+              <w:bottom w:val="single" w:sz="1" w:space="0" w:color="C0C4D0"/>
+              <w:right w:val="single" w:sz="1" w:space="0" w:color="C0C4D0"/>
+            </w:tcBorders>
+            <w:tcMar>
+              <w:top w:w="70" w:type="dxa"/>
+              <w:left w:w="100" w:type="dxa"/>
+              <w:bottom w:w="70" w:type="dxa"/>
+              <w:right w:w="100" w:type="dxa"/>
+            </w:tcMar>
+          </w:tcPr>
+          <w:p>
+            <w:pPr>
+              <w:spacing w:line="260" w:lineRule="auto"/>
+              <w:rPr>
+                <w:rFonts w:cstheme="minorHAnsi"/>
+              </w:rPr>
+            </w:pPr>
+            <w:r>
+              <w:rPr>
+                <w:rFonts w:eastAsia="Courier New" w:cstheme="minorHAnsi"/>
+                <w:color w:val="1A1F36"/>
+              </w:rPr>
+              <w:t>FR-03, FR-04, FR-09</w:t>
+            </w:r>
+          </w:p>
+        </w:tc>
+      </w:tr>
+      <w:tr>
+        <w:tblPrEx>
+          <w:tblCellMar>
+            <w:top w:w="0" w:type="dxa"/>
+            <w:bottom w:w="0" w:type="dxa"/>
+          </w:tblCellMar>
+        </w:tblPrEx>
+        <w:tc>
+          <w:tcPr>
+            <w:tcW w:w="762" w:type="dxa"/>
+            <w:tcBorders>
+              <w:top w:val="single" w:sz="1" w:space="0" w:color="C0C4D0"/>
+              <w:left w:val="single" w:sz="1" w:space="0" w:color="C0C4D0"/>
+              <w:bottom w:val="single" w:sz="1" w:space="0" w:color="C0C4D0"/>
+              <w:right w:val="single" w:sz="1" w:space="0" w:color="C0C4D0"/>
+            </w:tcBorders>
+            <w:shd w:val="clear" w:color="auto" w:fill="F4F5FA"/>
+            <w:tcMar>
+              <w:top w:w="70" w:type="dxa"/>
+              <w:left w:w="100" w:type="dxa"/>
+              <w:bottom w:w="70" w:type="dxa"/>
+              <w:right w:w="100" w:type="dxa"/>
+            </w:tcMar>
+          </w:tcPr>
+          <w:p>
+            <w:pPr>
+              <w:spacing w:line="260" w:lineRule="auto"/>
+              <w:rPr>
+                <w:rFonts w:cstheme="minorHAnsi"/>
+              </w:rPr>
+            </w:pPr>
+            <w:r>
+              <w:rPr>
+                <w:rFonts w:eastAsia="Courier New" w:cstheme="minorHAnsi"/>
+                <w:b/>
+                <w:bCs/>
+                <w:color w:val="1A1F36"/>
+              </w:rPr>
+              <w:t>T-02</w:t>
+            </w:r>
+          </w:p>
+        </w:tc>
+        <w:tc>
+          <w:tcPr>
+            <w:tcW w:w="1196" w:type="dxa"/>
+            <w:tcBorders>
+              <w:top w:val="single" w:sz="1" w:space="0" w:color="C0C4D0"/>
+              <w:left w:val="single" w:sz="1" w:space="0" w:color="C0C4D0"/>
+              <w:bottom w:val="single" w:sz="1" w:space="0" w:color="C0C4D0"/>
+              <w:right w:val="single" w:sz="1" w:space="0" w:color="C0C4D0"/>
+            </w:tcBorders>
+            <w:shd w:val="clear" w:color="auto" w:fill="F4F5FA"/>
+            <w:tcMar>
+              <w:top w:w="70" w:type="dxa"/>
+              <w:left w:w="100" w:type="dxa"/>
+              <w:bottom w:w="70" w:type="dxa"/>
+              <w:right w:w="100" w:type="dxa"/>
+            </w:tcMar>
+          </w:tcPr>
+          <w:p>
+            <w:pPr>
+              <w:spacing w:line="260" w:lineRule="auto"/>
+              <w:rPr>
+                <w:rFonts w:cstheme="minorHAnsi"/>
+              </w:rPr>
+            </w:pPr>
+            <w:r>
+              <w:rPr>
+                <w:rFonts w:eastAsia="Arial" w:cstheme="minorHAnsi"/>
+                <w:color w:val="1A1F36"/>
+              </w:rPr>
+              <w:t>Integration</w:t>
+            </w:r>
+          </w:p>
+        </w:tc>
+        <w:tc>
+          <w:tcPr>
+            <w:tcW w:w="2123" w:type="dxa"/>
+            <w:tcBorders>
+              <w:top w:val="single" w:sz="1" w:space="0" w:color="C0C4D0"/>
+              <w:left w:val="single" w:sz="1" w:space="0" w:color="C0C4D0"/>
+              <w:bottom w:val="single" w:sz="1" w:space="0" w:color="C0C4D0"/>
+              <w:right w:val="single" w:sz="1" w:space="0" w:color="C0C4D0"/>
+            </w:tcBorders>
+            <w:shd w:val="clear" w:color="auto" w:fill="F4F5FA"/>
+            <w:tcMar>
+              <w:top w:w="70" w:type="dxa"/>
+              <w:left w:w="100" w:type="dxa"/>
+              <w:bottom w:w="70" w:type="dxa"/>
+              <w:right w:w="100" w:type="dxa"/>
+            </w:tcMar>
+          </w:tcPr>
+          <w:p>
+            <w:pPr>
+              <w:spacing w:line="260" w:lineRule="auto"/>
+              <w:rPr>
+                <w:rFonts w:cstheme="minorHAnsi"/>
+              </w:rPr>
+            </w:pPr>
+            <w:r>
+              <w:rPr>
+                <w:rFonts w:eastAsia="Arial" w:cstheme="minorHAnsi"/>
+                <w:color w:val="1A1F36"/>
+              </w:rPr>
+              <w:t>Unauthenticated users are redirected to login</w:t>
+            </w:r>
+          </w:p>
+        </w:tc>
+        <w:tc>
+          <w:tcPr>
+            <w:tcW w:w="2956" w:type="dxa"/>
+            <w:tcBorders>
+              <w:top w:val="single" w:sz="1" w:space="0" w:color="C0C4D0"/>
+              <w:left w:val="single" w:sz="1" w:space="0" w:color="C0C4D0"/>
+              <w:bottom w:val="single" w:sz="1" w:space="0" w:color="C0C4D0"/>
+              <w:right w:val="single" w:sz="1" w:space="0" w:color="C0C4D0"/>
+            </w:tcBorders>
+            <w:shd w:val="clear" w:color="auto" w:fill="F4F5FA"/>
+            <w:tcMar>
+              <w:top w:w="70" w:type="dxa"/>
+              <w:left w:w="100" w:type="dxa"/>
+              <w:bottom w:w="70" w:type="dxa"/>
+              <w:right w:w="100" w:type="dxa"/>
+            </w:tcMar>
+          </w:tcPr>
+          <w:p>
+            <w:pPr>
+              <w:spacing w:line="260" w:lineRule="auto"/>
+              <w:rPr>
+                <w:rFonts w:cstheme="minorHAnsi"/>
+              </w:rPr>
+            </w:pPr>
+            <w:r>
+              <w:rPr>
+                <w:rFonts w:eastAsia="Arial" w:cstheme="minorHAnsi"/>
+                <w:color w:val="1A1F36"/>
+              </w:rPr>
+              <w:t>Send GET request to / without logging in. Send GET request to /dashboard without logging in.</w:t>
+            </w:r>
+          </w:p>
+        </w:tc>
+        <w:tc>
+          <w:tcPr>
+            <w:tcW w:w="2037" w:type="dxa"/>
+            <w:tcBorders>
+              <w:top w:val="single" w:sz="1" w:space="0" w:color="C0C4D0"/>
+              <w:left w:val="single" w:sz="1" w:space="0" w:color="C0C4D0"/>
+              <w:bottom w:val="single" w:sz="1" w:space="0" w:color="C0C4D0"/>
+              <w:right w:val="single" w:sz="1" w:space="0" w:color="C0C4D0"/>
+            </w:tcBorders>
+            <w:shd w:val="clear" w:color="auto" w:fill="F4F5FA"/>
+            <w:tcMar>
+              <w:top w:w="70" w:type="dxa"/>
+              <w:left w:w="100" w:type="dxa"/>
+              <w:bottom w:w="70" w:type="dxa"/>
+              <w:right w:w="100" w:type="dxa"/>
+            </w:tcMar>
+          </w:tcPr>
+          <w:p>
+            <w:pPr>
+              <w:spacing w:line="260" w:lineRule="auto"/>
+              <w:rPr>
+                <w:rFonts w:cstheme="minorHAnsi"/>
+              </w:rPr>
+            </w:pPr>
+            <w:r>
+              <w:rPr>
+                <w:rFonts w:eastAsia="Arial" w:cstheme="minorHAnsi"/>
+                <w:color w:val="1A1F36"/>
+              </w:rPr>
+              <w:t>Both requests return HTTP 302 redirecting to /login.</w:t>
+            </w:r>
+          </w:p>
+        </w:tc>
+        <w:tc>
+          <w:tcPr>
+            <w:tcW w:w="1126" w:type="dxa"/>
+            <w:tcBorders>
+              <w:top w:val="single" w:sz="1" w:space="0" w:color="C0C4D0"/>
+              <w:left w:val="single" w:sz="1" w:space="0" w:color="C0C4D0"/>
+              <w:bottom w:val="single" w:sz="1" w:space="0" w:color="C0C4D0"/>
+              <w:right w:val="single" w:sz="1" w:space="0" w:color="C0C4D0"/>
+            </w:tcBorders>
+            <w:shd w:val="clear" w:color="auto" w:fill="F4F5FA"/>
+            <w:tcMar>
+              <w:top w:w="70" w:type="dxa"/>
+              <w:left w:w="100" w:type="dxa"/>
+              <w:bottom w:w="70" w:type="dxa"/>
+              <w:right w:w="100" w:type="dxa"/>
+            </w:tcMar>
+          </w:tcPr>
+          <w:p>
+            <w:pPr>
+              <w:spacing w:line="260" w:lineRule="auto"/>
+              <w:rPr>
+                <w:rFonts w:cstheme="minorHAnsi"/>
+              </w:rPr>
+            </w:pPr>
+            <w:r>
+              <w:rPr>
+                <w:rFonts w:eastAsia="Courier New" w:cstheme="minorHAnsi"/>
+                <w:color w:val="1A1F36"/>
+              </w:rPr>
+              <w:t>FR-02, NFR-01</w:t>
+            </w:r>
+          </w:p>
+        </w:tc>
+      </w:tr>
+      <w:tr>
+        <w:tblPrEx>
+          <w:tblCellMar>
+            <w:top w:w="0" w:type="dxa"/>
+            <w:bottom w:w="0" w:type="dxa"/>
+          </w:tblCellMar>
+        </w:tblPrEx>
+        <w:tc>
+          <w:tcPr>
+            <w:tcW w:w="762" w:type="dxa"/>
+            <w:tcBorders>
+              <w:top w:val="single" w:sz="1" w:space="0" w:color="C0C4D0"/>
+              <w:left w:val="single" w:sz="1" w:space="0" w:color="C0C4D0"/>
+              <w:bottom w:val="single" w:sz="1" w:space="0" w:color="C0C4D0"/>
+              <w:right w:val="single" w:sz="1" w:space="0" w:color="C0C4D0"/>
+            </w:tcBorders>
+            <w:tcMar>
+              <w:top w:w="70" w:type="dxa"/>
+              <w:left w:w="100" w:type="dxa"/>
+              <w:bottom w:w="70" w:type="dxa"/>
+              <w:right w:w="100" w:type="dxa"/>
+            </w:tcMar>
+          </w:tcPr>
+          <w:p>
+            <w:pPr>
+              <w:spacing w:line="260" w:lineRule="auto"/>
+              <w:rPr>
+                <w:rFonts w:cstheme="minorHAnsi"/>
+              </w:rPr>
+            </w:pPr>
+            <w:r>
+              <w:rPr>
+                <w:rFonts w:eastAsia="Courier New" w:cstheme="minorHAnsi"/>
+                <w:b/>
+                <w:bCs/>
+                <w:color w:val="1A1F36"/>
+              </w:rPr>
+              <w:t>T-03</w:t>
+            </w:r>
+          </w:p>
+        </w:tc>
+        <w:tc>
+          <w:tcPr>
+            <w:tcW w:w="1196" w:type="dxa"/>
+            <w:tcBorders>
+              <w:top w:val="single" w:sz="1" w:space="0" w:color="C0C4D0"/>
+              <w:left w:val="single" w:sz="1" w:space="0" w:color="C0C4D0"/>
+              <w:bottom w:val="single" w:sz="1" w:space="0" w:color="C0C4D0"/>
+              <w:right w:val="single" w:sz="1" w:space="0" w:color="C0C4D0"/>
+            </w:tcBorders>
+            <w:tcMar>
+              <w:top w:w="70" w:type="dxa"/>
+              <w:left w:w="100" w:type="dxa"/>
+              <w:bottom w:w="70" w:type="dxa"/>
+              <w:right w:w="100" w:type="dxa"/>
+            </w:tcMar>
+          </w:tcPr>
+          <w:p>
+            <w:pPr>
+              <w:spacing w:line="260" w:lineRule="auto"/>
+              <w:rPr>
+                <w:rFonts w:cstheme="minorHAnsi"/>
+              </w:rPr>
+            </w:pPr>
+            <w:r>
+              <w:rPr>
+                <w:rFonts w:eastAsia="Arial" w:cstheme="minorHAnsi"/>
+                <w:color w:val="1A1F36"/>
+              </w:rPr>
+              <w:t>Integration</w:t>
+            </w:r>
+          </w:p>
+        </w:tc>
+        <w:tc>
+          <w:tcPr>
+            <w:tcW w:w="2123" w:type="dxa"/>
+            <w:tcBorders>
+              <w:top w:val="single" w:sz="1" w:space="0" w:color="C0C4D0"/>
+              <w:left w:val="single" w:sz="1" w:space="0" w:color="C0C4D0"/>
+              <w:bottom w:val="single" w:sz="1" w:space="0" w:color="C0C4D0"/>
+              <w:right w:val="single" w:sz="1" w:space="0" w:color="C0C4D0"/>
+            </w:tcBorders>
+            <w:tcMar>
+              <w:top w:w="70" w:type="dxa"/>
+              <w:left w:w="100" w:type="dxa"/>
+              <w:bottom w:w="70" w:type="dxa"/>
+              <w:right w:w="100" w:type="dxa"/>
+            </w:tcMar>
+          </w:tcPr>
+          <w:p>
+            <w:pPr>
+              <w:spacing w:line="260" w:lineRule="auto"/>
+              <w:rPr>
+                <w:rFonts w:cstheme="minorHAnsi"/>
+              </w:rPr>
+            </w:pPr>
+            <w:r>
+              <w:rPr>
+                <w:rFonts w:eastAsia="Arial" w:cstheme="minorHAnsi"/>
+                <w:color w:val="1A1F36"/>
+              </w:rPr>
+              <w:t>Full register → login → logout authentication flow</w:t>
+            </w:r>
+          </w:p>
+        </w:tc>
+        <w:tc>
+          <w:tcPr>
+            <w:tcW w:w="2956" w:type="dxa"/>
+            <w:tcBorders>
+              <w:top w:val="single" w:sz="1" w:space="0" w:color="C0C4D0"/>
+              <w:left w:val="single" w:sz="1" w:space="0" w:color="C0C4D0"/>
+              <w:bottom w:val="single" w:sz="1" w:space="0" w:color="C0C4D0"/>
+              <w:right w:val="single" w:sz="1" w:space="0" w:color="C0C4D0"/>
+            </w:tcBorders>
+            <w:tcMar>
+              <w:top w:w="70" w:type="dxa"/>
+              <w:left w:w="100" w:type="dxa"/>
+              <w:bottom w:w="70" w:type="dxa"/>
+              <w:right w:w="100" w:type="dxa"/>
+            </w:tcMar>
+          </w:tcPr>
+          <w:p>
+            <w:pPr>
+              <w:spacing w:line="260" w:lineRule="auto"/>
+              <w:rPr>
+                <w:rFonts w:cstheme="minorHAnsi"/>
+              </w:rPr>
+            </w:pPr>
+            <w:r>
+              <w:rPr>
+                <w:rFonts w:eastAsia="Arial" w:cstheme="minorHAnsi"/>
+                <w:color w:val="1A1F36"/>
+              </w:rPr>
+              <w:t>POST to /register with valid username, email, and matching passwords. POST to /login with the newly created credentials. GET /logout.</w:t>
+            </w:r>
+          </w:p>
+        </w:tc>
+        <w:tc>
+          <w:tcPr>
+            <w:tcW w:w="2037" w:type="dxa"/>
+            <w:tcBorders>
+              <w:top w:val="single" w:sz="1" w:space="0" w:color="C0C4D0"/>
+              <w:left w:val="single" w:sz="1" w:space="0" w:color="C0C4D0"/>
+              <w:bottom w:val="single" w:sz="1" w:space="0" w:color="C0C4D0"/>
+              <w:right w:val="single" w:sz="1" w:space="0" w:color="C0C4D0"/>
+            </w:tcBorders>
+            <w:tcMar>
+              <w:top w:w="70" w:type="dxa"/>
+              <w:left w:w="100" w:type="dxa"/>
+              <w:bottom w:w="70" w:type="dxa"/>
+              <w:right w:w="100" w:type="dxa"/>
+            </w:tcMar>
+          </w:tcPr>
+          <w:p>
+            <w:pPr>
+              <w:spacing w:line="260" w:lineRule="auto"/>
+              <w:rPr>
+                <w:rFonts w:cstheme="minorHAnsi"/>
+              </w:rPr>
+            </w:pPr>
+            <w:r>
+              <w:rPr>
+                <w:rFonts w:eastAsia="Arial" w:cstheme="minorHAnsi"/>
+                <w:color w:val="1A1F36"/>
+              </w:rPr>
+              <w:t xml:space="preserve">Registration </w:t>
+            </w:r>
+            <w:proofErr w:type="gramStart"/>
+            <w:r>
+              <w:rPr>
+                <w:rFonts w:eastAsia="Arial" w:cstheme="minorHAnsi"/>
+                <w:color w:val="1A1F36"/>
+              </w:rPr>
+              <w:t>returns  to</w:t>
+            </w:r>
+            <w:proofErr w:type="gramEnd"/>
+            <w:r>
+              <w:rPr>
+                <w:rFonts w:eastAsia="Arial" w:cstheme="minorHAnsi"/>
+                <w:color w:val="1A1F36"/>
+              </w:rPr>
+              <w:t xml:space="preserve"> /login. Login returns to /dashboard. Logout returns</w:t>
+            </w:r>
+            <w:r>
+              <w:rPr>
+                <w:rFonts w:eastAsia="Arial" w:cstheme="minorHAnsi"/>
+                <w:color w:val="1A1F36"/>
+              </w:rPr>
+              <w:t xml:space="preserve"> to</w:t>
+            </w:r>
+            <w:r>
+              <w:rPr>
+                <w:rFonts w:eastAsia="Arial" w:cstheme="minorHAnsi"/>
+                <w:color w:val="1A1F36"/>
+              </w:rPr>
+              <w:t xml:space="preserve"> /login.</w:t>
+            </w:r>
+          </w:p>
+        </w:tc>
+        <w:tc>
+          <w:tcPr>
+            <w:tcW w:w="1126" w:type="dxa"/>
+            <w:tcBorders>
+              <w:top w:val="single" w:sz="1" w:space="0" w:color="C0C4D0"/>
+              <w:left w:val="single" w:sz="1" w:space="0" w:color="C0C4D0"/>
+              <w:bottom w:val="single" w:sz="1" w:space="0" w:color="C0C4D0"/>
+              <w:right w:val="single" w:sz="1" w:space="0" w:color="C0C4D0"/>
+            </w:tcBorders>
+            <w:tcMar>
+              <w:top w:w="70" w:type="dxa"/>
+              <w:left w:w="100" w:type="dxa"/>
+              <w:bottom w:w="70" w:type="dxa"/>
+              <w:right w:w="100" w:type="dxa"/>
+            </w:tcMar>
+          </w:tcPr>
+          <w:p>
+            <w:pPr>
+              <w:spacing w:line="260" w:lineRule="auto"/>
+              <w:rPr>
+                <w:rFonts w:cstheme="minorHAnsi"/>
+              </w:rPr>
+            </w:pPr>
+            <w:r>
+              <w:rPr>
+                <w:rFonts w:eastAsia="Courier New" w:cstheme="minorHAnsi"/>
+                <w:color w:val="1A1F36"/>
+              </w:rPr>
+              <w:t>FR-01, FR-02</w:t>
+            </w:r>
+          </w:p>
+        </w:tc>
+      </w:tr>
+      <w:tr>
+        <w:tblPrEx>
+          <w:tblCellMar>
+            <w:top w:w="0" w:type="dxa"/>
+            <w:bottom w:w="0" w:type="dxa"/>
+          </w:tblCellMar>
+        </w:tblPrEx>
+        <w:tc>
+          <w:tcPr>
+            <w:tcW w:w="762" w:type="dxa"/>
+            <w:tcBorders>
+              <w:top w:val="single" w:sz="1" w:space="0" w:color="C0C4D0"/>
+              <w:left w:val="single" w:sz="1" w:space="0" w:color="C0C4D0"/>
+              <w:bottom w:val="single" w:sz="1" w:space="0" w:color="C0C4D0"/>
+              <w:right w:val="single" w:sz="1" w:space="0" w:color="C0C4D0"/>
+            </w:tcBorders>
+            <w:shd w:val="clear" w:color="auto" w:fill="F4F5FA"/>
+            <w:tcMar>
+              <w:top w:w="70" w:type="dxa"/>
+              <w:left w:w="100" w:type="dxa"/>
+              <w:bottom w:w="70" w:type="dxa"/>
+              <w:right w:w="100" w:type="dxa"/>
+            </w:tcMar>
+          </w:tcPr>
+          <w:p>
+            <w:pPr>
+              <w:spacing w:line="260" w:lineRule="auto"/>
+              <w:rPr>
+                <w:rFonts w:cstheme="minorHAnsi"/>
+              </w:rPr>
+            </w:pPr>
+            <w:r>
+              <w:rPr>
+                <w:rFonts w:eastAsia="Courier New" w:cstheme="minorHAnsi"/>
+                <w:b/>
+                <w:bCs/>
+                <w:color w:val="1A1F36"/>
+              </w:rPr>
+              <w:t>T-04</w:t>
+            </w:r>
+          </w:p>
+        </w:tc>
+        <w:tc>
+          <w:tcPr>
+            <w:tcW w:w="1196" w:type="dxa"/>
+            <w:tcBorders>
+              <w:top w:val="single" w:sz="1" w:space="0" w:color="C0C4D0"/>
+              <w:left w:val="single" w:sz="1" w:space="0" w:color="C0C4D0"/>
+              <w:bottom w:val="single" w:sz="1" w:space="0" w:color="C0C4D0"/>
+              <w:right w:val="single" w:sz="1" w:space="0" w:color="C0C4D0"/>
+            </w:tcBorders>
+            <w:shd w:val="clear" w:color="auto" w:fill="F4F5FA"/>
+            <w:tcMar>
+              <w:top w:w="70" w:type="dxa"/>
+              <w:left w:w="100" w:type="dxa"/>
+              <w:bottom w:w="70" w:type="dxa"/>
+              <w:right w:w="100" w:type="dxa"/>
+            </w:tcMar>
+          </w:tcPr>
+          <w:p>
+            <w:pPr>
+              <w:spacing w:line="260" w:lineRule="auto"/>
+              <w:rPr>
+                <w:rFonts w:cstheme="minorHAnsi"/>
+              </w:rPr>
+            </w:pPr>
+            <w:r>
+              <w:rPr>
+                <w:rFonts w:eastAsia="Arial" w:cstheme="minorHAnsi"/>
+                <w:color w:val="1A1F36"/>
+              </w:rPr>
+              <w:t>Integration</w:t>
+            </w:r>
+          </w:p>
+        </w:tc>
+        <w:tc>
+          <w:tcPr>
+            <w:tcW w:w="2123" w:type="dxa"/>
+            <w:tcBorders>
+              <w:top w:val="single" w:sz="1" w:space="0" w:color="C0C4D0"/>
+              <w:left w:val="single" w:sz="1" w:space="0" w:color="C0C4D0"/>
+              <w:bottom w:val="single" w:sz="1" w:space="0" w:color="C0C4D0"/>
+              <w:right w:val="single" w:sz="1" w:space="0" w:color="C0C4D0"/>
+            </w:tcBorders>
+            <w:shd w:val="clear" w:color="auto" w:fill="F4F5FA"/>
+            <w:tcMar>
+              <w:top w:w="70" w:type="dxa"/>
+              <w:left w:w="100" w:type="dxa"/>
+              <w:bottom w:w="70" w:type="dxa"/>
+              <w:right w:w="100" w:type="dxa"/>
+            </w:tcMar>
+          </w:tcPr>
+          <w:p>
+            <w:pPr>
+              <w:spacing w:line="260" w:lineRule="auto"/>
+              <w:rPr>
+                <w:rFonts w:cstheme="minorHAnsi"/>
+              </w:rPr>
+            </w:pPr>
+            <w:r>
+              <w:rPr>
+                <w:rFonts w:eastAsia="Arial" w:cstheme="minorHAnsi"/>
+                <w:color w:val="1A1F36"/>
+              </w:rPr>
+              <w:t xml:space="preserve">CSV file upload, dataset preview, and </w:t>
+            </w:r>
+          </w:p>
+        </w:tc>
+        <w:tc>
+          <w:tcPr>
+            <w:tcW w:w="2956" w:type="dxa"/>
+            <w:tcBorders>
+              <w:top w:val="single" w:sz="1" w:space="0" w:color="C0C4D0"/>
+              <w:left w:val="single" w:sz="1" w:space="0" w:color="C0C4D0"/>
+              <w:bottom w:val="single" w:sz="1" w:space="0" w:color="C0C4D0"/>
+              <w:right w:val="single" w:sz="1" w:space="0" w:color="C0C4D0"/>
+            </w:tcBorders>
+            <w:shd w:val="clear" w:color="auto" w:fill="F4F5FA"/>
+            <w:tcMar>
+              <w:top w:w="70" w:type="dxa"/>
+              <w:left w:w="100" w:type="dxa"/>
+              <w:bottom w:w="70" w:type="dxa"/>
+              <w:right w:w="100" w:type="dxa"/>
+            </w:tcMar>
+          </w:tcPr>
+          <w:p>
+            <w:pPr>
+              <w:spacing w:line="260" w:lineRule="auto"/>
+              <w:rPr>
+                <w:rFonts w:cstheme="minorHAnsi"/>
+              </w:rPr>
+            </w:pPr>
+            <w:r>
+              <w:rPr>
+                <w:rFonts w:eastAsia="Arial" w:cstheme="minorHAnsi"/>
+                <w:color w:val="1A1F36"/>
+              </w:rPr>
+              <w:t>Log in as test user. POST a CSV file. Query the database for the new dataset</w:t>
+            </w:r>
+            <w:r>
+              <w:rPr>
+                <w:rFonts w:eastAsia="Arial" w:cstheme="minorHAnsi"/>
+                <w:color w:val="1A1F36"/>
+              </w:rPr>
+              <w:t>. Select dataset.</w:t>
+            </w:r>
+          </w:p>
+        </w:tc>
+        <w:tc>
+          <w:tcPr>
+            <w:tcW w:w="2037" w:type="dxa"/>
+            <w:tcBorders>
+              <w:top w:val="single" w:sz="1" w:space="0" w:color="C0C4D0"/>
+              <w:left w:val="single" w:sz="1" w:space="0" w:color="C0C4D0"/>
+              <w:bottom w:val="single" w:sz="1" w:space="0" w:color="C0C4D0"/>
+              <w:right w:val="single" w:sz="1" w:space="0" w:color="C0C4D0"/>
+            </w:tcBorders>
+            <w:shd w:val="clear" w:color="auto" w:fill="F4F5FA"/>
+            <w:tcMar>
+              <w:top w:w="70" w:type="dxa"/>
+              <w:left w:w="100" w:type="dxa"/>
+              <w:bottom w:w="70" w:type="dxa"/>
+              <w:right w:w="100" w:type="dxa"/>
+            </w:tcMar>
+          </w:tcPr>
+          <w:p>
+            <w:pPr>
+              <w:spacing w:line="260" w:lineRule="auto"/>
+              <w:rPr>
+                <w:rFonts w:cstheme="minorHAnsi"/>
+              </w:rPr>
+            </w:pPr>
+            <w:r>
+              <w:rPr>
+                <w:rFonts w:eastAsia="Arial" w:cstheme="minorHAnsi"/>
+                <w:color w:val="1A1F36"/>
+              </w:rPr>
+              <w:t xml:space="preserve">Upload returns HTTP 200 with {success: true}. Preview response contains columns, preview, stats, and highlights keys. </w:t>
+            </w:r>
+          </w:p>
+        </w:tc>
+        <w:tc>
+          <w:tcPr>
+            <w:tcW w:w="1126" w:type="dxa"/>
+            <w:tcBorders>
+              <w:top w:val="single" w:sz="1" w:space="0" w:color="C0C4D0"/>
+              <w:left w:val="single" w:sz="1" w:space="0" w:color="C0C4D0"/>
+              <w:bottom w:val="single" w:sz="1" w:space="0" w:color="C0C4D0"/>
+              <w:right w:val="single" w:sz="1" w:space="0" w:color="C0C4D0"/>
+            </w:tcBorders>
+            <w:shd w:val="clear" w:color="auto" w:fill="F4F5FA"/>
+            <w:tcMar>
+              <w:top w:w="70" w:type="dxa"/>
+              <w:left w:w="100" w:type="dxa"/>
+              <w:bottom w:w="70" w:type="dxa"/>
+              <w:right w:w="100" w:type="dxa"/>
+            </w:tcMar>
+          </w:tcPr>
+          <w:p>
+            <w:pPr>
+              <w:spacing w:line="260" w:lineRule="auto"/>
+              <w:rPr>
+                <w:rFonts w:cstheme="minorHAnsi"/>
+              </w:rPr>
+            </w:pPr>
+            <w:r>
+              <w:rPr>
+                <w:rFonts w:eastAsia="Courier New" w:cstheme="minorHAnsi"/>
+                <w:color w:val="1A1F36"/>
+              </w:rPr>
+              <w:t>FR-03, FR-04, FR-09</w:t>
+            </w:r>
+          </w:p>
+        </w:tc>
+      </w:tr>
+      <w:tr>
+        <w:tblPrEx>
+          <w:tblCellMar>
+            <w:top w:w="0" w:type="dxa"/>
+            <w:bottom w:w="0" w:type="dxa"/>
+          </w:tblCellMar>
+        </w:tblPrEx>
+        <w:tc>
+          <w:tcPr>
+            <w:tcW w:w="762" w:type="dxa"/>
+            <w:tcBorders>
+              <w:top w:val="single" w:sz="1" w:space="0" w:color="C0C4D0"/>
+              <w:left w:val="single" w:sz="1" w:space="0" w:color="C0C4D0"/>
+              <w:bottom w:val="single" w:sz="1" w:space="0" w:color="C0C4D0"/>
+              <w:right w:val="single" w:sz="1" w:space="0" w:color="C0C4D0"/>
+            </w:tcBorders>
+            <w:tcMar>
+              <w:top w:w="70" w:type="dxa"/>
+              <w:left w:w="100" w:type="dxa"/>
+              <w:bottom w:w="70" w:type="dxa"/>
+              <w:right w:w="100" w:type="dxa"/>
+            </w:tcMar>
+          </w:tcPr>
+          <w:p>
+            <w:pPr>
+              <w:spacing w:line="260" w:lineRule="auto"/>
+              <w:rPr>
+                <w:rFonts w:cstheme="minorHAnsi"/>
+              </w:rPr>
+            </w:pPr>
+            <w:r>
+              <w:rPr>
+                <w:rFonts w:eastAsia="Courier New" w:cstheme="minorHAnsi"/>
+                <w:b/>
+                <w:bCs/>
+                <w:color w:val="1A1F36"/>
+              </w:rPr>
+              <w:t>T-05</w:t>
+            </w:r>
+          </w:p>
+        </w:tc>
+        <w:tc>
+          <w:tcPr>
+            <w:tcW w:w="1196" w:type="dxa"/>
+            <w:tcBorders>
+              <w:top w:val="single" w:sz="1" w:space="0" w:color="C0C4D0"/>
+              <w:left w:val="single" w:sz="1" w:space="0" w:color="C0C4D0"/>
+              <w:bottom w:val="single" w:sz="1" w:space="0" w:color="C0C4D0"/>
+              <w:right w:val="single" w:sz="1" w:space="0" w:color="C0C4D0"/>
+            </w:tcBorders>
+            <w:tcMar>
+              <w:top w:w="70" w:type="dxa"/>
+              <w:left w:w="100" w:type="dxa"/>
+              <w:bottom w:w="70" w:type="dxa"/>
+              <w:right w:w="100" w:type="dxa"/>
+            </w:tcMar>
+          </w:tcPr>
+          <w:p>
+            <w:pPr>
+              <w:spacing w:line="260" w:lineRule="auto"/>
+              <w:rPr>
+                <w:rFonts w:cstheme="minorHAnsi"/>
+              </w:rPr>
+            </w:pPr>
+            <w:r>
+              <w:rPr>
+                <w:rFonts w:eastAsia="Arial" w:cstheme="minorHAnsi"/>
+                <w:color w:val="1A1F36"/>
+              </w:rPr>
+              <w:t>Integration</w:t>
+            </w:r>
+          </w:p>
+        </w:tc>
+        <w:tc>
+          <w:tcPr>
+            <w:tcW w:w="2123" w:type="dxa"/>
+            <w:tcBorders>
+              <w:top w:val="single" w:sz="1" w:space="0" w:color="C0C4D0"/>
+              <w:left w:val="single" w:sz="1" w:space="0" w:color="C0C4D0"/>
+              <w:bottom w:val="single" w:sz="1" w:space="0" w:color="C0C4D0"/>
+              <w:right w:val="single" w:sz="1" w:space="0" w:color="C0C4D0"/>
+            </w:tcBorders>
+            <w:tcMar>
+              <w:top w:w="70" w:type="dxa"/>
+              <w:left w:w="100" w:type="dxa"/>
+              <w:bottom w:w="70" w:type="dxa"/>
+              <w:right w:w="100" w:type="dxa"/>
+            </w:tcMar>
+          </w:tcPr>
+          <w:p>
+            <w:pPr>
+              <w:spacing w:line="260" w:lineRule="auto"/>
+              <w:rPr>
+                <w:rFonts w:cstheme="minorHAnsi"/>
+              </w:rPr>
+            </w:pPr>
+            <w:r>
+              <w:rPr>
+                <w:rFonts w:eastAsia="Arial" w:cstheme="minorHAnsi"/>
+                <w:color w:val="1A1F36"/>
+              </w:rPr>
+              <w:t>Dataset cleaning creates a new cleaned dataset</w:t>
+            </w:r>
+          </w:p>
+        </w:tc>
+        <w:tc>
+          <w:tcPr>
+            <w:tcW w:w="2956" w:type="dxa"/>
+            <w:tcBorders>
+              <w:top w:val="single" w:sz="1" w:space="0" w:color="C0C4D0"/>
+              <w:left w:val="single" w:sz="1" w:space="0" w:color="C0C4D0"/>
+              <w:bottom w:val="single" w:sz="1" w:space="0" w:color="C0C4D0"/>
+              <w:right w:val="single" w:sz="1" w:space="0" w:color="C0C4D0"/>
+            </w:tcBorders>
+            <w:tcMar>
+              <w:top w:w="70" w:type="dxa"/>
+              <w:left w:w="100" w:type="dxa"/>
+              <w:bottom w:w="70" w:type="dxa"/>
+              <w:right w:w="100" w:type="dxa"/>
+            </w:tcMar>
+          </w:tcPr>
+          <w:p>
+            <w:pPr>
+              <w:spacing w:line="260" w:lineRule="auto"/>
+              <w:rPr>
+                <w:rFonts w:cstheme="minorHAnsi"/>
+              </w:rPr>
+            </w:pPr>
+            <w:r>
+              <w:rPr>
+                <w:rFonts w:eastAsia="Arial" w:cstheme="minorHAnsi"/>
+                <w:color w:val="1A1F36"/>
+              </w:rPr>
+              <w:t xml:space="preserve">Log in. Create a dataset record from a </w:t>
+            </w:r>
+            <w:proofErr w:type="spellStart"/>
+            <w:r>
+              <w:rPr>
+                <w:rFonts w:eastAsia="Arial" w:cstheme="minorHAnsi"/>
+                <w:color w:val="1A1F36"/>
+              </w:rPr>
+              <w:t>DataFrame</w:t>
+            </w:r>
+            <w:proofErr w:type="spellEnd"/>
+            <w:r>
+              <w:rPr>
+                <w:rFonts w:eastAsia="Arial" w:cstheme="minorHAnsi"/>
+                <w:color w:val="1A1F36"/>
+              </w:rPr>
+              <w:t xml:space="preserve"> containing </w:t>
+            </w:r>
+            <w:r>
+              <w:rPr>
+                <w:rFonts w:eastAsia="Arial" w:cstheme="minorHAnsi"/>
+                <w:color w:val="1A1F36"/>
+              </w:rPr>
+              <w:lastRenderedPageBreak/>
+              <w:t>a null value in the amount column.</w:t>
+            </w:r>
+          </w:p>
+        </w:tc>
+        <w:tc>
+          <w:tcPr>
+            <w:tcW w:w="2037" w:type="dxa"/>
+            <w:tcBorders>
+              <w:top w:val="single" w:sz="1" w:space="0" w:color="C0C4D0"/>
+              <w:left w:val="single" w:sz="1" w:space="0" w:color="C0C4D0"/>
+              <w:bottom w:val="single" w:sz="1" w:space="0" w:color="C0C4D0"/>
+              <w:right w:val="single" w:sz="1" w:space="0" w:color="C0C4D0"/>
+            </w:tcBorders>
+            <w:tcMar>
+              <w:top w:w="70" w:type="dxa"/>
+              <w:left w:w="100" w:type="dxa"/>
+              <w:bottom w:w="70" w:type="dxa"/>
+              <w:right w:w="100" w:type="dxa"/>
+            </w:tcMar>
+          </w:tcPr>
+          <w:p>
+            <w:pPr>
+              <w:spacing w:line="260" w:lineRule="auto"/>
+              <w:rPr>
+                <w:rFonts w:cstheme="minorHAnsi"/>
+              </w:rPr>
+            </w:pPr>
+            <w:r>
+              <w:rPr>
+                <w:rFonts w:eastAsia="Arial" w:cstheme="minorHAnsi"/>
+                <w:color w:val="1A1F36"/>
+              </w:rPr>
+              <w:lastRenderedPageBreak/>
+              <w:t>The new</w:t>
+            </w:r>
+            <w:r>
+              <w:rPr>
+                <w:rFonts w:eastAsia="Arial" w:cstheme="minorHAnsi"/>
+                <w:color w:val="1A1F36"/>
+              </w:rPr>
+              <w:t xml:space="preserve"> cleaned</w:t>
+            </w:r>
+            <w:r>
+              <w:rPr>
+                <w:rFonts w:eastAsia="Arial" w:cstheme="minorHAnsi"/>
+                <w:color w:val="1A1F36"/>
+              </w:rPr>
+              <w:t xml:space="preserve"> dataset record </w:t>
+            </w:r>
+            <w:r>
+              <w:rPr>
+                <w:rFonts w:eastAsia="Arial" w:cstheme="minorHAnsi"/>
+                <w:color w:val="1A1F36"/>
+              </w:rPr>
+              <w:lastRenderedPageBreak/>
+              <w:t xml:space="preserve">exists in the database. </w:t>
+            </w:r>
+          </w:p>
+        </w:tc>
+        <w:tc>
+          <w:tcPr>
+            <w:tcW w:w="1126" w:type="dxa"/>
+            <w:tcBorders>
+              <w:top w:val="single" w:sz="1" w:space="0" w:color="C0C4D0"/>
+              <w:left w:val="single" w:sz="1" w:space="0" w:color="C0C4D0"/>
+              <w:bottom w:val="single" w:sz="1" w:space="0" w:color="C0C4D0"/>
+              <w:right w:val="single" w:sz="1" w:space="0" w:color="C0C4D0"/>
+            </w:tcBorders>
+            <w:tcMar>
+              <w:top w:w="70" w:type="dxa"/>
+              <w:left w:w="100" w:type="dxa"/>
+              <w:bottom w:w="70" w:type="dxa"/>
+              <w:right w:w="100" w:type="dxa"/>
+            </w:tcMar>
+          </w:tcPr>
+          <w:p>
+            <w:pPr>
+              <w:spacing w:line="260" w:lineRule="auto"/>
+              <w:rPr>
+                <w:rFonts w:cstheme="minorHAnsi"/>
+              </w:rPr>
+            </w:pPr>
+            <w:r>
+              <w:rPr>
+                <w:rFonts w:eastAsia="Courier New" w:cstheme="minorHAnsi"/>
+                <w:color w:val="1A1F36"/>
+              </w:rPr>
+              <w:lastRenderedPageBreak/>
+              <w:t>FR-04, FR-09</w:t>
+            </w:r>
+          </w:p>
+        </w:tc>
+      </w:tr>
+      <w:tr>
+        <w:tblPrEx>
+          <w:tblCellMar>
+            <w:top w:w="0" w:type="dxa"/>
+            <w:bottom w:w="0" w:type="dxa"/>
+          </w:tblCellMar>
+        </w:tblPrEx>
+        <w:tc>
+          <w:tcPr>
+            <w:tcW w:w="762" w:type="dxa"/>
+            <w:tcBorders>
+              <w:top w:val="single" w:sz="1" w:space="0" w:color="C0C4D0"/>
+              <w:left w:val="single" w:sz="1" w:space="0" w:color="C0C4D0"/>
+              <w:bottom w:val="single" w:sz="1" w:space="0" w:color="C0C4D0"/>
+              <w:right w:val="single" w:sz="1" w:space="0" w:color="C0C4D0"/>
+            </w:tcBorders>
+            <w:shd w:val="clear" w:color="auto" w:fill="F4F5FA"/>
+            <w:tcMar>
+              <w:top w:w="70" w:type="dxa"/>
+              <w:left w:w="100" w:type="dxa"/>
+              <w:bottom w:w="70" w:type="dxa"/>
+              <w:right w:w="100" w:type="dxa"/>
+            </w:tcMar>
+          </w:tcPr>
+          <w:p>
+            <w:pPr>
+              <w:spacing w:line="260" w:lineRule="auto"/>
+              <w:rPr>
+                <w:rFonts w:cstheme="minorHAnsi"/>
+              </w:rPr>
+            </w:pPr>
+            <w:r>
+              <w:rPr>
+                <w:rFonts w:eastAsia="Courier New" w:cstheme="minorHAnsi"/>
+                <w:b/>
+                <w:bCs/>
+                <w:color w:val="1A1F36"/>
+              </w:rPr>
+              <w:t>T-06</w:t>
+            </w:r>
+          </w:p>
+        </w:tc>
+        <w:tc>
+          <w:tcPr>
+            <w:tcW w:w="1196" w:type="dxa"/>
+            <w:tcBorders>
+              <w:top w:val="single" w:sz="1" w:space="0" w:color="C0C4D0"/>
+              <w:left w:val="single" w:sz="1" w:space="0" w:color="C0C4D0"/>
+              <w:bottom w:val="single" w:sz="1" w:space="0" w:color="C0C4D0"/>
+              <w:right w:val="single" w:sz="1" w:space="0" w:color="C0C4D0"/>
+            </w:tcBorders>
+            <w:shd w:val="clear" w:color="auto" w:fill="F4F5FA"/>
+            <w:tcMar>
+              <w:top w:w="70" w:type="dxa"/>
+              <w:left w:w="100" w:type="dxa"/>
+              <w:bottom w:w="70" w:type="dxa"/>
+              <w:right w:w="100" w:type="dxa"/>
+            </w:tcMar>
+          </w:tcPr>
+          <w:p>
+            <w:pPr>
+              <w:spacing w:line="260" w:lineRule="auto"/>
+              <w:rPr>
+                <w:rFonts w:cstheme="minorHAnsi"/>
+              </w:rPr>
+            </w:pPr>
+            <w:r>
+              <w:rPr>
+                <w:rFonts w:eastAsia="Arial" w:cstheme="minorHAnsi"/>
+                <w:color w:val="1A1F36"/>
+              </w:rPr>
+              <w:t>Integration</w:t>
+            </w:r>
+          </w:p>
+        </w:tc>
+        <w:tc>
+          <w:tcPr>
+            <w:tcW w:w="2123" w:type="dxa"/>
+            <w:tcBorders>
+              <w:top w:val="single" w:sz="1" w:space="0" w:color="C0C4D0"/>
+              <w:left w:val="single" w:sz="1" w:space="0" w:color="C0C4D0"/>
+              <w:bottom w:val="single" w:sz="1" w:space="0" w:color="C0C4D0"/>
+              <w:right w:val="single" w:sz="1" w:space="0" w:color="C0C4D0"/>
+            </w:tcBorders>
+            <w:shd w:val="clear" w:color="auto" w:fill="F4F5FA"/>
+            <w:tcMar>
+              <w:top w:w="70" w:type="dxa"/>
+              <w:left w:w="100" w:type="dxa"/>
+              <w:bottom w:w="70" w:type="dxa"/>
+              <w:right w:w="100" w:type="dxa"/>
+            </w:tcMar>
+          </w:tcPr>
+          <w:p>
+            <w:pPr>
+              <w:spacing w:line="260" w:lineRule="auto"/>
+              <w:rPr>
+                <w:rFonts w:cstheme="minorHAnsi"/>
+              </w:rPr>
+            </w:pPr>
+            <w:r>
+              <w:rPr>
+                <w:rFonts w:eastAsia="Arial" w:cstheme="minorHAnsi"/>
+                <w:color w:val="1A1F36"/>
+              </w:rPr>
+              <w:t>Bar chart generation via the chart API</w:t>
+            </w:r>
+          </w:p>
+        </w:tc>
+        <w:tc>
+          <w:tcPr>
+            <w:tcW w:w="2956" w:type="dxa"/>
+            <w:tcBorders>
+              <w:top w:val="single" w:sz="1" w:space="0" w:color="C0C4D0"/>
+              <w:left w:val="single" w:sz="1" w:space="0" w:color="C0C4D0"/>
+              <w:bottom w:val="single" w:sz="1" w:space="0" w:color="C0C4D0"/>
+              <w:right w:val="single" w:sz="1" w:space="0" w:color="C0C4D0"/>
+            </w:tcBorders>
+            <w:shd w:val="clear" w:color="auto" w:fill="F4F5FA"/>
+            <w:tcMar>
+              <w:top w:w="70" w:type="dxa"/>
+              <w:left w:w="100" w:type="dxa"/>
+              <w:bottom w:w="70" w:type="dxa"/>
+              <w:right w:w="100" w:type="dxa"/>
+            </w:tcMar>
+          </w:tcPr>
+          <w:p>
+            <w:pPr>
+              <w:spacing w:line="260" w:lineRule="auto"/>
+              <w:rPr>
+                <w:rFonts w:cstheme="minorHAnsi"/>
+              </w:rPr>
+            </w:pPr>
+            <w:r>
+              <w:rPr>
+                <w:rFonts w:eastAsia="Arial" w:cstheme="minorHAnsi"/>
+                <w:color w:val="1A1F36"/>
+              </w:rPr>
+              <w:t>Log in. Create a dataset with category and value columns (4 rows).</w:t>
+            </w:r>
+          </w:p>
+        </w:tc>
+        <w:tc>
+          <w:tcPr>
+            <w:tcW w:w="2037" w:type="dxa"/>
+            <w:tcBorders>
+              <w:top w:val="single" w:sz="1" w:space="0" w:color="C0C4D0"/>
+              <w:left w:val="single" w:sz="1" w:space="0" w:color="C0C4D0"/>
+              <w:bottom w:val="single" w:sz="1" w:space="0" w:color="C0C4D0"/>
+              <w:right w:val="single" w:sz="1" w:space="0" w:color="C0C4D0"/>
+            </w:tcBorders>
+            <w:shd w:val="clear" w:color="auto" w:fill="F4F5FA"/>
+            <w:tcMar>
+              <w:top w:w="70" w:type="dxa"/>
+              <w:left w:w="100" w:type="dxa"/>
+              <w:bottom w:w="70" w:type="dxa"/>
+              <w:right w:w="100" w:type="dxa"/>
+            </w:tcMar>
+          </w:tcPr>
+          <w:p>
+            <w:pPr>
+              <w:spacing w:line="260" w:lineRule="auto"/>
+              <w:rPr>
+                <w:rFonts w:cstheme="minorHAnsi"/>
+              </w:rPr>
+            </w:pPr>
+            <w:r>
+              <w:rPr>
+                <w:rFonts w:eastAsia="Arial" w:cstheme="minorHAnsi"/>
+                <w:color w:val="1A1F36"/>
+              </w:rPr>
+              <w:t>Response body contains a chart object with a data array</w:t>
+            </w:r>
+            <w:r>
+              <w:rPr>
+                <w:rFonts w:eastAsia="Arial" w:cstheme="minorHAnsi"/>
+                <w:color w:val="1A1F36"/>
+              </w:rPr>
+              <w:t>.</w:t>
+            </w:r>
+          </w:p>
+        </w:tc>
+        <w:tc>
+          <w:tcPr>
+            <w:tcW w:w="1126" w:type="dxa"/>
+            <w:tcBorders>
+              <w:top w:val="single" w:sz="1" w:space="0" w:color="C0C4D0"/>
+              <w:left w:val="single" w:sz="1" w:space="0" w:color="C0C4D0"/>
+              <w:bottom w:val="single" w:sz="1" w:space="0" w:color="C0C4D0"/>
+              <w:right w:val="single" w:sz="1" w:space="0" w:color="C0C4D0"/>
+            </w:tcBorders>
+            <w:shd w:val="clear" w:color="auto" w:fill="F4F5FA"/>
+            <w:tcMar>
+              <w:top w:w="70" w:type="dxa"/>
+              <w:left w:w="100" w:type="dxa"/>
+              <w:bottom w:w="70" w:type="dxa"/>
+              <w:right w:w="100" w:type="dxa"/>
+            </w:tcMar>
+          </w:tcPr>
+          <w:p>
+            <w:pPr>
+              <w:spacing w:line="260" w:lineRule="auto"/>
+              <w:rPr>
+                <w:rFonts w:cstheme="minorHAnsi"/>
+              </w:rPr>
+            </w:pPr>
+            <w:r>
+              <w:rPr>
+                <w:rFonts w:eastAsia="Courier New" w:cstheme="minorHAnsi"/>
+                <w:color w:val="1A1F36"/>
+              </w:rPr>
+              <w:t>FR-05</w:t>
+            </w:r>
+          </w:p>
+        </w:tc>
+      </w:tr>
+      <w:tr>
+        <w:tblPrEx>
+          <w:tblCellMar>
+            <w:top w:w="0" w:type="dxa"/>
+            <w:bottom w:w="0" w:type="dxa"/>
+          </w:tblCellMar>
+        </w:tblPrEx>
+        <w:tc>
+          <w:tcPr>
+            <w:tcW w:w="762" w:type="dxa"/>
+            <w:tcBorders>
+              <w:top w:val="single" w:sz="1" w:space="0" w:color="C0C4D0"/>
+              <w:left w:val="single" w:sz="1" w:space="0" w:color="C0C4D0"/>
+              <w:bottom w:val="single" w:sz="1" w:space="0" w:color="C0C4D0"/>
+              <w:right w:val="single" w:sz="1" w:space="0" w:color="C0C4D0"/>
+            </w:tcBorders>
+            <w:tcMar>
+              <w:top w:w="70" w:type="dxa"/>
+              <w:left w:w="100" w:type="dxa"/>
+              <w:bottom w:w="70" w:type="dxa"/>
+              <w:right w:w="100" w:type="dxa"/>
+            </w:tcMar>
+          </w:tcPr>
+          <w:p>
+            <w:pPr>
+              <w:spacing w:line="260" w:lineRule="auto"/>
+              <w:rPr>
+                <w:rFonts w:cstheme="minorHAnsi"/>
+              </w:rPr>
+            </w:pPr>
+            <w:r>
+              <w:rPr>
+                <w:rFonts w:eastAsia="Courier New" w:cstheme="minorHAnsi"/>
+                <w:b/>
+                <w:bCs/>
+                <w:color w:val="1A1F36"/>
+              </w:rPr>
+              <w:t>T-07</w:t>
+            </w:r>
+          </w:p>
+        </w:tc>
+        <w:tc>
+          <w:tcPr>
+            <w:tcW w:w="1196" w:type="dxa"/>
+            <w:tcBorders>
+              <w:top w:val="single" w:sz="1" w:space="0" w:color="C0C4D0"/>
+              <w:left w:val="single" w:sz="1" w:space="0" w:color="C0C4D0"/>
+              <w:bottom w:val="single" w:sz="1" w:space="0" w:color="C0C4D0"/>
+              <w:right w:val="single" w:sz="1" w:space="0" w:color="C0C4D0"/>
+            </w:tcBorders>
+            <w:tcMar>
+              <w:top w:w="70" w:type="dxa"/>
+              <w:left w:w="100" w:type="dxa"/>
+              <w:bottom w:w="70" w:type="dxa"/>
+              <w:right w:w="100" w:type="dxa"/>
+            </w:tcMar>
+          </w:tcPr>
+          <w:p>
+            <w:pPr>
+              <w:spacing w:line="260" w:lineRule="auto"/>
+              <w:rPr>
+                <w:rFonts w:cstheme="minorHAnsi"/>
+              </w:rPr>
+            </w:pPr>
+            <w:r>
+              <w:rPr>
+                <w:rFonts w:eastAsia="Arial" w:cstheme="minorHAnsi"/>
+                <w:color w:val="1A1F36"/>
+              </w:rPr>
+              <w:t>Unit</w:t>
+            </w:r>
+          </w:p>
+        </w:tc>
+        <w:tc>
+          <w:tcPr>
+            <w:tcW w:w="2123" w:type="dxa"/>
+            <w:tcBorders>
+              <w:top w:val="single" w:sz="1" w:space="0" w:color="C0C4D0"/>
+              <w:left w:val="single" w:sz="1" w:space="0" w:color="C0C4D0"/>
+              <w:bottom w:val="single" w:sz="1" w:space="0" w:color="C0C4D0"/>
+              <w:right w:val="single" w:sz="1" w:space="0" w:color="C0C4D0"/>
+            </w:tcBorders>
+            <w:tcMar>
+              <w:top w:w="70" w:type="dxa"/>
+              <w:left w:w="100" w:type="dxa"/>
+              <w:bottom w:w="70" w:type="dxa"/>
+              <w:right w:w="100" w:type="dxa"/>
+            </w:tcMar>
+          </w:tcPr>
+          <w:p>
+            <w:pPr>
+              <w:spacing w:line="260" w:lineRule="auto"/>
+              <w:rPr>
+                <w:rFonts w:cstheme="minorHAnsi"/>
+              </w:rPr>
+            </w:pPr>
+            <w:r>
+              <w:rPr>
+                <w:rFonts w:eastAsia="Arial" w:cstheme="minorHAnsi"/>
+                <w:color w:val="1A1F36"/>
+              </w:rPr>
+              <w:t>Heatmap chart export generation</w:t>
+            </w:r>
+          </w:p>
+        </w:tc>
+        <w:tc>
+          <w:tcPr>
+            <w:tcW w:w="2956" w:type="dxa"/>
+            <w:tcBorders>
+              <w:top w:val="single" w:sz="1" w:space="0" w:color="C0C4D0"/>
+              <w:left w:val="single" w:sz="1" w:space="0" w:color="C0C4D0"/>
+              <w:bottom w:val="single" w:sz="1" w:space="0" w:color="C0C4D0"/>
+              <w:right w:val="single" w:sz="1" w:space="0" w:color="C0C4D0"/>
+            </w:tcBorders>
+            <w:tcMar>
+              <w:top w:w="70" w:type="dxa"/>
+              <w:left w:w="100" w:type="dxa"/>
+              <w:bottom w:w="70" w:type="dxa"/>
+              <w:right w:w="100" w:type="dxa"/>
+            </w:tcMar>
+          </w:tcPr>
+          <w:p>
+            <w:pPr>
+              <w:spacing w:line="260" w:lineRule="auto"/>
+              <w:rPr>
+                <w:rFonts w:cstheme="minorHAnsi"/>
+              </w:rPr>
+            </w:pPr>
+            <w:r>
+              <w:rPr>
+                <w:rFonts w:eastAsia="Arial" w:cstheme="minorHAnsi"/>
+                <w:color w:val="1A1F36"/>
+              </w:rPr>
+              <w:t xml:space="preserve">Call </w:t>
+            </w:r>
+            <w:proofErr w:type="spellStart"/>
+            <w:r>
+              <w:rPr>
+                <w:rFonts w:eastAsia="Arial" w:cstheme="minorHAnsi"/>
+                <w:color w:val="1A1F36"/>
+              </w:rPr>
+              <w:t>generate_chart_</w:t>
+            </w:r>
+            <w:proofErr w:type="gramStart"/>
+            <w:r>
+              <w:rPr>
+                <w:rFonts w:eastAsia="Arial" w:cstheme="minorHAnsi"/>
+                <w:color w:val="1A1F36"/>
+              </w:rPr>
+              <w:t>json</w:t>
+            </w:r>
+            <w:proofErr w:type="spellEnd"/>
+            <w:r>
+              <w:rPr>
+                <w:rFonts w:eastAsia="Arial" w:cstheme="minorHAnsi"/>
+                <w:color w:val="1A1F36"/>
+              </w:rPr>
+              <w:t>(</w:t>
+            </w:r>
+            <w:proofErr w:type="gramEnd"/>
+            <w:r>
+              <w:rPr>
+                <w:rFonts w:eastAsia="Arial" w:cstheme="minorHAnsi"/>
+                <w:color w:val="1A1F36"/>
+              </w:rPr>
+              <w:t xml:space="preserve">) directly with a </w:t>
+            </w:r>
+            <w:proofErr w:type="spellStart"/>
+            <w:r>
+              <w:rPr>
+                <w:rFonts w:eastAsia="Arial" w:cstheme="minorHAnsi"/>
+                <w:color w:val="1A1F36"/>
+              </w:rPr>
+              <w:t>DataFrame</w:t>
+            </w:r>
+            <w:proofErr w:type="spellEnd"/>
+            <w:r>
+              <w:rPr>
+                <w:rFonts w:eastAsia="Arial" w:cstheme="minorHAnsi"/>
+                <w:color w:val="1A1F36"/>
+              </w:rPr>
+              <w:t xml:space="preserve"> and config </w:t>
+            </w:r>
+            <w:r>
+              <w:rPr>
+                <w:rFonts w:eastAsia="Arial" w:cstheme="minorHAnsi"/>
+                <w:color w:val="1A1F36"/>
+              </w:rPr>
+              <w:t>with</w:t>
+            </w:r>
+            <w:r>
+              <w:rPr>
+                <w:rFonts w:eastAsia="Arial" w:cstheme="minorHAnsi"/>
+                <w:color w:val="1A1F36"/>
+              </w:rPr>
+              <w:t xml:space="preserve"> </w:t>
+            </w:r>
+            <w:proofErr w:type="spellStart"/>
+            <w:r>
+              <w:rPr>
+                <w:rFonts w:eastAsia="Arial" w:cstheme="minorHAnsi"/>
+                <w:color w:val="1A1F36"/>
+              </w:rPr>
+              <w:t>chart_type</w:t>
+            </w:r>
+            <w:proofErr w:type="spellEnd"/>
+            <w:r>
+              <w:rPr>
+                <w:rFonts w:eastAsia="Arial" w:cstheme="minorHAnsi"/>
+                <w:color w:val="1A1F36"/>
+              </w:rPr>
+              <w:t>: heatmap.</w:t>
+            </w:r>
+          </w:p>
+        </w:tc>
+        <w:tc>
+          <w:tcPr>
+            <w:tcW w:w="2037" w:type="dxa"/>
+            <w:tcBorders>
+              <w:top w:val="single" w:sz="1" w:space="0" w:color="C0C4D0"/>
+              <w:left w:val="single" w:sz="1" w:space="0" w:color="C0C4D0"/>
+              <w:bottom w:val="single" w:sz="1" w:space="0" w:color="C0C4D0"/>
+              <w:right w:val="single" w:sz="1" w:space="0" w:color="C0C4D0"/>
+            </w:tcBorders>
+            <w:tcMar>
+              <w:top w:w="70" w:type="dxa"/>
+              <w:left w:w="100" w:type="dxa"/>
+              <w:bottom w:w="70" w:type="dxa"/>
+              <w:right w:w="100" w:type="dxa"/>
+            </w:tcMar>
+          </w:tcPr>
+          <w:p>
+            <w:pPr>
+              <w:spacing w:line="260" w:lineRule="auto"/>
+              <w:rPr>
+                <w:rFonts w:cstheme="minorHAnsi"/>
+              </w:rPr>
+            </w:pPr>
+            <w:r>
+              <w:rPr>
+                <w:rFonts w:eastAsia="Arial" w:cstheme="minorHAnsi"/>
+                <w:color w:val="1A1F36"/>
+              </w:rPr>
+              <w:t xml:space="preserve">Returned </w:t>
+            </w:r>
+            <w:proofErr w:type="spellStart"/>
+            <w:r>
+              <w:rPr>
+                <w:rFonts w:eastAsia="Arial" w:cstheme="minorHAnsi"/>
+                <w:color w:val="1A1F36"/>
+              </w:rPr>
+              <w:t>dict</w:t>
+            </w:r>
+            <w:proofErr w:type="spellEnd"/>
+            <w:r>
+              <w:rPr>
+                <w:rFonts w:eastAsia="Arial" w:cstheme="minorHAnsi"/>
+                <w:color w:val="1A1F36"/>
+              </w:rPr>
+              <w:t xml:space="preserve"> contains data and layout keys with valid Plotly.js heatmap trace structure.</w:t>
+            </w:r>
+          </w:p>
+        </w:tc>
+        <w:tc>
+          <w:tcPr>
+            <w:tcW w:w="1126" w:type="dxa"/>
+            <w:tcBorders>
+              <w:top w:val="single" w:sz="1" w:space="0" w:color="C0C4D0"/>
+              <w:left w:val="single" w:sz="1" w:space="0" w:color="C0C4D0"/>
+              <w:bottom w:val="single" w:sz="1" w:space="0" w:color="C0C4D0"/>
+              <w:right w:val="single" w:sz="1" w:space="0" w:color="C0C4D0"/>
+            </w:tcBorders>
+            <w:tcMar>
+              <w:top w:w="70" w:type="dxa"/>
+              <w:left w:w="100" w:type="dxa"/>
+              <w:bottom w:w="70" w:type="dxa"/>
+              <w:right w:w="100" w:type="dxa"/>
+            </w:tcMar>
+          </w:tcPr>
+          <w:p>
+            <w:pPr>
+              <w:spacing w:line="260" w:lineRule="auto"/>
+              <w:rPr>
+                <w:rFonts w:cstheme="minorHAnsi"/>
+              </w:rPr>
+            </w:pPr>
+            <w:r>
+              <w:rPr>
+                <w:rFonts w:eastAsia="Courier New" w:cstheme="minorHAnsi"/>
+                <w:color w:val="1A1F36"/>
+              </w:rPr>
+              <w:t>FR-05, FR-07</w:t>
+            </w:r>
+          </w:p>
+        </w:tc>
+      </w:tr>
+      <w:tr>
+        <w:tblPrEx>
+          <w:tblCellMar>
+            <w:top w:w="0" w:type="dxa"/>
+            <w:bottom w:w="0" w:type="dxa"/>
+          </w:tblCellMar>
+        </w:tblPrEx>
+        <w:tc>
+          <w:tcPr>
+            <w:tcW w:w="762" w:type="dxa"/>
+            <w:tcBorders>
+              <w:top w:val="single" w:sz="1" w:space="0" w:color="C0C4D0"/>
+              <w:left w:val="single" w:sz="1" w:space="0" w:color="C0C4D0"/>
+              <w:bottom w:val="single" w:sz="1" w:space="0" w:color="C0C4D0"/>
+              <w:right w:val="single" w:sz="1" w:space="0" w:color="C0C4D0"/>
+            </w:tcBorders>
+            <w:shd w:val="clear" w:color="auto" w:fill="F4F5FA"/>
+            <w:tcMar>
+              <w:top w:w="70" w:type="dxa"/>
+              <w:left w:w="100" w:type="dxa"/>
+              <w:bottom w:w="70" w:type="dxa"/>
+              <w:right w:w="100" w:type="dxa"/>
+            </w:tcMar>
+          </w:tcPr>
+          <w:p>
+            <w:pPr>
+              <w:spacing w:line="260" w:lineRule="auto"/>
+              <w:rPr>
+                <w:rFonts w:cstheme="minorHAnsi"/>
+              </w:rPr>
+            </w:pPr>
+            <w:r>
+              <w:rPr>
+                <w:rFonts w:eastAsia="Courier New" w:cstheme="minorHAnsi"/>
+                <w:b/>
+                <w:bCs/>
+                <w:color w:val="1A1F36"/>
+              </w:rPr>
+              <w:t>T-08</w:t>
+            </w:r>
+          </w:p>
+        </w:tc>
+        <w:tc>
+          <w:tcPr>
+            <w:tcW w:w="1196" w:type="dxa"/>
+            <w:tcBorders>
+              <w:top w:val="single" w:sz="1" w:space="0" w:color="C0C4D0"/>
+              <w:left w:val="single" w:sz="1" w:space="0" w:color="C0C4D0"/>
+              <w:bottom w:val="single" w:sz="1" w:space="0" w:color="C0C4D0"/>
+              <w:right w:val="single" w:sz="1" w:space="0" w:color="C0C4D0"/>
+            </w:tcBorders>
+            <w:shd w:val="clear" w:color="auto" w:fill="F4F5FA"/>
+            <w:tcMar>
+              <w:top w:w="70" w:type="dxa"/>
+              <w:left w:w="100" w:type="dxa"/>
+              <w:bottom w:w="70" w:type="dxa"/>
+              <w:right w:w="100" w:type="dxa"/>
+            </w:tcMar>
+          </w:tcPr>
+          <w:p>
+            <w:pPr>
+              <w:spacing w:line="260" w:lineRule="auto"/>
+              <w:rPr>
+                <w:rFonts w:cstheme="minorHAnsi"/>
+              </w:rPr>
+            </w:pPr>
+            <w:r>
+              <w:rPr>
+                <w:rFonts w:eastAsia="Arial" w:cstheme="minorHAnsi"/>
+                <w:color w:val="1A1F36"/>
+              </w:rPr>
+              <w:t>Integration</w:t>
+            </w:r>
+          </w:p>
+        </w:tc>
+        <w:tc>
+          <w:tcPr>
+            <w:tcW w:w="2123" w:type="dxa"/>
+            <w:tcBorders>
+              <w:top w:val="single" w:sz="1" w:space="0" w:color="C0C4D0"/>
+              <w:left w:val="single" w:sz="1" w:space="0" w:color="C0C4D0"/>
+              <w:bottom w:val="single" w:sz="1" w:space="0" w:color="C0C4D0"/>
+              <w:right w:val="single" w:sz="1" w:space="0" w:color="C0C4D0"/>
+            </w:tcBorders>
+            <w:shd w:val="clear" w:color="auto" w:fill="F4F5FA"/>
+            <w:tcMar>
+              <w:top w:w="70" w:type="dxa"/>
+              <w:left w:w="100" w:type="dxa"/>
+              <w:bottom w:w="70" w:type="dxa"/>
+              <w:right w:w="100" w:type="dxa"/>
+            </w:tcMar>
+          </w:tcPr>
+          <w:p>
+            <w:pPr>
+              <w:spacing w:line="260" w:lineRule="auto"/>
+              <w:rPr>
+                <w:rFonts w:cstheme="minorHAnsi"/>
+              </w:rPr>
+            </w:pPr>
+            <w:r>
+              <w:rPr>
+                <w:rFonts w:eastAsia="Arial" w:cstheme="minorHAnsi"/>
+                <w:color w:val="1A1F36"/>
+              </w:rPr>
+              <w:t>Dashboard save, retrieve,</w:t>
+            </w:r>
+            <w:r>
+              <w:rPr>
+                <w:rFonts w:eastAsia="Arial" w:cstheme="minorHAnsi"/>
+                <w:color w:val="1A1F36"/>
+              </w:rPr>
+              <w:t xml:space="preserve"> </w:t>
+            </w:r>
+            <w:r>
+              <w:rPr>
+                <w:rFonts w:eastAsia="Arial" w:cstheme="minorHAnsi"/>
+                <w:color w:val="1A1F36"/>
+              </w:rPr>
+              <w:t>and delete lifecycle</w:t>
+            </w:r>
+          </w:p>
+        </w:tc>
+        <w:tc>
+          <w:tcPr>
+            <w:tcW w:w="2956" w:type="dxa"/>
+            <w:tcBorders>
+              <w:top w:val="single" w:sz="1" w:space="0" w:color="C0C4D0"/>
+              <w:left w:val="single" w:sz="1" w:space="0" w:color="C0C4D0"/>
+              <w:bottom w:val="single" w:sz="1" w:space="0" w:color="C0C4D0"/>
+              <w:right w:val="single" w:sz="1" w:space="0" w:color="C0C4D0"/>
+            </w:tcBorders>
+            <w:shd w:val="clear" w:color="auto" w:fill="F4F5FA"/>
+            <w:tcMar>
+              <w:top w:w="70" w:type="dxa"/>
+              <w:left w:w="100" w:type="dxa"/>
+              <w:bottom w:w="70" w:type="dxa"/>
+              <w:right w:w="100" w:type="dxa"/>
+            </w:tcMar>
+          </w:tcPr>
+          <w:p>
+            <w:pPr>
+              <w:spacing w:line="260" w:lineRule="auto"/>
+              <w:rPr>
+                <w:rFonts w:cstheme="minorHAnsi"/>
+              </w:rPr>
+            </w:pPr>
+            <w:r>
+              <w:rPr>
+                <w:rFonts w:eastAsia="Arial" w:cstheme="minorHAnsi"/>
+                <w:color w:val="1A1F36"/>
+              </w:rPr>
+              <w:t xml:space="preserve">Log in. Create a </w:t>
+            </w:r>
+            <w:proofErr w:type="spellStart"/>
+            <w:r>
+              <w:rPr>
+                <w:rFonts w:eastAsia="Arial" w:cstheme="minorHAnsi"/>
+                <w:color w:val="1A1F36"/>
+              </w:rPr>
+              <w:t>datasetsave</w:t>
+            </w:r>
+            <w:proofErr w:type="spellEnd"/>
+            <w:r>
+              <w:rPr>
+                <w:rFonts w:eastAsia="Arial" w:cstheme="minorHAnsi"/>
+                <w:color w:val="1A1F36"/>
+              </w:rPr>
+              <w:t xml:space="preserve"> with a name and chart config. </w:t>
+            </w:r>
+            <w:r>
+              <w:rPr>
+                <w:rFonts w:eastAsia="Arial" w:cstheme="minorHAnsi"/>
+                <w:color w:val="1A1F36"/>
+              </w:rPr>
+              <w:t>Load dashboard</w:t>
+            </w:r>
+            <w:r>
+              <w:rPr>
+                <w:rFonts w:eastAsia="Arial" w:cstheme="minorHAnsi"/>
+                <w:color w:val="1A1F36"/>
+              </w:rPr>
+              <w:t xml:space="preserve">. </w:t>
+            </w:r>
+            <w:r>
+              <w:rPr>
+                <w:rFonts w:eastAsia="Arial" w:cstheme="minorHAnsi"/>
+                <w:color w:val="1A1F36"/>
+              </w:rPr>
+              <w:t>E</w:t>
+            </w:r>
+            <w:r>
+              <w:rPr>
+                <w:rFonts w:eastAsia="Arial" w:cstheme="minorHAnsi"/>
+                <w:color w:val="1A1F36"/>
+              </w:rPr>
+              <w:t xml:space="preserve">xport to download. </w:t>
+            </w:r>
+            <w:r>
+              <w:rPr>
+                <w:rFonts w:eastAsia="Arial" w:cstheme="minorHAnsi"/>
+                <w:color w:val="1A1F36"/>
+              </w:rPr>
+              <w:t>D</w:t>
+            </w:r>
+            <w:r>
+              <w:rPr>
+                <w:rFonts w:eastAsia="Arial" w:cstheme="minorHAnsi"/>
+                <w:color w:val="1A1F36"/>
+              </w:rPr>
+              <w:t>elete.</w:t>
+            </w:r>
+          </w:p>
+        </w:tc>
+        <w:tc>
+          <w:tcPr>
+            <w:tcW w:w="2037" w:type="dxa"/>
+            <w:tcBorders>
+              <w:top w:val="single" w:sz="1" w:space="0" w:color="C0C4D0"/>
+              <w:left w:val="single" w:sz="1" w:space="0" w:color="C0C4D0"/>
+              <w:bottom w:val="single" w:sz="1" w:space="0" w:color="C0C4D0"/>
+              <w:right w:val="single" w:sz="1" w:space="0" w:color="C0C4D0"/>
+            </w:tcBorders>
+            <w:shd w:val="clear" w:color="auto" w:fill="F4F5FA"/>
+            <w:tcMar>
+              <w:top w:w="70" w:type="dxa"/>
+              <w:left w:w="100" w:type="dxa"/>
+              <w:bottom w:w="70" w:type="dxa"/>
+              <w:right w:w="100" w:type="dxa"/>
+            </w:tcMar>
+          </w:tcPr>
+          <w:p>
+            <w:pPr>
+              <w:spacing w:line="260" w:lineRule="auto"/>
+              <w:rPr>
+                <w:rFonts w:cstheme="minorHAnsi"/>
+              </w:rPr>
+            </w:pPr>
+            <w:r>
+              <w:rPr>
+                <w:rFonts w:eastAsia="Arial" w:cstheme="minorHAnsi"/>
+                <w:color w:val="1A1F36"/>
+              </w:rPr>
+              <w:t xml:space="preserve">Save returns </w:t>
+            </w:r>
+            <w:proofErr w:type="spellStart"/>
+            <w:r>
+              <w:rPr>
+                <w:rFonts w:eastAsia="Arial" w:cstheme="minorHAnsi"/>
+                <w:color w:val="1A1F36"/>
+              </w:rPr>
+              <w:t>dashboard_id</w:t>
+            </w:r>
+            <w:proofErr w:type="spellEnd"/>
+            <w:r>
+              <w:rPr>
+                <w:rFonts w:eastAsia="Arial" w:cstheme="minorHAnsi"/>
+                <w:color w:val="1A1F36"/>
+              </w:rPr>
+              <w:t xml:space="preserve">. Get returns the dashboard with name 'Exec Dashboard'. Export returns content-type text/html. Delete returns </w:t>
+            </w:r>
+            <w:r>
+              <w:rPr>
+                <w:rFonts w:eastAsia="Arial" w:cstheme="minorHAnsi"/>
+                <w:color w:val="1A1F36"/>
+              </w:rPr>
+              <w:t>success</w:t>
+            </w:r>
+            <w:r>
+              <w:rPr>
+                <w:rFonts w:eastAsia="Arial" w:cstheme="minorHAnsi"/>
+                <w:color w:val="1A1F36"/>
+              </w:rPr>
+              <w:t>.</w:t>
+            </w:r>
+          </w:p>
+        </w:tc>
+        <w:tc>
+          <w:tcPr>
+            <w:tcW w:w="1126" w:type="dxa"/>
+            <w:tcBorders>
+              <w:top w:val="single" w:sz="1" w:space="0" w:color="C0C4D0"/>
+              <w:left w:val="single" w:sz="1" w:space="0" w:color="C0C4D0"/>
+              <w:bottom w:val="single" w:sz="1" w:space="0" w:color="C0C4D0"/>
+              <w:right w:val="single" w:sz="1" w:space="0" w:color="C0C4D0"/>
+            </w:tcBorders>
+            <w:shd w:val="clear" w:color="auto" w:fill="F4F5FA"/>
+            <w:tcMar>
+              <w:top w:w="70" w:type="dxa"/>
+              <w:left w:w="100" w:type="dxa"/>
+              <w:bottom w:w="70" w:type="dxa"/>
+              <w:right w:w="100" w:type="dxa"/>
+            </w:tcMar>
+          </w:tcPr>
+          <w:p>
+            <w:pPr>
+              <w:spacing w:line="260" w:lineRule="auto"/>
+              <w:rPr>
+                <w:rFonts w:cstheme="minorHAnsi"/>
+              </w:rPr>
+            </w:pPr>
+            <w:r>
+              <w:rPr>
+                <w:rFonts w:eastAsia="Courier New" w:cstheme="minorHAnsi"/>
+                <w:color w:val="1A1F36"/>
+              </w:rPr>
+              <w:t>FR-06, FR-07</w:t>
+            </w:r>
+          </w:p>
+        </w:tc>
+      </w:tr>
+      <w:tr>
+        <w:tblPrEx>
+          <w:tblCellMar>
+            <w:top w:w="0" w:type="dxa"/>
+            <w:bottom w:w="0" w:type="dxa"/>
+          </w:tblCellMar>
+        </w:tblPrEx>
+        <w:tc>
+          <w:tcPr>
+            <w:tcW w:w="762" w:type="dxa"/>
+            <w:tcBorders>
+              <w:top w:val="single" w:sz="1" w:space="0" w:color="C0C4D0"/>
+              <w:left w:val="single" w:sz="1" w:space="0" w:color="C0C4D0"/>
+              <w:bottom w:val="single" w:sz="1" w:space="0" w:color="C0C4D0"/>
+              <w:right w:val="single" w:sz="1" w:space="0" w:color="C0C4D0"/>
+            </w:tcBorders>
+            <w:shd w:val="clear" w:color="auto" w:fill="F4F5FA"/>
+            <w:tcMar>
+              <w:top w:w="70" w:type="dxa"/>
+              <w:left w:w="100" w:type="dxa"/>
+              <w:bottom w:w="70" w:type="dxa"/>
+              <w:right w:w="100" w:type="dxa"/>
+            </w:tcMar>
+          </w:tcPr>
+          <w:p>
+            <w:pPr>
+              <w:spacing w:line="260" w:lineRule="auto"/>
+              <w:rPr>
+                <w:rFonts w:eastAsia="Courier New" w:cstheme="minorHAnsi"/>
+                <w:b/>
+                <w:bCs/>
+                <w:color w:val="1A1F36"/>
+              </w:rPr>
+            </w:pPr>
+            <w:r>
+              <w:rPr>
+                <w:rFonts w:eastAsia="Courier New" w:cstheme="minorHAnsi"/>
+                <w:b/>
+                <w:bCs/>
+                <w:color w:val="1A1F36"/>
+              </w:rPr>
+              <w:t>T-09</w:t>
+            </w:r>
+          </w:p>
+        </w:tc>
+        <w:tc>
+          <w:tcPr>
+            <w:tcW w:w="1196" w:type="dxa"/>
+            <w:tcBorders>
+              <w:top w:val="single" w:sz="1" w:space="0" w:color="C0C4D0"/>
+              <w:left w:val="single" w:sz="1" w:space="0" w:color="C0C4D0"/>
+              <w:bottom w:val="single" w:sz="1" w:space="0" w:color="C0C4D0"/>
+              <w:right w:val="single" w:sz="1" w:space="0" w:color="C0C4D0"/>
+            </w:tcBorders>
+            <w:shd w:val="clear" w:color="auto" w:fill="F4F5FA"/>
+            <w:tcMar>
+              <w:top w:w="70" w:type="dxa"/>
+              <w:left w:w="100" w:type="dxa"/>
+              <w:bottom w:w="70" w:type="dxa"/>
+              <w:right w:w="100" w:type="dxa"/>
+            </w:tcMar>
+          </w:tcPr>
+          <w:p>
+            <w:pPr>
+              <w:spacing w:line="260" w:lineRule="auto"/>
+              <w:rPr>
+                <w:rFonts w:eastAsia="Arial" w:cstheme="minorHAnsi"/>
+                <w:color w:val="1A1F36"/>
+              </w:rPr>
+            </w:pPr>
+            <w:r>
+              <w:rPr>
+                <w:rFonts w:eastAsia="Arial" w:cstheme="minorHAnsi"/>
+                <w:color w:val="1A1F36"/>
+              </w:rPr>
+              <w:t>Integration</w:t>
+            </w:r>
+          </w:p>
+        </w:tc>
+        <w:tc>
+          <w:tcPr>
+            <w:tcW w:w="2123" w:type="dxa"/>
+            <w:tcBorders>
+              <w:top w:val="single" w:sz="1" w:space="0" w:color="C0C4D0"/>
+              <w:left w:val="single" w:sz="1" w:space="0" w:color="C0C4D0"/>
+              <w:bottom w:val="single" w:sz="1" w:space="0" w:color="C0C4D0"/>
+              <w:right w:val="single" w:sz="1" w:space="0" w:color="C0C4D0"/>
+            </w:tcBorders>
+            <w:shd w:val="clear" w:color="auto" w:fill="F4F5FA"/>
+            <w:tcMar>
+              <w:top w:w="70" w:type="dxa"/>
+              <w:left w:w="100" w:type="dxa"/>
+              <w:bottom w:w="70" w:type="dxa"/>
+              <w:right w:w="100" w:type="dxa"/>
+            </w:tcMar>
+          </w:tcPr>
+          <w:p>
+            <w:pPr>
+              <w:spacing w:line="260" w:lineRule="auto"/>
+              <w:rPr>
+                <w:rFonts w:eastAsia="Arial" w:cstheme="minorHAnsi"/>
+                <w:color w:val="1A1F36"/>
+              </w:rPr>
+            </w:pPr>
+            <w:r>
+              <w:rPr>
+                <w:rFonts w:eastAsia="Arial" w:cstheme="minorHAnsi"/>
+                <w:color w:val="1A1F36"/>
+              </w:rPr>
+              <w:t xml:space="preserve">Deleting a </w:t>
+            </w:r>
+            <w:proofErr w:type="gramStart"/>
+            <w:r>
+              <w:rPr>
+                <w:rFonts w:eastAsia="Arial" w:cstheme="minorHAnsi"/>
+                <w:color w:val="1A1F36"/>
+              </w:rPr>
+              <w:t>dataset cascades</w:t>
+            </w:r>
+            <w:proofErr w:type="gramEnd"/>
+            <w:r>
+              <w:rPr>
+                <w:rFonts w:eastAsia="Arial" w:cstheme="minorHAnsi"/>
+                <w:color w:val="1A1F36"/>
+              </w:rPr>
+              <w:t xml:space="preserve"> to related dashboards</w:t>
+            </w:r>
+          </w:p>
+        </w:tc>
+        <w:tc>
+          <w:tcPr>
+            <w:tcW w:w="2956" w:type="dxa"/>
+            <w:tcBorders>
+              <w:top w:val="single" w:sz="1" w:space="0" w:color="C0C4D0"/>
+              <w:left w:val="single" w:sz="1" w:space="0" w:color="C0C4D0"/>
+              <w:bottom w:val="single" w:sz="1" w:space="0" w:color="C0C4D0"/>
+              <w:right w:val="single" w:sz="1" w:space="0" w:color="C0C4D0"/>
+            </w:tcBorders>
+            <w:shd w:val="clear" w:color="auto" w:fill="F4F5FA"/>
+            <w:tcMar>
+              <w:top w:w="70" w:type="dxa"/>
+              <w:left w:w="100" w:type="dxa"/>
+              <w:bottom w:w="70" w:type="dxa"/>
+              <w:right w:w="100" w:type="dxa"/>
+            </w:tcMar>
+          </w:tcPr>
+          <w:p>
+            <w:pPr>
+              <w:spacing w:line="260" w:lineRule="auto"/>
+              <w:rPr>
+                <w:rFonts w:eastAsia="Arial" w:cstheme="minorHAnsi"/>
+                <w:color w:val="1A1F36"/>
+              </w:rPr>
+            </w:pPr>
+            <w:r>
+              <w:rPr>
+                <w:rFonts w:eastAsia="Arial" w:cstheme="minorHAnsi"/>
+                <w:color w:val="1A1F36"/>
+              </w:rPr>
+              <w:t xml:space="preserve">Log in. Create a dataset and save a dashboard linked to it. </w:t>
+            </w:r>
+            <w:r>
+              <w:rPr>
+                <w:rFonts w:eastAsia="Arial" w:cstheme="minorHAnsi"/>
+                <w:color w:val="1A1F36"/>
+              </w:rPr>
+              <w:t>D</w:t>
+            </w:r>
+            <w:r>
+              <w:rPr>
+                <w:rFonts w:eastAsia="Arial" w:cstheme="minorHAnsi"/>
+                <w:color w:val="1A1F36"/>
+              </w:rPr>
+              <w:t>elete. Query the database for the dataset and any dashboards referencing it.</w:t>
+            </w:r>
+          </w:p>
+        </w:tc>
+        <w:tc>
+          <w:tcPr>
+            <w:tcW w:w="2037" w:type="dxa"/>
+            <w:tcBorders>
+              <w:top w:val="single" w:sz="1" w:space="0" w:color="C0C4D0"/>
+              <w:left w:val="single" w:sz="1" w:space="0" w:color="C0C4D0"/>
+              <w:bottom w:val="single" w:sz="1" w:space="0" w:color="C0C4D0"/>
+              <w:right w:val="single" w:sz="1" w:space="0" w:color="C0C4D0"/>
+            </w:tcBorders>
+            <w:shd w:val="clear" w:color="auto" w:fill="F4F5FA"/>
+            <w:tcMar>
+              <w:top w:w="70" w:type="dxa"/>
+              <w:left w:w="100" w:type="dxa"/>
+              <w:bottom w:w="70" w:type="dxa"/>
+              <w:right w:w="100" w:type="dxa"/>
+            </w:tcMar>
+          </w:tcPr>
+          <w:p>
+            <w:pPr>
+              <w:spacing w:line="260" w:lineRule="auto"/>
+              <w:rPr>
+                <w:rFonts w:eastAsia="Arial" w:cstheme="minorHAnsi"/>
+                <w:color w:val="1A1F36"/>
+              </w:rPr>
+            </w:pPr>
+            <w:r>
+              <w:rPr>
+                <w:rFonts w:eastAsia="Arial" w:cstheme="minorHAnsi"/>
+                <w:color w:val="1A1F36"/>
+              </w:rPr>
+              <w:t xml:space="preserve">Delete returns </w:t>
+            </w:r>
+            <w:r>
+              <w:rPr>
+                <w:rFonts w:eastAsia="Arial" w:cstheme="minorHAnsi"/>
+                <w:color w:val="1A1F36"/>
+              </w:rPr>
+              <w:t>success</w:t>
+            </w:r>
+            <w:r>
+              <w:rPr>
+                <w:rFonts w:eastAsia="Arial" w:cstheme="minorHAnsi"/>
+                <w:color w:val="1A1F36"/>
+              </w:rPr>
+              <w:t>. The dataset row no longer exists. All dashboards referencing the dataset are also deleted.</w:t>
+            </w:r>
+          </w:p>
+        </w:tc>
+        <w:tc>
+          <w:tcPr>
+            <w:tcW w:w="1126" w:type="dxa"/>
+            <w:tcBorders>
+              <w:top w:val="single" w:sz="1" w:space="0" w:color="C0C4D0"/>
+              <w:left w:val="single" w:sz="1" w:space="0" w:color="C0C4D0"/>
+              <w:bottom w:val="single" w:sz="1" w:space="0" w:color="C0C4D0"/>
+              <w:right w:val="single" w:sz="1" w:space="0" w:color="C0C4D0"/>
+            </w:tcBorders>
+            <w:shd w:val="clear" w:color="auto" w:fill="F4F5FA"/>
+            <w:tcMar>
+              <w:top w:w="70" w:type="dxa"/>
+              <w:left w:w="100" w:type="dxa"/>
+              <w:bottom w:w="70" w:type="dxa"/>
+              <w:right w:w="100" w:type="dxa"/>
+            </w:tcMar>
+          </w:tcPr>
+          <w:p>
+            <w:pPr>
+              <w:spacing w:line="260" w:lineRule="auto"/>
+              <w:rPr>
+                <w:rFonts w:eastAsia="Courier New" w:cstheme="minorHAnsi"/>
+                <w:color w:val="1A1F36"/>
+              </w:rPr>
+            </w:pPr>
+            <w:r>
+              <w:rPr>
+                <w:rFonts w:eastAsia="Courier New" w:cstheme="minorHAnsi"/>
+                <w:color w:val="1A1F36"/>
+              </w:rPr>
+              <w:t>FR-06</w:t>
+            </w:r>
+          </w:p>
+        </w:tc>
+      </w:tr>
+      <w:tr>
+        <w:tblPrEx>
+          <w:tblCellMar>
+            <w:top w:w="0" w:type="dxa"/>
+            <w:bottom w:w="0" w:type="dxa"/>
+          </w:tblCellMar>
+        </w:tblPrEx>
+        <w:tc>
+          <w:tcPr>
+            <w:tcW w:w="762" w:type="dxa"/>
+            <w:tcBorders>
+              <w:top w:val="single" w:sz="1" w:space="0" w:color="C0C4D0"/>
+              <w:left w:val="single" w:sz="1" w:space="0" w:color="C0C4D0"/>
+              <w:bottom w:val="single" w:sz="1" w:space="0" w:color="C0C4D0"/>
+              <w:right w:val="single" w:sz="1" w:space="0" w:color="C0C4D0"/>
+            </w:tcBorders>
+            <w:shd w:val="clear" w:color="auto" w:fill="F4F5FA"/>
+            <w:tcMar>
+              <w:top w:w="70" w:type="dxa"/>
+              <w:left w:w="100" w:type="dxa"/>
+              <w:bottom w:w="70" w:type="dxa"/>
+              <w:right w:w="100" w:type="dxa"/>
+            </w:tcMar>
+          </w:tcPr>
+          <w:p>
+            <w:pPr>
+              <w:spacing w:line="260" w:lineRule="auto"/>
+              <w:rPr>
+                <w:rFonts w:eastAsia="Courier New" w:cstheme="minorHAnsi"/>
+                <w:b/>
+                <w:bCs/>
+                <w:color w:val="1A1F36"/>
+              </w:rPr>
+            </w:pPr>
+            <w:r>
+              <w:rPr>
+                <w:rFonts w:eastAsia="Courier New" w:cstheme="minorHAnsi"/>
+                <w:b/>
+                <w:bCs/>
+                <w:color w:val="1A1F36"/>
+              </w:rPr>
+              <w:t>T-10</w:t>
+            </w:r>
+          </w:p>
+        </w:tc>
+        <w:tc>
+          <w:tcPr>
+            <w:tcW w:w="1196" w:type="dxa"/>
+            <w:tcBorders>
+              <w:top w:val="single" w:sz="1" w:space="0" w:color="C0C4D0"/>
+              <w:left w:val="single" w:sz="1" w:space="0" w:color="C0C4D0"/>
+              <w:bottom w:val="single" w:sz="1" w:space="0" w:color="C0C4D0"/>
+              <w:right w:val="single" w:sz="1" w:space="0" w:color="C0C4D0"/>
+            </w:tcBorders>
+            <w:shd w:val="clear" w:color="auto" w:fill="F4F5FA"/>
+            <w:tcMar>
+              <w:top w:w="70" w:type="dxa"/>
+              <w:left w:w="100" w:type="dxa"/>
+              <w:bottom w:w="70" w:type="dxa"/>
+              <w:right w:w="100" w:type="dxa"/>
+            </w:tcMar>
+          </w:tcPr>
+          <w:p>
+            <w:pPr>
+              <w:spacing w:line="260" w:lineRule="auto"/>
+              <w:rPr>
+                <w:rFonts w:eastAsia="Arial" w:cstheme="minorHAnsi"/>
+                <w:color w:val="1A1F36"/>
+              </w:rPr>
+            </w:pPr>
+            <w:r>
+              <w:rPr>
+                <w:rFonts w:eastAsia="Arial" w:cstheme="minorHAnsi"/>
+                <w:color w:val="1A1F36"/>
+              </w:rPr>
+              <w:t>Integration</w:t>
+            </w:r>
+          </w:p>
+        </w:tc>
+        <w:tc>
+          <w:tcPr>
+            <w:tcW w:w="2123" w:type="dxa"/>
+            <w:tcBorders>
+              <w:top w:val="single" w:sz="1" w:space="0" w:color="C0C4D0"/>
+              <w:left w:val="single" w:sz="1" w:space="0" w:color="C0C4D0"/>
+              <w:bottom w:val="single" w:sz="1" w:space="0" w:color="C0C4D0"/>
+              <w:right w:val="single" w:sz="1" w:space="0" w:color="C0C4D0"/>
+            </w:tcBorders>
+            <w:shd w:val="clear" w:color="auto" w:fill="F4F5FA"/>
+            <w:tcMar>
+              <w:top w:w="70" w:type="dxa"/>
+              <w:left w:w="100" w:type="dxa"/>
+              <w:bottom w:w="70" w:type="dxa"/>
+              <w:right w:w="100" w:type="dxa"/>
+            </w:tcMar>
+          </w:tcPr>
+          <w:p>
+            <w:pPr>
+              <w:spacing w:line="260" w:lineRule="auto"/>
+              <w:rPr>
+                <w:rFonts w:eastAsia="Arial" w:cstheme="minorHAnsi"/>
+                <w:color w:val="1A1F36"/>
+              </w:rPr>
+            </w:pPr>
+            <w:r>
+              <w:rPr>
+                <w:rFonts w:eastAsia="Arial" w:cstheme="minorHAnsi"/>
+                <w:color w:val="1A1F36"/>
+              </w:rPr>
+              <w:t>AI chat rejects requests without a Gemini API key</w:t>
+            </w:r>
+          </w:p>
+        </w:tc>
+        <w:tc>
+          <w:tcPr>
+            <w:tcW w:w="2956" w:type="dxa"/>
+            <w:tcBorders>
+              <w:top w:val="single" w:sz="1" w:space="0" w:color="C0C4D0"/>
+              <w:left w:val="single" w:sz="1" w:space="0" w:color="C0C4D0"/>
+              <w:bottom w:val="single" w:sz="1" w:space="0" w:color="C0C4D0"/>
+              <w:right w:val="single" w:sz="1" w:space="0" w:color="C0C4D0"/>
+            </w:tcBorders>
+            <w:shd w:val="clear" w:color="auto" w:fill="F4F5FA"/>
+            <w:tcMar>
+              <w:top w:w="70" w:type="dxa"/>
+              <w:left w:w="100" w:type="dxa"/>
+              <w:bottom w:w="70" w:type="dxa"/>
+              <w:right w:w="100" w:type="dxa"/>
+            </w:tcMar>
+          </w:tcPr>
+          <w:p>
+            <w:pPr>
+              <w:spacing w:line="260" w:lineRule="auto"/>
+              <w:rPr>
+                <w:rFonts w:eastAsia="Arial" w:cstheme="minorHAnsi"/>
+                <w:color w:val="1A1F36"/>
+              </w:rPr>
+            </w:pPr>
+            <w:r>
+              <w:rPr>
+                <w:rFonts w:eastAsia="Arial" w:cstheme="minorHAnsi"/>
+                <w:color w:val="1A1F36"/>
+              </w:rPr>
+              <w:t xml:space="preserve">Log in. Create a dataset. </w:t>
+            </w:r>
+            <w:r>
+              <w:rPr>
+                <w:rFonts w:eastAsia="Arial" w:cstheme="minorHAnsi"/>
+                <w:color w:val="1A1F36"/>
+              </w:rPr>
+              <w:t>Ask chat</w:t>
+            </w:r>
+            <w:r>
+              <w:rPr>
+                <w:rFonts w:eastAsia="Arial" w:cstheme="minorHAnsi"/>
+                <w:color w:val="1A1F36"/>
+              </w:rPr>
+              <w:t xml:space="preserve"> with a message but no API key configured.</w:t>
+            </w:r>
+          </w:p>
+        </w:tc>
+        <w:tc>
+          <w:tcPr>
+            <w:tcW w:w="2037" w:type="dxa"/>
+            <w:tcBorders>
+              <w:top w:val="single" w:sz="1" w:space="0" w:color="C0C4D0"/>
+              <w:left w:val="single" w:sz="1" w:space="0" w:color="C0C4D0"/>
+              <w:bottom w:val="single" w:sz="1" w:space="0" w:color="C0C4D0"/>
+              <w:right w:val="single" w:sz="1" w:space="0" w:color="C0C4D0"/>
+            </w:tcBorders>
+            <w:shd w:val="clear" w:color="auto" w:fill="F4F5FA"/>
+            <w:tcMar>
+              <w:top w:w="70" w:type="dxa"/>
+              <w:left w:w="100" w:type="dxa"/>
+              <w:bottom w:w="70" w:type="dxa"/>
+              <w:right w:w="100" w:type="dxa"/>
+            </w:tcMar>
+          </w:tcPr>
+          <w:p>
+            <w:pPr>
+              <w:spacing w:line="260" w:lineRule="auto"/>
+              <w:rPr>
+                <w:rFonts w:eastAsia="Arial" w:cstheme="minorHAnsi"/>
+                <w:color w:val="1A1F36"/>
+              </w:rPr>
+            </w:pPr>
+            <w:r>
+              <w:rPr>
+                <w:rFonts w:eastAsia="Arial" w:cstheme="minorHAnsi"/>
+                <w:color w:val="1A1F36"/>
+              </w:rPr>
+              <w:t>Returns HTTP 400 with an error message containing 'Gemini API key'.</w:t>
+            </w:r>
+          </w:p>
+        </w:tc>
+        <w:tc>
+          <w:tcPr>
+            <w:tcW w:w="1126" w:type="dxa"/>
+            <w:tcBorders>
+              <w:top w:val="single" w:sz="1" w:space="0" w:color="C0C4D0"/>
+              <w:left w:val="single" w:sz="1" w:space="0" w:color="C0C4D0"/>
+              <w:bottom w:val="single" w:sz="1" w:space="0" w:color="C0C4D0"/>
+              <w:right w:val="single" w:sz="1" w:space="0" w:color="C0C4D0"/>
+            </w:tcBorders>
+            <w:shd w:val="clear" w:color="auto" w:fill="F4F5FA"/>
+            <w:tcMar>
+              <w:top w:w="70" w:type="dxa"/>
+              <w:left w:w="100" w:type="dxa"/>
+              <w:bottom w:w="70" w:type="dxa"/>
+              <w:right w:w="100" w:type="dxa"/>
+            </w:tcMar>
+          </w:tcPr>
+          <w:p>
+            <w:pPr>
+              <w:spacing w:line="260" w:lineRule="auto"/>
+              <w:rPr>
+                <w:rFonts w:eastAsia="Courier New" w:cstheme="minorHAnsi"/>
+                <w:color w:val="1A1F36"/>
+              </w:rPr>
+            </w:pPr>
+            <w:r>
+              <w:rPr>
+                <w:rFonts w:eastAsia="Courier New" w:cstheme="minorHAnsi"/>
+                <w:color w:val="1A1F36"/>
+              </w:rPr>
+              <w:t>FR-08, NFR-01</w:t>
+            </w:r>
+          </w:p>
+        </w:tc>
+      </w:tr>
+    </w:tbl>
     <w:p/>
-    <w:p/>
+    <w:tbl>
+      <w:tblPr>
+        <w:tblW w:w="2845" w:type="dxa"/>
+        <w:tblBorders>
+          <w:top w:val="single" w:sz="4" w:space="0" w:color="auto"/>
+          <w:left w:val="single" w:sz="4" w:space="0" w:color="auto"/>
+          <w:bottom w:val="single" w:sz="4" w:space="0" w:color="auto"/>
+          <w:right w:val="single" w:sz="4" w:space="0" w:color="auto"/>
+          <w:insideH w:val="single" w:sz="4" w:space="0" w:color="auto"/>
+          <w:insideV w:val="single" w:sz="4" w:space="0" w:color="auto"/>
+        </w:tblBorders>
+        <w:tblCellMar>
+          <w:left w:w="10" w:type="dxa"/>
+          <w:right w:w="10" w:type="dxa"/>
+        </w:tblCellMar>
+        <w:tblLook w:val="04A0" w:firstRow="1" w:lastRow="0" w:firstColumn="1" w:lastColumn="0" w:noHBand="0" w:noVBand="1"/>
+      </w:tblPr>
+      <w:tblGrid>
+        <w:gridCol w:w="748"/>
+        <w:gridCol w:w="966"/>
+        <w:gridCol w:w="1131"/>
+      </w:tblGrid>
+      <w:tr>
+        <w:tblPrEx>
+          <w:tblCellMar>
+            <w:top w:w="0" w:type="dxa"/>
+            <w:bottom w:w="0" w:type="dxa"/>
+          </w:tblCellMar>
+        </w:tblPrEx>
+        <w:trPr>
+          <w:tblHeader/>
+        </w:trPr>
+        <w:tc>
+          <w:tcPr>
+            <w:tcW w:w="748" w:type="dxa"/>
+            <w:tcBorders>
+              <w:top w:val="single" w:sz="1" w:space="0" w:color="C0C4D0"/>
+              <w:left w:val="single" w:sz="1" w:space="0" w:color="C0C4D0"/>
+              <w:bottom w:val="single" w:sz="1" w:space="0" w:color="C0C4D0"/>
+              <w:right w:val="single" w:sz="1" w:space="0" w:color="C0C4D0"/>
+            </w:tcBorders>
+            <w:shd w:val="clear" w:color="auto" w:fill="1A1F36"/>
+            <w:tcMar>
+              <w:top w:w="70" w:type="dxa"/>
+              <w:left w:w="100" w:type="dxa"/>
+              <w:bottom w:w="70" w:type="dxa"/>
+              <w:right w:w="100" w:type="dxa"/>
+            </w:tcMar>
+            <w:vAlign w:val="center"/>
+          </w:tcPr>
+          <w:p>
+            <w:r>
+              <w:rPr>
+                <w:rFonts w:ascii="Arial" w:eastAsia="Arial" w:hAnsi="Arial" w:cs="Arial"/>
+                <w:b/>
+                <w:bCs/>
+                <w:color w:val="FFFFFF"/>
+                <w:sz w:val="18"/>
+                <w:szCs w:val="18"/>
+              </w:rPr>
+              <w:lastRenderedPageBreak/>
+              <w:t>ID</w:t>
+            </w:r>
+          </w:p>
+        </w:tc>
+        <w:tc>
+          <w:tcPr>
+            <w:tcW w:w="966" w:type="dxa"/>
+            <w:tcBorders>
+              <w:top w:val="single" w:sz="1" w:space="0" w:color="C0C4D0"/>
+              <w:left w:val="single" w:sz="1" w:space="0" w:color="C0C4D0"/>
+              <w:bottom w:val="single" w:sz="1" w:space="0" w:color="C0C4D0"/>
+              <w:right w:val="single" w:sz="1" w:space="0" w:color="C0C4D0"/>
+            </w:tcBorders>
+            <w:shd w:val="clear" w:color="auto" w:fill="1A1F36"/>
+            <w:tcMar>
+              <w:top w:w="70" w:type="dxa"/>
+              <w:left w:w="100" w:type="dxa"/>
+              <w:bottom w:w="70" w:type="dxa"/>
+              <w:right w:w="100" w:type="dxa"/>
+            </w:tcMar>
+            <w:vAlign w:val="center"/>
+          </w:tcPr>
+          <w:p>
+            <w:r>
+              <w:rPr>
+                <w:rFonts w:ascii="Arial" w:eastAsia="Arial" w:hAnsi="Arial" w:cs="Arial"/>
+                <w:b/>
+                <w:bCs/>
+                <w:color w:val="FFFFFF"/>
+                <w:sz w:val="18"/>
+                <w:szCs w:val="18"/>
+              </w:rPr>
+              <w:t>Result</w:t>
+            </w:r>
+          </w:p>
+        </w:tc>
+        <w:tc>
+          <w:tcPr>
+            <w:tcW w:w="1131" w:type="dxa"/>
+            <w:tcBorders>
+              <w:top w:val="single" w:sz="1" w:space="0" w:color="C0C4D0"/>
+              <w:left w:val="single" w:sz="1" w:space="0" w:color="C0C4D0"/>
+              <w:bottom w:val="single" w:sz="1" w:space="0" w:color="C0C4D0"/>
+              <w:right w:val="single" w:sz="1" w:space="0" w:color="C0C4D0"/>
+            </w:tcBorders>
+            <w:shd w:val="clear" w:color="auto" w:fill="1A1F36"/>
+            <w:tcMar>
+              <w:top w:w="70" w:type="dxa"/>
+              <w:left w:w="100" w:type="dxa"/>
+              <w:bottom w:w="70" w:type="dxa"/>
+              <w:right w:w="100" w:type="dxa"/>
+            </w:tcMar>
+            <w:vAlign w:val="center"/>
+          </w:tcPr>
+          <w:p>
+            <w:r>
+              <w:rPr>
+                <w:rFonts w:ascii="Arial" w:eastAsia="Arial" w:hAnsi="Arial" w:cs="Arial"/>
+                <w:b/>
+                <w:bCs/>
+                <w:color w:val="FFFFFF"/>
+                <w:sz w:val="18"/>
+                <w:szCs w:val="18"/>
+              </w:rPr>
+              <w:t>Comments</w:t>
+            </w:r>
+          </w:p>
+        </w:tc>
+      </w:tr>
+      <w:tr>
+        <w:tblPrEx>
+          <w:tblCellMar>
+            <w:top w:w="0" w:type="dxa"/>
+            <w:bottom w:w="0" w:type="dxa"/>
+          </w:tblCellMar>
+        </w:tblPrEx>
+        <w:tc>
+          <w:tcPr>
+            <w:tcW w:w="748" w:type="dxa"/>
+            <w:tcBorders>
+              <w:top w:val="single" w:sz="1" w:space="0" w:color="C0C4D0"/>
+              <w:left w:val="single" w:sz="1" w:space="0" w:color="C0C4D0"/>
+              <w:bottom w:val="single" w:sz="1" w:space="0" w:color="C0C4D0"/>
+              <w:right w:val="single" w:sz="1" w:space="0" w:color="C0C4D0"/>
+            </w:tcBorders>
+            <w:tcMar>
+              <w:top w:w="70" w:type="dxa"/>
+              <w:left w:w="100" w:type="dxa"/>
+              <w:bottom w:w="70" w:type="dxa"/>
+              <w:right w:w="100" w:type="dxa"/>
+            </w:tcMar>
+          </w:tcPr>
+          <w:p>
+            <w:pPr>
+              <w:spacing w:line="260" w:lineRule="auto"/>
+            </w:pPr>
+            <w:r>
+              <w:rPr>
+                <w:rFonts w:ascii="Courier New" w:eastAsia="Courier New" w:hAnsi="Courier New" w:cs="Courier New"/>
+                <w:b/>
+                <w:bCs/>
+                <w:color w:val="1A1F36"/>
+                <w:sz w:val="18"/>
+                <w:szCs w:val="18"/>
+              </w:rPr>
+              <w:t>T-01</w:t>
+            </w:r>
+          </w:p>
+        </w:tc>
+        <w:tc>
+          <w:tcPr>
+            <w:tcW w:w="966" w:type="dxa"/>
+            <w:tcBorders>
+              <w:top w:val="single" w:sz="1" w:space="0" w:color="C0C4D0"/>
+              <w:left w:val="single" w:sz="1" w:space="0" w:color="C0C4D0"/>
+              <w:bottom w:val="single" w:sz="1" w:space="0" w:color="C0C4D0"/>
+              <w:right w:val="single" w:sz="1" w:space="0" w:color="C0C4D0"/>
+            </w:tcBorders>
+            <w:shd w:val="clear" w:color="auto" w:fill="DCFCE7"/>
+            <w:tcMar>
+              <w:top w:w="70" w:type="dxa"/>
+              <w:left w:w="100" w:type="dxa"/>
+              <w:bottom w:w="70" w:type="dxa"/>
+              <w:right w:w="100" w:type="dxa"/>
+            </w:tcMar>
+          </w:tcPr>
+          <w:p>
+            <w:pPr>
+              <w:spacing w:line="260" w:lineRule="auto"/>
+            </w:pPr>
+            <w:r>
+              <w:rPr>
+                <w:rFonts w:ascii="Arial" w:eastAsia="Arial" w:hAnsi="Arial" w:cs="Arial"/>
+                <w:b/>
+                <w:bCs/>
+                <w:color w:val="166534"/>
+                <w:sz w:val="18"/>
+                <w:szCs w:val="18"/>
+              </w:rPr>
+              <w:t>Pass</w:t>
+            </w:r>
+          </w:p>
+        </w:tc>
+        <w:tc>
+          <w:tcPr>
+            <w:tcW w:w="1131" w:type="dxa"/>
+            <w:tcBorders>
+              <w:top w:val="single" w:sz="1" w:space="0" w:color="C0C4D0"/>
+              <w:left w:val="single" w:sz="1" w:space="0" w:color="C0C4D0"/>
+              <w:bottom w:val="single" w:sz="1" w:space="0" w:color="C0C4D0"/>
+              <w:right w:val="single" w:sz="1" w:space="0" w:color="C0C4D0"/>
+            </w:tcBorders>
+            <w:tcMar>
+              <w:top w:w="70" w:type="dxa"/>
+              <w:left w:w="100" w:type="dxa"/>
+              <w:bottom w:w="70" w:type="dxa"/>
+              <w:right w:w="100" w:type="dxa"/>
+            </w:tcMar>
+          </w:tcPr>
+          <w:p>
+            <w:pPr>
+              <w:spacing w:line="260" w:lineRule="auto"/>
+            </w:pPr>
+            <w:r>
+              <w:rPr>
+                <w:rFonts w:ascii="Arial" w:eastAsia="Arial" w:hAnsi="Arial" w:cs="Arial"/>
+                <w:color w:val="4A5072"/>
+                <w:sz w:val="17"/>
+                <w:szCs w:val="17"/>
+              </w:rPr>
+              <w:t xml:space="preserve">As </w:t>
+            </w:r>
+            <w:proofErr w:type="gramStart"/>
+            <w:r>
+              <w:rPr>
+                <w:rFonts w:ascii="Arial" w:eastAsia="Arial" w:hAnsi="Arial" w:cs="Arial"/>
+                <w:color w:val="4A5072"/>
+                <w:sz w:val="17"/>
+                <w:szCs w:val="17"/>
+              </w:rPr>
+              <w:t>expected</w:t>
+            </w:r>
+            <w:proofErr w:type="gramEnd"/>
+          </w:p>
+        </w:tc>
+      </w:tr>
+      <w:tr>
+        <w:tblPrEx>
+          <w:tblCellMar>
+            <w:top w:w="0" w:type="dxa"/>
+            <w:bottom w:w="0" w:type="dxa"/>
+          </w:tblCellMar>
+        </w:tblPrEx>
+        <w:tc>
+          <w:tcPr>
+            <w:tcW w:w="748" w:type="dxa"/>
+            <w:tcBorders>
+              <w:top w:val="single" w:sz="1" w:space="0" w:color="C0C4D0"/>
+              <w:left w:val="single" w:sz="1" w:space="0" w:color="C0C4D0"/>
+              <w:bottom w:val="single" w:sz="1" w:space="0" w:color="C0C4D0"/>
+              <w:right w:val="single" w:sz="1" w:space="0" w:color="C0C4D0"/>
+            </w:tcBorders>
+            <w:shd w:val="clear" w:color="auto" w:fill="F4F5FA"/>
+            <w:tcMar>
+              <w:top w:w="70" w:type="dxa"/>
+              <w:left w:w="100" w:type="dxa"/>
+              <w:bottom w:w="70" w:type="dxa"/>
+              <w:right w:w="100" w:type="dxa"/>
+            </w:tcMar>
+          </w:tcPr>
+          <w:p>
+            <w:pPr>
+              <w:spacing w:line="260" w:lineRule="auto"/>
+            </w:pPr>
+            <w:r>
+              <w:rPr>
+                <w:rFonts w:ascii="Courier New" w:eastAsia="Courier New" w:hAnsi="Courier New" w:cs="Courier New"/>
+                <w:b/>
+                <w:bCs/>
+                <w:color w:val="1A1F36"/>
+                <w:sz w:val="18"/>
+                <w:szCs w:val="18"/>
+              </w:rPr>
+              <w:t>T-02</w:t>
+            </w:r>
+          </w:p>
+        </w:tc>
+        <w:tc>
+          <w:tcPr>
+            <w:tcW w:w="966" w:type="dxa"/>
+            <w:tcBorders>
+              <w:top w:val="single" w:sz="1" w:space="0" w:color="C0C4D0"/>
+              <w:left w:val="single" w:sz="1" w:space="0" w:color="C0C4D0"/>
+              <w:bottom w:val="single" w:sz="1" w:space="0" w:color="C0C4D0"/>
+              <w:right w:val="single" w:sz="1" w:space="0" w:color="C0C4D0"/>
+            </w:tcBorders>
+            <w:shd w:val="clear" w:color="auto" w:fill="DCFCE7"/>
+            <w:tcMar>
+              <w:top w:w="70" w:type="dxa"/>
+              <w:left w:w="100" w:type="dxa"/>
+              <w:bottom w:w="70" w:type="dxa"/>
+              <w:right w:w="100" w:type="dxa"/>
+            </w:tcMar>
+          </w:tcPr>
+          <w:p>
+            <w:pPr>
+              <w:spacing w:line="260" w:lineRule="auto"/>
+            </w:pPr>
+            <w:r>
+              <w:rPr>
+                <w:rFonts w:ascii="Arial" w:eastAsia="Arial" w:hAnsi="Arial" w:cs="Arial"/>
+                <w:b/>
+                <w:bCs/>
+                <w:color w:val="166534"/>
+                <w:sz w:val="18"/>
+                <w:szCs w:val="18"/>
+              </w:rPr>
+              <w:t>Pass</w:t>
+            </w:r>
+          </w:p>
+        </w:tc>
+        <w:tc>
+          <w:tcPr>
+            <w:tcW w:w="1131" w:type="dxa"/>
+            <w:tcBorders>
+              <w:top w:val="single" w:sz="1" w:space="0" w:color="C0C4D0"/>
+              <w:left w:val="single" w:sz="1" w:space="0" w:color="C0C4D0"/>
+              <w:bottom w:val="single" w:sz="1" w:space="0" w:color="C0C4D0"/>
+              <w:right w:val="single" w:sz="1" w:space="0" w:color="C0C4D0"/>
+            </w:tcBorders>
+            <w:shd w:val="clear" w:color="auto" w:fill="F4F5FA"/>
+            <w:tcMar>
+              <w:top w:w="70" w:type="dxa"/>
+              <w:left w:w="100" w:type="dxa"/>
+              <w:bottom w:w="70" w:type="dxa"/>
+              <w:right w:w="100" w:type="dxa"/>
+            </w:tcMar>
+          </w:tcPr>
+          <w:p>
+            <w:pPr>
+              <w:spacing w:line="260" w:lineRule="auto"/>
+            </w:pPr>
+            <w:r>
+              <w:rPr>
+                <w:rFonts w:ascii="Arial" w:eastAsia="Arial" w:hAnsi="Arial" w:cs="Arial"/>
+                <w:color w:val="4A5072"/>
+                <w:sz w:val="17"/>
+                <w:szCs w:val="17"/>
+              </w:rPr>
+              <w:t xml:space="preserve">As </w:t>
+            </w:r>
+            <w:proofErr w:type="gramStart"/>
+            <w:r>
+              <w:rPr>
+                <w:rFonts w:ascii="Arial" w:eastAsia="Arial" w:hAnsi="Arial" w:cs="Arial"/>
+                <w:color w:val="4A5072"/>
+                <w:sz w:val="17"/>
+                <w:szCs w:val="17"/>
+              </w:rPr>
+              <w:t>expected</w:t>
+            </w:r>
+            <w:proofErr w:type="gramEnd"/>
+          </w:p>
+        </w:tc>
+      </w:tr>
+      <w:tr>
+        <w:tblPrEx>
+          <w:tblCellMar>
+            <w:top w:w="0" w:type="dxa"/>
+            <w:bottom w:w="0" w:type="dxa"/>
+          </w:tblCellMar>
+        </w:tblPrEx>
+        <w:tc>
+          <w:tcPr>
+            <w:tcW w:w="748" w:type="dxa"/>
+            <w:tcBorders>
+              <w:top w:val="single" w:sz="1" w:space="0" w:color="C0C4D0"/>
+              <w:left w:val="single" w:sz="1" w:space="0" w:color="C0C4D0"/>
+              <w:bottom w:val="single" w:sz="1" w:space="0" w:color="C0C4D0"/>
+              <w:right w:val="single" w:sz="1" w:space="0" w:color="C0C4D0"/>
+            </w:tcBorders>
+            <w:tcMar>
+              <w:top w:w="70" w:type="dxa"/>
+              <w:left w:w="100" w:type="dxa"/>
+              <w:bottom w:w="70" w:type="dxa"/>
+              <w:right w:w="100" w:type="dxa"/>
+            </w:tcMar>
+          </w:tcPr>
+          <w:p>
+            <w:pPr>
+              <w:spacing w:line="260" w:lineRule="auto"/>
+            </w:pPr>
+            <w:r>
+              <w:rPr>
+                <w:rFonts w:ascii="Courier New" w:eastAsia="Courier New" w:hAnsi="Courier New" w:cs="Courier New"/>
+                <w:b/>
+                <w:bCs/>
+                <w:color w:val="1A1F36"/>
+                <w:sz w:val="18"/>
+                <w:szCs w:val="18"/>
+              </w:rPr>
+              <w:t>T-03</w:t>
+            </w:r>
+          </w:p>
+        </w:tc>
+        <w:tc>
+          <w:tcPr>
+            <w:tcW w:w="966" w:type="dxa"/>
+            <w:tcBorders>
+              <w:top w:val="single" w:sz="1" w:space="0" w:color="C0C4D0"/>
+              <w:left w:val="single" w:sz="1" w:space="0" w:color="C0C4D0"/>
+              <w:bottom w:val="single" w:sz="1" w:space="0" w:color="C0C4D0"/>
+              <w:right w:val="single" w:sz="1" w:space="0" w:color="C0C4D0"/>
+            </w:tcBorders>
+            <w:shd w:val="clear" w:color="auto" w:fill="DCFCE7"/>
+            <w:tcMar>
+              <w:top w:w="70" w:type="dxa"/>
+              <w:left w:w="100" w:type="dxa"/>
+              <w:bottom w:w="70" w:type="dxa"/>
+              <w:right w:w="100" w:type="dxa"/>
+            </w:tcMar>
+          </w:tcPr>
+          <w:p>
+            <w:pPr>
+              <w:spacing w:line="260" w:lineRule="auto"/>
+            </w:pPr>
+            <w:r>
+              <w:rPr>
+                <w:rFonts w:ascii="Arial" w:eastAsia="Arial" w:hAnsi="Arial" w:cs="Arial"/>
+                <w:b/>
+                <w:bCs/>
+                <w:color w:val="166534"/>
+                <w:sz w:val="18"/>
+                <w:szCs w:val="18"/>
+              </w:rPr>
+              <w:t>Pass</w:t>
+            </w:r>
+          </w:p>
+        </w:tc>
+        <w:tc>
+          <w:tcPr>
+            <w:tcW w:w="1131" w:type="dxa"/>
+            <w:tcBorders>
+              <w:top w:val="single" w:sz="1" w:space="0" w:color="C0C4D0"/>
+              <w:left w:val="single" w:sz="1" w:space="0" w:color="C0C4D0"/>
+              <w:bottom w:val="single" w:sz="1" w:space="0" w:color="C0C4D0"/>
+              <w:right w:val="single" w:sz="1" w:space="0" w:color="C0C4D0"/>
+            </w:tcBorders>
+            <w:tcMar>
+              <w:top w:w="70" w:type="dxa"/>
+              <w:left w:w="100" w:type="dxa"/>
+              <w:bottom w:w="70" w:type="dxa"/>
+              <w:right w:w="100" w:type="dxa"/>
+            </w:tcMar>
+          </w:tcPr>
+          <w:p>
+            <w:pPr>
+              <w:spacing w:line="260" w:lineRule="auto"/>
+            </w:pPr>
+            <w:r>
+              <w:rPr>
+                <w:rFonts w:ascii="Arial" w:eastAsia="Arial" w:hAnsi="Arial" w:cs="Arial"/>
+                <w:color w:val="4A5072"/>
+                <w:sz w:val="17"/>
+                <w:szCs w:val="17"/>
+              </w:rPr>
+              <w:t xml:space="preserve">As </w:t>
+            </w:r>
+            <w:proofErr w:type="gramStart"/>
+            <w:r>
+              <w:rPr>
+                <w:rFonts w:ascii="Arial" w:eastAsia="Arial" w:hAnsi="Arial" w:cs="Arial"/>
+                <w:color w:val="4A5072"/>
+                <w:sz w:val="17"/>
+                <w:szCs w:val="17"/>
+              </w:rPr>
+              <w:t>expected</w:t>
+            </w:r>
+            <w:proofErr w:type="gramEnd"/>
+          </w:p>
+        </w:tc>
+      </w:tr>
+      <w:tr>
+        <w:tblPrEx>
+          <w:tblCellMar>
+            <w:top w:w="0" w:type="dxa"/>
+            <w:bottom w:w="0" w:type="dxa"/>
+          </w:tblCellMar>
+        </w:tblPrEx>
+        <w:tc>
+          <w:tcPr>
+            <w:tcW w:w="748" w:type="dxa"/>
+            <w:tcBorders>
+              <w:top w:val="single" w:sz="1" w:space="0" w:color="C0C4D0"/>
+              <w:left w:val="single" w:sz="1" w:space="0" w:color="C0C4D0"/>
+              <w:bottom w:val="single" w:sz="1" w:space="0" w:color="C0C4D0"/>
+              <w:right w:val="single" w:sz="1" w:space="0" w:color="C0C4D0"/>
+            </w:tcBorders>
+            <w:shd w:val="clear" w:color="auto" w:fill="F4F5FA"/>
+            <w:tcMar>
+              <w:top w:w="70" w:type="dxa"/>
+              <w:left w:w="100" w:type="dxa"/>
+              <w:bottom w:w="70" w:type="dxa"/>
+              <w:right w:w="100" w:type="dxa"/>
+            </w:tcMar>
+          </w:tcPr>
+          <w:p>
+            <w:pPr>
+              <w:spacing w:line="260" w:lineRule="auto"/>
+            </w:pPr>
+            <w:r>
+              <w:rPr>
+                <w:rFonts w:ascii="Courier New" w:eastAsia="Courier New" w:hAnsi="Courier New" w:cs="Courier New"/>
+                <w:b/>
+                <w:bCs/>
+                <w:color w:val="1A1F36"/>
+                <w:sz w:val="18"/>
+                <w:szCs w:val="18"/>
+              </w:rPr>
+              <w:t>T-04</w:t>
+            </w:r>
+          </w:p>
+        </w:tc>
+        <w:tc>
+          <w:tcPr>
+            <w:tcW w:w="966" w:type="dxa"/>
+            <w:tcBorders>
+              <w:top w:val="single" w:sz="1" w:space="0" w:color="C0C4D0"/>
+              <w:left w:val="single" w:sz="1" w:space="0" w:color="C0C4D0"/>
+              <w:bottom w:val="single" w:sz="1" w:space="0" w:color="C0C4D0"/>
+              <w:right w:val="single" w:sz="1" w:space="0" w:color="C0C4D0"/>
+            </w:tcBorders>
+            <w:shd w:val="clear" w:color="auto" w:fill="DCFCE7"/>
+            <w:tcMar>
+              <w:top w:w="70" w:type="dxa"/>
+              <w:left w:w="100" w:type="dxa"/>
+              <w:bottom w:w="70" w:type="dxa"/>
+              <w:right w:w="100" w:type="dxa"/>
+            </w:tcMar>
+          </w:tcPr>
+          <w:p>
+            <w:pPr>
+              <w:spacing w:line="260" w:lineRule="auto"/>
+            </w:pPr>
+            <w:r>
+              <w:rPr>
+                <w:rFonts w:ascii="Arial" w:eastAsia="Arial" w:hAnsi="Arial" w:cs="Arial"/>
+                <w:b/>
+                <w:bCs/>
+                <w:color w:val="166534"/>
+                <w:sz w:val="18"/>
+                <w:szCs w:val="18"/>
+              </w:rPr>
+              <w:t>Pass</w:t>
+            </w:r>
+          </w:p>
+        </w:tc>
+        <w:tc>
+          <w:tcPr>
+            <w:tcW w:w="1131" w:type="dxa"/>
+            <w:tcBorders>
+              <w:top w:val="single" w:sz="1" w:space="0" w:color="C0C4D0"/>
+              <w:left w:val="single" w:sz="1" w:space="0" w:color="C0C4D0"/>
+              <w:bottom w:val="single" w:sz="1" w:space="0" w:color="C0C4D0"/>
+              <w:right w:val="single" w:sz="1" w:space="0" w:color="C0C4D0"/>
+            </w:tcBorders>
+            <w:shd w:val="clear" w:color="auto" w:fill="F4F5FA"/>
+            <w:tcMar>
+              <w:top w:w="70" w:type="dxa"/>
+              <w:left w:w="100" w:type="dxa"/>
+              <w:bottom w:w="70" w:type="dxa"/>
+              <w:right w:w="100" w:type="dxa"/>
+            </w:tcMar>
+          </w:tcPr>
+          <w:p>
+            <w:pPr>
+              <w:spacing w:line="260" w:lineRule="auto"/>
+            </w:pPr>
+            <w:r>
+              <w:rPr>
+                <w:rFonts w:ascii="Arial" w:eastAsia="Arial" w:hAnsi="Arial" w:cs="Arial"/>
+                <w:color w:val="4A5072"/>
+                <w:sz w:val="17"/>
+                <w:szCs w:val="17"/>
+              </w:rPr>
+              <w:t xml:space="preserve">As </w:t>
+            </w:r>
+            <w:proofErr w:type="gramStart"/>
+            <w:r>
+              <w:rPr>
+                <w:rFonts w:ascii="Arial" w:eastAsia="Arial" w:hAnsi="Arial" w:cs="Arial"/>
+                <w:color w:val="4A5072"/>
+                <w:sz w:val="17"/>
+                <w:szCs w:val="17"/>
+              </w:rPr>
+              <w:t>expected</w:t>
+            </w:r>
+            <w:proofErr w:type="gramEnd"/>
+          </w:p>
+        </w:tc>
+      </w:tr>
+      <w:tr>
+        <w:tblPrEx>
+          <w:tblCellMar>
+            <w:top w:w="0" w:type="dxa"/>
+            <w:bottom w:w="0" w:type="dxa"/>
+          </w:tblCellMar>
+        </w:tblPrEx>
+        <w:tc>
+          <w:tcPr>
+            <w:tcW w:w="748" w:type="dxa"/>
+            <w:tcBorders>
+              <w:top w:val="single" w:sz="1" w:space="0" w:color="C0C4D0"/>
+              <w:left w:val="single" w:sz="1" w:space="0" w:color="C0C4D0"/>
+              <w:bottom w:val="single" w:sz="1" w:space="0" w:color="C0C4D0"/>
+              <w:right w:val="single" w:sz="1" w:space="0" w:color="C0C4D0"/>
+            </w:tcBorders>
+            <w:tcMar>
+              <w:top w:w="70" w:type="dxa"/>
+              <w:left w:w="100" w:type="dxa"/>
+              <w:bottom w:w="70" w:type="dxa"/>
+              <w:right w:w="100" w:type="dxa"/>
+            </w:tcMar>
+          </w:tcPr>
+          <w:p>
+            <w:pPr>
+              <w:spacing w:line="260" w:lineRule="auto"/>
+            </w:pPr>
+            <w:r>
+              <w:rPr>
+                <w:rFonts w:ascii="Courier New" w:eastAsia="Courier New" w:hAnsi="Courier New" w:cs="Courier New"/>
+                <w:b/>
+                <w:bCs/>
+                <w:color w:val="1A1F36"/>
+                <w:sz w:val="18"/>
+                <w:szCs w:val="18"/>
+              </w:rPr>
+              <w:t>T-05</w:t>
+            </w:r>
+          </w:p>
+        </w:tc>
+        <w:tc>
+          <w:tcPr>
+            <w:tcW w:w="966" w:type="dxa"/>
+            <w:tcBorders>
+              <w:top w:val="single" w:sz="1" w:space="0" w:color="C0C4D0"/>
+              <w:left w:val="single" w:sz="1" w:space="0" w:color="C0C4D0"/>
+              <w:bottom w:val="single" w:sz="1" w:space="0" w:color="C0C4D0"/>
+              <w:right w:val="single" w:sz="1" w:space="0" w:color="C0C4D0"/>
+            </w:tcBorders>
+            <w:shd w:val="clear" w:color="auto" w:fill="DCFCE7"/>
+            <w:tcMar>
+              <w:top w:w="70" w:type="dxa"/>
+              <w:left w:w="100" w:type="dxa"/>
+              <w:bottom w:w="70" w:type="dxa"/>
+              <w:right w:w="100" w:type="dxa"/>
+            </w:tcMar>
+          </w:tcPr>
+          <w:p>
+            <w:pPr>
+              <w:spacing w:line="260" w:lineRule="auto"/>
+            </w:pPr>
+            <w:r>
+              <w:rPr>
+                <w:rFonts w:ascii="Arial" w:eastAsia="Arial" w:hAnsi="Arial" w:cs="Arial"/>
+                <w:b/>
+                <w:bCs/>
+                <w:color w:val="166534"/>
+                <w:sz w:val="18"/>
+                <w:szCs w:val="18"/>
+              </w:rPr>
+              <w:t>Pass</w:t>
+            </w:r>
+          </w:p>
+        </w:tc>
+        <w:tc>
+          <w:tcPr>
+            <w:tcW w:w="1131" w:type="dxa"/>
+            <w:tcBorders>
+              <w:top w:val="single" w:sz="1" w:space="0" w:color="C0C4D0"/>
+              <w:left w:val="single" w:sz="1" w:space="0" w:color="C0C4D0"/>
+              <w:bottom w:val="single" w:sz="1" w:space="0" w:color="C0C4D0"/>
+              <w:right w:val="single" w:sz="1" w:space="0" w:color="C0C4D0"/>
+            </w:tcBorders>
+            <w:tcMar>
+              <w:top w:w="70" w:type="dxa"/>
+              <w:left w:w="100" w:type="dxa"/>
+              <w:bottom w:w="70" w:type="dxa"/>
+              <w:right w:w="100" w:type="dxa"/>
+            </w:tcMar>
+          </w:tcPr>
+          <w:p>
+            <w:pPr>
+              <w:spacing w:line="260" w:lineRule="auto"/>
+            </w:pPr>
+            <w:r>
+              <w:rPr>
+                <w:rFonts w:ascii="Arial" w:eastAsia="Arial" w:hAnsi="Arial" w:cs="Arial"/>
+                <w:color w:val="4A5072"/>
+                <w:sz w:val="17"/>
+                <w:szCs w:val="17"/>
+              </w:rPr>
+              <w:t xml:space="preserve">As </w:t>
+            </w:r>
+            <w:proofErr w:type="gramStart"/>
+            <w:r>
+              <w:rPr>
+                <w:rFonts w:ascii="Arial" w:eastAsia="Arial" w:hAnsi="Arial" w:cs="Arial"/>
+                <w:color w:val="4A5072"/>
+                <w:sz w:val="17"/>
+                <w:szCs w:val="17"/>
+              </w:rPr>
+              <w:t>expected</w:t>
+            </w:r>
+            <w:proofErr w:type="gramEnd"/>
+          </w:p>
+        </w:tc>
+      </w:tr>
+      <w:tr>
+        <w:tblPrEx>
+          <w:tblCellMar>
+            <w:top w:w="0" w:type="dxa"/>
+            <w:bottom w:w="0" w:type="dxa"/>
+          </w:tblCellMar>
+        </w:tblPrEx>
+        <w:tc>
+          <w:tcPr>
+            <w:tcW w:w="748" w:type="dxa"/>
+            <w:tcBorders>
+              <w:top w:val="single" w:sz="1" w:space="0" w:color="C0C4D0"/>
+              <w:left w:val="single" w:sz="1" w:space="0" w:color="C0C4D0"/>
+              <w:bottom w:val="single" w:sz="1" w:space="0" w:color="C0C4D0"/>
+              <w:right w:val="single" w:sz="1" w:space="0" w:color="C0C4D0"/>
+            </w:tcBorders>
+            <w:shd w:val="clear" w:color="auto" w:fill="F4F5FA"/>
+            <w:tcMar>
+              <w:top w:w="70" w:type="dxa"/>
+              <w:left w:w="100" w:type="dxa"/>
+              <w:bottom w:w="70" w:type="dxa"/>
+              <w:right w:w="100" w:type="dxa"/>
+            </w:tcMar>
+          </w:tcPr>
+          <w:p>
+            <w:pPr>
+              <w:spacing w:line="260" w:lineRule="auto"/>
+            </w:pPr>
+            <w:r>
+              <w:rPr>
+                <w:rFonts w:ascii="Courier New" w:eastAsia="Courier New" w:hAnsi="Courier New" w:cs="Courier New"/>
+                <w:b/>
+                <w:bCs/>
+                <w:color w:val="1A1F36"/>
+                <w:sz w:val="18"/>
+                <w:szCs w:val="18"/>
+              </w:rPr>
+              <w:t>T-06</w:t>
+            </w:r>
+          </w:p>
+        </w:tc>
+        <w:tc>
+          <w:tcPr>
+            <w:tcW w:w="966" w:type="dxa"/>
+            <w:tcBorders>
+              <w:top w:val="single" w:sz="1" w:space="0" w:color="C0C4D0"/>
+              <w:left w:val="single" w:sz="1" w:space="0" w:color="C0C4D0"/>
+              <w:bottom w:val="single" w:sz="1" w:space="0" w:color="C0C4D0"/>
+              <w:right w:val="single" w:sz="1" w:space="0" w:color="C0C4D0"/>
+            </w:tcBorders>
+            <w:shd w:val="clear" w:color="auto" w:fill="DCFCE7"/>
+            <w:tcMar>
+              <w:top w:w="70" w:type="dxa"/>
+              <w:left w:w="100" w:type="dxa"/>
+              <w:bottom w:w="70" w:type="dxa"/>
+              <w:right w:w="100" w:type="dxa"/>
+            </w:tcMar>
+          </w:tcPr>
+          <w:p>
+            <w:pPr>
+              <w:spacing w:line="260" w:lineRule="auto"/>
+            </w:pPr>
+            <w:r>
+              <w:rPr>
+                <w:rFonts w:ascii="Arial" w:eastAsia="Arial" w:hAnsi="Arial" w:cs="Arial"/>
+                <w:b/>
+                <w:bCs/>
+                <w:color w:val="166534"/>
+                <w:sz w:val="18"/>
+                <w:szCs w:val="18"/>
+              </w:rPr>
+              <w:t>Pass</w:t>
+            </w:r>
+          </w:p>
+        </w:tc>
+        <w:tc>
+          <w:tcPr>
+            <w:tcW w:w="1131" w:type="dxa"/>
+            <w:tcBorders>
+              <w:top w:val="single" w:sz="1" w:space="0" w:color="C0C4D0"/>
+              <w:left w:val="single" w:sz="1" w:space="0" w:color="C0C4D0"/>
+              <w:bottom w:val="single" w:sz="1" w:space="0" w:color="C0C4D0"/>
+              <w:right w:val="single" w:sz="1" w:space="0" w:color="C0C4D0"/>
+            </w:tcBorders>
+            <w:shd w:val="clear" w:color="auto" w:fill="F4F5FA"/>
+            <w:tcMar>
+              <w:top w:w="70" w:type="dxa"/>
+              <w:left w:w="100" w:type="dxa"/>
+              <w:bottom w:w="70" w:type="dxa"/>
+              <w:right w:w="100" w:type="dxa"/>
+            </w:tcMar>
+          </w:tcPr>
+          <w:p>
+            <w:pPr>
+              <w:spacing w:line="260" w:lineRule="auto"/>
+            </w:pPr>
+            <w:r>
+              <w:rPr>
+                <w:rFonts w:ascii="Arial" w:eastAsia="Arial" w:hAnsi="Arial" w:cs="Arial"/>
+                <w:color w:val="4A5072"/>
+                <w:sz w:val="17"/>
+                <w:szCs w:val="17"/>
+              </w:rPr>
+              <w:t xml:space="preserve">As </w:t>
+            </w:r>
+            <w:proofErr w:type="gramStart"/>
+            <w:r>
+              <w:rPr>
+                <w:rFonts w:ascii="Arial" w:eastAsia="Arial" w:hAnsi="Arial" w:cs="Arial"/>
+                <w:color w:val="4A5072"/>
+                <w:sz w:val="17"/>
+                <w:szCs w:val="17"/>
+              </w:rPr>
+              <w:t>expected</w:t>
+            </w:r>
+            <w:proofErr w:type="gramEnd"/>
+          </w:p>
+        </w:tc>
+      </w:tr>
+      <w:tr>
+        <w:tblPrEx>
+          <w:tblCellMar>
+            <w:top w:w="0" w:type="dxa"/>
+            <w:bottom w:w="0" w:type="dxa"/>
+          </w:tblCellMar>
+        </w:tblPrEx>
+        <w:tc>
+          <w:tcPr>
+            <w:tcW w:w="748" w:type="dxa"/>
+            <w:tcBorders>
+              <w:top w:val="single" w:sz="1" w:space="0" w:color="C0C4D0"/>
+              <w:left w:val="single" w:sz="1" w:space="0" w:color="C0C4D0"/>
+              <w:bottom w:val="single" w:sz="1" w:space="0" w:color="C0C4D0"/>
+              <w:right w:val="single" w:sz="1" w:space="0" w:color="C0C4D0"/>
+            </w:tcBorders>
+            <w:tcMar>
+              <w:top w:w="70" w:type="dxa"/>
+              <w:left w:w="100" w:type="dxa"/>
+              <w:bottom w:w="70" w:type="dxa"/>
+              <w:right w:w="100" w:type="dxa"/>
+            </w:tcMar>
+          </w:tcPr>
+          <w:p>
+            <w:pPr>
+              <w:spacing w:line="260" w:lineRule="auto"/>
+            </w:pPr>
+            <w:r>
+              <w:rPr>
+                <w:rFonts w:ascii="Courier New" w:eastAsia="Courier New" w:hAnsi="Courier New" w:cs="Courier New"/>
+                <w:b/>
+                <w:bCs/>
+                <w:color w:val="1A1F36"/>
+                <w:sz w:val="18"/>
+                <w:szCs w:val="18"/>
+              </w:rPr>
+              <w:t>T-07</w:t>
+            </w:r>
+          </w:p>
+        </w:tc>
+        <w:tc>
+          <w:tcPr>
+            <w:tcW w:w="966" w:type="dxa"/>
+            <w:tcBorders>
+              <w:top w:val="single" w:sz="1" w:space="0" w:color="C0C4D0"/>
+              <w:left w:val="single" w:sz="1" w:space="0" w:color="C0C4D0"/>
+              <w:bottom w:val="single" w:sz="1" w:space="0" w:color="C0C4D0"/>
+              <w:right w:val="single" w:sz="1" w:space="0" w:color="C0C4D0"/>
+            </w:tcBorders>
+            <w:shd w:val="clear" w:color="auto" w:fill="DCFCE7"/>
+            <w:tcMar>
+              <w:top w:w="70" w:type="dxa"/>
+              <w:left w:w="100" w:type="dxa"/>
+              <w:bottom w:w="70" w:type="dxa"/>
+              <w:right w:w="100" w:type="dxa"/>
+            </w:tcMar>
+          </w:tcPr>
+          <w:p>
+            <w:pPr>
+              <w:spacing w:line="260" w:lineRule="auto"/>
+            </w:pPr>
+            <w:r>
+              <w:rPr>
+                <w:rFonts w:ascii="Arial" w:eastAsia="Arial" w:hAnsi="Arial" w:cs="Arial"/>
+                <w:b/>
+                <w:bCs/>
+                <w:color w:val="166534"/>
+                <w:sz w:val="18"/>
+                <w:szCs w:val="18"/>
+              </w:rPr>
+              <w:t>Pass</w:t>
+            </w:r>
+          </w:p>
+        </w:tc>
+        <w:tc>
+          <w:tcPr>
+            <w:tcW w:w="1131" w:type="dxa"/>
+            <w:tcBorders>
+              <w:top w:val="single" w:sz="1" w:space="0" w:color="C0C4D0"/>
+              <w:left w:val="single" w:sz="1" w:space="0" w:color="C0C4D0"/>
+              <w:bottom w:val="single" w:sz="1" w:space="0" w:color="C0C4D0"/>
+              <w:right w:val="single" w:sz="1" w:space="0" w:color="C0C4D0"/>
+            </w:tcBorders>
+            <w:tcMar>
+              <w:top w:w="70" w:type="dxa"/>
+              <w:left w:w="100" w:type="dxa"/>
+              <w:bottom w:w="70" w:type="dxa"/>
+              <w:right w:w="100" w:type="dxa"/>
+            </w:tcMar>
+          </w:tcPr>
+          <w:p>
+            <w:pPr>
+              <w:spacing w:line="260" w:lineRule="auto"/>
+            </w:pPr>
+            <w:r>
+              <w:rPr>
+                <w:rFonts w:ascii="Arial" w:eastAsia="Arial" w:hAnsi="Arial" w:cs="Arial"/>
+                <w:color w:val="4A5072"/>
+                <w:sz w:val="17"/>
+                <w:szCs w:val="17"/>
+              </w:rPr>
+              <w:t xml:space="preserve">As </w:t>
+            </w:r>
+            <w:proofErr w:type="gramStart"/>
+            <w:r>
+              <w:rPr>
+                <w:rFonts w:ascii="Arial" w:eastAsia="Arial" w:hAnsi="Arial" w:cs="Arial"/>
+                <w:color w:val="4A5072"/>
+                <w:sz w:val="17"/>
+                <w:szCs w:val="17"/>
+              </w:rPr>
+              <w:t>expected</w:t>
+            </w:r>
+            <w:proofErr w:type="gramEnd"/>
+          </w:p>
+        </w:tc>
+      </w:tr>
+      <w:tr>
+        <w:tblPrEx>
+          <w:tblCellMar>
+            <w:top w:w="0" w:type="dxa"/>
+            <w:bottom w:w="0" w:type="dxa"/>
+          </w:tblCellMar>
+        </w:tblPrEx>
+        <w:tc>
+          <w:tcPr>
+            <w:tcW w:w="748" w:type="dxa"/>
+            <w:tcBorders>
+              <w:top w:val="single" w:sz="1" w:space="0" w:color="C0C4D0"/>
+              <w:left w:val="single" w:sz="1" w:space="0" w:color="C0C4D0"/>
+              <w:bottom w:val="single" w:sz="1" w:space="0" w:color="C0C4D0"/>
+              <w:right w:val="single" w:sz="1" w:space="0" w:color="C0C4D0"/>
+            </w:tcBorders>
+            <w:shd w:val="clear" w:color="auto" w:fill="F4F5FA"/>
+            <w:tcMar>
+              <w:top w:w="70" w:type="dxa"/>
+              <w:left w:w="100" w:type="dxa"/>
+              <w:bottom w:w="70" w:type="dxa"/>
+              <w:right w:w="100" w:type="dxa"/>
+            </w:tcMar>
+          </w:tcPr>
+          <w:p>
+            <w:pPr>
+              <w:spacing w:line="260" w:lineRule="auto"/>
+            </w:pPr>
+            <w:r>
+              <w:rPr>
+                <w:rFonts w:ascii="Courier New" w:eastAsia="Courier New" w:hAnsi="Courier New" w:cs="Courier New"/>
+                <w:b/>
+                <w:bCs/>
+                <w:color w:val="1A1F36"/>
+                <w:sz w:val="18"/>
+                <w:szCs w:val="18"/>
+              </w:rPr>
+              <w:t>T-08</w:t>
+            </w:r>
+          </w:p>
+        </w:tc>
+        <w:tc>
+          <w:tcPr>
+            <w:tcW w:w="966" w:type="dxa"/>
+            <w:tcBorders>
+              <w:top w:val="single" w:sz="1" w:space="0" w:color="C0C4D0"/>
+              <w:left w:val="single" w:sz="1" w:space="0" w:color="C0C4D0"/>
+              <w:bottom w:val="single" w:sz="1" w:space="0" w:color="C0C4D0"/>
+              <w:right w:val="single" w:sz="1" w:space="0" w:color="C0C4D0"/>
+            </w:tcBorders>
+            <w:shd w:val="clear" w:color="auto" w:fill="DCFCE7"/>
+            <w:tcMar>
+              <w:top w:w="70" w:type="dxa"/>
+              <w:left w:w="100" w:type="dxa"/>
+              <w:bottom w:w="70" w:type="dxa"/>
+              <w:right w:w="100" w:type="dxa"/>
+            </w:tcMar>
+          </w:tcPr>
+          <w:p>
+            <w:pPr>
+              <w:spacing w:line="260" w:lineRule="auto"/>
+            </w:pPr>
+            <w:r>
+              <w:rPr>
+                <w:rFonts w:ascii="Arial" w:eastAsia="Arial" w:hAnsi="Arial" w:cs="Arial"/>
+                <w:b/>
+                <w:bCs/>
+                <w:color w:val="166534"/>
+                <w:sz w:val="18"/>
+                <w:szCs w:val="18"/>
+              </w:rPr>
+              <w:t>Pass</w:t>
+            </w:r>
+          </w:p>
+        </w:tc>
+        <w:tc>
+          <w:tcPr>
+            <w:tcW w:w="1131" w:type="dxa"/>
+            <w:tcBorders>
+              <w:top w:val="single" w:sz="1" w:space="0" w:color="C0C4D0"/>
+              <w:left w:val="single" w:sz="1" w:space="0" w:color="C0C4D0"/>
+              <w:bottom w:val="single" w:sz="1" w:space="0" w:color="C0C4D0"/>
+              <w:right w:val="single" w:sz="1" w:space="0" w:color="C0C4D0"/>
+            </w:tcBorders>
+            <w:shd w:val="clear" w:color="auto" w:fill="F4F5FA"/>
+            <w:tcMar>
+              <w:top w:w="70" w:type="dxa"/>
+              <w:left w:w="100" w:type="dxa"/>
+              <w:bottom w:w="70" w:type="dxa"/>
+              <w:right w:w="100" w:type="dxa"/>
+            </w:tcMar>
+          </w:tcPr>
+          <w:p>
+            <w:pPr>
+              <w:spacing w:line="260" w:lineRule="auto"/>
+            </w:pPr>
+            <w:r>
+              <w:rPr>
+                <w:rFonts w:ascii="Arial" w:eastAsia="Arial" w:hAnsi="Arial" w:cs="Arial"/>
+                <w:color w:val="4A5072"/>
+                <w:sz w:val="17"/>
+                <w:szCs w:val="17"/>
+              </w:rPr>
+              <w:t xml:space="preserve">As </w:t>
+            </w:r>
+            <w:proofErr w:type="gramStart"/>
+            <w:r>
+              <w:rPr>
+                <w:rFonts w:ascii="Arial" w:eastAsia="Arial" w:hAnsi="Arial" w:cs="Arial"/>
+                <w:color w:val="4A5072"/>
+                <w:sz w:val="17"/>
+                <w:szCs w:val="17"/>
+              </w:rPr>
+              <w:t>expected</w:t>
+            </w:r>
+            <w:proofErr w:type="gramEnd"/>
+          </w:p>
+        </w:tc>
+      </w:tr>
+      <w:tr>
+        <w:tblPrEx>
+          <w:tblCellMar>
+            <w:top w:w="0" w:type="dxa"/>
+            <w:bottom w:w="0" w:type="dxa"/>
+          </w:tblCellMar>
+        </w:tblPrEx>
+        <w:tc>
+          <w:tcPr>
+            <w:tcW w:w="748" w:type="dxa"/>
+            <w:tcBorders>
+              <w:top w:val="single" w:sz="1" w:space="0" w:color="C0C4D0"/>
+              <w:left w:val="single" w:sz="1" w:space="0" w:color="C0C4D0"/>
+              <w:bottom w:val="single" w:sz="1" w:space="0" w:color="C0C4D0"/>
+              <w:right w:val="single" w:sz="1" w:space="0" w:color="C0C4D0"/>
+            </w:tcBorders>
+            <w:tcMar>
+              <w:top w:w="70" w:type="dxa"/>
+              <w:left w:w="100" w:type="dxa"/>
+              <w:bottom w:w="70" w:type="dxa"/>
+              <w:right w:w="100" w:type="dxa"/>
+            </w:tcMar>
+          </w:tcPr>
+          <w:p>
+            <w:pPr>
+              <w:spacing w:line="260" w:lineRule="auto"/>
+            </w:pPr>
+            <w:r>
+              <w:rPr>
+                <w:rFonts w:ascii="Courier New" w:eastAsia="Courier New" w:hAnsi="Courier New" w:cs="Courier New"/>
+                <w:b/>
+                <w:bCs/>
+                <w:color w:val="1A1F36"/>
+                <w:sz w:val="18"/>
+                <w:szCs w:val="18"/>
+              </w:rPr>
+              <w:t>T-09</w:t>
+            </w:r>
+          </w:p>
+        </w:tc>
+        <w:tc>
+          <w:tcPr>
+            <w:tcW w:w="966" w:type="dxa"/>
+            <w:tcBorders>
+              <w:top w:val="single" w:sz="1" w:space="0" w:color="C0C4D0"/>
+              <w:left w:val="single" w:sz="1" w:space="0" w:color="C0C4D0"/>
+              <w:bottom w:val="single" w:sz="1" w:space="0" w:color="C0C4D0"/>
+              <w:right w:val="single" w:sz="1" w:space="0" w:color="C0C4D0"/>
+            </w:tcBorders>
+            <w:shd w:val="clear" w:color="auto" w:fill="DCFCE7"/>
+            <w:tcMar>
+              <w:top w:w="70" w:type="dxa"/>
+              <w:left w:w="100" w:type="dxa"/>
+              <w:bottom w:w="70" w:type="dxa"/>
+              <w:right w:w="100" w:type="dxa"/>
+            </w:tcMar>
+          </w:tcPr>
+          <w:p>
+            <w:pPr>
+              <w:spacing w:line="260" w:lineRule="auto"/>
+            </w:pPr>
+            <w:r>
+              <w:rPr>
+                <w:rFonts w:ascii="Arial" w:eastAsia="Arial" w:hAnsi="Arial" w:cs="Arial"/>
+                <w:b/>
+                <w:bCs/>
+                <w:color w:val="166534"/>
+                <w:sz w:val="18"/>
+                <w:szCs w:val="18"/>
+              </w:rPr>
+              <w:t>Pass</w:t>
+            </w:r>
+          </w:p>
+        </w:tc>
+        <w:tc>
+          <w:tcPr>
+            <w:tcW w:w="1131" w:type="dxa"/>
+            <w:tcBorders>
+              <w:top w:val="single" w:sz="1" w:space="0" w:color="C0C4D0"/>
+              <w:left w:val="single" w:sz="1" w:space="0" w:color="C0C4D0"/>
+              <w:bottom w:val="single" w:sz="1" w:space="0" w:color="C0C4D0"/>
+              <w:right w:val="single" w:sz="1" w:space="0" w:color="C0C4D0"/>
+            </w:tcBorders>
+            <w:tcMar>
+              <w:top w:w="70" w:type="dxa"/>
+              <w:left w:w="100" w:type="dxa"/>
+              <w:bottom w:w="70" w:type="dxa"/>
+              <w:right w:w="100" w:type="dxa"/>
+            </w:tcMar>
+          </w:tcPr>
+          <w:p>
+            <w:pPr>
+              <w:spacing w:line="260" w:lineRule="auto"/>
+            </w:pPr>
+            <w:r>
+              <w:rPr>
+                <w:rFonts w:ascii="Arial" w:eastAsia="Arial" w:hAnsi="Arial" w:cs="Arial"/>
+                <w:color w:val="4A5072"/>
+                <w:sz w:val="17"/>
+                <w:szCs w:val="17"/>
+              </w:rPr>
+              <w:t xml:space="preserve">As </w:t>
+            </w:r>
+            <w:proofErr w:type="gramStart"/>
+            <w:r>
+              <w:rPr>
+                <w:rFonts w:ascii="Arial" w:eastAsia="Arial" w:hAnsi="Arial" w:cs="Arial"/>
+                <w:color w:val="4A5072"/>
+                <w:sz w:val="17"/>
+                <w:szCs w:val="17"/>
+              </w:rPr>
+              <w:t>expected</w:t>
+            </w:r>
+            <w:proofErr w:type="gramEnd"/>
+          </w:p>
+        </w:tc>
+      </w:tr>
+      <w:tr>
+        <w:tblPrEx>
+          <w:tblCellMar>
+            <w:top w:w="0" w:type="dxa"/>
+            <w:bottom w:w="0" w:type="dxa"/>
+          </w:tblCellMar>
+        </w:tblPrEx>
+        <w:tc>
+          <w:tcPr>
+            <w:tcW w:w="748" w:type="dxa"/>
+            <w:tcBorders>
+              <w:top w:val="single" w:sz="1" w:space="0" w:color="C0C4D0"/>
+              <w:left w:val="single" w:sz="1" w:space="0" w:color="C0C4D0"/>
+              <w:bottom w:val="single" w:sz="1" w:space="0" w:color="C0C4D0"/>
+              <w:right w:val="single" w:sz="1" w:space="0" w:color="C0C4D0"/>
+            </w:tcBorders>
+            <w:shd w:val="clear" w:color="auto" w:fill="F4F5FA"/>
+            <w:tcMar>
+              <w:top w:w="70" w:type="dxa"/>
+              <w:left w:w="100" w:type="dxa"/>
+              <w:bottom w:w="70" w:type="dxa"/>
+              <w:right w:w="100" w:type="dxa"/>
+            </w:tcMar>
+          </w:tcPr>
+          <w:p>
+            <w:pPr>
+              <w:spacing w:line="260" w:lineRule="auto"/>
+            </w:pPr>
+            <w:r>
+              <w:rPr>
+                <w:rFonts w:ascii="Courier New" w:eastAsia="Courier New" w:hAnsi="Courier New" w:cs="Courier New"/>
+                <w:b/>
+                <w:bCs/>
+                <w:color w:val="1A1F36"/>
+                <w:sz w:val="18"/>
+                <w:szCs w:val="18"/>
+              </w:rPr>
+              <w:t>T-10</w:t>
+            </w:r>
+          </w:p>
+        </w:tc>
+        <w:tc>
+          <w:tcPr>
+            <w:tcW w:w="966" w:type="dxa"/>
+            <w:tcBorders>
+              <w:top w:val="single" w:sz="1" w:space="0" w:color="C0C4D0"/>
+              <w:left w:val="single" w:sz="1" w:space="0" w:color="C0C4D0"/>
+              <w:bottom w:val="single" w:sz="1" w:space="0" w:color="C0C4D0"/>
+              <w:right w:val="single" w:sz="1" w:space="0" w:color="C0C4D0"/>
+            </w:tcBorders>
+            <w:shd w:val="clear" w:color="auto" w:fill="DCFCE7"/>
+            <w:tcMar>
+              <w:top w:w="70" w:type="dxa"/>
+              <w:left w:w="100" w:type="dxa"/>
+              <w:bottom w:w="70" w:type="dxa"/>
+              <w:right w:w="100" w:type="dxa"/>
+            </w:tcMar>
+          </w:tcPr>
+          <w:p>
+            <w:pPr>
+              <w:spacing w:line="260" w:lineRule="auto"/>
+            </w:pPr>
+            <w:r>
+              <w:rPr>
+                <w:rFonts w:ascii="Arial" w:eastAsia="Arial" w:hAnsi="Arial" w:cs="Arial"/>
+                <w:b/>
+                <w:bCs/>
+                <w:color w:val="166534"/>
+                <w:sz w:val="18"/>
+                <w:szCs w:val="18"/>
+              </w:rPr>
+              <w:t>Pass</w:t>
+            </w:r>
+          </w:p>
+        </w:tc>
+        <w:tc>
+          <w:tcPr>
+            <w:tcW w:w="1131" w:type="dxa"/>
+            <w:tcBorders>
+              <w:top w:val="single" w:sz="1" w:space="0" w:color="C0C4D0"/>
+              <w:left w:val="single" w:sz="1" w:space="0" w:color="C0C4D0"/>
+              <w:bottom w:val="single" w:sz="1" w:space="0" w:color="C0C4D0"/>
+              <w:right w:val="single" w:sz="1" w:space="0" w:color="C0C4D0"/>
+            </w:tcBorders>
+            <w:shd w:val="clear" w:color="auto" w:fill="F4F5FA"/>
+            <w:tcMar>
+              <w:top w:w="70" w:type="dxa"/>
+              <w:left w:w="100" w:type="dxa"/>
+              <w:bottom w:w="70" w:type="dxa"/>
+              <w:right w:w="100" w:type="dxa"/>
+            </w:tcMar>
+          </w:tcPr>
+          <w:p>
+            <w:pPr>
+              <w:spacing w:line="260" w:lineRule="auto"/>
+            </w:pPr>
+            <w:r>
+              <w:rPr>
+                <w:rFonts w:ascii="Arial" w:eastAsia="Arial" w:hAnsi="Arial" w:cs="Arial"/>
+                <w:color w:val="4A5072"/>
+                <w:sz w:val="17"/>
+                <w:szCs w:val="17"/>
+              </w:rPr>
+              <w:t xml:space="preserve">As </w:t>
+            </w:r>
+            <w:proofErr w:type="gramStart"/>
+            <w:r>
+              <w:rPr>
+                <w:rFonts w:ascii="Arial" w:eastAsia="Arial" w:hAnsi="Arial" w:cs="Arial"/>
+                <w:color w:val="4A5072"/>
+                <w:sz w:val="17"/>
+                <w:szCs w:val="17"/>
+              </w:rPr>
+              <w:t>expected</w:t>
+            </w:r>
+            <w:proofErr w:type="gramEnd"/>
+          </w:p>
+        </w:tc>
+      </w:tr>
+    </w:tbl>
+    <w:p>
+      <w:pPr>
+        <w:pStyle w:val="Heading1"/>
+      </w:pPr>
+    </w:p>
+    <w:p>
+      <w:pPr>
+        <w:pStyle w:val="Heading1"/>
+      </w:pPr>
+    </w:p>
     <w:p>
       <w:pPr>
         <w:pStyle w:val="Heading1"/>
@@ -7405,7 +11933,7 @@
         </w:rPr>
         <w:t xml:space="preserve">. Ahmedabad, India, 26–27 November 2020. Available from: </w:t>
       </w:r>
-      <w:hyperlink r:id="rId32" w:tgtFrame="_blank" w:tooltip="Original URL: https://www.researchgate.net/publication/353307344_THE_ROLE_OF_DASHBOARDS_IN_BUSINESS_DECISION_MAKING_AND_PERFORMANCE_MANAGEMENT. Click or tap if you trust this link." w:history="1">
+      <w:hyperlink r:id="rId33" w:tgtFrame="_blank" w:tooltip="Original URL: https://www.researchgate.net/publication/353307344_THE_ROLE_OF_DASHBOARDS_IN_BUSINESS_DECISION_MAKING_AND_PERFORMANCE_MANAGEMENT. Click or tap if you trust this link." w:history="1">
         <w:r>
           <w:rPr>
             <w:rStyle w:val="Hyperlink"/>
@@ -7457,7 +11985,7 @@
         </w:rPr>
         <w:t xml:space="preserve">. Available from: </w:t>
       </w:r>
-      <w:hyperlink r:id="rId33" w:tgtFrame="_blank" w:tooltip="Original URL: https://powerbi.microsoft.com/. Click or tap if you trust this link." w:history="1">
+      <w:hyperlink r:id="rId34" w:tgtFrame="_blank" w:tooltip="Original URL: https://powerbi.microsoft.com/. Click or tap if you trust this link." w:history="1">
         <w:r>
           <w:rPr>
             <w:rStyle w:val="Hyperlink"/>
@@ -7575,7 +12103,7 @@
         </w:rPr>
         <w:t xml:space="preserve">. Available from: </w:t>
       </w:r>
-      <w:hyperlink r:id="rId34" w:tgtFrame="_blank" w:tooltip="Original URL: https://www.python.org/. Click or tap if you trust this link." w:history="1">
+      <w:hyperlink r:id="rId35" w:tgtFrame="_blank" w:tooltip="Original URL: https://www.python.org/. Click or tap if you trust this link." w:history="1">
         <w:r>
           <w:rPr>
             <w:rStyle w:val="Hyperlink"/>
@@ -7627,7 +12155,7 @@
         </w:rPr>
         <w:t xml:space="preserve">. Available from: </w:t>
       </w:r>
-      <w:hyperlink r:id="rId35" w:tgtFrame="_blank" w:tooltip="Original URL: https://react.dev/. Click or tap if you trust this link." w:history="1">
+      <w:hyperlink r:id="rId36" w:tgtFrame="_blank" w:tooltip="Original URL: https://react.dev/. Click or tap if you trust this link." w:history="1">
         <w:r>
           <w:rPr>
             <w:rStyle w:val="Hyperlink"/>
@@ -7679,7 +12207,7 @@
         </w:rPr>
         <w:t xml:space="preserve">. Available from: </w:t>
       </w:r>
-      <w:hyperlink r:id="rId36" w:tgtFrame="_blank" w:tooltip="Original URL: https://shiny.posit.co/. Click or tap if you trust this link." w:history="1">
+      <w:hyperlink r:id="rId37" w:tgtFrame="_blank" w:tooltip="Original URL: https://shiny.posit.co/. Click or tap if you trust this link." w:history="1">
         <w:r>
           <w:rPr>
             <w:rStyle w:val="Hyperlink"/>
@@ -7721,7 +12249,7 @@
         </w:rPr>
         <w:t xml:space="preserve">. Available from: </w:t>
       </w:r>
-      <w:hyperlink r:id="rId37" w:tgtFrame="_blank" w:tooltip="Original URL: https://matplotlib.org/. Click or tap if you trust this link." w:history="1">
+      <w:hyperlink r:id="rId38" w:tgtFrame="_blank" w:tooltip="Original URL: https://matplotlib.org/. Click or tap if you trust this link." w:history="1">
         <w:r>
           <w:rPr>
             <w:rStyle w:val="Hyperlink"/>
@@ -7782,7 +12310,7 @@
         </w:rPr>
         <w:t xml:space="preserve">. Available from: </w:t>
       </w:r>
-      <w:hyperlink r:id="rId38" w:tgtFrame="_blank" w:tooltip="Original URL: https://dash.plotly.com/. Click or tap if you trust this link." w:history="1">
+      <w:hyperlink r:id="rId39" w:tgtFrame="_blank" w:tooltip="Original URL: https://dash.plotly.com/. Click or tap if you trust this link." w:history="1">
         <w:r>
           <w:rPr>
             <w:rStyle w:val="Hyperlink"/>
@@ -7841,7 +12369,7 @@
         </w:rPr>
         <w:t xml:space="preserve">. Available from: </w:t>
       </w:r>
-      <w:hyperlink r:id="rId39" w:tgtFrame="_blank" w:tooltip="Original URL: https://dash.gallery/Portal/. Click or tap if you trust this link." w:history="1">
+      <w:hyperlink r:id="rId40" w:tgtFrame="_blank" w:tooltip="Original URL: https://dash.gallery/Portal/. Click or tap if you trust this link." w:history="1">
         <w:r>
           <w:rPr>
             <w:rStyle w:val="Hyperlink"/>
@@ -7883,7 +12411,7 @@
         </w:rPr>
         <w:t xml:space="preserve">. Available from: </w:t>
       </w:r>
-      <w:hyperlink r:id="rId40" w:tgtFrame="_blank" w:tooltip="Original URL: https://www.sqlite.org/docs.html. Click or tap if you trust this link." w:history="1">
+      <w:hyperlink r:id="rId41" w:tgtFrame="_blank" w:tooltip="Original URL: https://www.sqlite.org/docs.html. Click or tap if you trust this link." w:history="1">
         <w:r>
           <w:rPr>
             <w:rStyle w:val="Hyperlink"/>
@@ -7925,7 +12453,7 @@
         </w:rPr>
         <w:t xml:space="preserve"> [online]. Victoria, BC, Canada, 27–29 August. IEEE. Available from: </w:t>
       </w:r>
-      <w:hyperlink r:id="rId41" w:tgtFrame="_blank" w:tooltip="Original URL: https://ieeexplore.ieee.org/document/6625441. Click or tap if you trust this link." w:history="1">
+      <w:hyperlink r:id="rId42" w:tgtFrame="_blank" w:tooltip="Original URL: https://ieeexplore.ieee.org/document/6625441. Click or tap if you trust this link." w:history="1">
         <w:r>
           <w:rPr>
             <w:rStyle w:val="Hyperlink"/>
@@ -7977,7 +12505,7 @@
         </w:rPr>
         <w:t xml:space="preserve">. Available at: </w:t>
       </w:r>
-      <w:hyperlink r:id="rId42" w:tgtFrame="_blank" w:tooltip="Original URL: https://www.google.com/search?q=https://www.mongodb.com. Click or tap if you trust this link." w:history="1">
+      <w:hyperlink r:id="rId43" w:tgtFrame="_blank" w:tooltip="Original URL: https://www.google.com/search?q=https://www.mongodb.com. Click or tap if you trust this link." w:history="1">
         <w:r>
           <w:rPr>
             <w:rStyle w:val="Hyperlink"/>
@@ -8019,7 +12547,7 @@
         </w:rPr>
         <w:t xml:space="preserve">. Available from: </w:t>
       </w:r>
-      <w:hyperlink r:id="rId43" w:tgtFrame="_blank" w:tooltip="Original URL: https://dev.mysql.com/doc/refman/8.0/en/. Click or tap if you trust this link." w:history="1">
+      <w:hyperlink r:id="rId44" w:tgtFrame="_blank" w:tooltip="Original URL: https://dev.mysql.com/doc/refman/8.0/en/. Click or tap if you trust this link." w:history="1">
         <w:r>
           <w:rPr>
             <w:rStyle w:val="Hyperlink"/>
@@ -8118,7 +12646,7 @@
         </w:rPr>
         <w:t xml:space="preserve">. Available from: </w:t>
       </w:r>
-      <w:hyperlink r:id="rId44" w:tgtFrame="_blank" w:tooltip="Original URL: https://flask.palletsprojects.com/. Click or tap if you trust this link." w:history="1">
+      <w:hyperlink r:id="rId45" w:tgtFrame="_blank" w:tooltip="Original URL: https://flask.palletsprojects.com/. Click or tap if you trust this link." w:history="1">
         <w:r>
           <w:rPr>
             <w:rStyle w:val="Hyperlink"/>
@@ -8170,7 +12698,7 @@
         </w:rPr>
         <w:t xml:space="preserve">. Available from: </w:t>
       </w:r>
-      <w:hyperlink r:id="rId45" w:tgtFrame="_blank" w:tooltip="Original URL: https://docs.djangoproject.com/. Click or tap if you trust this link." w:history="1">
+      <w:hyperlink r:id="rId46" w:tgtFrame="_blank" w:tooltip="Original URL: https://docs.djangoproject.com/. Click or tap if you trust this link." w:history="1">
         <w:r>
           <w:rPr>
             <w:rStyle w:val="Hyperlink"/>
@@ -8365,7 +12893,7 @@
         </w:rPr>
         <w:t xml:space="preserve">. Available from: </w:t>
       </w:r>
-      <w:hyperlink r:id="rId46" w:tgtFrame="_blank" w:tooltip="Original URL: https://arxiv.org/abs/2012.01210. Click or tap if you trust this link." w:history="1">
+      <w:hyperlink r:id="rId47" w:tgtFrame="_blank" w:tooltip="Original URL: https://arxiv.org/abs/2012.01210. Click or tap if you trust this link." w:history="1">
         <w:r>
           <w:rPr>
             <w:rStyle w:val="Hyperlink"/>
@@ -8456,7 +12984,7 @@
         </w:rPr>
         <w:t xml:space="preserve"> [online]. Astana, Kazakhstan, 14–16 May 2025. IEEE. Available from: </w:t>
       </w:r>
-      <w:hyperlink r:id="rId47" w:tgtFrame="_blank" w:tooltip="Original URL: https://www.researchgate.net/publication/395176028_From_Comments_to_Insights_Comparing_Local_and_Online_LLM_Models_in_Social_Media_Sentiment_Evaluation. Click or tap if you trust this link." w:history="1">
+      <w:hyperlink r:id="rId48" w:tgtFrame="_blank" w:tooltip="Original URL: https://www.researchgate.net/publication/395176028_From_Comments_to_Insights_Comparing_Local_and_Online_LLM_Models_in_Social_Media_Sentiment_Evaluation. Click or tap if you trust this link." w:history="1">
         <w:r>
           <w:rPr>
             <w:rStyle w:val="Hyperlink"/>
@@ -8569,7 +13097,7 @@
         </w:rPr>
         <w:t xml:space="preserve">. Available from: </w:t>
       </w:r>
-      <w:hyperlink r:id="rId48" w:tgtFrame="_blank" w:tooltip="Original URL: https://arxiv.org/abs/2204.08859. Click or tap if you trust this link." w:history="1">
+      <w:hyperlink r:id="rId49" w:tgtFrame="_blank" w:tooltip="Original URL: https://arxiv.org/abs/2204.08859. Click or tap if you trust this link." w:history="1">
         <w:r>
           <w:rPr>
             <w:rStyle w:val="Hyperlink"/>
@@ -8715,7 +13243,7 @@
         </w:rPr>
         <w:t xml:space="preserve"> [online]. 14(11), pp. 246-270. Available from: </w:t>
       </w:r>
-      <w:hyperlink r:id="rId49" w:tgtFrame="_blank" w:history="1">
+      <w:hyperlink r:id="rId50" w:tgtFrame="_blank" w:history="1">
         <w:r>
           <w:rPr>
             <w:rStyle w:val="Hyperlink"/>
@@ -12018,7 +16546,6 @@
   <w:style w:type="character" w:default="1" w:styleId="DefaultParagraphFont">
     <w:name w:val="Default Paragraph Font"/>
     <w:uiPriority w:val="1"/>
-    <w:semiHidden/>
     <w:unhideWhenUsed/>
   </w:style>
   <w:style w:type="table" w:default="1" w:styleId="TableNormal">

--- a/dsp-report-technical-template.docx
+++ b/dsp-report-technical-template.docx
@@ -257,51 +257,7 @@
           <w:szCs w:val="44"/>
           <w:lang w:val="en-US"/>
         </w:rPr>
-        <w:t>&lt;resources links (</w:t>
-      </w:r>
-      <w:proofErr w:type="spellStart"/>
-      <w:r>
-        <w:rPr>
-          <w:rFonts w:ascii="Georgia" w:hAnsi="Georgia"/>
-          <w:color w:val="FFFFFF" w:themeColor="background1"/>
-          <w:sz w:val="44"/>
-          <w:szCs w:val="44"/>
-          <w:lang w:val="en-US"/>
-        </w:rPr>
-        <w:t>github</w:t>
-      </w:r>
-      <w:proofErr w:type="spellEnd"/>
-      <w:r>
-        <w:rPr>
-          <w:rFonts w:ascii="Georgia" w:hAnsi="Georgia"/>
-          <w:color w:val="FFFFFF" w:themeColor="background1"/>
-          <w:sz w:val="44"/>
-          <w:szCs w:val="44"/>
-          <w:lang w:val="en-US"/>
-        </w:rPr>
-        <w:t>/</w:t>
-      </w:r>
-      <w:proofErr w:type="spellStart"/>
-      <w:r>
-        <w:rPr>
-          <w:rFonts w:ascii="Georgia" w:hAnsi="Georgia"/>
-          <w:color w:val="FFFFFF" w:themeColor="background1"/>
-          <w:sz w:val="44"/>
-          <w:szCs w:val="44"/>
-          <w:lang w:val="en-US"/>
-        </w:rPr>
-        <w:t>onedrive</w:t>
-      </w:r>
-      <w:proofErr w:type="spellEnd"/>
-      <w:r>
-        <w:rPr>
-          <w:rFonts w:ascii="Georgia" w:hAnsi="Georgia"/>
-          <w:color w:val="FFFFFF" w:themeColor="background1"/>
-          <w:sz w:val="44"/>
-          <w:szCs w:val="44"/>
-          <w:lang w:val="en-US"/>
-        </w:rPr>
-        <w:t>)&gt;</w:t>
+        <w:t>&lt;resources links (github/onedrive)&gt;</w:t>
       </w:r>
     </w:p>
     <w:p>
@@ -444,7 +400,7 @@
           <w:b/>
           <w:bCs/>
         </w:rPr>
-        <w:t>This project aims to develop an interactive AI-assisted data analysis web application that simplifies the process of interpreting complex datasets</w:t>
+        <w:t>This project aims to develop an interactive AI-assisted data analysis web application that simplifies the process of interpreting datasets</w:t>
       </w:r>
       <w:r>
         <w:rPr>
@@ -458,30 +414,28 @@
           <w:b/>
           <w:bCs/>
         </w:rPr>
-        <w:t xml:space="preserve">The system, built using </w:t>
-      </w:r>
-      <w:proofErr w:type="spellStart"/>
-      <w:r>
-        <w:rPr>
-          <w:b/>
-          <w:bCs/>
-        </w:rPr>
-        <w:t>Plotly</w:t>
-      </w:r>
-      <w:proofErr w:type="spellEnd"/>
-      <w:r>
-        <w:rPr>
-          <w:b/>
-          <w:bCs/>
-        </w:rPr>
-        <w:t xml:space="preserve"> Dash, allows users to upload their own CSV files for automated processing and visualisation.</w:t>
-      </w:r>
-      <w:r>
-        <w:rPr>
-          <w:b/>
-          <w:bCs/>
-        </w:rPr>
-        <w:t xml:space="preserve"> Summaries are generated through the Pandas library, while the ChatGPT API is integrated to produce natural-language explanations and observations. This tool will be easily accessible to all users from a range of technical backgrounds. A database component provides session management enabling users to retrieve previous sessions. The system explores how conversational AI can enhance accessibility in data analysis through producing analytical findings and explanations alongside one another. The outcome will be a </w:t>
+        <w:t>The system, built using Plotly Dash, allows users to upload their own CSV files for automated processing and visualisation.</w:t>
+      </w:r>
+      <w:r>
+        <w:rPr>
+          <w:b/>
+          <w:bCs/>
+        </w:rPr>
+        <w:t xml:space="preserve"> Summaries are generated through the Pandas library, while the </w:t>
+      </w:r>
+      <w:r>
+        <w:rPr>
+          <w:b/>
+          <w:bCs/>
+        </w:rPr>
+        <w:t>Gemini</w:t>
+      </w:r>
+      <w:r>
+        <w:rPr>
+          <w:b/>
+          <w:bCs/>
+        </w:rPr>
+        <w:t xml:space="preserve"> API is integrated to produce natural-language explanations and observations. This tool will be easily accessible to all users from a range of technical backgrounds. A database component provides session management enabling users to retrieve previous sessions. The system explores how conversational AI can enhance accessibility in data analysis through producing analytical findings and explanations alongside one another. The outcome will be a </w:t>
       </w:r>
       <w:r>
         <w:rPr>
@@ -495,21 +449,14 @@
           <w:b/>
           <w:bCs/>
         </w:rPr>
-        <w:t xml:space="preserve"> that allows users to generate analysis from complex datasets aiding with </w:t>
-      </w:r>
-      <w:r>
-        <w:rPr>
-          <w:b/>
-          <w:bCs/>
-        </w:rPr>
-        <w:t>their interpretation of the dataset.</w:t>
-      </w:r>
-      <w:r>
-        <w:rPr>
-          <w:b/>
-          <w:bCs/>
-        </w:rPr>
-        <w:t xml:space="preserve"> </w:t>
+        <w:t xml:space="preserve"> that allows </w:t>
+      </w:r>
+      <w:r>
+        <w:rPr>
+          <w:b/>
+          <w:bCs/>
+        </w:rPr>
+        <w:t>non-technical users to interpret datasets to inform their decision making.</w:t>
       </w:r>
     </w:p>
     <w:p>
@@ -1734,7 +1681,13 @@
     </w:p>
     <w:p>
       <w:r>
-        <w:t xml:space="preserve">This project addresses these challenges by creating a comprehensive, intuitive tool that connects users directly with their own data. This project uses the power of visualisations to improve work efficiency, identify shortcomings and encourage users to explore their data. </w:t>
+        <w:t xml:space="preserve">This project addresses these challenges by creating a comprehensive, intuitive tool that connects users directly with their own data. This project uses the power of visualisations </w:t>
+      </w:r>
+      <w:r>
+        <w:t>along with LLM natural language explanations to enable users to improve their decision making.</w:t>
+      </w:r>
+      <w:r>
+        <w:t xml:space="preserve"> </w:t>
       </w:r>
     </w:p>
     <w:p>
@@ -1772,15 +1725,7 @@
         <w:t>s</w:t>
       </w:r>
       <w:r>
-        <w:t xml:space="preserve">ation builder using </w:t>
-      </w:r>
-      <w:proofErr w:type="spellStart"/>
-      <w:r>
-        <w:t>Plotly</w:t>
-      </w:r>
-      <w:proofErr w:type="spellEnd"/>
-      <w:r>
-        <w:t xml:space="preserve"> that supports multiple chart types</w:t>
+        <w:t>ation builder using Plotly that supports multiple chart types</w:t>
       </w:r>
       <w:r>
         <w:t xml:space="preserve"> </w:t>
@@ -1993,23 +1938,7 @@
           <w:b/>
           <w:bCs/>
         </w:rPr>
-        <w:t>The impact of dashboards on businesses is further explored by (Eckerson, 2010), who emphasises the advantages that performance dashboards provide. According to Eckerson, they “provide timely information and insights that enable business users to improve decisions, optimise processes and plans, and work proactively.” Furthermore, AI-enhanced dashboards are increasingly utilised within enterprises to transform raw data into predictive strategies (</w:t>
-      </w:r>
-      <w:proofErr w:type="spellStart"/>
-      <w:r>
-        <w:rPr>
-          <w:b/>
-          <w:bCs/>
-        </w:rPr>
-        <w:t>Saidur</w:t>
-      </w:r>
-      <w:proofErr w:type="spellEnd"/>
-      <w:r>
-        <w:rPr>
-          <w:b/>
-          <w:bCs/>
-        </w:rPr>
-        <w:t xml:space="preserve">, 2025). Alghamdi </w:t>
+        <w:t xml:space="preserve">The impact of dashboards on businesses is further explored by (Eckerson, 2010), who emphasises the advantages that performance dashboards provide. According to Eckerson, they “provide timely information and insights that enable business users to improve decisions, optimise processes and plans, and work proactively.” Furthermore, AI-enhanced dashboards are increasingly utilised within enterprises to transform raw data into predictive strategies (Saidur, 2025). Alghamdi </w:t>
       </w:r>
       <w:r>
         <w:rPr>
@@ -2051,23 +1980,7 @@
           <w:b/>
           <w:bCs/>
         </w:rPr>
-        <w:t>Current research indicates that traditional dashboards are effective for data display but often fail to provide the context for business decision-making (</w:t>
-      </w:r>
-      <w:proofErr w:type="spellStart"/>
-      <w:r>
-        <w:rPr>
-          <w:b/>
-          <w:bCs/>
-        </w:rPr>
-        <w:t>Zingde</w:t>
-      </w:r>
-      <w:proofErr w:type="spellEnd"/>
-      <w:r>
-        <w:rPr>
-          <w:b/>
-          <w:bCs/>
-        </w:rPr>
-        <w:t xml:space="preserve"> and Shroff, 2020). Solutions like Microsoft's Copilot (Microsoft, 2026) aim to bridge this gap; however, a significant barrier remains regarding the 'hallucination' of LLMs, where models generate plausible but incorrect information. Ji </w:t>
+        <w:t xml:space="preserve">Current research indicates that traditional dashboards are effective for data display but often fail to provide the context for business decision-making (Zingde and Shroff, 2020). Solutions like Microsoft's Copilot (Microsoft, 2026) aim to bridge this gap; however, a significant barrier remains regarding the 'hallucination' of LLMs, where models generate plausible but incorrect information. Ji </w:t>
       </w:r>
       <w:r>
         <w:rPr>
@@ -2225,39 +2138,7 @@
           <w:b/>
           <w:bCs/>
         </w:rPr>
-        <w:t xml:space="preserve">To overcome the "static barrier", developers have increasingly turned to </w:t>
-      </w:r>
-      <w:proofErr w:type="spellStart"/>
-      <w:r>
-        <w:rPr>
-          <w:b/>
-          <w:bCs/>
-        </w:rPr>
-        <w:t>Plotly</w:t>
-      </w:r>
-      <w:proofErr w:type="spellEnd"/>
-      <w:r>
-        <w:rPr>
-          <w:b/>
-          <w:bCs/>
-        </w:rPr>
-        <w:t xml:space="preserve"> (2025). Unlike Matplotlib, </w:t>
-      </w:r>
-      <w:proofErr w:type="spellStart"/>
-      <w:r>
-        <w:rPr>
-          <w:b/>
-          <w:bCs/>
-        </w:rPr>
-        <w:t>Plotly</w:t>
-      </w:r>
-      <w:proofErr w:type="spellEnd"/>
-      <w:r>
-        <w:rPr>
-          <w:b/>
-          <w:bCs/>
-        </w:rPr>
-        <w:t xml:space="preserve"> enables high-performance interactivity such as zooming, and hovering</w:t>
+        <w:t>To overcome the "static barrier", developers have increasingly turned to Plotly (2025). Unlike Matplotlib, Plotly enables high-performance interactivity such as zooming, and hovering</w:t>
       </w:r>
       <w:r>
         <w:rPr>
@@ -2330,39 +2211,7 @@
           <w:b/>
           <w:bCs/>
         </w:rPr>
-        <w:t xml:space="preserve">Figure 1: A </w:t>
-      </w:r>
-      <w:proofErr w:type="spellStart"/>
-      <w:r>
-        <w:rPr>
-          <w:b/>
-          <w:bCs/>
-        </w:rPr>
-        <w:t>Plotly</w:t>
-      </w:r>
-      <w:proofErr w:type="spellEnd"/>
-      <w:r>
-        <w:rPr>
-          <w:b/>
-          <w:bCs/>
-        </w:rPr>
-        <w:t xml:space="preserve"> Dash interface (Source: </w:t>
-      </w:r>
-      <w:proofErr w:type="spellStart"/>
-      <w:r>
-        <w:rPr>
-          <w:b/>
-          <w:bCs/>
-        </w:rPr>
-        <w:t>Plotly</w:t>
-      </w:r>
-      <w:proofErr w:type="spellEnd"/>
-      <w:r>
-        <w:rPr>
-          <w:b/>
-          <w:bCs/>
-        </w:rPr>
-        <w:t xml:space="preserve"> Enterprise App, 2025).</w:t>
+        <w:t>Figure 1: A Plotly Dash interface (Source: Plotly Enterprise App, 2025).</w:t>
       </w:r>
     </w:p>
     <w:p>
@@ -2421,23 +2270,7 @@
           <w:b/>
           <w:bCs/>
         </w:rPr>
-        <w:t>Python frameworks are utilised for developing complex web applications due to their modularity and best practices (</w:t>
-      </w:r>
-      <w:proofErr w:type="spellStart"/>
-      <w:r>
-        <w:rPr>
-          <w:b/>
-          <w:bCs/>
-        </w:rPr>
-        <w:t>Thoutam</w:t>
-      </w:r>
-      <w:proofErr w:type="spellEnd"/>
-      <w:r>
-        <w:rPr>
-          <w:b/>
-          <w:bCs/>
-        </w:rPr>
-        <w:t xml:space="preserve">, 2021). Gupta and Rathore (2024) explain that modern AI systems need lightweight back-ends to handle data between users and LLMs efficiently; this makes Flask (Pallets, 2026) </w:t>
+        <w:t xml:space="preserve">Python frameworks are utilised for developing complex web applications due to their modularity and best practices (Thoutam, 2021). Gupta and Rathore (2024) explain that modern AI systems need lightweight back-ends to handle data between users and LLMs efficiently; this makes Flask (Pallets, 2026) </w:t>
       </w:r>
       <w:r>
         <w:rPr>
@@ -2571,23 +2404,7 @@
           <w:b/>
           <w:bCs/>
         </w:rPr>
-        <w:t xml:space="preserve"> (2023) state that the core motivations of explainable artificial intelligence (XAI) are rooted in the need for transparency when understanding how a model’s outcomes are reached. </w:t>
-      </w:r>
-      <w:proofErr w:type="spellStart"/>
-      <w:r>
-        <w:rPr>
-          <w:b/>
-          <w:bCs/>
-        </w:rPr>
-        <w:t>Adadi</w:t>
-      </w:r>
-      <w:proofErr w:type="spellEnd"/>
-      <w:r>
-        <w:rPr>
-          <w:b/>
-          <w:bCs/>
-        </w:rPr>
-        <w:t xml:space="preserve"> and Berrada (2018) provide an overview of XAI, stating, “The black-box nature of these systems allows powerful predictions, but it cannot be directly explained.” To be able to ensure trust between the </w:t>
+        <w:t xml:space="preserve"> (2023) state that the core motivations of explainable artificial intelligence (XAI) are rooted in the need for transparency when understanding how a model’s outcomes are reached. Adadi and Berrada (2018) provide an overview of XAI, stating, “The black-box nature of these systems allows powerful predictions, but it cannot be directly explained.” To be able to ensure trust between the </w:t>
       </w:r>
       <w:r>
         <w:rPr>
@@ -2643,21 +2460,12 @@
         </w:rPr>
         <w:t xml:space="preserve">An ethical consideration that arises from XAI is bias. More specifically, automation bias which occurs from an over-reliance on XAI (Schemer, 2022). </w:t>
       </w:r>
-      <w:proofErr w:type="spellStart"/>
-      <w:r>
-        <w:rPr>
-          <w:b/>
-          <w:bCs/>
-        </w:rPr>
-        <w:t>Strauß</w:t>
-      </w:r>
-      <w:proofErr w:type="spellEnd"/>
-      <w:r>
-        <w:rPr>
-          <w:b/>
-          <w:bCs/>
-        </w:rPr>
-        <w:t xml:space="preserve"> (2021) describes this as 'deep automation bias,' where users stop </w:t>
+      <w:r>
+        <w:rPr>
+          <w:b/>
+          <w:bCs/>
+        </w:rPr>
+        <w:t xml:space="preserve">Strauß (2021) describes this as 'deep automation bias,' where users stop </w:t>
       </w:r>
       <w:r>
         <w:rPr>
@@ -2714,23 +2522,7 @@
           <w:b/>
           <w:bCs/>
         </w:rPr>
-        <w:t xml:space="preserve">A significant architectural decision in AI-integrated dashboards involves the choice between online and local Large Language Models (LLMs). </w:t>
-      </w:r>
-      <w:proofErr w:type="spellStart"/>
-      <w:r>
-        <w:rPr>
-          <w:b/>
-          <w:bCs/>
-        </w:rPr>
-        <w:t>Suindikovna</w:t>
-      </w:r>
-      <w:proofErr w:type="spellEnd"/>
-      <w:r>
-        <w:rPr>
-          <w:b/>
-          <w:bCs/>
-        </w:rPr>
-        <w:t xml:space="preserve"> </w:t>
+        <w:t xml:space="preserve">A significant architectural decision in AI-integrated dashboards involves the choice between online and local Large Language Models (LLMs). Suindikovna </w:t>
       </w:r>
       <w:r>
         <w:rPr>
@@ -2746,54 +2538,22 @@
           <w:b/>
           <w:bCs/>
         </w:rPr>
-        <w:t xml:space="preserve"> (2025) conclude that cloud-based models, such as ChatGPT-4o and Gemini 2.0 Flash, showcase superior contextual awareness and interpretative capabilities but praise local LLMs for their enhanced privacy.  When considering scalability and futureproofing, cloud-based LLMs offer server-side updates, removing the need for extensive maintenance (</w:t>
-      </w:r>
-      <w:proofErr w:type="spellStart"/>
-      <w:r>
-        <w:rPr>
-          <w:b/>
-          <w:bCs/>
-        </w:rPr>
-        <w:t>Novikau</w:t>
-      </w:r>
-      <w:proofErr w:type="spellEnd"/>
-      <w:r>
-        <w:rPr>
-          <w:b/>
-          <w:bCs/>
-        </w:rPr>
-        <w:t>, 2024).</w:t>
-      </w:r>
-    </w:p>
-    <w:p>
-      <w:pPr>
-        <w:rPr>
-          <w:b/>
-          <w:bCs/>
-        </w:rPr>
-      </w:pPr>
-      <w:r>
-        <w:rPr>
-          <w:b/>
-          <w:bCs/>
-        </w:rPr>
-        <w:t xml:space="preserve">In summary, this research explores the evolution of interactive dashboards, evaluating technical frameworks like Flask and </w:t>
-      </w:r>
-      <w:proofErr w:type="spellStart"/>
-      <w:r>
-        <w:rPr>
-          <w:b/>
-          <w:bCs/>
-        </w:rPr>
-        <w:t>Plotly</w:t>
-      </w:r>
-      <w:proofErr w:type="spellEnd"/>
-      <w:r>
-        <w:rPr>
-          <w:b/>
-          <w:bCs/>
-        </w:rPr>
-        <w:t xml:space="preserve"> alongside database performance. XAI emerges as the most </w:t>
+        <w:t xml:space="preserve"> (2025) conclude that cloud-based models, such as ChatGPT-4o and Gemini 2.0 Flash, showcase superior contextual awareness and interpretative capabilities but praise local LLMs for their enhanced privacy.  When considering scalability and futureproofing, cloud-based LLMs offer server-side updates, removing the need for extensive maintenance (Novikau, 2024).</w:t>
+      </w:r>
+    </w:p>
+    <w:p>
+      <w:pPr>
+        <w:rPr>
+          <w:b/>
+          <w:bCs/>
+        </w:rPr>
+      </w:pPr>
+      <w:r>
+        <w:rPr>
+          <w:b/>
+          <w:bCs/>
+        </w:rPr>
+        <w:t xml:space="preserve">In summary, this research explores the evolution of interactive dashboards, evaluating technical frameworks like Flask and Plotly alongside database performance. XAI emerges as the most </w:t>
       </w:r>
       <w:r>
         <w:rPr>
@@ -3142,13 +2902,8 @@
           </w:tcPr>
           <w:p>
             <w:r>
-              <w:t xml:space="preserve">Export dashboards to </w:t>
-            </w:r>
-            <w:proofErr w:type="spellStart"/>
-            <w:r>
-              <w:t>png</w:t>
-            </w:r>
-            <w:proofErr w:type="spellEnd"/>
+              <w:t>Export dashboards to png</w:t>
+            </w:r>
           </w:p>
         </w:tc>
         <w:tc>
@@ -3182,15 +2937,7 @@
           </w:tcPr>
           <w:p>
             <w:r>
-              <w:t xml:space="preserve">Integrate </w:t>
-            </w:r>
-            <w:proofErr w:type="spellStart"/>
-            <w:r>
-              <w:t>GeminiAPI</w:t>
-            </w:r>
-            <w:proofErr w:type="spellEnd"/>
-            <w:r>
-              <w:t xml:space="preserve"> </w:t>
+              <w:t xml:space="preserve">Integrate GeminiAPI </w:t>
             </w:r>
           </w:p>
         </w:tc>
@@ -3762,15 +3509,7 @@
               <w:t xml:space="preserve"> could</w:t>
             </w:r>
             <w:r>
-              <w:t xml:space="preserve"> use the </w:t>
-            </w:r>
-            <w:proofErr w:type="spellStart"/>
-            <w:r>
-              <w:t>SQLAlchemy</w:t>
-            </w:r>
-            <w:proofErr w:type="spellEnd"/>
-            <w:r>
-              <w:t xml:space="preserve"> ORM to handle ATOMIC transactions</w:t>
+              <w:t xml:space="preserve"> use the SQLAlchemy ORM to handle ATOMIC transactions</w:t>
             </w:r>
           </w:p>
         </w:tc>
@@ -4260,220 +3999,218 @@
                 <w:szCs w:val="22"/>
               </w:rPr>
             </w:pPr>
-            <w:proofErr w:type="spellStart"/>
             <w:r>
               <w:rPr>
                 <w:color w:val="auto"/>
                 <w:sz w:val="22"/>
                 <w:szCs w:val="22"/>
               </w:rPr>
-              <w:t>dcc.Store</w:t>
-            </w:r>
-            <w:proofErr w:type="spellEnd"/>
-            <w:r>
+              <w:t>dcc.Store holds both datasets "Saves" table shows two entries</w:t>
+            </w:r>
+          </w:p>
+        </w:tc>
+      </w:tr>
+      <w:tr>
+        <w:tc>
+          <w:tcPr>
+            <w:tcW w:w="1129" w:type="dxa"/>
+            <w:shd w:val="clear" w:color="auto" w:fill="ACB9CA" w:themeFill="text2" w:themeFillTint="66"/>
+          </w:tcPr>
+          <w:p>
+            <w:pPr>
+              <w:pStyle w:val="Heading1"/>
               <w:rPr>
                 <w:color w:val="auto"/>
                 <w:sz w:val="22"/>
                 <w:szCs w:val="22"/>
               </w:rPr>
-              <w:t xml:space="preserve"> holds both datasets "Saves" table shows two entries</w:t>
-            </w:r>
-          </w:p>
-        </w:tc>
-      </w:tr>
-      <w:tr>
-        <w:tc>
-          <w:tcPr>
-            <w:tcW w:w="1129" w:type="dxa"/>
-            <w:shd w:val="clear" w:color="auto" w:fill="ACB9CA" w:themeFill="text2" w:themeFillTint="66"/>
-          </w:tcPr>
-          <w:p>
-            <w:pPr>
-              <w:pStyle w:val="Heading1"/>
+            </w:pPr>
+            <w:r>
               <w:rPr>
                 <w:color w:val="auto"/>
                 <w:sz w:val="22"/>
                 <w:szCs w:val="22"/>
               </w:rPr>
-            </w:pPr>
-            <w:r>
+              <w:lastRenderedPageBreak/>
+              <w:t>TC-3</w:t>
+            </w:r>
+          </w:p>
+        </w:tc>
+        <w:tc>
+          <w:tcPr>
+            <w:tcW w:w="1843" w:type="dxa"/>
+            <w:shd w:val="clear" w:color="auto" w:fill="D5DCE4" w:themeFill="text2" w:themeFillTint="33"/>
+          </w:tcPr>
+          <w:p>
+            <w:pPr>
+              <w:pStyle w:val="Heading1"/>
               <w:rPr>
                 <w:color w:val="auto"/>
                 <w:sz w:val="22"/>
                 <w:szCs w:val="22"/>
               </w:rPr>
-              <w:lastRenderedPageBreak/>
-              <w:t>TC-3</w:t>
-            </w:r>
-          </w:p>
-        </w:tc>
-        <w:tc>
-          <w:tcPr>
-            <w:tcW w:w="1843" w:type="dxa"/>
-            <w:shd w:val="clear" w:color="auto" w:fill="D5DCE4" w:themeFill="text2" w:themeFillTint="33"/>
-          </w:tcPr>
-          <w:p>
-            <w:pPr>
-              <w:pStyle w:val="Heading1"/>
+            </w:pPr>
+            <w:r>
               <w:rPr>
                 <w:color w:val="auto"/>
                 <w:sz w:val="22"/>
                 <w:szCs w:val="22"/>
               </w:rPr>
-            </w:pPr>
-            <w:r>
+              <w:t>Data Imputation</w:t>
+            </w:r>
+          </w:p>
+        </w:tc>
+        <w:tc>
+          <w:tcPr>
+            <w:tcW w:w="1701" w:type="dxa"/>
+            <w:shd w:val="clear" w:color="auto" w:fill="ACB9CA" w:themeFill="text2" w:themeFillTint="66"/>
+          </w:tcPr>
+          <w:p>
+            <w:pPr>
+              <w:pStyle w:val="Heading1"/>
               <w:rPr>
                 <w:color w:val="auto"/>
                 <w:sz w:val="22"/>
                 <w:szCs w:val="22"/>
               </w:rPr>
-              <w:t>Data Imputation</w:t>
-            </w:r>
-          </w:p>
-        </w:tc>
-        <w:tc>
-          <w:tcPr>
-            <w:tcW w:w="1701" w:type="dxa"/>
-            <w:shd w:val="clear" w:color="auto" w:fill="ACB9CA" w:themeFill="text2" w:themeFillTint="66"/>
-          </w:tcPr>
-          <w:p>
-            <w:pPr>
-              <w:pStyle w:val="Heading1"/>
+            </w:pPr>
+            <w:r>
               <w:rPr>
                 <w:color w:val="auto"/>
                 <w:sz w:val="22"/>
                 <w:szCs w:val="22"/>
               </w:rPr>
-            </w:pPr>
-            <w:r>
+              <w:t>Verify handling of null values.</w:t>
+            </w:r>
+          </w:p>
+        </w:tc>
+        <w:tc>
+          <w:tcPr>
+            <w:tcW w:w="2126" w:type="dxa"/>
+            <w:shd w:val="clear" w:color="auto" w:fill="D5DCE4" w:themeFill="text2" w:themeFillTint="33"/>
+          </w:tcPr>
+          <w:p>
+            <w:pPr>
+              <w:pStyle w:val="Heading1"/>
               <w:rPr>
                 <w:color w:val="auto"/>
                 <w:sz w:val="22"/>
                 <w:szCs w:val="22"/>
               </w:rPr>
-              <w:t>Verify handling of null values.</w:t>
-            </w:r>
-          </w:p>
-        </w:tc>
-        <w:tc>
-          <w:tcPr>
-            <w:tcW w:w="2126" w:type="dxa"/>
-            <w:shd w:val="clear" w:color="auto" w:fill="D5DCE4" w:themeFill="text2" w:themeFillTint="33"/>
-          </w:tcPr>
-          <w:p>
-            <w:pPr>
-              <w:pStyle w:val="Heading1"/>
+            </w:pPr>
+            <w:r>
               <w:rPr>
                 <w:color w:val="auto"/>
                 <w:sz w:val="22"/>
                 <w:szCs w:val="22"/>
               </w:rPr>
-            </w:pPr>
-            <w:r>
+              <w:t>Upload CSV with empty cells in a numeric column</w:t>
+            </w:r>
+          </w:p>
+        </w:tc>
+        <w:tc>
+          <w:tcPr>
+            <w:tcW w:w="2217" w:type="dxa"/>
+            <w:shd w:val="clear" w:color="auto" w:fill="ACB9CA" w:themeFill="text2" w:themeFillTint="66"/>
+          </w:tcPr>
+          <w:p>
+            <w:pPr>
+              <w:pStyle w:val="Heading1"/>
               <w:rPr>
                 <w:color w:val="auto"/>
                 <w:sz w:val="22"/>
                 <w:szCs w:val="22"/>
               </w:rPr>
-              <w:t>Upload CSV with empty cells in a numeric column</w:t>
-            </w:r>
-          </w:p>
-        </w:tc>
-        <w:tc>
-          <w:tcPr>
-            <w:tcW w:w="2217" w:type="dxa"/>
-            <w:shd w:val="clear" w:color="auto" w:fill="ACB9CA" w:themeFill="text2" w:themeFillTint="66"/>
-          </w:tcPr>
-          <w:p>
-            <w:pPr>
-              <w:pStyle w:val="Heading1"/>
+            </w:pPr>
+            <w:r>
               <w:rPr>
                 <w:color w:val="auto"/>
                 <w:sz w:val="22"/>
                 <w:szCs w:val="22"/>
               </w:rPr>
-            </w:pPr>
-            <w:r>
+              <w:t>The system fills empty cells with the column average/mean</w:t>
+            </w:r>
+          </w:p>
+        </w:tc>
+      </w:tr>
+      <w:tr>
+        <w:tc>
+          <w:tcPr>
+            <w:tcW w:w="1129" w:type="dxa"/>
+            <w:shd w:val="clear" w:color="auto" w:fill="ACB9CA" w:themeFill="text2" w:themeFillTint="66"/>
+          </w:tcPr>
+          <w:p>
+            <w:pPr>
+              <w:pStyle w:val="Heading1"/>
               <w:rPr>
                 <w:color w:val="auto"/>
                 <w:sz w:val="22"/>
                 <w:szCs w:val="22"/>
               </w:rPr>
-              <w:t>The system fills empty cells with the column average/mean</w:t>
-            </w:r>
-          </w:p>
-        </w:tc>
-      </w:tr>
-      <w:tr>
-        <w:tc>
-          <w:tcPr>
-            <w:tcW w:w="1129" w:type="dxa"/>
-            <w:shd w:val="clear" w:color="auto" w:fill="ACB9CA" w:themeFill="text2" w:themeFillTint="66"/>
-          </w:tcPr>
-          <w:p>
-            <w:pPr>
-              <w:pStyle w:val="Heading1"/>
+            </w:pPr>
+            <w:r>
               <w:rPr>
                 <w:color w:val="auto"/>
                 <w:sz w:val="22"/>
                 <w:szCs w:val="22"/>
               </w:rPr>
-            </w:pPr>
-            <w:r>
+              <w:t>TC-4</w:t>
+            </w:r>
+          </w:p>
+        </w:tc>
+        <w:tc>
+          <w:tcPr>
+            <w:tcW w:w="1843" w:type="dxa"/>
+            <w:shd w:val="clear" w:color="auto" w:fill="D5DCE4" w:themeFill="text2" w:themeFillTint="33"/>
+          </w:tcPr>
+          <w:p>
+            <w:pPr>
+              <w:pStyle w:val="Heading1"/>
               <w:rPr>
                 <w:color w:val="auto"/>
                 <w:sz w:val="22"/>
                 <w:szCs w:val="22"/>
               </w:rPr>
-              <w:t>TC-4</w:t>
-            </w:r>
-          </w:p>
-        </w:tc>
-        <w:tc>
-          <w:tcPr>
-            <w:tcW w:w="1843" w:type="dxa"/>
-            <w:shd w:val="clear" w:color="auto" w:fill="D5DCE4" w:themeFill="text2" w:themeFillTint="33"/>
-          </w:tcPr>
-          <w:p>
-            <w:pPr>
-              <w:pStyle w:val="Heading1"/>
+            </w:pPr>
+            <w:r>
               <w:rPr>
                 <w:color w:val="auto"/>
                 <w:sz w:val="22"/>
                 <w:szCs w:val="22"/>
               </w:rPr>
-            </w:pPr>
-            <w:r>
+              <w:t>Dashboard Export</w:t>
+            </w:r>
+          </w:p>
+        </w:tc>
+        <w:tc>
+          <w:tcPr>
+            <w:tcW w:w="1701" w:type="dxa"/>
+            <w:shd w:val="clear" w:color="auto" w:fill="ACB9CA" w:themeFill="text2" w:themeFillTint="66"/>
+          </w:tcPr>
+          <w:p>
+            <w:pPr>
+              <w:pStyle w:val="Heading1"/>
               <w:rPr>
                 <w:color w:val="auto"/>
                 <w:sz w:val="22"/>
                 <w:szCs w:val="22"/>
               </w:rPr>
-              <w:t>Dashboard Export</w:t>
-            </w:r>
-          </w:p>
-        </w:tc>
-        <w:tc>
-          <w:tcPr>
-            <w:tcW w:w="1701" w:type="dxa"/>
-            <w:shd w:val="clear" w:color="auto" w:fill="ACB9CA" w:themeFill="text2" w:themeFillTint="66"/>
-          </w:tcPr>
-          <w:p>
-            <w:pPr>
-              <w:pStyle w:val="Heading1"/>
+            </w:pPr>
+            <w:r>
               <w:rPr>
                 <w:color w:val="auto"/>
                 <w:sz w:val="22"/>
                 <w:szCs w:val="22"/>
               </w:rPr>
-            </w:pPr>
+              <w:t>Verify visuali</w:t>
+            </w:r>
             <w:r>
               <w:rPr>
                 <w:color w:val="auto"/>
                 <w:sz w:val="22"/>
                 <w:szCs w:val="22"/>
               </w:rPr>
-              <w:t>Verify visuali</w:t>
+              <w:t>s</w:t>
             </w:r>
             <w:r>
               <w:rPr>
@@ -4481,342 +4218,348 @@
                 <w:sz w:val="22"/>
                 <w:szCs w:val="22"/>
               </w:rPr>
-              <w:t>s</w:t>
-            </w:r>
-            <w:r>
+              <w:t>ation output</w:t>
+            </w:r>
+          </w:p>
+        </w:tc>
+        <w:tc>
+          <w:tcPr>
+            <w:tcW w:w="2126" w:type="dxa"/>
+            <w:shd w:val="clear" w:color="auto" w:fill="D5DCE4" w:themeFill="text2" w:themeFillTint="33"/>
+          </w:tcPr>
+          <w:p>
+            <w:pPr>
+              <w:pStyle w:val="Heading1"/>
               <w:rPr>
                 <w:color w:val="auto"/>
                 <w:sz w:val="22"/>
                 <w:szCs w:val="22"/>
               </w:rPr>
-              <w:t>ation output</w:t>
-            </w:r>
-          </w:p>
-        </w:tc>
-        <w:tc>
-          <w:tcPr>
-            <w:tcW w:w="2126" w:type="dxa"/>
-            <w:shd w:val="clear" w:color="auto" w:fill="D5DCE4" w:themeFill="text2" w:themeFillTint="33"/>
-          </w:tcPr>
-          <w:p>
-            <w:pPr>
-              <w:pStyle w:val="Heading1"/>
+            </w:pPr>
+            <w:r>
               <w:rPr>
                 <w:color w:val="auto"/>
                 <w:sz w:val="22"/>
                 <w:szCs w:val="22"/>
               </w:rPr>
-            </w:pPr>
-            <w:r>
+              <w:t>Generate a Bar Chart and click "Export/Download"</w:t>
+            </w:r>
+          </w:p>
+        </w:tc>
+        <w:tc>
+          <w:tcPr>
+            <w:tcW w:w="2217" w:type="dxa"/>
+            <w:shd w:val="clear" w:color="auto" w:fill="ACB9CA" w:themeFill="text2" w:themeFillTint="66"/>
+          </w:tcPr>
+          <w:p>
+            <w:pPr>
+              <w:pStyle w:val="Heading1"/>
               <w:rPr>
                 <w:color w:val="auto"/>
                 <w:sz w:val="22"/>
                 <w:szCs w:val="22"/>
               </w:rPr>
-              <w:t>Generate a Bar Chart and click "Export/Download"</w:t>
-            </w:r>
-          </w:p>
-        </w:tc>
-        <w:tc>
-          <w:tcPr>
-            <w:tcW w:w="2217" w:type="dxa"/>
-            <w:shd w:val="clear" w:color="auto" w:fill="ACB9CA" w:themeFill="text2" w:themeFillTint="66"/>
-          </w:tcPr>
-          <w:p>
-            <w:pPr>
-              <w:pStyle w:val="Heading1"/>
+            </w:pPr>
+            <w:r>
               <w:rPr>
                 <w:color w:val="auto"/>
                 <w:sz w:val="22"/>
                 <w:szCs w:val="22"/>
               </w:rPr>
-            </w:pPr>
-            <w:r>
+              <w:t>A file (PDF/PNG) is downloaded containing the active chart</w:t>
+            </w:r>
+          </w:p>
+        </w:tc>
+      </w:tr>
+      <w:tr>
+        <w:tc>
+          <w:tcPr>
+            <w:tcW w:w="1129" w:type="dxa"/>
+            <w:shd w:val="clear" w:color="auto" w:fill="ACB9CA" w:themeFill="text2" w:themeFillTint="66"/>
+          </w:tcPr>
+          <w:p>
+            <w:pPr>
+              <w:pStyle w:val="Heading1"/>
               <w:rPr>
                 <w:color w:val="auto"/>
                 <w:sz w:val="22"/>
                 <w:szCs w:val="22"/>
               </w:rPr>
-              <w:t>A file (PDF/PNG) is downloaded containing the active chart</w:t>
-            </w:r>
-          </w:p>
-        </w:tc>
-      </w:tr>
-      <w:tr>
-        <w:tc>
-          <w:tcPr>
-            <w:tcW w:w="1129" w:type="dxa"/>
-            <w:shd w:val="clear" w:color="auto" w:fill="ACB9CA" w:themeFill="text2" w:themeFillTint="66"/>
-          </w:tcPr>
-          <w:p>
-            <w:pPr>
-              <w:pStyle w:val="Heading1"/>
+            </w:pPr>
+            <w:r>
               <w:rPr>
                 <w:color w:val="auto"/>
                 <w:sz w:val="22"/>
                 <w:szCs w:val="22"/>
               </w:rPr>
-            </w:pPr>
-            <w:r>
+              <w:t>TC-5</w:t>
+            </w:r>
+          </w:p>
+        </w:tc>
+        <w:tc>
+          <w:tcPr>
+            <w:tcW w:w="1843" w:type="dxa"/>
+            <w:shd w:val="clear" w:color="auto" w:fill="D5DCE4" w:themeFill="text2" w:themeFillTint="33"/>
+          </w:tcPr>
+          <w:p>
+            <w:pPr>
+              <w:pStyle w:val="Heading1"/>
               <w:rPr>
                 <w:color w:val="auto"/>
                 <w:sz w:val="22"/>
                 <w:szCs w:val="22"/>
               </w:rPr>
-              <w:t>TC-5</w:t>
-            </w:r>
-          </w:p>
-        </w:tc>
-        <w:tc>
-          <w:tcPr>
-            <w:tcW w:w="1843" w:type="dxa"/>
-            <w:shd w:val="clear" w:color="auto" w:fill="D5DCE4" w:themeFill="text2" w:themeFillTint="33"/>
-          </w:tcPr>
-          <w:p>
-            <w:pPr>
-              <w:pStyle w:val="Heading1"/>
+            </w:pPr>
+            <w:r>
               <w:rPr>
                 <w:color w:val="auto"/>
                 <w:sz w:val="22"/>
                 <w:szCs w:val="22"/>
               </w:rPr>
-            </w:pPr>
-            <w:r>
+              <w:t>Gemini AI Insights</w:t>
+            </w:r>
+          </w:p>
+        </w:tc>
+        <w:tc>
+          <w:tcPr>
+            <w:tcW w:w="1701" w:type="dxa"/>
+            <w:shd w:val="clear" w:color="auto" w:fill="ACB9CA" w:themeFill="text2" w:themeFillTint="66"/>
+          </w:tcPr>
+          <w:p>
+            <w:pPr>
+              <w:pStyle w:val="Heading1"/>
               <w:rPr>
                 <w:color w:val="auto"/>
                 <w:sz w:val="22"/>
                 <w:szCs w:val="22"/>
               </w:rPr>
-              <w:t>Gemini AI Insights</w:t>
-            </w:r>
-          </w:p>
-        </w:tc>
-        <w:tc>
-          <w:tcPr>
-            <w:tcW w:w="1701" w:type="dxa"/>
-            <w:shd w:val="clear" w:color="auto" w:fill="ACB9CA" w:themeFill="text2" w:themeFillTint="66"/>
-          </w:tcPr>
-          <w:p>
-            <w:pPr>
-              <w:pStyle w:val="Heading1"/>
+            </w:pPr>
+            <w:r>
               <w:rPr>
                 <w:color w:val="auto"/>
                 <w:sz w:val="22"/>
                 <w:szCs w:val="22"/>
               </w:rPr>
-            </w:pPr>
-            <w:r>
+              <w:t>Verify AI natural language response</w:t>
+            </w:r>
+          </w:p>
+        </w:tc>
+        <w:tc>
+          <w:tcPr>
+            <w:tcW w:w="2126" w:type="dxa"/>
+            <w:shd w:val="clear" w:color="auto" w:fill="D5DCE4" w:themeFill="text2" w:themeFillTint="33"/>
+          </w:tcPr>
+          <w:p>
+            <w:pPr>
+              <w:pStyle w:val="Heading1"/>
               <w:rPr>
                 <w:color w:val="auto"/>
                 <w:sz w:val="22"/>
                 <w:szCs w:val="22"/>
               </w:rPr>
-              <w:t>Verify AI natural language response</w:t>
-            </w:r>
-          </w:p>
-        </w:tc>
-        <w:tc>
-          <w:tcPr>
-            <w:tcW w:w="2126" w:type="dxa"/>
-            <w:shd w:val="clear" w:color="auto" w:fill="D5DCE4" w:themeFill="text2" w:themeFillTint="33"/>
-          </w:tcPr>
-          <w:p>
-            <w:pPr>
-              <w:pStyle w:val="Heading1"/>
+            </w:pPr>
+            <w:r>
               <w:rPr>
                 <w:color w:val="auto"/>
                 <w:sz w:val="22"/>
                 <w:szCs w:val="22"/>
               </w:rPr>
-            </w:pPr>
-            <w:r>
+              <w:t>Ask: "What is the trend of the 'Sales' column?</w:t>
+            </w:r>
+          </w:p>
+        </w:tc>
+        <w:tc>
+          <w:tcPr>
+            <w:tcW w:w="2217" w:type="dxa"/>
+            <w:shd w:val="clear" w:color="auto" w:fill="ACB9CA" w:themeFill="text2" w:themeFillTint="66"/>
+          </w:tcPr>
+          <w:p>
+            <w:pPr>
+              <w:pStyle w:val="Heading1"/>
               <w:rPr>
                 <w:color w:val="auto"/>
                 <w:sz w:val="22"/>
                 <w:szCs w:val="22"/>
               </w:rPr>
-              <w:t>Ask: "What is the trend of the 'Sales' column?</w:t>
-            </w:r>
-          </w:p>
-        </w:tc>
-        <w:tc>
-          <w:tcPr>
-            <w:tcW w:w="2217" w:type="dxa"/>
-            <w:shd w:val="clear" w:color="auto" w:fill="ACB9CA" w:themeFill="text2" w:themeFillTint="66"/>
-          </w:tcPr>
-          <w:p>
-            <w:pPr>
-              <w:pStyle w:val="Heading1"/>
+            </w:pPr>
+            <w:r>
               <w:rPr>
                 <w:color w:val="auto"/>
                 <w:sz w:val="22"/>
                 <w:szCs w:val="22"/>
               </w:rPr>
-            </w:pPr>
-            <w:r>
+              <w:t>AI returns a text block describing the trend based on data.</w:t>
+            </w:r>
+          </w:p>
+        </w:tc>
+      </w:tr>
+      <w:tr>
+        <w:tc>
+          <w:tcPr>
+            <w:tcW w:w="1129" w:type="dxa"/>
+            <w:shd w:val="clear" w:color="auto" w:fill="ACB9CA" w:themeFill="text2" w:themeFillTint="66"/>
+          </w:tcPr>
+          <w:p>
+            <w:pPr>
+              <w:pStyle w:val="Heading1"/>
               <w:rPr>
                 <w:color w:val="auto"/>
                 <w:sz w:val="22"/>
                 <w:szCs w:val="22"/>
               </w:rPr>
-              <w:t>AI returns a text block describing the trend based on data.</w:t>
-            </w:r>
-          </w:p>
-        </w:tc>
-      </w:tr>
-      <w:tr>
-        <w:tc>
-          <w:tcPr>
-            <w:tcW w:w="1129" w:type="dxa"/>
-            <w:shd w:val="clear" w:color="auto" w:fill="ACB9CA" w:themeFill="text2" w:themeFillTint="66"/>
-          </w:tcPr>
-          <w:p>
-            <w:pPr>
-              <w:pStyle w:val="Heading1"/>
+            </w:pPr>
+            <w:r>
               <w:rPr>
                 <w:color w:val="auto"/>
                 <w:sz w:val="22"/>
                 <w:szCs w:val="22"/>
               </w:rPr>
-            </w:pPr>
+              <w:t>TC-</w:t>
+            </w:r>
             <w:r>
               <w:rPr>
                 <w:color w:val="auto"/>
                 <w:sz w:val="22"/>
                 <w:szCs w:val="22"/>
               </w:rPr>
-              <w:t>TC-</w:t>
-            </w:r>
-            <w:r>
+              <w:t>6</w:t>
+            </w:r>
+          </w:p>
+        </w:tc>
+        <w:tc>
+          <w:tcPr>
+            <w:tcW w:w="1843" w:type="dxa"/>
+            <w:shd w:val="clear" w:color="auto" w:fill="D5DCE4" w:themeFill="text2" w:themeFillTint="33"/>
+          </w:tcPr>
+          <w:p>
+            <w:pPr>
+              <w:pStyle w:val="Heading1"/>
               <w:rPr>
                 <w:color w:val="auto"/>
                 <w:sz w:val="22"/>
                 <w:szCs w:val="22"/>
               </w:rPr>
-              <w:t>6</w:t>
-            </w:r>
-          </w:p>
-        </w:tc>
-        <w:tc>
-          <w:tcPr>
-            <w:tcW w:w="1843" w:type="dxa"/>
-            <w:shd w:val="clear" w:color="auto" w:fill="D5DCE4" w:themeFill="text2" w:themeFillTint="33"/>
-          </w:tcPr>
-          <w:p>
-            <w:pPr>
-              <w:pStyle w:val="Heading1"/>
+            </w:pPr>
+            <w:r>
               <w:rPr>
                 <w:color w:val="auto"/>
                 <w:sz w:val="22"/>
                 <w:szCs w:val="22"/>
               </w:rPr>
-            </w:pPr>
-            <w:r>
+              <w:t>Password Security</w:t>
+            </w:r>
+          </w:p>
+        </w:tc>
+        <w:tc>
+          <w:tcPr>
+            <w:tcW w:w="1701" w:type="dxa"/>
+            <w:shd w:val="clear" w:color="auto" w:fill="ACB9CA" w:themeFill="text2" w:themeFillTint="66"/>
+          </w:tcPr>
+          <w:p>
+            <w:pPr>
+              <w:pStyle w:val="Heading1"/>
               <w:rPr>
                 <w:color w:val="auto"/>
                 <w:sz w:val="22"/>
                 <w:szCs w:val="22"/>
               </w:rPr>
-              <w:t>Password Security</w:t>
-            </w:r>
-          </w:p>
-        </w:tc>
-        <w:tc>
-          <w:tcPr>
-            <w:tcW w:w="1701" w:type="dxa"/>
-            <w:shd w:val="clear" w:color="auto" w:fill="ACB9CA" w:themeFill="text2" w:themeFillTint="66"/>
-          </w:tcPr>
-          <w:p>
-            <w:pPr>
-              <w:pStyle w:val="Heading1"/>
+            </w:pPr>
+            <w:r>
               <w:rPr>
                 <w:color w:val="auto"/>
                 <w:sz w:val="22"/>
                 <w:szCs w:val="22"/>
               </w:rPr>
-            </w:pPr>
-            <w:r>
+              <w:t>Verify hashing is active.</w:t>
+            </w:r>
+          </w:p>
+        </w:tc>
+        <w:tc>
+          <w:tcPr>
+            <w:tcW w:w="2126" w:type="dxa"/>
+            <w:shd w:val="clear" w:color="auto" w:fill="D5DCE4" w:themeFill="text2" w:themeFillTint="33"/>
+          </w:tcPr>
+          <w:p>
+            <w:pPr>
+              <w:pStyle w:val="Heading1"/>
               <w:rPr>
                 <w:color w:val="auto"/>
                 <w:sz w:val="22"/>
                 <w:szCs w:val="22"/>
               </w:rPr>
-              <w:t>Verify hashing is active.</w:t>
-            </w:r>
-          </w:p>
-        </w:tc>
-        <w:tc>
-          <w:tcPr>
-            <w:tcW w:w="2126" w:type="dxa"/>
-            <w:shd w:val="clear" w:color="auto" w:fill="D5DCE4" w:themeFill="text2" w:themeFillTint="33"/>
-          </w:tcPr>
-          <w:p>
-            <w:pPr>
-              <w:pStyle w:val="Heading1"/>
+            </w:pPr>
+            <w:r>
               <w:rPr>
                 <w:color w:val="auto"/>
                 <w:sz w:val="22"/>
                 <w:szCs w:val="22"/>
               </w:rPr>
-            </w:pPr>
-            <w:r>
+              <w:t>Create account; inspect dsp_project.db using a SQLite browser.</w:t>
+            </w:r>
+          </w:p>
+        </w:tc>
+        <w:tc>
+          <w:tcPr>
+            <w:tcW w:w="2217" w:type="dxa"/>
+            <w:shd w:val="clear" w:color="auto" w:fill="ACB9CA" w:themeFill="text2" w:themeFillTint="66"/>
+          </w:tcPr>
+          <w:p>
+            <w:pPr>
+              <w:pStyle w:val="Heading1"/>
               <w:rPr>
                 <w:color w:val="auto"/>
                 <w:sz w:val="22"/>
                 <w:szCs w:val="22"/>
               </w:rPr>
-              <w:t xml:space="preserve">Create account; inspect </w:t>
-            </w:r>
-            <w:proofErr w:type="spellStart"/>
+            </w:pPr>
             <w:r>
               <w:rPr>
                 <w:color w:val="auto"/>
                 <w:sz w:val="22"/>
                 <w:szCs w:val="22"/>
               </w:rPr>
-              <w:t>dsp_project.db</w:t>
-            </w:r>
-            <w:proofErr w:type="spellEnd"/>
-            <w:r>
+              <w:t>The password column contains a long hash (PBKDF2), not plain text.</w:t>
+            </w:r>
+          </w:p>
+        </w:tc>
+      </w:tr>
+      <w:tr>
+        <w:tc>
+          <w:tcPr>
+            <w:tcW w:w="1129" w:type="dxa"/>
+            <w:shd w:val="clear" w:color="auto" w:fill="ACB9CA" w:themeFill="text2" w:themeFillTint="66"/>
+          </w:tcPr>
+          <w:p>
+            <w:pPr>
+              <w:pStyle w:val="Heading1"/>
               <w:rPr>
                 <w:color w:val="auto"/>
                 <w:sz w:val="22"/>
                 <w:szCs w:val="22"/>
               </w:rPr>
-              <w:t xml:space="preserve"> using a SQLite browser.</w:t>
-            </w:r>
-          </w:p>
-        </w:tc>
-        <w:tc>
-          <w:tcPr>
-            <w:tcW w:w="2217" w:type="dxa"/>
-            <w:shd w:val="clear" w:color="auto" w:fill="ACB9CA" w:themeFill="text2" w:themeFillTint="66"/>
-          </w:tcPr>
-          <w:p>
-            <w:pPr>
-              <w:pStyle w:val="Heading1"/>
+            </w:pPr>
+            <w:r>
               <w:rPr>
                 <w:color w:val="auto"/>
                 <w:sz w:val="22"/>
                 <w:szCs w:val="22"/>
               </w:rPr>
-            </w:pPr>
+              <w:t>TC-</w:t>
+            </w:r>
             <w:r>
               <w:rPr>
                 <w:color w:val="auto"/>
                 <w:sz w:val="22"/>
                 <w:szCs w:val="22"/>
               </w:rPr>
-              <w:t>The password column contains a long hash (PBKDF2), not plain text.</w:t>
-            </w:r>
-          </w:p>
-        </w:tc>
-      </w:tr>
-      <w:tr>
-        <w:tc>
-          <w:tcPr>
-            <w:tcW w:w="1129" w:type="dxa"/>
-            <w:shd w:val="clear" w:color="auto" w:fill="ACB9CA" w:themeFill="text2" w:themeFillTint="66"/>
+              <w:t>7</w:t>
+            </w:r>
+          </w:p>
+        </w:tc>
+        <w:tc>
+          <w:tcPr>
+            <w:tcW w:w="1843" w:type="dxa"/>
+            <w:shd w:val="clear" w:color="auto" w:fill="D5DCE4" w:themeFill="text2" w:themeFillTint="33"/>
           </w:tcPr>
           <w:p>
             <w:pPr>
@@ -4833,138 +4576,138 @@
                 <w:sz w:val="22"/>
                 <w:szCs w:val="22"/>
               </w:rPr>
-              <w:t>TC-</w:t>
-            </w:r>
-            <w:r>
+              <w:t>Session Isolation</w:t>
+            </w:r>
+          </w:p>
+        </w:tc>
+        <w:tc>
+          <w:tcPr>
+            <w:tcW w:w="1701" w:type="dxa"/>
+            <w:shd w:val="clear" w:color="auto" w:fill="ACB9CA" w:themeFill="text2" w:themeFillTint="66"/>
+          </w:tcPr>
+          <w:p>
+            <w:pPr>
+              <w:pStyle w:val="Heading1"/>
               <w:rPr>
                 <w:color w:val="auto"/>
                 <w:sz w:val="22"/>
                 <w:szCs w:val="22"/>
               </w:rPr>
-              <w:t>7</w:t>
-            </w:r>
-          </w:p>
-        </w:tc>
-        <w:tc>
-          <w:tcPr>
-            <w:tcW w:w="1843" w:type="dxa"/>
-            <w:shd w:val="clear" w:color="auto" w:fill="D5DCE4" w:themeFill="text2" w:themeFillTint="33"/>
-          </w:tcPr>
-          <w:p>
-            <w:pPr>
-              <w:pStyle w:val="Heading1"/>
+            </w:pPr>
+            <w:r>
               <w:rPr>
                 <w:color w:val="auto"/>
                 <w:sz w:val="22"/>
                 <w:szCs w:val="22"/>
               </w:rPr>
-            </w:pPr>
-            <w:r>
+              <w:t>Verify data privacy.</w:t>
+            </w:r>
+          </w:p>
+        </w:tc>
+        <w:tc>
+          <w:tcPr>
+            <w:tcW w:w="2126" w:type="dxa"/>
+            <w:shd w:val="clear" w:color="auto" w:fill="D5DCE4" w:themeFill="text2" w:themeFillTint="33"/>
+          </w:tcPr>
+          <w:p>
+            <w:pPr>
+              <w:pStyle w:val="Heading1"/>
               <w:rPr>
                 <w:color w:val="auto"/>
                 <w:sz w:val="22"/>
                 <w:szCs w:val="22"/>
               </w:rPr>
-              <w:t>Session Isolation</w:t>
-            </w:r>
-          </w:p>
-        </w:tc>
-        <w:tc>
-          <w:tcPr>
-            <w:tcW w:w="1701" w:type="dxa"/>
-            <w:shd w:val="clear" w:color="auto" w:fill="ACB9CA" w:themeFill="text2" w:themeFillTint="66"/>
-          </w:tcPr>
-          <w:p>
-            <w:pPr>
-              <w:pStyle w:val="Heading1"/>
+            </w:pPr>
+            <w:r>
               <w:rPr>
                 <w:color w:val="auto"/>
                 <w:sz w:val="22"/>
                 <w:szCs w:val="22"/>
               </w:rPr>
-            </w:pPr>
+              <w:t xml:space="preserve">Log in as User </w:t>
+            </w:r>
+            <w:proofErr w:type="gramStart"/>
             <w:r>
               <w:rPr>
                 <w:color w:val="auto"/>
                 <w:sz w:val="22"/>
                 <w:szCs w:val="22"/>
               </w:rPr>
-              <w:t>Verify data privacy.</w:t>
-            </w:r>
-          </w:p>
-        </w:tc>
-        <w:tc>
-          <w:tcPr>
-            <w:tcW w:w="2126" w:type="dxa"/>
-            <w:shd w:val="clear" w:color="auto" w:fill="D5DCE4" w:themeFill="text2" w:themeFillTint="33"/>
-          </w:tcPr>
-          <w:p>
-            <w:pPr>
-              <w:pStyle w:val="Heading1"/>
+              <w:t>A;</w:t>
+            </w:r>
+            <w:proofErr w:type="gramEnd"/>
+            <w:r>
               <w:rPr>
                 <w:color w:val="auto"/>
                 <w:sz w:val="22"/>
                 <w:szCs w:val="22"/>
               </w:rPr>
-            </w:pPr>
-            <w:r>
+              <w:t xml:space="preserve"> upload data. Log in as User B in a new tab.</w:t>
+            </w:r>
+          </w:p>
+        </w:tc>
+        <w:tc>
+          <w:tcPr>
+            <w:tcW w:w="2217" w:type="dxa"/>
+            <w:shd w:val="clear" w:color="auto" w:fill="ACB9CA" w:themeFill="text2" w:themeFillTint="66"/>
+          </w:tcPr>
+          <w:p>
+            <w:pPr>
+              <w:pStyle w:val="Heading1"/>
               <w:rPr>
                 <w:color w:val="auto"/>
                 <w:sz w:val="22"/>
                 <w:szCs w:val="22"/>
               </w:rPr>
-              <w:t xml:space="preserve">Log in as User </w:t>
-            </w:r>
-            <w:proofErr w:type="gramStart"/>
+            </w:pPr>
             <w:r>
               <w:rPr>
                 <w:color w:val="auto"/>
                 <w:sz w:val="22"/>
                 <w:szCs w:val="22"/>
               </w:rPr>
-              <w:t>A;</w:t>
-            </w:r>
-            <w:proofErr w:type="gramEnd"/>
-            <w:r>
+              <w:t>User B cannot see User A’s uploaded files or active sessions.</w:t>
+            </w:r>
+          </w:p>
+        </w:tc>
+      </w:tr>
+      <w:tr>
+        <w:tc>
+          <w:tcPr>
+            <w:tcW w:w="1129" w:type="dxa"/>
+            <w:shd w:val="clear" w:color="auto" w:fill="ACB9CA" w:themeFill="text2" w:themeFillTint="66"/>
+          </w:tcPr>
+          <w:p>
+            <w:pPr>
+              <w:pStyle w:val="Heading1"/>
               <w:rPr>
                 <w:color w:val="auto"/>
                 <w:sz w:val="22"/>
                 <w:szCs w:val="22"/>
               </w:rPr>
-              <w:t xml:space="preserve"> upload data. Log in as User B in a new tab.</w:t>
-            </w:r>
-          </w:p>
-        </w:tc>
-        <w:tc>
-          <w:tcPr>
-            <w:tcW w:w="2217" w:type="dxa"/>
-            <w:shd w:val="clear" w:color="auto" w:fill="ACB9CA" w:themeFill="text2" w:themeFillTint="66"/>
-          </w:tcPr>
-          <w:p>
-            <w:pPr>
-              <w:pStyle w:val="Heading1"/>
+            </w:pPr>
+            <w:r>
               <w:rPr>
                 <w:color w:val="auto"/>
                 <w:sz w:val="22"/>
                 <w:szCs w:val="22"/>
               </w:rPr>
-            </w:pPr>
+              <w:t>TC-</w:t>
+            </w:r>
             <w:r>
               <w:rPr>
                 <w:color w:val="auto"/>
                 <w:sz w:val="22"/>
                 <w:szCs w:val="22"/>
               </w:rPr>
-              <w:t>User B cannot see User A’s uploaded files or active sessions.</w:t>
-            </w:r>
-          </w:p>
-        </w:tc>
-      </w:tr>
-      <w:tr>
-        <w:tc>
-          <w:tcPr>
-            <w:tcW w:w="1129" w:type="dxa"/>
-            <w:shd w:val="clear" w:color="auto" w:fill="ACB9CA" w:themeFill="text2" w:themeFillTint="66"/>
+              <w:t>8</w:t>
+            </w:r>
+          </w:p>
+        </w:tc>
+        <w:tc>
+          <w:tcPr>
+            <w:tcW w:w="1843" w:type="dxa"/>
+            <w:shd w:val="clear" w:color="auto" w:fill="D5DCE4" w:themeFill="text2" w:themeFillTint="33"/>
           </w:tcPr>
           <w:p>
             <w:pPr>
@@ -4981,46 +4724,46 @@
                 <w:sz w:val="22"/>
                 <w:szCs w:val="22"/>
               </w:rPr>
-              <w:t>TC-</w:t>
-            </w:r>
-            <w:r>
+              <w:t>System Tips</w:t>
+            </w:r>
+          </w:p>
+        </w:tc>
+        <w:tc>
+          <w:tcPr>
+            <w:tcW w:w="1701" w:type="dxa"/>
+            <w:shd w:val="clear" w:color="auto" w:fill="ACB9CA" w:themeFill="text2" w:themeFillTint="66"/>
+          </w:tcPr>
+          <w:p>
+            <w:pPr>
+              <w:pStyle w:val="Heading1"/>
               <w:rPr>
                 <w:color w:val="auto"/>
                 <w:sz w:val="22"/>
                 <w:szCs w:val="22"/>
               </w:rPr>
-              <w:t>8</w:t>
-            </w:r>
-          </w:p>
-        </w:tc>
-        <w:tc>
-          <w:tcPr>
-            <w:tcW w:w="1843" w:type="dxa"/>
-            <w:shd w:val="clear" w:color="auto" w:fill="D5DCE4" w:themeFill="text2" w:themeFillTint="33"/>
-          </w:tcPr>
-          <w:p>
-            <w:pPr>
-              <w:pStyle w:val="Heading1"/>
+            </w:pPr>
+            <w:r>
               <w:rPr>
                 <w:color w:val="auto"/>
                 <w:sz w:val="22"/>
                 <w:szCs w:val="22"/>
               </w:rPr>
-            </w:pPr>
+              <w:t xml:space="preserve">Support </w:t>
+            </w:r>
             <w:r>
               <w:rPr>
                 <w:color w:val="auto"/>
                 <w:sz w:val="22"/>
                 <w:szCs w:val="22"/>
               </w:rPr>
-              <w:t>System Tips</w:t>
-            </w:r>
-          </w:p>
-        </w:tc>
-        <w:tc>
-          <w:tcPr>
-            <w:tcW w:w="1701" w:type="dxa"/>
-            <w:shd w:val="clear" w:color="auto" w:fill="ACB9CA" w:themeFill="text2" w:themeFillTint="66"/>
+              <w:t>user understanding</w:t>
+            </w:r>
+          </w:p>
+        </w:tc>
+        <w:tc>
+          <w:tcPr>
+            <w:tcW w:w="2126" w:type="dxa"/>
+            <w:shd w:val="clear" w:color="auto" w:fill="D5DCE4" w:themeFill="text2" w:themeFillTint="33"/>
           </w:tcPr>
           <w:p>
             <w:pPr>
@@ -5037,72 +4780,72 @@
                 <w:sz w:val="22"/>
                 <w:szCs w:val="22"/>
               </w:rPr>
-              <w:t xml:space="preserve">Support </w:t>
-            </w:r>
-            <w:r>
+              <w:t>Select data set and look for tips</w:t>
+            </w:r>
+          </w:p>
+        </w:tc>
+        <w:tc>
+          <w:tcPr>
+            <w:tcW w:w="2217" w:type="dxa"/>
+            <w:shd w:val="clear" w:color="auto" w:fill="ACB9CA" w:themeFill="text2" w:themeFillTint="66"/>
+          </w:tcPr>
+          <w:p>
+            <w:pPr>
+              <w:pStyle w:val="Heading1"/>
               <w:rPr>
                 <w:color w:val="auto"/>
                 <w:sz w:val="22"/>
                 <w:szCs w:val="22"/>
               </w:rPr>
-              <w:t>user understanding</w:t>
-            </w:r>
-          </w:p>
-        </w:tc>
-        <w:tc>
-          <w:tcPr>
-            <w:tcW w:w="2126" w:type="dxa"/>
-            <w:shd w:val="clear" w:color="auto" w:fill="D5DCE4" w:themeFill="text2" w:themeFillTint="33"/>
-          </w:tcPr>
-          <w:p>
-            <w:pPr>
-              <w:pStyle w:val="Heading1"/>
+            </w:pPr>
+            <w:r>
               <w:rPr>
                 <w:color w:val="auto"/>
                 <w:sz w:val="22"/>
                 <w:szCs w:val="22"/>
               </w:rPr>
-            </w:pPr>
-            <w:r>
+              <w:t>Hovering over tips should provide necessary advice</w:t>
+            </w:r>
+          </w:p>
+        </w:tc>
+      </w:tr>
+      <w:tr>
+        <w:tc>
+          <w:tcPr>
+            <w:tcW w:w="1129" w:type="dxa"/>
+            <w:shd w:val="clear" w:color="auto" w:fill="ACB9CA" w:themeFill="text2" w:themeFillTint="66"/>
+          </w:tcPr>
+          <w:p>
+            <w:pPr>
+              <w:pStyle w:val="Heading1"/>
               <w:rPr>
                 <w:color w:val="auto"/>
                 <w:sz w:val="22"/>
                 <w:szCs w:val="22"/>
               </w:rPr>
-              <w:t>Select data set and look for tips</w:t>
-            </w:r>
-          </w:p>
-        </w:tc>
-        <w:tc>
-          <w:tcPr>
-            <w:tcW w:w="2217" w:type="dxa"/>
-            <w:shd w:val="clear" w:color="auto" w:fill="ACB9CA" w:themeFill="text2" w:themeFillTint="66"/>
-          </w:tcPr>
-          <w:p>
-            <w:pPr>
-              <w:pStyle w:val="Heading1"/>
+            </w:pPr>
+            <w:r>
               <w:rPr>
                 <w:color w:val="auto"/>
                 <w:sz w:val="22"/>
                 <w:szCs w:val="22"/>
               </w:rPr>
-            </w:pPr>
+              <w:t>TC-</w:t>
+            </w:r>
             <w:r>
               <w:rPr>
                 <w:color w:val="auto"/>
                 <w:sz w:val="22"/>
                 <w:szCs w:val="22"/>
               </w:rPr>
-              <w:t>Hovering over tips should provide necessary advice</w:t>
-            </w:r>
-          </w:p>
-        </w:tc>
-      </w:tr>
-      <w:tr>
-        <w:tc>
-          <w:tcPr>
-            <w:tcW w:w="1129" w:type="dxa"/>
-            <w:shd w:val="clear" w:color="auto" w:fill="ACB9CA" w:themeFill="text2" w:themeFillTint="66"/>
+              <w:t>9</w:t>
+            </w:r>
+          </w:p>
+        </w:tc>
+        <w:tc>
+          <w:tcPr>
+            <w:tcW w:w="1843" w:type="dxa"/>
+            <w:shd w:val="clear" w:color="auto" w:fill="D5DCE4" w:themeFill="text2" w:themeFillTint="33"/>
           </w:tcPr>
           <w:p>
             <w:pPr>
@@ -5119,120 +4862,120 @@
                 <w:sz w:val="22"/>
                 <w:szCs w:val="22"/>
               </w:rPr>
-              <w:t>TC-</w:t>
-            </w:r>
-            <w:r>
+              <w:t>Latency/Performance</w:t>
+            </w:r>
+          </w:p>
+        </w:tc>
+        <w:tc>
+          <w:tcPr>
+            <w:tcW w:w="1701" w:type="dxa"/>
+            <w:shd w:val="clear" w:color="auto" w:fill="ACB9CA" w:themeFill="text2" w:themeFillTint="66"/>
+          </w:tcPr>
+          <w:p>
+            <w:pPr>
+              <w:pStyle w:val="Heading1"/>
               <w:rPr>
                 <w:color w:val="auto"/>
                 <w:sz w:val="22"/>
                 <w:szCs w:val="22"/>
               </w:rPr>
-              <w:t>9</w:t>
-            </w:r>
-          </w:p>
-        </w:tc>
-        <w:tc>
-          <w:tcPr>
-            <w:tcW w:w="1843" w:type="dxa"/>
-            <w:shd w:val="clear" w:color="auto" w:fill="D5DCE4" w:themeFill="text2" w:themeFillTint="33"/>
-          </w:tcPr>
-          <w:p>
-            <w:pPr>
-              <w:pStyle w:val="Heading1"/>
+            </w:pPr>
+            <w:r>
               <w:rPr>
                 <w:color w:val="auto"/>
                 <w:sz w:val="22"/>
                 <w:szCs w:val="22"/>
               </w:rPr>
-            </w:pPr>
-            <w:r>
+              <w:t>Verify UI responsiveness.</w:t>
+            </w:r>
+          </w:p>
+        </w:tc>
+        <w:tc>
+          <w:tcPr>
+            <w:tcW w:w="2126" w:type="dxa"/>
+            <w:shd w:val="clear" w:color="auto" w:fill="D5DCE4" w:themeFill="text2" w:themeFillTint="33"/>
+          </w:tcPr>
+          <w:p>
+            <w:pPr>
+              <w:pStyle w:val="Heading1"/>
               <w:rPr>
                 <w:color w:val="auto"/>
                 <w:sz w:val="22"/>
                 <w:szCs w:val="22"/>
               </w:rPr>
-              <w:t>Latency/Performance</w:t>
-            </w:r>
-          </w:p>
-        </w:tc>
-        <w:tc>
-          <w:tcPr>
-            <w:tcW w:w="1701" w:type="dxa"/>
-            <w:shd w:val="clear" w:color="auto" w:fill="ACB9CA" w:themeFill="text2" w:themeFillTint="66"/>
-          </w:tcPr>
-          <w:p>
-            <w:pPr>
-              <w:pStyle w:val="Heading1"/>
+            </w:pPr>
+            <w:r>
               <w:rPr>
                 <w:color w:val="auto"/>
                 <w:sz w:val="22"/>
                 <w:szCs w:val="22"/>
               </w:rPr>
-            </w:pPr>
-            <w:r>
+              <w:t>Upload a 5MB CSV file</w:t>
+            </w:r>
+          </w:p>
+        </w:tc>
+        <w:tc>
+          <w:tcPr>
+            <w:tcW w:w="2217" w:type="dxa"/>
+            <w:shd w:val="clear" w:color="auto" w:fill="ACB9CA" w:themeFill="text2" w:themeFillTint="66"/>
+          </w:tcPr>
+          <w:p>
+            <w:pPr>
+              <w:pStyle w:val="Heading1"/>
               <w:rPr>
                 <w:color w:val="auto"/>
                 <w:sz w:val="22"/>
                 <w:szCs w:val="22"/>
               </w:rPr>
-              <w:t>Verify UI responsiveness.</w:t>
-            </w:r>
-          </w:p>
-        </w:tc>
-        <w:tc>
-          <w:tcPr>
-            <w:tcW w:w="2126" w:type="dxa"/>
-            <w:shd w:val="clear" w:color="auto" w:fill="D5DCE4" w:themeFill="text2" w:themeFillTint="33"/>
-          </w:tcPr>
-          <w:p>
-            <w:pPr>
-              <w:pStyle w:val="Heading1"/>
+            </w:pPr>
+            <w:r>
               <w:rPr>
                 <w:color w:val="auto"/>
                 <w:sz w:val="22"/>
                 <w:szCs w:val="22"/>
               </w:rPr>
-            </w:pPr>
-            <w:r>
+              <w:t>The dashboard components (dropdowns/table) load within 2 seconds.</w:t>
+            </w:r>
+          </w:p>
+        </w:tc>
+      </w:tr>
+      <w:tr>
+        <w:tc>
+          <w:tcPr>
+            <w:tcW w:w="1129" w:type="dxa"/>
+            <w:shd w:val="clear" w:color="auto" w:fill="ACB9CA" w:themeFill="text2" w:themeFillTint="66"/>
+          </w:tcPr>
+          <w:p>
+            <w:pPr>
+              <w:pStyle w:val="Heading1"/>
               <w:rPr>
                 <w:color w:val="auto"/>
                 <w:sz w:val="22"/>
                 <w:szCs w:val="22"/>
               </w:rPr>
-              <w:t>Upload a 5MB CSV file</w:t>
-            </w:r>
-          </w:p>
-        </w:tc>
-        <w:tc>
-          <w:tcPr>
-            <w:tcW w:w="2217" w:type="dxa"/>
-            <w:shd w:val="clear" w:color="auto" w:fill="ACB9CA" w:themeFill="text2" w:themeFillTint="66"/>
-          </w:tcPr>
-          <w:p>
-            <w:pPr>
-              <w:pStyle w:val="Heading1"/>
+            </w:pPr>
+            <w:r>
               <w:rPr>
                 <w:color w:val="auto"/>
                 <w:sz w:val="22"/>
                 <w:szCs w:val="22"/>
               </w:rPr>
-            </w:pPr>
+              <w:t>TC-</w:t>
+            </w:r>
             <w:r>
               <w:rPr>
                 <w:color w:val="auto"/>
                 <w:sz w:val="22"/>
                 <w:szCs w:val="22"/>
               </w:rPr>
-              <w:t>The dashboard components (dropdowns/table) load within 2 seconds.</w:t>
-            </w:r>
-          </w:p>
-        </w:tc>
-      </w:tr>
-      <w:tr>
-        <w:tc>
-          <w:tcPr>
-            <w:tcW w:w="1129" w:type="dxa"/>
-            <w:shd w:val="clear" w:color="auto" w:fill="ACB9CA" w:themeFill="text2" w:themeFillTint="66"/>
+              <w:t>10</w:t>
+            </w:r>
+          </w:p>
+        </w:tc>
+        <w:tc>
+          <w:tcPr>
+            <w:tcW w:w="1843" w:type="dxa"/>
+            <w:shd w:val="clear" w:color="auto" w:fill="D5DCE4" w:themeFill="text2" w:themeFillTint="33"/>
           </w:tcPr>
           <w:p>
             <w:pPr>
@@ -5249,120 +4992,120 @@
                 <w:sz w:val="22"/>
                 <w:szCs w:val="22"/>
               </w:rPr>
-              <w:t>TC-</w:t>
-            </w:r>
-            <w:r>
+              <w:t>API Privacy</w:t>
+            </w:r>
+          </w:p>
+        </w:tc>
+        <w:tc>
+          <w:tcPr>
+            <w:tcW w:w="1701" w:type="dxa"/>
+            <w:shd w:val="clear" w:color="auto" w:fill="ACB9CA" w:themeFill="text2" w:themeFillTint="66"/>
+          </w:tcPr>
+          <w:p>
+            <w:pPr>
+              <w:pStyle w:val="Heading1"/>
               <w:rPr>
                 <w:color w:val="auto"/>
                 <w:sz w:val="22"/>
                 <w:szCs w:val="22"/>
               </w:rPr>
-              <w:t>10</w:t>
-            </w:r>
-          </w:p>
-        </w:tc>
-        <w:tc>
-          <w:tcPr>
-            <w:tcW w:w="1843" w:type="dxa"/>
-            <w:shd w:val="clear" w:color="auto" w:fill="D5DCE4" w:themeFill="text2" w:themeFillTint="33"/>
-          </w:tcPr>
-          <w:p>
-            <w:pPr>
-              <w:pStyle w:val="Heading1"/>
+            </w:pPr>
+            <w:r>
               <w:rPr>
                 <w:color w:val="auto"/>
                 <w:sz w:val="22"/>
                 <w:szCs w:val="22"/>
               </w:rPr>
-            </w:pPr>
-            <w:r>
+              <w:t>Verify API keys are hidden</w:t>
+            </w:r>
+          </w:p>
+        </w:tc>
+        <w:tc>
+          <w:tcPr>
+            <w:tcW w:w="2126" w:type="dxa"/>
+            <w:shd w:val="clear" w:color="auto" w:fill="D5DCE4" w:themeFill="text2" w:themeFillTint="33"/>
+          </w:tcPr>
+          <w:p>
+            <w:pPr>
+              <w:pStyle w:val="Heading1"/>
               <w:rPr>
                 <w:color w:val="auto"/>
                 <w:sz w:val="22"/>
                 <w:szCs w:val="22"/>
               </w:rPr>
-              <w:t>API Privacy</w:t>
-            </w:r>
-          </w:p>
-        </w:tc>
-        <w:tc>
-          <w:tcPr>
-            <w:tcW w:w="1701" w:type="dxa"/>
-            <w:shd w:val="clear" w:color="auto" w:fill="ACB9CA" w:themeFill="text2" w:themeFillTint="66"/>
-          </w:tcPr>
-          <w:p>
-            <w:pPr>
-              <w:pStyle w:val="Heading1"/>
+            </w:pPr>
+            <w:r>
               <w:rPr>
                 <w:color w:val="auto"/>
                 <w:sz w:val="22"/>
                 <w:szCs w:val="22"/>
               </w:rPr>
-            </w:pPr>
-            <w:r>
+              <w:t>Log in and navigate to settings.</w:t>
+            </w:r>
+          </w:p>
+        </w:tc>
+        <w:tc>
+          <w:tcPr>
+            <w:tcW w:w="2217" w:type="dxa"/>
+            <w:shd w:val="clear" w:color="auto" w:fill="ACB9CA" w:themeFill="text2" w:themeFillTint="66"/>
+          </w:tcPr>
+          <w:p>
+            <w:pPr>
+              <w:pStyle w:val="Heading1"/>
               <w:rPr>
                 <w:color w:val="auto"/>
                 <w:sz w:val="22"/>
                 <w:szCs w:val="22"/>
               </w:rPr>
-              <w:t>Verify API keys are hidden</w:t>
-            </w:r>
-          </w:p>
-        </w:tc>
-        <w:tc>
-          <w:tcPr>
-            <w:tcW w:w="2126" w:type="dxa"/>
-            <w:shd w:val="clear" w:color="auto" w:fill="D5DCE4" w:themeFill="text2" w:themeFillTint="33"/>
-          </w:tcPr>
-          <w:p>
-            <w:pPr>
-              <w:pStyle w:val="Heading1"/>
+            </w:pPr>
+            <w:r>
               <w:rPr>
                 <w:color w:val="auto"/>
                 <w:sz w:val="22"/>
                 <w:szCs w:val="22"/>
               </w:rPr>
-            </w:pPr>
-            <w:r>
+              <w:t>API key is hidden from user view.</w:t>
+            </w:r>
+          </w:p>
+        </w:tc>
+      </w:tr>
+      <w:tr>
+        <w:tc>
+          <w:tcPr>
+            <w:tcW w:w="1129" w:type="dxa"/>
+            <w:shd w:val="clear" w:color="auto" w:fill="ACB9CA" w:themeFill="text2" w:themeFillTint="66"/>
+          </w:tcPr>
+          <w:p>
+            <w:pPr>
+              <w:pStyle w:val="Heading1"/>
               <w:rPr>
                 <w:color w:val="auto"/>
                 <w:sz w:val="22"/>
                 <w:szCs w:val="22"/>
               </w:rPr>
-              <w:t>Log in and navigate to settings.</w:t>
-            </w:r>
-          </w:p>
-        </w:tc>
-        <w:tc>
-          <w:tcPr>
-            <w:tcW w:w="2217" w:type="dxa"/>
-            <w:shd w:val="clear" w:color="auto" w:fill="ACB9CA" w:themeFill="text2" w:themeFillTint="66"/>
-          </w:tcPr>
-          <w:p>
-            <w:pPr>
-              <w:pStyle w:val="Heading1"/>
+            </w:pPr>
+            <w:r>
               <w:rPr>
                 <w:color w:val="auto"/>
                 <w:sz w:val="22"/>
                 <w:szCs w:val="22"/>
               </w:rPr>
-            </w:pPr>
+              <w:t>TC-</w:t>
+            </w:r>
             <w:r>
               <w:rPr>
                 <w:color w:val="auto"/>
                 <w:sz w:val="22"/>
                 <w:szCs w:val="22"/>
               </w:rPr>
-              <w:t>API key is hidden from user view.</w:t>
-            </w:r>
-          </w:p>
-        </w:tc>
-      </w:tr>
-      <w:tr>
-        <w:tc>
-          <w:tcPr>
-            <w:tcW w:w="1129" w:type="dxa"/>
-            <w:shd w:val="clear" w:color="auto" w:fill="ACB9CA" w:themeFill="text2" w:themeFillTint="66"/>
+              <w:t>11</w:t>
+            </w:r>
+          </w:p>
+        </w:tc>
+        <w:tc>
+          <w:tcPr>
+            <w:tcW w:w="1843" w:type="dxa"/>
+            <w:shd w:val="clear" w:color="auto" w:fill="D5DCE4" w:themeFill="text2" w:themeFillTint="33"/>
           </w:tcPr>
           <w:p>
             <w:pPr>
@@ -5373,28 +5116,30 @@
                 <w:szCs w:val="22"/>
               </w:rPr>
             </w:pPr>
+            <w:proofErr w:type="gramStart"/>
             <w:r>
               <w:rPr>
                 <w:color w:val="auto"/>
                 <w:sz w:val="22"/>
                 <w:szCs w:val="22"/>
               </w:rPr>
-              <w:t>TC-</w:t>
-            </w:r>
+              <w:t>Screen</w:t>
+            </w:r>
+            <w:proofErr w:type="gramEnd"/>
             <w:r>
               <w:rPr>
                 <w:color w:val="auto"/>
                 <w:sz w:val="22"/>
                 <w:szCs w:val="22"/>
               </w:rPr>
-              <w:t>11</w:t>
-            </w:r>
-          </w:p>
-        </w:tc>
-        <w:tc>
-          <w:tcPr>
-            <w:tcW w:w="1843" w:type="dxa"/>
-            <w:shd w:val="clear" w:color="auto" w:fill="D5DCE4" w:themeFill="text2" w:themeFillTint="33"/>
+              <w:t xml:space="preserve"> resize</w:t>
+            </w:r>
+          </w:p>
+        </w:tc>
+        <w:tc>
+          <w:tcPr>
+            <w:tcW w:w="1701" w:type="dxa"/>
+            <w:shd w:val="clear" w:color="auto" w:fill="ACB9CA" w:themeFill="text2" w:themeFillTint="66"/>
           </w:tcPr>
           <w:p>
             <w:pPr>
@@ -5405,104 +5150,102 @@
                 <w:szCs w:val="22"/>
               </w:rPr>
             </w:pPr>
-            <w:proofErr w:type="gramStart"/>
             <w:r>
               <w:rPr>
                 <w:color w:val="auto"/>
                 <w:sz w:val="22"/>
                 <w:szCs w:val="22"/>
               </w:rPr>
-              <w:t>Screen</w:t>
-            </w:r>
-            <w:proofErr w:type="gramEnd"/>
-            <w:r>
+              <w:t>Ensure webapp fits a range of screens</w:t>
+            </w:r>
+          </w:p>
+        </w:tc>
+        <w:tc>
+          <w:tcPr>
+            <w:tcW w:w="2126" w:type="dxa"/>
+            <w:shd w:val="clear" w:color="auto" w:fill="D5DCE4" w:themeFill="text2" w:themeFillTint="33"/>
+          </w:tcPr>
+          <w:p>
+            <w:pPr>
+              <w:pStyle w:val="Heading1"/>
               <w:rPr>
                 <w:color w:val="auto"/>
                 <w:sz w:val="22"/>
                 <w:szCs w:val="22"/>
               </w:rPr>
-              <w:t xml:space="preserve"> resize</w:t>
-            </w:r>
-          </w:p>
-        </w:tc>
-        <w:tc>
-          <w:tcPr>
-            <w:tcW w:w="1701" w:type="dxa"/>
-            <w:shd w:val="clear" w:color="auto" w:fill="ACB9CA" w:themeFill="text2" w:themeFillTint="66"/>
-          </w:tcPr>
-          <w:p>
-            <w:pPr>
-              <w:pStyle w:val="Heading1"/>
+            </w:pPr>
+            <w:r>
               <w:rPr>
                 <w:color w:val="auto"/>
                 <w:sz w:val="22"/>
                 <w:szCs w:val="22"/>
               </w:rPr>
-            </w:pPr>
-            <w:r>
+              <w:t>Login and navigate all windows</w:t>
+            </w:r>
+          </w:p>
+        </w:tc>
+        <w:tc>
+          <w:tcPr>
+            <w:tcW w:w="2217" w:type="dxa"/>
+            <w:shd w:val="clear" w:color="auto" w:fill="ACB9CA" w:themeFill="text2" w:themeFillTint="66"/>
+          </w:tcPr>
+          <w:p>
+            <w:pPr>
+              <w:pStyle w:val="Heading1"/>
               <w:rPr>
                 <w:color w:val="auto"/>
                 <w:sz w:val="22"/>
                 <w:szCs w:val="22"/>
               </w:rPr>
-              <w:t>Ensure webapp fits a range of screens</w:t>
-            </w:r>
-          </w:p>
-        </w:tc>
-        <w:tc>
-          <w:tcPr>
-            <w:tcW w:w="2126" w:type="dxa"/>
-            <w:shd w:val="clear" w:color="auto" w:fill="D5DCE4" w:themeFill="text2" w:themeFillTint="33"/>
-          </w:tcPr>
-          <w:p>
-            <w:pPr>
-              <w:pStyle w:val="Heading1"/>
+            </w:pPr>
+            <w:r>
               <w:rPr>
                 <w:color w:val="auto"/>
                 <w:sz w:val="22"/>
                 <w:szCs w:val="22"/>
               </w:rPr>
-            </w:pPr>
-            <w:r>
+              <w:t>Pages should fit to screen boundaries with all features scaled correctly</w:t>
+            </w:r>
+          </w:p>
+        </w:tc>
+      </w:tr>
+      <w:tr>
+        <w:tc>
+          <w:tcPr>
+            <w:tcW w:w="1129" w:type="dxa"/>
+            <w:shd w:val="clear" w:color="auto" w:fill="ACB9CA" w:themeFill="text2" w:themeFillTint="66"/>
+          </w:tcPr>
+          <w:p>
+            <w:pPr>
+              <w:pStyle w:val="Heading1"/>
               <w:rPr>
                 <w:color w:val="auto"/>
                 <w:sz w:val="22"/>
                 <w:szCs w:val="22"/>
               </w:rPr>
-              <w:t>Login and navigate all windows</w:t>
-            </w:r>
-          </w:p>
-        </w:tc>
-        <w:tc>
-          <w:tcPr>
-            <w:tcW w:w="2217" w:type="dxa"/>
-            <w:shd w:val="clear" w:color="auto" w:fill="ACB9CA" w:themeFill="text2" w:themeFillTint="66"/>
-          </w:tcPr>
-          <w:p>
-            <w:pPr>
-              <w:pStyle w:val="Heading1"/>
+            </w:pPr>
+            <w:r>
               <w:rPr>
                 <w:color w:val="auto"/>
                 <w:sz w:val="22"/>
                 <w:szCs w:val="22"/>
               </w:rPr>
-            </w:pPr>
+              <w:t>TC-</w:t>
+            </w:r>
             <w:r>
               <w:rPr>
                 <w:color w:val="auto"/>
                 <w:sz w:val="22"/>
                 <w:szCs w:val="22"/>
               </w:rPr>
-              <w:t>Pages should fit to screen boundaries with all features scaled correctly</w:t>
-            </w:r>
-          </w:p>
-        </w:tc>
-      </w:tr>
-      <w:tr>
-        <w:tc>
-          <w:tcPr>
-            <w:tcW w:w="1129" w:type="dxa"/>
-            <w:shd w:val="clear" w:color="auto" w:fill="ACB9CA" w:themeFill="text2" w:themeFillTint="66"/>
+              <w:t>12</w:t>
+            </w:r>
+          </w:p>
+        </w:tc>
+        <w:tc>
+          <w:tcPr>
+            <w:tcW w:w="1843" w:type="dxa"/>
+            <w:shd w:val="clear" w:color="auto" w:fill="D5DCE4" w:themeFill="text2" w:themeFillTint="33"/>
           </w:tcPr>
           <w:p>
             <w:pPr>
@@ -5519,123 +5262,89 @@
                 <w:sz w:val="22"/>
                 <w:szCs w:val="22"/>
               </w:rPr>
-              <w:t>TC-</w:t>
-            </w:r>
-            <w:r>
+              <w:t>Simplistic UX</w:t>
+            </w:r>
+          </w:p>
+        </w:tc>
+        <w:tc>
+          <w:tcPr>
+            <w:tcW w:w="1701" w:type="dxa"/>
+            <w:shd w:val="clear" w:color="auto" w:fill="ACB9CA" w:themeFill="text2" w:themeFillTint="66"/>
+          </w:tcPr>
+          <w:p>
+            <w:pPr>
+              <w:pStyle w:val="Heading1"/>
               <w:rPr>
                 <w:color w:val="auto"/>
                 <w:sz w:val="22"/>
                 <w:szCs w:val="22"/>
               </w:rPr>
-              <w:t>12</w:t>
-            </w:r>
-          </w:p>
-        </w:tc>
-        <w:tc>
-          <w:tcPr>
-            <w:tcW w:w="1843" w:type="dxa"/>
-            <w:shd w:val="clear" w:color="auto" w:fill="D5DCE4" w:themeFill="text2" w:themeFillTint="33"/>
-          </w:tcPr>
-          <w:p>
-            <w:pPr>
-              <w:pStyle w:val="Heading1"/>
+            </w:pPr>
+            <w:r>
               <w:rPr>
                 <w:color w:val="auto"/>
                 <w:sz w:val="22"/>
                 <w:szCs w:val="22"/>
               </w:rPr>
-            </w:pPr>
-            <w:r>
+              <w:t>Web pages are concise</w:t>
+            </w:r>
+          </w:p>
+        </w:tc>
+        <w:tc>
+          <w:tcPr>
+            <w:tcW w:w="2126" w:type="dxa"/>
+            <w:shd w:val="clear" w:color="auto" w:fill="D5DCE4" w:themeFill="text2" w:themeFillTint="33"/>
+          </w:tcPr>
+          <w:p>
+            <w:pPr>
+              <w:pStyle w:val="Heading1"/>
               <w:rPr>
                 <w:color w:val="auto"/>
                 <w:sz w:val="22"/>
                 <w:szCs w:val="22"/>
               </w:rPr>
-              <w:t>Simplistic UX</w:t>
-            </w:r>
-          </w:p>
-        </w:tc>
-        <w:tc>
-          <w:tcPr>
-            <w:tcW w:w="1701" w:type="dxa"/>
-            <w:shd w:val="clear" w:color="auto" w:fill="ACB9CA" w:themeFill="text2" w:themeFillTint="66"/>
-          </w:tcPr>
-          <w:p>
-            <w:pPr>
-              <w:pStyle w:val="Heading1"/>
+            </w:pPr>
+            <w:r>
               <w:rPr>
                 <w:color w:val="auto"/>
                 <w:sz w:val="22"/>
                 <w:szCs w:val="22"/>
               </w:rPr>
-            </w:pPr>
-            <w:r>
+              <w:t>Login and navigate all system pages</w:t>
+            </w:r>
+          </w:p>
+        </w:tc>
+        <w:tc>
+          <w:tcPr>
+            <w:tcW w:w="2217" w:type="dxa"/>
+            <w:shd w:val="clear" w:color="auto" w:fill="ACB9CA" w:themeFill="text2" w:themeFillTint="66"/>
+          </w:tcPr>
+          <w:p>
+            <w:pPr>
+              <w:pStyle w:val="Heading1"/>
               <w:rPr>
                 <w:color w:val="auto"/>
                 <w:sz w:val="22"/>
                 <w:szCs w:val="22"/>
               </w:rPr>
-              <w:t>Web pages are concise</w:t>
-            </w:r>
-          </w:p>
-        </w:tc>
-        <w:tc>
-          <w:tcPr>
-            <w:tcW w:w="2126" w:type="dxa"/>
-            <w:shd w:val="clear" w:color="auto" w:fill="D5DCE4" w:themeFill="text2" w:themeFillTint="33"/>
-          </w:tcPr>
-          <w:p>
-            <w:pPr>
-              <w:pStyle w:val="Heading1"/>
+            </w:pPr>
+            <w:r>
               <w:rPr>
                 <w:color w:val="auto"/>
                 <w:sz w:val="22"/>
                 <w:szCs w:val="22"/>
               </w:rPr>
-            </w:pPr>
+              <w:t xml:space="preserve">Pages should be consistent and </w:t>
+            </w:r>
+            <w:proofErr w:type="gramStart"/>
             <w:r>
               <w:rPr>
                 <w:color w:val="auto"/>
                 <w:sz w:val="22"/>
                 <w:szCs w:val="22"/>
               </w:rPr>
-              <w:t>Login and navigate all system pages</w:t>
-            </w:r>
-          </w:p>
-        </w:tc>
-        <w:tc>
-          <w:tcPr>
-            <w:tcW w:w="2217" w:type="dxa"/>
-            <w:shd w:val="clear" w:color="auto" w:fill="ACB9CA" w:themeFill="text2" w:themeFillTint="66"/>
-          </w:tcPr>
-          <w:p>
-            <w:pPr>
-              <w:pStyle w:val="Heading1"/>
-              <w:rPr>
-                <w:color w:val="auto"/>
-                <w:sz w:val="22"/>
-                <w:szCs w:val="22"/>
-              </w:rPr>
-            </w:pPr>
-            <w:r>
-              <w:rPr>
-                <w:color w:val="auto"/>
-                <w:sz w:val="22"/>
-                <w:szCs w:val="22"/>
-              </w:rPr>
-              <w:t xml:space="preserve">Pages should be consistent and </w:t>
-            </w:r>
-            <w:proofErr w:type="spellStart"/>
-            <w:proofErr w:type="gramStart"/>
-            <w:r>
-              <w:rPr>
-                <w:color w:val="auto"/>
-                <w:sz w:val="22"/>
-                <w:szCs w:val="22"/>
-              </w:rPr>
               <w:t>non intrusive</w:t>
             </w:r>
-            <w:proofErr w:type="spellEnd"/>
             <w:proofErr w:type="gramEnd"/>
             <w:r>
               <w:rPr>
@@ -6095,15 +5804,7 @@
     </w:p>
     <w:p>
       <w:r>
-        <w:t>The agile approach is preferred for projects with developing requirements as it allows for continuous revisiting of every phase of the software development (Al-</w:t>
-      </w:r>
-      <w:proofErr w:type="spellStart"/>
-      <w:r>
-        <w:t>Saqqa</w:t>
-      </w:r>
-      <w:proofErr w:type="spellEnd"/>
-      <w:r>
-        <w:t xml:space="preserve"> et al., 2020). This project benefits from these properties due to the typical nature of changing front-end requirements. To visualise how development sequence/cycles, a Gantt chart was developed.</w:t>
+        <w:t>The agile approach is preferred for projects with developing requirements as it allows for continuous revisiting of every phase of the software development (Al-Saqqa et al., 2020). This project benefits from these properties due to the typical nature of changing front-end requirements. To visualise how development sequence/cycles, a Gantt chart was developed.</w:t>
       </w:r>
     </w:p>
     <w:p>
@@ -6561,15 +6262,7 @@
     </w:p>
     <w:p>
       <w:r>
-        <w:t xml:space="preserve">This chapter details the technical implementation of the system design above. Following the Agile methodology defined in the previous section, development was carried out in a segmented manor. This focused on the implementation of modules which were developed incrementally. Such as </w:t>
-      </w:r>
-      <w:proofErr w:type="spellStart"/>
-      <w:r>
-        <w:t>db</w:t>
-      </w:r>
-      <w:proofErr w:type="spellEnd"/>
-      <w:r>
-        <w:t xml:space="preserve"> connection, GUI and LLM API integration. </w:t>
+        <w:t xml:space="preserve">This chapter details the technical implementation of the system design above. Following the Agile methodology defined in the previous section, development was carried out in a segmented manor. This focused on the implementation of modules which were developed incrementally. Such as db connection, GUI and LLM API integration. </w:t>
       </w:r>
     </w:p>
     <w:p>
@@ -6589,25 +6282,14 @@
         <w:t xml:space="preserve"> </w:t>
       </w:r>
       <w:r>
-        <w:t xml:space="preserve">Graphical </w:t>
-      </w:r>
-      <w:r>
-        <w:t>User Interface</w:t>
+        <w:t>Environment Setup and GUI</w:t>
       </w:r>
     </w:p>
     <w:p/>
     <w:p>
       <w:r>
         <w:lastRenderedPageBreak/>
-        <w:t xml:space="preserve">The system uses </w:t>
-      </w:r>
-      <w:proofErr w:type="spellStart"/>
-      <w:r>
-        <w:t>Plotly</w:t>
-      </w:r>
-      <w:proofErr w:type="spellEnd"/>
-      <w:r>
-        <w:t xml:space="preserve"> for the analytical components such as the visualisations. With the flask back end, these chart configurations are stored as JSON objects. The Plotly.js library then renders the interactive visualisations. The processing is handled by the browser.</w:t>
+        <w:t xml:space="preserve">The project was initialised using the flask template following the standard directory structure. </w:t>
       </w:r>
     </w:p>
     <w:p>
@@ -6615,19 +6297,382 @@
         <w:rPr>
           <w:noProof/>
         </w:rPr>
+        <mc:AlternateContent>
+          <mc:Choice Requires="wps">
+            <w:drawing>
+              <wp:anchor distT="0" distB="0" distL="114300" distR="114300" simplePos="0" relativeHeight="251677696" behindDoc="0" locked="0" layoutInCell="1" allowOverlap="1" wp14:anchorId="1D72248E" wp14:editId="72CADE08">
+                <wp:simplePos x="0" y="0"/>
+                <wp:positionH relativeFrom="column">
+                  <wp:posOffset>558800</wp:posOffset>
+                </wp:positionH>
+                <wp:positionV relativeFrom="paragraph">
+                  <wp:posOffset>3403600</wp:posOffset>
+                </wp:positionV>
+                <wp:extent cx="1847850" cy="482600"/>
+                <wp:effectExtent l="38100" t="0" r="19050" b="69850"/>
+                <wp:wrapNone/>
+                <wp:docPr id="1418126857" name="Straight Arrow Connector 6"/>
+                <wp:cNvGraphicFramePr/>
+                <a:graphic xmlns:a="http://schemas.openxmlformats.org/drawingml/2006/main">
+                  <a:graphicData uri="http://schemas.microsoft.com/office/word/2010/wordprocessingShape">
+                    <wps:wsp>
+                      <wps:cNvCnPr/>
+                      <wps:spPr>
+                        <a:xfrm flipH="1">
+                          <a:off x="0" y="0"/>
+                          <a:ext cx="1847850" cy="482600"/>
+                        </a:xfrm>
+                        <a:prstGeom prst="straightConnector1">
+                          <a:avLst/>
+                        </a:prstGeom>
+                        <a:ln>
+                          <a:tailEnd type="triangle"/>
+                        </a:ln>
+                      </wps:spPr>
+                      <wps:style>
+                        <a:lnRef idx="1">
+                          <a:schemeClr val="accent1"/>
+                        </a:lnRef>
+                        <a:fillRef idx="0">
+                          <a:schemeClr val="accent1"/>
+                        </a:fillRef>
+                        <a:effectRef idx="0">
+                          <a:schemeClr val="accent1"/>
+                        </a:effectRef>
+                        <a:fontRef idx="minor">
+                          <a:schemeClr val="tx1"/>
+                        </a:fontRef>
+                      </wps:style>
+                      <wps:bodyPr/>
+                    </wps:wsp>
+                  </a:graphicData>
+                </a:graphic>
+                <wp14:sizeRelH relativeFrom="margin">
+                  <wp14:pctWidth>0</wp14:pctWidth>
+                </wp14:sizeRelH>
+                <wp14:sizeRelV relativeFrom="margin">
+                  <wp14:pctHeight>0</wp14:pctHeight>
+                </wp14:sizeRelV>
+              </wp:anchor>
+            </w:drawing>
+          </mc:Choice>
+          <mc:Fallback>
+            <w:pict>
+              <v:shapetype w14:anchorId="18040A19" id="_x0000_t32" coordsize="21600,21600" o:spt="32" o:oned="t" path="m,l21600,21600e" filled="f">
+                <v:path arrowok="t" fillok="f" o:connecttype="none"/>
+                <o:lock v:ext="edit" shapetype="t"/>
+              </v:shapetype>
+              <v:shape id="Straight Arrow Connector 6" o:spid="_x0000_s1026" type="#_x0000_t32" style="position:absolute;margin-left:44pt;margin-top:268pt;width:145.5pt;height:38pt;flip:x;z-index:251677696;visibility:visible;mso-wrap-style:square;mso-width-percent:0;mso-height-percent:0;mso-wrap-distance-left:9pt;mso-wrap-distance-top:0;mso-wrap-distance-right:9pt;mso-wrap-distance-bottom:0;mso-position-horizontal:absolute;mso-position-horizontal-relative:text;mso-position-vertical:absolute;mso-position-vertical-relative:text;mso-width-percent:0;mso-height-percent:0;mso-width-relative:margin;mso-height-relative:margin" o:gfxdata="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" strokecolor="#1a9dac [3204]" strokeweight=".5pt">
+                <v:stroke endarrow="block" joinstyle="miter"/>
+              </v:shape>
+            </w:pict>
+          </mc:Fallback>
+        </mc:AlternateContent>
+      </w:r>
+      <w:r>
+        <w:rPr>
+          <w:noProof/>
+        </w:rPr>
+        <mc:AlternateContent>
+          <mc:Choice Requires="wps">
+            <w:drawing>
+              <wp:anchor distT="45720" distB="45720" distL="114300" distR="114300" simplePos="0" relativeHeight="251675648" behindDoc="0" locked="0" layoutInCell="1" allowOverlap="1" wp14:anchorId="6834B20F" wp14:editId="34554088">
+                <wp:simplePos x="0" y="0"/>
+                <wp:positionH relativeFrom="column">
+                  <wp:posOffset>2393950</wp:posOffset>
+                </wp:positionH>
+                <wp:positionV relativeFrom="paragraph">
+                  <wp:posOffset>3136900</wp:posOffset>
+                </wp:positionV>
+                <wp:extent cx="2360930" cy="1404620"/>
+                <wp:effectExtent l="0" t="0" r="12700" b="20955"/>
+                <wp:wrapSquare wrapText="bothSides"/>
+                <wp:docPr id="300739747" name="Text Box 2"/>
+                <wp:cNvGraphicFramePr>
+                  <a:graphicFrameLocks xmlns:a="http://schemas.openxmlformats.org/drawingml/2006/main"/>
+                </wp:cNvGraphicFramePr>
+                <a:graphic xmlns:a="http://schemas.openxmlformats.org/drawingml/2006/main">
+                  <a:graphicData uri="http://schemas.microsoft.com/office/word/2010/wordprocessingShape">
+                    <wps:wsp>
+                      <wps:cNvSpPr txBox="1">
+                        <a:spLocks noChangeArrowheads="1"/>
+                      </wps:cNvSpPr>
+                      <wps:spPr bwMode="auto">
+                        <a:xfrm>
+                          <a:off x="0" y="0"/>
+                          <a:ext cx="2360930" cy="1404620"/>
+                        </a:xfrm>
+                        <a:prstGeom prst="rect">
+                          <a:avLst/>
+                        </a:prstGeom>
+                        <a:solidFill>
+                          <a:srgbClr val="FFFFFF"/>
+                        </a:solidFill>
+                        <a:ln w="9525">
+                          <a:solidFill>
+                            <a:srgbClr val="000000"/>
+                          </a:solidFill>
+                          <a:miter lim="800000"/>
+                          <a:headEnd/>
+                          <a:tailEnd/>
+                        </a:ln>
+                      </wps:spPr>
+                      <wps:txbx>
+                        <w:txbxContent>
+                          <w:p>
+                            <w:r>
+                              <w:t xml:space="preserve">API keys and db credentials stored </w:t>
+                            </w:r>
+                            <w:proofErr w:type="gramStart"/>
+                            <w:r>
+                              <w:t>in .env</w:t>
+                            </w:r>
+                            <w:proofErr w:type="gramEnd"/>
+                            <w:r>
+                              <w:t xml:space="preserve"> and included </w:t>
+                            </w:r>
+                            <w:proofErr w:type="gramStart"/>
+                            <w:r>
+                              <w:t>in .gitignore</w:t>
+                            </w:r>
+                            <w:proofErr w:type="gramEnd"/>
+                            <w:r>
+                              <w:t>.</w:t>
+                            </w:r>
+                          </w:p>
+                        </w:txbxContent>
+                      </wps:txbx>
+                      <wps:bodyPr rot="0" vert="horz" wrap="square" lIns="91440" tIns="45720" rIns="91440" bIns="45720" anchor="t" anchorCtr="0">
+                        <a:spAutoFit/>
+                      </wps:bodyPr>
+                    </wps:wsp>
+                  </a:graphicData>
+                </a:graphic>
+                <wp14:sizeRelH relativeFrom="margin">
+                  <wp14:pctWidth>40000</wp14:pctWidth>
+                </wp14:sizeRelH>
+                <wp14:sizeRelV relativeFrom="margin">
+                  <wp14:pctHeight>20000</wp14:pctHeight>
+                </wp14:sizeRelV>
+              </wp:anchor>
+            </w:drawing>
+          </mc:Choice>
+          <mc:Fallback>
+            <w:pict>
+              <v:shapetype w14:anchorId="6834B20F" id="_x0000_t202" coordsize="21600,21600" o:spt="202" path="m,l,21600r21600,l21600,xe">
+                <v:stroke joinstyle="miter"/>
+                <v:path gradientshapeok="t" o:connecttype="rect"/>
+              </v:shapetype>
+              <v:shape id="Text Box 2" o:spid="_x0000_s1027" type="#_x0000_t202" style="position:absolute;margin-left:188.5pt;margin-top:247pt;width:185.9pt;height:110.6pt;z-index:251675648;visibility:visible;mso-wrap-style:square;mso-width-percent:400;mso-height-percent:200;mso-wrap-distance-left:9pt;mso-wrap-distance-top:3.6pt;mso-wrap-distance-right:9pt;mso-wrap-distance-bottom:3.6pt;mso-position-horizontal:absolute;mso-position-horizontal-relative:text;mso-position-vertical:absolute;mso-position-vertical-relative:text;mso-width-percent:400;mso-height-percent:200;mso-width-relative:margin;mso-height-relative:margin;v-text-anchor:top" o:gfxdata="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">
+                <v:textbox style="mso-fit-shape-to-text:t">
+                  <w:txbxContent>
+                    <w:p>
+                      <w:r>
+                        <w:t xml:space="preserve">API keys and db credentials stored </w:t>
+                      </w:r>
+                      <w:proofErr w:type="gramStart"/>
+                      <w:r>
+                        <w:t>in .env</w:t>
+                      </w:r>
+                      <w:proofErr w:type="gramEnd"/>
+                      <w:r>
+                        <w:t xml:space="preserve"> and included </w:t>
+                      </w:r>
+                      <w:proofErr w:type="gramStart"/>
+                      <w:r>
+                        <w:t>in .gitignore</w:t>
+                      </w:r>
+                      <w:proofErr w:type="gramEnd"/>
+                      <w:r>
+                        <w:t>.</w:t>
+                      </w:r>
+                    </w:p>
+                  </w:txbxContent>
+                </v:textbox>
+                <w10:wrap type="square"/>
+              </v:shape>
+            </w:pict>
+          </mc:Fallback>
+        </mc:AlternateContent>
+      </w:r>
+      <w:r>
+        <w:rPr>
+          <w:noProof/>
+        </w:rPr>
+        <mc:AlternateContent>
+          <mc:Choice Requires="wps">
+            <w:drawing>
+              <wp:anchor distT="0" distB="0" distL="114300" distR="114300" simplePos="0" relativeHeight="251673600" behindDoc="0" locked="0" layoutInCell="1" allowOverlap="1" wp14:anchorId="3B699700" wp14:editId="11C0D215">
+                <wp:simplePos x="0" y="0"/>
+                <wp:positionH relativeFrom="column">
+                  <wp:posOffset>1181100</wp:posOffset>
+                </wp:positionH>
+                <wp:positionV relativeFrom="paragraph">
+                  <wp:posOffset>4679950</wp:posOffset>
+                </wp:positionV>
+                <wp:extent cx="1282700" cy="88900"/>
+                <wp:effectExtent l="0" t="57150" r="12700" b="25400"/>
+                <wp:wrapNone/>
+                <wp:docPr id="1964360697" name="Straight Arrow Connector 6"/>
+                <wp:cNvGraphicFramePr/>
+                <a:graphic xmlns:a="http://schemas.openxmlformats.org/drawingml/2006/main">
+                  <a:graphicData uri="http://schemas.microsoft.com/office/word/2010/wordprocessingShape">
+                    <wps:wsp>
+                      <wps:cNvCnPr/>
+                      <wps:spPr>
+                        <a:xfrm flipH="1" flipV="1">
+                          <a:off x="0" y="0"/>
+                          <a:ext cx="1282700" cy="88900"/>
+                        </a:xfrm>
+                        <a:prstGeom prst="straightConnector1">
+                          <a:avLst/>
+                        </a:prstGeom>
+                        <a:ln>
+                          <a:tailEnd type="triangle"/>
+                        </a:ln>
+                      </wps:spPr>
+                      <wps:style>
+                        <a:lnRef idx="1">
+                          <a:schemeClr val="accent1"/>
+                        </a:lnRef>
+                        <a:fillRef idx="0">
+                          <a:schemeClr val="accent1"/>
+                        </a:fillRef>
+                        <a:effectRef idx="0">
+                          <a:schemeClr val="accent1"/>
+                        </a:effectRef>
+                        <a:fontRef idx="minor">
+                          <a:schemeClr val="tx1"/>
+                        </a:fontRef>
+                      </wps:style>
+                      <wps:bodyPr/>
+                    </wps:wsp>
+                  </a:graphicData>
+                </a:graphic>
+                <wp14:sizeRelH relativeFrom="margin">
+                  <wp14:pctWidth>0</wp14:pctWidth>
+                </wp14:sizeRelH>
+                <wp14:sizeRelV relativeFrom="margin">
+                  <wp14:pctHeight>0</wp14:pctHeight>
+                </wp14:sizeRelV>
+              </wp:anchor>
+            </w:drawing>
+          </mc:Choice>
+          <mc:Fallback>
+            <w:pict>
+              <v:shape w14:anchorId="67B17659" id="Straight Arrow Connector 6" o:spid="_x0000_s1026" type="#_x0000_t32" style="position:absolute;margin-left:93pt;margin-top:368.5pt;width:101pt;height:7pt;flip:x y;z-index:251673600;visibility:visible;mso-wrap-style:square;mso-width-percent:0;mso-height-percent:0;mso-wrap-distance-left:9pt;mso-wrap-distance-top:0;mso-wrap-distance-right:9pt;mso-wrap-distance-bottom:0;mso-position-horizontal:absolute;mso-position-horizontal-relative:text;mso-position-vertical:absolute;mso-position-vertical-relative:text;mso-width-percent:0;mso-height-percent:0;mso-width-relative:margin;mso-height-relative:margin" o:gfxdata="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" strokecolor="#1a9dac [3204]" strokeweight=".5pt">
+                <v:stroke endarrow="block" joinstyle="miter"/>
+              </v:shape>
+            </w:pict>
+          </mc:Fallback>
+        </mc:AlternateContent>
+      </w:r>
+      <w:r>
+        <w:rPr>
+          <w:noProof/>
+        </w:rPr>
+        <mc:AlternateContent>
+          <mc:Choice Requires="wps">
+            <w:drawing>
+              <wp:anchor distT="45720" distB="45720" distL="114300" distR="114300" simplePos="0" relativeHeight="251672576" behindDoc="0" locked="0" layoutInCell="1" allowOverlap="1" wp14:anchorId="61C26A85" wp14:editId="73C5A9CB">
+                <wp:simplePos x="0" y="0"/>
+                <wp:positionH relativeFrom="column">
+                  <wp:posOffset>2475230</wp:posOffset>
+                </wp:positionH>
+                <wp:positionV relativeFrom="paragraph">
+                  <wp:posOffset>4387215</wp:posOffset>
+                </wp:positionV>
+                <wp:extent cx="2360930" cy="1404620"/>
+                <wp:effectExtent l="0" t="0" r="12700" b="20955"/>
+                <wp:wrapSquare wrapText="bothSides"/>
+                <wp:docPr id="958569497" name="Text Box 2"/>
+                <wp:cNvGraphicFramePr>
+                  <a:graphicFrameLocks xmlns:a="http://schemas.openxmlformats.org/drawingml/2006/main"/>
+                </wp:cNvGraphicFramePr>
+                <a:graphic xmlns:a="http://schemas.openxmlformats.org/drawingml/2006/main">
+                  <a:graphicData uri="http://schemas.microsoft.com/office/word/2010/wordprocessingShape">
+                    <wps:wsp>
+                      <wps:cNvSpPr txBox="1">
+                        <a:spLocks noChangeArrowheads="1"/>
+                      </wps:cNvSpPr>
+                      <wps:spPr bwMode="auto">
+                        <a:xfrm>
+                          <a:off x="0" y="0"/>
+                          <a:ext cx="2360930" cy="1404620"/>
+                        </a:xfrm>
+                        <a:prstGeom prst="rect">
+                          <a:avLst/>
+                        </a:prstGeom>
+                        <a:solidFill>
+                          <a:srgbClr val="FFFFFF"/>
+                        </a:solidFill>
+                        <a:ln w="9525">
+                          <a:solidFill>
+                            <a:srgbClr val="000000"/>
+                          </a:solidFill>
+                          <a:miter lim="800000"/>
+                          <a:headEnd/>
+                          <a:tailEnd/>
+                        </a:ln>
+                      </wps:spPr>
+                      <wps:txbx>
+                        <w:txbxContent>
+                          <w:p>
+                            <w:r>
+                              <w:t xml:space="preserve">Requirements for portability. </w:t>
+                            </w:r>
+                          </w:p>
+                          <w:p>
+                            <w:r>
+                              <w:t>These include version control to override any virtual environments.</w:t>
+                            </w:r>
+                          </w:p>
+                        </w:txbxContent>
+                      </wps:txbx>
+                      <wps:bodyPr rot="0" vert="horz" wrap="square" lIns="91440" tIns="45720" rIns="91440" bIns="45720" anchor="t" anchorCtr="0">
+                        <a:spAutoFit/>
+                      </wps:bodyPr>
+                    </wps:wsp>
+                  </a:graphicData>
+                </a:graphic>
+                <wp14:sizeRelH relativeFrom="margin">
+                  <wp14:pctWidth>40000</wp14:pctWidth>
+                </wp14:sizeRelH>
+                <wp14:sizeRelV relativeFrom="margin">
+                  <wp14:pctHeight>20000</wp14:pctHeight>
+                </wp14:sizeRelV>
+              </wp:anchor>
+            </w:drawing>
+          </mc:Choice>
+          <mc:Fallback>
+            <w:pict>
+              <v:shape w14:anchorId="61C26A85" id="_x0000_s1028" type="#_x0000_t202" style="position:absolute;margin-left:194.9pt;margin-top:345.45pt;width:185.9pt;height:110.6pt;z-index:251672576;visibility:visible;mso-wrap-style:square;mso-width-percent:400;mso-height-percent:200;mso-wrap-distance-left:9pt;mso-wrap-distance-top:3.6pt;mso-wrap-distance-right:9pt;mso-wrap-distance-bottom:3.6pt;mso-position-horizontal:absolute;mso-position-horizontal-relative:text;mso-position-vertical:absolute;mso-position-vertical-relative:text;mso-width-percent:400;mso-height-percent:200;mso-width-relative:margin;mso-height-relative:margin;v-text-anchor:top" o:gfxdata="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">
+                <v:textbox style="mso-fit-shape-to-text:t">
+                  <w:txbxContent>
+                    <w:p>
+                      <w:r>
+                        <w:t xml:space="preserve">Requirements for portability. </w:t>
+                      </w:r>
+                    </w:p>
+                    <w:p>
+                      <w:r>
+                        <w:t>These include version control to override any virtual environments.</w:t>
+                      </w:r>
+                    </w:p>
+                  </w:txbxContent>
+                </v:textbox>
+                <w10:wrap type="square"/>
+              </v:shape>
+            </w:pict>
+          </mc:Fallback>
+        </mc:AlternateContent>
+      </w:r>
+      <w:r>
         <w:drawing>
-          <wp:anchor distT="0" distB="0" distL="114300" distR="114300" simplePos="0" relativeHeight="251664384" behindDoc="0" locked="0" layoutInCell="1" allowOverlap="1" wp14:anchorId="54AD8B03" wp14:editId="552859FF">
-            <wp:simplePos x="914400" y="1568450"/>
-            <wp:positionH relativeFrom="column">
-              <wp:align>left</wp:align>
-            </wp:positionH>
-            <wp:positionV relativeFrom="paragraph">
-              <wp:align>top</wp:align>
-            </wp:positionV>
-            <wp:extent cx="1708150" cy="4825365"/>
-            <wp:effectExtent l="0" t="0" r="6350" b="0"/>
-            <wp:wrapSquare wrapText="bothSides"/>
-            <wp:docPr id="1349795127" name="Picture 1"/>
+          <wp:inline distT="0" distB="0" distL="0" distR="0" wp14:anchorId="70CA56B1" wp14:editId="1D6CC6E7">
+            <wp:extent cx="1228896" cy="5229955"/>
+            <wp:effectExtent l="0" t="0" r="9525" b="8890"/>
+            <wp:docPr id="556268571" name="Picture 1"/>
             <wp:cNvGraphicFramePr>
               <a:graphicFrameLocks xmlns:a="http://schemas.openxmlformats.org/drawingml/2006/main" noChangeAspect="1"/>
             </wp:cNvGraphicFramePr>
@@ -6635,17 +6680,11 @@
               <a:graphicData uri="http://schemas.openxmlformats.org/drawingml/2006/picture">
                 <pic:pic xmlns:pic="http://schemas.openxmlformats.org/drawingml/2006/picture">
                   <pic:nvPicPr>
-                    <pic:cNvPr id="1349795127" name=""/>
+                    <pic:cNvPr id="556268571" name=""/>
                     <pic:cNvPicPr/>
                   </pic:nvPicPr>
                   <pic:blipFill>
-                    <a:blip r:embed="rId25" cstate="print">
-                      <a:extLst>
-                        <a:ext uri="{28A0092B-C50C-407E-A947-70E740481C1C}">
-                          <a14:useLocalDpi xmlns:a14="http://schemas.microsoft.com/office/drawing/2010/main" val="0"/>
-                        </a:ext>
-                      </a:extLst>
-                    </a:blip>
+                    <a:blip r:embed="rId25"/>
                     <a:stretch>
                       <a:fillRect/>
                     </a:stretch>
@@ -6653,7 +6692,7 @@
                   <pic:spPr>
                     <a:xfrm>
                       <a:off x="0" y="0"/>
-                      <a:ext cx="1708150" cy="4825365"/>
+                      <a:ext cx="1228896" cy="5229955"/>
                     </a:xfrm>
                     <a:prstGeom prst="rect">
                       <a:avLst/>
@@ -6662,55 +6701,55 @@
                 </pic:pic>
               </a:graphicData>
             </a:graphic>
-          </wp:anchor>
+          </wp:inline>
         </w:drawing>
       </w:r>
-      <w:r>
-        <w:t>Storing the chart configs as JSON in Figure [7] allow for user created visualisations to persist when session is ended. This allows the user to return to where they last left.</w:t>
-      </w:r>
-      <w:r>
-        <w:br w:type="textWrapping" w:clear="all"/>
-      </w:r>
     </w:p>
     <w:p>
       <w:pPr>
         <w:pStyle w:val="Caption"/>
       </w:pPr>
       <w:r>
-        <w:t>Figure 7. SS of JSON object stored in DB</w:t>
-      </w:r>
-    </w:p>
-    <w:p>
-      <w:pPr>
-        <w:pStyle w:val="Heading2"/>
-      </w:pPr>
-      <w:r>
-        <w:t xml:space="preserve">5.2 Backend Logic and Data Processing </w:t>
-      </w:r>
-    </w:p>
-    <w:p>
-      <w:r>
-        <w:t>The backend was built using the Flask framework. The system uses flask as the controller for processing the data. When a user uploads a CSV file, the system uses the Pandas library to present highlights of the dataset as shown in Figure [8].</w:t>
-      </w:r>
-    </w:p>
-    <w:p>
-      <w:pPr>
-        <w:rPr>
-          <w:noProof/>
-        </w:rPr>
-      </w:pPr>
-    </w:p>
-    <w:p>
-      <w:r>
-        <w:rPr>
-          <w:noProof/>
-        </w:rPr>
+        <w:t>Figure X. Project structure</w:t>
+      </w:r>
+    </w:p>
+    <w:p>
+      <w:r>
+        <w:t>The system uses Plotly for the analytical components such as the visualisations. With the flask back end, these chart configurations are stored as JSON objects. The Plotly.js library then renders the interactive visualisations. The processing is handled by the browser</w:t>
+      </w:r>
+      <w:r>
+        <w:t xml:space="preserve"> which reduces the server overhead maintaining low-latency interactions for the user.</w:t>
+      </w:r>
+    </w:p>
+    <w:p>
+      <w:r>
+        <w:t xml:space="preserve">To </w:t>
+      </w:r>
+      <w:r>
+        <w:t xml:space="preserve">ensure an intuitive UI for non-technical users, the front end was developed using HTML5, CSS and JavaScript. This lightweight bundle was chosen over resource heavy frameworks such as React due to the core requirement of having low-latency dynamic visualisations and file handling. </w:t>
+      </w:r>
+    </w:p>
+    <w:p>
+      <w:pPr>
+        <w:pStyle w:val="Heading3"/>
+      </w:pPr>
+      <w:r>
+        <w:t>5.1.1 File uploads</w:t>
+      </w:r>
+    </w:p>
+    <w:p>
+      <w:r>
+        <w:t>Full control over the GUI guarantees that a minimalistic front end that prioritises accessibility as shown in figures X and X below.</w:t>
+      </w:r>
+    </w:p>
+    <w:p>
+      <w:r>
         <w:lastRenderedPageBreak/>
         <w:drawing>
-          <wp:inline distT="0" distB="0" distL="0" distR="0" wp14:anchorId="226A6948" wp14:editId="3B1BDCB6">
-            <wp:extent cx="5731510" cy="2349795"/>
-            <wp:effectExtent l="0" t="0" r="2540" b="0"/>
-            <wp:docPr id="740136782" name="Picture 1"/>
+          <wp:inline distT="0" distB="0" distL="0" distR="0" wp14:anchorId="4FCCE925" wp14:editId="031905F0">
+            <wp:extent cx="5706271" cy="1771897"/>
+            <wp:effectExtent l="0" t="0" r="8890" b="0"/>
+            <wp:docPr id="41263773" name="Picture 1"/>
             <wp:cNvGraphicFramePr>
               <a:graphicFrameLocks xmlns:a="http://schemas.openxmlformats.org/drawingml/2006/main" noChangeAspect="1"/>
             </wp:cNvGraphicFramePr>
@@ -6718,32 +6757,23 @@
               <a:graphicData uri="http://schemas.openxmlformats.org/drawingml/2006/picture">
                 <pic:pic xmlns:pic="http://schemas.openxmlformats.org/drawingml/2006/picture">
                   <pic:nvPicPr>
-                    <pic:cNvPr id="740136782" name=""/>
+                    <pic:cNvPr id="41263773" name=""/>
                     <pic:cNvPicPr/>
                   </pic:nvPicPr>
-                  <pic:blipFill rotWithShape="1">
+                  <pic:blipFill>
                     <a:blip r:embed="rId26"/>
-                    <a:srcRect b="35989"/>
                     <a:stretch>
                       <a:fillRect/>
                     </a:stretch>
                   </pic:blipFill>
-                  <pic:spPr bwMode="auto">
+                  <pic:spPr>
                     <a:xfrm>
                       <a:off x="0" y="0"/>
-                      <a:ext cx="5731510" cy="2349795"/>
+                      <a:ext cx="5706271" cy="1771897"/>
                     </a:xfrm>
                     <a:prstGeom prst="rect">
                       <a:avLst/>
                     </a:prstGeom>
-                    <a:ln>
-                      <a:noFill/>
-                    </a:ln>
-                    <a:extLst>
-                      <a:ext uri="{53640926-AAD7-44D8-BBD7-CCE9431645EC}">
-                        <a14:shadowObscured xmlns:a14="http://schemas.microsoft.com/office/drawing/2010/main"/>
-                      </a:ext>
-                    </a:extLst>
                   </pic:spPr>
                 </pic:pic>
               </a:graphicData>
@@ -6756,37 +6786,17 @@
       <w:pPr>
         <w:pStyle w:val="Caption"/>
       </w:pPr>
-      <w:bookmarkStart w:id="8" w:name="_Toc208572182"/>
-      <w:r>
-        <w:t>Figure 8. Calculation and presentation of data highlights. (Presented as bullet points)</w:t>
-      </w:r>
-    </w:p>
-    <w:p>
-      <w:pPr>
-        <w:pStyle w:val="Heading3"/>
-      </w:pPr>
-      <w:r>
-        <w:t>5.2.1 Responsive Design</w:t>
-      </w:r>
-    </w:p>
-    <w:p>
-      <w:r>
-        <w:t>When large datasets are uploaded. Processing the whole dataset at once is intensive. The system prioritised processing the column headers and data types to allow the population of dropdowns immediately</w:t>
-      </w:r>
-      <w:r>
-        <w:t xml:space="preserve"> as shown in Figure [9].</w:t>
-      </w:r>
-    </w:p>
-    <w:p>
-      <w:r>
-        <w:rPr>
-          <w:noProof/>
-        </w:rPr>
+      <w:r>
+        <w:t>Figure X. Example 1 of file upload</w:t>
+      </w:r>
+    </w:p>
+    <w:p>
+      <w:r>
         <w:drawing>
-          <wp:inline distT="0" distB="0" distL="0" distR="0" wp14:anchorId="106730B1" wp14:editId="0652BDDA">
-            <wp:extent cx="5731510" cy="2421255"/>
-            <wp:effectExtent l="0" t="0" r="2540" b="0"/>
-            <wp:docPr id="518384092" name="Picture 1"/>
+          <wp:inline distT="0" distB="0" distL="0" distR="0" wp14:anchorId="5B77388C" wp14:editId="07C133E5">
+            <wp:extent cx="3458058" cy="2553056"/>
+            <wp:effectExtent l="0" t="0" r="9525" b="0"/>
+            <wp:docPr id="23625317" name="Picture 1"/>
             <wp:cNvGraphicFramePr>
               <a:graphicFrameLocks xmlns:a="http://schemas.openxmlformats.org/drawingml/2006/main" noChangeAspect="1"/>
             </wp:cNvGraphicFramePr>
@@ -6794,7 +6804,7 @@
               <a:graphicData uri="http://schemas.openxmlformats.org/drawingml/2006/picture">
                 <pic:pic xmlns:pic="http://schemas.openxmlformats.org/drawingml/2006/picture">
                   <pic:nvPicPr>
-                    <pic:cNvPr id="518384092" name=""/>
+                    <pic:cNvPr id="23625317" name=""/>
                     <pic:cNvPicPr/>
                   </pic:nvPicPr>
                   <pic:blipFill>
@@ -6806,7 +6816,7 @@
                   <pic:spPr>
                     <a:xfrm>
                       <a:off x="0" y="0"/>
-                      <a:ext cx="5731510" cy="2421255"/>
+                      <a:ext cx="3458058" cy="2553056"/>
                     </a:xfrm>
                     <a:prstGeom prst="rect">
                       <a:avLst/>
@@ -6824,30 +6834,36 @@
         <w:pStyle w:val="Caption"/>
       </w:pPr>
       <w:r>
-        <w:t>Figure 9. Column info captured separately</w:t>
-      </w:r>
-    </w:p>
-    <w:p>
-      <w:pPr>
-        <w:pStyle w:val="Heading2"/>
-      </w:pPr>
-      <w:r>
-        <w:t>5.3 Gemin API Integration</w:t>
-      </w:r>
-    </w:p>
-    <w:p>
-      <w:r>
-        <w:t>The core functional requirements FR-5 and FR-7 are met using the Gemini 2.0 Flash API to provide the natural-language explanations and suggestions. This was implemented using a panda’s overview to provide sufficient context to the LLM without the computational expensive entire dataset. This limited hallucinations and allowed for tailored responses whilst keeping token usage minimal.</w:t>
-      </w:r>
-    </w:p>
-    <w:p>
-      <w:r>
-        <w:lastRenderedPageBreak/>
+        <w:t>Figure X. Example 2 of file upload</w:t>
+      </w:r>
+    </w:p>
+    <w:p>
+      <w:pPr>
+        <w:pStyle w:val="Heading3"/>
+      </w:pPr>
+      <w:r>
+        <w:br w:type="textWrapping" w:clear="all"/>
+      </w:r>
+      <w:r>
+        <w:t>5.1.2 Chart Builder</w:t>
+      </w:r>
+    </w:p>
+    <w:p/>
+    <w:p>
+      <w:r>
+        <w:t xml:space="preserve">The system </w:t>
+      </w:r>
+      <w:r>
+        <w:t>uses symbols along with chart names to help describe the expected use-case or outcome to the user as show in Figure X.</w:t>
+      </w:r>
+    </w:p>
+    <w:p>
+      <w:r>
         <w:drawing>
-          <wp:inline distT="0" distB="0" distL="0" distR="0" wp14:anchorId="0DBF77D9" wp14:editId="548B73C8">
-            <wp:extent cx="5731510" cy="1615440"/>
-            <wp:effectExtent l="0" t="0" r="2540" b="3810"/>
-            <wp:docPr id="419039747" name="Picture 1"/>
+          <wp:inline distT="0" distB="0" distL="0" distR="0" wp14:anchorId="1E2CF777" wp14:editId="3E1E577D">
+            <wp:extent cx="2562583" cy="1409897"/>
+            <wp:effectExtent l="0" t="0" r="9525" b="0"/>
+            <wp:docPr id="784074321" name="Picture 1"/>
             <wp:cNvGraphicFramePr>
               <a:graphicFrameLocks xmlns:a="http://schemas.openxmlformats.org/drawingml/2006/main" noChangeAspect="1"/>
             </wp:cNvGraphicFramePr>
@@ -6855,7 +6871,7 @@
               <a:graphicData uri="http://schemas.openxmlformats.org/drawingml/2006/picture">
                 <pic:pic xmlns:pic="http://schemas.openxmlformats.org/drawingml/2006/picture">
                   <pic:nvPicPr>
-                    <pic:cNvPr id="419039747" name=""/>
+                    <pic:cNvPr id="784074321" name=""/>
                     <pic:cNvPicPr/>
                   </pic:nvPicPr>
                   <pic:blipFill>
@@ -6867,7 +6883,7 @@
                   <pic:spPr>
                     <a:xfrm>
                       <a:off x="0" y="0"/>
-                      <a:ext cx="5731510" cy="1615440"/>
+                      <a:ext cx="2562583" cy="1409897"/>
                     </a:xfrm>
                     <a:prstGeom prst="rect">
                       <a:avLst/>
@@ -6885,22 +6901,30 @@
         <w:pStyle w:val="Caption"/>
       </w:pPr>
       <w:r>
-        <w:t xml:space="preserve">Figure 10. </w:t>
-      </w:r>
-      <w:r>
-        <w:t>Context used for LLM Prompt</w:t>
-      </w:r>
-    </w:p>
-    <w:p>
-      <w:r>
-        <w:rPr>
-          <w:noProof/>
-        </w:rPr>
+        <w:t>Figure X. Chart builder symbols</w:t>
+      </w:r>
+    </w:p>
+    <w:p>
+      <w:pPr>
+        <w:pStyle w:val="Heading3"/>
+      </w:pPr>
+      <w:r>
+        <w:t>5.1.3 Gemini LLM Integration</w:t>
+      </w:r>
+    </w:p>
+    <w:p>
+      <w:r>
+        <w:t xml:space="preserve"> A brief outline of what the LLM can assist the user with can further defines the system as accessible for all users.</w:t>
+      </w:r>
+    </w:p>
+    <w:p>
+      <w:r>
+        <w:lastRenderedPageBreak/>
         <w:drawing>
-          <wp:inline distT="0" distB="0" distL="0" distR="0" wp14:anchorId="0A5B6CCF" wp14:editId="29CADD2F">
-            <wp:extent cx="5731510" cy="271780"/>
-            <wp:effectExtent l="0" t="0" r="2540" b="0"/>
-            <wp:docPr id="1970290534" name="Picture 1"/>
+          <wp:inline distT="0" distB="0" distL="0" distR="0" wp14:anchorId="4CBFD11B" wp14:editId="75C5D425">
+            <wp:extent cx="2991267" cy="1638529"/>
+            <wp:effectExtent l="0" t="0" r="0" b="0"/>
+            <wp:docPr id="1296178886" name="Picture 1"/>
             <wp:cNvGraphicFramePr>
               <a:graphicFrameLocks xmlns:a="http://schemas.openxmlformats.org/drawingml/2006/main" noChangeAspect="1"/>
             </wp:cNvGraphicFramePr>
@@ -6908,7 +6932,7 @@
               <a:graphicData uri="http://schemas.openxmlformats.org/drawingml/2006/picture">
                 <pic:pic xmlns:pic="http://schemas.openxmlformats.org/drawingml/2006/picture">
                   <pic:nvPicPr>
-                    <pic:cNvPr id="1970290534" name=""/>
+                    <pic:cNvPr id="1296178886" name=""/>
                     <pic:cNvPicPr/>
                   </pic:nvPicPr>
                   <pic:blipFill>
@@ -6920,7 +6944,7 @@
                   <pic:spPr>
                     <a:xfrm>
                       <a:off x="0" y="0"/>
-                      <a:ext cx="5731510" cy="271780"/>
+                      <a:ext cx="2991267" cy="1638529"/>
                     </a:xfrm>
                     <a:prstGeom prst="rect">
                       <a:avLst/>
@@ -6938,73 +6962,62 @@
         <w:pStyle w:val="Caption"/>
       </w:pPr>
       <w:r>
-        <w:t>Figure 11. chart suggestion format included in prompt</w:t>
-      </w:r>
-    </w:p>
+        <w:t>Figure X. Brief explanation of the LLM’s potential use-cases.</w:t>
+      </w:r>
+    </w:p>
+    <w:p/>
     <w:p>
       <w:pPr>
         <w:pStyle w:val="Heading2"/>
       </w:pPr>
       <w:r>
-        <w:t>5.4 Database and Security Implementation</w:t>
-      </w:r>
-    </w:p>
-    <w:p>
-      <w:r>
-        <w:t xml:space="preserve">The system uses SQLite for data storage due to its serverless architecture and minimal configuration requirements to allow for simpler accessibility for non-technical users. </w:t>
-      </w:r>
-      <w:r>
-        <w:t xml:space="preserve">The standard </w:t>
-      </w:r>
-      <w:proofErr w:type="spellStart"/>
-      <w:r>
-        <w:t>sqlite</w:t>
-      </w:r>
-      <w:proofErr w:type="spellEnd"/>
-      <w:r>
-        <w:t xml:space="preserve"> 3 library is used for </w:t>
-      </w:r>
-      <w:proofErr w:type="spellStart"/>
-      <w:r>
-        <w:t>db</w:t>
-      </w:r>
-      <w:proofErr w:type="spellEnd"/>
-      <w:r>
-        <w:t xml:space="preserve"> connections as this allows for full control of the </w:t>
-      </w:r>
-      <w:proofErr w:type="spellStart"/>
-      <w:r>
-        <w:t>sql</w:t>
-      </w:r>
-      <w:proofErr w:type="spellEnd"/>
-      <w:r>
-        <w:t xml:space="preserve"> queries and removes the need for external libraries such as an</w:t>
-      </w:r>
-      <w:r>
-        <w:t xml:space="preserve"> </w:t>
-      </w:r>
-      <w:proofErr w:type="spellStart"/>
-      <w:r>
-        <w:t>SQLAlchemy</w:t>
-      </w:r>
-      <w:proofErr w:type="spellEnd"/>
-      <w:r>
-        <w:t xml:space="preserve"> Object Relation Mapper (ORM)</w:t>
-      </w:r>
-      <w:r>
-        <w:t>.</w:t>
-      </w:r>
-    </w:p>
-    <w:p>
+        <w:t>5.2 Database Schema and User Authentication</w:t>
+      </w:r>
+    </w:p>
+    <w:p>
+      <w:r>
+        <w:t>The system uses SQLite for data storage due to its serverless architecture and minimal configuration requirement</w:t>
+      </w:r>
+      <w:r>
+        <w:t>s</w:t>
+      </w:r>
+      <w:r>
+        <w:t xml:space="preserve">. </w:t>
+      </w:r>
+      <w:r>
+        <w:t>By using t</w:t>
+      </w:r>
+      <w:r>
+        <w:t xml:space="preserve">he standard sqlite 3 </w:t>
+      </w:r>
+      <w:proofErr w:type="gramStart"/>
+      <w:r>
+        <w:t>library</w:t>
+      </w:r>
+      <w:proofErr w:type="gramEnd"/>
+      <w:r>
+        <w:t xml:space="preserve"> for db connections</w:t>
+      </w:r>
+      <w:r>
+        <w:t>, the system has</w:t>
+      </w:r>
+      <w:r>
+        <w:t xml:space="preserve"> full control of the sql queries and removes the need for external libraries such as an SQLAlchemy Object Relation Mapper (ORM).</w:t>
+      </w:r>
+    </w:p>
+    <w:p>
+      <w:pPr>
+        <w:pStyle w:val="Heading2"/>
+      </w:pPr>
       <w:r>
         <w:rPr>
           <w:noProof/>
         </w:rPr>
         <w:drawing>
-          <wp:inline distT="0" distB="0" distL="0" distR="0" wp14:anchorId="27178A99" wp14:editId="4AFE9607">
-            <wp:extent cx="5731510" cy="2677795"/>
-            <wp:effectExtent l="0" t="0" r="2540" b="8255"/>
-            <wp:docPr id="41419942" name="Picture 1"/>
+          <wp:inline distT="0" distB="0" distL="0" distR="0" wp14:anchorId="50A005B0" wp14:editId="7D03D976">
+            <wp:extent cx="5730875" cy="2676525"/>
+            <wp:effectExtent l="0" t="0" r="3175" b="9525"/>
+            <wp:docPr id="1620873952" name="Picture 5"/>
             <wp:cNvGraphicFramePr>
               <a:graphicFrameLocks xmlns:a="http://schemas.openxmlformats.org/drawingml/2006/main" noChangeAspect="1"/>
             </wp:cNvGraphicFramePr>
@@ -7012,23 +7025,33 @@
               <a:graphicData uri="http://schemas.openxmlformats.org/drawingml/2006/picture">
                 <pic:pic xmlns:pic="http://schemas.openxmlformats.org/drawingml/2006/picture">
                   <pic:nvPicPr>
-                    <pic:cNvPr id="41419942" name=""/>
-                    <pic:cNvPicPr/>
+                    <pic:cNvPr id="0" name="Picture 2"/>
+                    <pic:cNvPicPr>
+                      <a:picLocks noChangeAspect="1" noChangeArrowheads="1"/>
+                    </pic:cNvPicPr>
                   </pic:nvPicPr>
                   <pic:blipFill>
-                    <a:blip r:embed="rId30"/>
+                    <a:blip r:embed="rId30">
+                      <a:extLst>
+                        <a:ext uri="{28A0092B-C50C-407E-A947-70E740481C1C}">
+                          <a14:useLocalDpi xmlns:a14="http://schemas.microsoft.com/office/drawing/2010/main" val="0"/>
+                        </a:ext>
+                      </a:extLst>
+                    </a:blip>
+                    <a:srcRect/>
                     <a:stretch>
                       <a:fillRect/>
                     </a:stretch>
                   </pic:blipFill>
-                  <pic:spPr>
+                  <pic:spPr bwMode="auto">
                     <a:xfrm>
                       <a:off x="0" y="0"/>
-                      <a:ext cx="5731510" cy="2677795"/>
+                      <a:ext cx="5730875" cy="2676525"/>
                     </a:xfrm>
                     <a:prstGeom prst="rect">
                       <a:avLst/>
                     </a:prstGeom>
+                    <a:noFill/>
                   </pic:spPr>
                 </pic:pic>
               </a:graphicData>
@@ -7045,6 +7068,8 @@
         <w:t>Figure 12. File-based data storage using SQLite</w:t>
       </w:r>
     </w:p>
+    <w:p/>
+    <w:p/>
     <w:p>
       <w:r>
         <w:rPr>
@@ -7053,7 +7078,7 @@
         <mc:AlternateContent>
           <mc:Choice Requires="wps">
             <w:drawing>
-              <wp:anchor distT="0" distB="0" distL="114300" distR="114300" simplePos="0" relativeHeight="251667456" behindDoc="0" locked="0" layoutInCell="1" allowOverlap="1" wp14:anchorId="1FCC38B7" wp14:editId="083D339B">
+              <wp:anchor distT="0" distB="0" distL="114300" distR="114300" simplePos="0" relativeHeight="251686912" behindDoc="0" locked="0" layoutInCell="1" allowOverlap="1" wp14:anchorId="37F1120F" wp14:editId="364E8B89">
                 <wp:simplePos x="0" y="0"/>
                 <wp:positionH relativeFrom="column">
                   <wp:posOffset>561372</wp:posOffset>
@@ -7064,7 +7089,7 @@
                 <wp:extent cx="3698112" cy="133109"/>
                 <wp:effectExtent l="38100" t="0" r="17145" b="95885"/>
                 <wp:wrapNone/>
-                <wp:docPr id="266005926" name="Straight Arrow Connector 2"/>
+                <wp:docPr id="2056745264" name="Straight Arrow Connector 2"/>
                 <wp:cNvGraphicFramePr/>
                 <a:graphic xmlns:a="http://schemas.openxmlformats.org/drawingml/2006/main">
                   <a:graphicData uri="http://schemas.microsoft.com/office/word/2010/wordprocessingShape">
@@ -7105,11 +7130,7 @@
           </mc:Choice>
           <mc:Fallback>
             <w:pict>
-              <v:shapetype w14:anchorId="4421C983" id="_x0000_t32" coordsize="21600,21600" o:spt="32" o:oned="t" path="m,l21600,21600e" filled="f">
-                <v:path arrowok="t" fillok="f" o:connecttype="none"/>
-                <o:lock v:ext="edit" shapetype="t"/>
-              </v:shapetype>
-              <v:shape id="Straight Arrow Connector 2" o:spid="_x0000_s1026" type="#_x0000_t32" style="position:absolute;margin-left:44.2pt;margin-top:19.7pt;width:291.2pt;height:10.5pt;flip:x;z-index:251667456;visibility:visible;mso-wrap-style:square;mso-wrap-distance-left:9pt;mso-wrap-distance-top:0;mso-wrap-distance-right:9pt;mso-wrap-distance-bottom:0;mso-position-horizontal:absolute;mso-position-horizontal-relative:text;mso-position-vertical:absolute;mso-position-vertical-relative:text" o:gfxdata="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" strokecolor="#1a9dac [3204]" strokeweight=".5pt">
+              <v:shape w14:anchorId="7D1C9745" id="Straight Arrow Connector 2" o:spid="_x0000_s1026" type="#_x0000_t32" style="position:absolute;margin-left:44.2pt;margin-top:19.7pt;width:291.2pt;height:10.5pt;flip:x;z-index:251686912;visibility:visible;mso-wrap-style:square;mso-wrap-distance-left:9pt;mso-wrap-distance-top:0;mso-wrap-distance-right:9pt;mso-wrap-distance-bottom:0;mso-position-horizontal:absolute;mso-position-horizontal-relative:text;mso-position-vertical:absolute;mso-position-vertical-relative:text" o:gfxdata="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" strokecolor="#1a9dac [3204]" strokeweight=".5pt">
                 <v:stroke endarrow="block" joinstyle="miter"/>
               </v:shape>
             </w:pict>
@@ -7123,7 +7144,7 @@
         <mc:AlternateContent>
           <mc:Choice Requires="wps">
             <w:drawing>
-              <wp:anchor distT="45720" distB="45720" distL="114300" distR="114300" simplePos="0" relativeHeight="251666432" behindDoc="0" locked="0" layoutInCell="1" allowOverlap="1" wp14:anchorId="5A6A822F" wp14:editId="48DAC84C">
+              <wp:anchor distT="45720" distB="45720" distL="114300" distR="114300" simplePos="0" relativeHeight="251685888" behindDoc="0" locked="0" layoutInCell="1" allowOverlap="1" wp14:anchorId="7E4BE88C" wp14:editId="412544A3">
                 <wp:simplePos x="0" y="0"/>
                 <wp:positionH relativeFrom="column">
                   <wp:posOffset>4149660</wp:posOffset>
@@ -7134,7 +7155,7 @@
                 <wp:extent cx="2360930" cy="1404620"/>
                 <wp:effectExtent l="0" t="0" r="12700" b="14605"/>
                 <wp:wrapSquare wrapText="bothSides"/>
-                <wp:docPr id="217" name="Text Box 2"/>
+                <wp:docPr id="664842257" name="Text Box 2"/>
                 <wp:cNvGraphicFramePr>
                   <a:graphicFrameLocks xmlns:a="http://schemas.openxmlformats.org/drawingml/2006/main"/>
                 </wp:cNvGraphicFramePr>
@@ -7197,11 +7218,7 @@
           </mc:Choice>
           <mc:Fallback>
             <w:pict>
-              <v:shapetype w14:anchorId="5A6A822F" id="_x0000_t202" coordsize="21600,21600" o:spt="202" path="m,l,21600r21600,l21600,xe">
-                <v:stroke joinstyle="miter"/>
-                <v:path gradientshapeok="t" o:connecttype="rect"/>
-              </v:shapetype>
-              <v:shape id="Text Box 2" o:spid="_x0000_s1027" type="#_x0000_t202" style="position:absolute;margin-left:326.75pt;margin-top:9.2pt;width:185.9pt;height:110.6pt;z-index:251666432;visibility:visible;mso-wrap-style:square;mso-width-percent:400;mso-height-percent:200;mso-wrap-distance-left:9pt;mso-wrap-distance-top:3.6pt;mso-wrap-distance-right:9pt;mso-wrap-distance-bottom:3.6pt;mso-position-horizontal:absolute;mso-position-horizontal-relative:text;mso-position-vertical:absolute;mso-position-vertical-relative:text;mso-width-percent:400;mso-height-percent:200;mso-width-relative:margin;mso-height-relative:margin;v-text-anchor:top" o:gfxdata="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" strokecolor="white [3212]">
+              <v:shape w14:anchorId="7E4BE88C" id="_x0000_s1029" type="#_x0000_t202" style="position:absolute;margin-left:326.75pt;margin-top:9.2pt;width:185.9pt;height:110.6pt;z-index:251685888;visibility:visible;mso-wrap-style:square;mso-width-percent:400;mso-height-percent:200;mso-wrap-distance-left:9pt;mso-wrap-distance-top:3.6pt;mso-wrap-distance-right:9pt;mso-wrap-distance-bottom:3.6pt;mso-position-horizontal:absolute;mso-position-horizontal-relative:text;mso-position-vertical:absolute;mso-position-vertical-relative:text;mso-width-percent:400;mso-height-percent:200;mso-width-relative:margin;mso-height-relative:margin;v-text-anchor:top" o:gfxdata="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" strokecolor="white [3212]">
                 <v:textbox style="mso-fit-shape-to-text:t">
                   <w:txbxContent>
                     <w:p>
@@ -7233,7 +7250,7 @@
         <mc:AlternateContent>
           <mc:Choice Requires="wps">
             <w:drawing>
-              <wp:anchor distT="0" distB="0" distL="114300" distR="114300" simplePos="0" relativeHeight="251668480" behindDoc="0" locked="0" layoutInCell="1" allowOverlap="1" wp14:anchorId="138A72D8" wp14:editId="6AAABA1B">
+              <wp:anchor distT="0" distB="0" distL="114300" distR="114300" simplePos="0" relativeHeight="251687936" behindDoc="0" locked="0" layoutInCell="1" allowOverlap="1" wp14:anchorId="4DC6EBC5" wp14:editId="634FB423">
                 <wp:simplePos x="0" y="0"/>
                 <wp:positionH relativeFrom="column">
                   <wp:posOffset>1608881</wp:posOffset>
@@ -7244,7 +7261,7 @@
                 <wp:extent cx="2627453" cy="46299"/>
                 <wp:effectExtent l="38100" t="38100" r="20955" b="87630"/>
                 <wp:wrapNone/>
-                <wp:docPr id="1382039424" name="Straight Arrow Connector 3"/>
+                <wp:docPr id="239831484" name="Straight Arrow Connector 3"/>
                 <wp:cNvGraphicFramePr/>
                 <a:graphic xmlns:a="http://schemas.openxmlformats.org/drawingml/2006/main">
                   <a:graphicData uri="http://schemas.microsoft.com/office/word/2010/wordprocessingShape">
@@ -7285,7 +7302,7 @@
           </mc:Choice>
           <mc:Fallback>
             <w:pict>
-              <v:shape w14:anchorId="523B490F" id="Straight Arrow Connector 3" o:spid="_x0000_s1026" type="#_x0000_t32" style="position:absolute;margin-left:126.7pt;margin-top:42.3pt;width:206.9pt;height:3.65pt;flip:x;z-index:251668480;visibility:visible;mso-wrap-style:square;mso-wrap-distance-left:9pt;mso-wrap-distance-top:0;mso-wrap-distance-right:9pt;mso-wrap-distance-bottom:0;mso-position-horizontal:absolute;mso-position-horizontal-relative:text;mso-position-vertical:absolute;mso-position-vertical-relative:text" o:gfxdata="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" strokecolor="#1a9dac [3204]" strokeweight=".5pt">
+              <v:shape w14:anchorId="34434AB7" id="Straight Arrow Connector 3" o:spid="_x0000_s1026" type="#_x0000_t32" style="position:absolute;margin-left:126.7pt;margin-top:42.3pt;width:206.9pt;height:3.65pt;flip:x;z-index:251687936;visibility:visible;mso-wrap-style:square;mso-wrap-distance-left:9pt;mso-wrap-distance-top:0;mso-wrap-distance-right:9pt;mso-wrap-distance-bottom:0;mso-position-horizontal:absolute;mso-position-horizontal-relative:text;mso-position-vertical:absolute;mso-position-vertical-relative:text" o:gfxdata="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" strokecolor="#1a9dac [3204]" strokeweight=".5pt">
                 <v:stroke endarrow="block" joinstyle="miter"/>
               </v:shape>
             </w:pict>
@@ -7297,10 +7314,10 @@
           <w:noProof/>
         </w:rPr>
         <w:drawing>
-          <wp:inline distT="0" distB="0" distL="0" distR="0" wp14:anchorId="1795B2AE" wp14:editId="2A3E3B6A">
+          <wp:inline distT="0" distB="0" distL="0" distR="0" wp14:anchorId="03BE9F2D" wp14:editId="42ED2982">
             <wp:extent cx="3889094" cy="822113"/>
             <wp:effectExtent l="0" t="0" r="0" b="0"/>
-            <wp:docPr id="1306199303" name="Picture 1"/>
+            <wp:docPr id="1427995180" name="Picture 1"/>
             <wp:cNvGraphicFramePr>
               <a:graphicFrameLocks xmlns:a="http://schemas.openxmlformats.org/drawingml/2006/main" noChangeAspect="1"/>
             </wp:cNvGraphicFramePr>
@@ -7338,57 +7355,48 @@
         <w:pStyle w:val="Caption"/>
       </w:pPr>
       <w:r>
-        <w:t xml:space="preserve">Figure 13. Example of </w:t>
-      </w:r>
-      <w:r>
-        <w:t xml:space="preserve">SQLite 3 library connecting to </w:t>
-      </w:r>
-      <w:proofErr w:type="spellStart"/>
-      <w:r>
-        <w:t>db</w:t>
-      </w:r>
-      <w:proofErr w:type="spellEnd"/>
+        <w:t>Figure 13. Example of SQLite 3 library connecting to db</w:t>
+      </w:r>
     </w:p>
     <w:p>
       <w:r>
         <w:lastRenderedPageBreak/>
         <w:t xml:space="preserve">To meet NFR-6, the </w:t>
       </w:r>
-      <w:proofErr w:type="spellStart"/>
       <w:proofErr w:type="gramStart"/>
       <w:r>
         <w:t>werkzeug.security</w:t>
       </w:r>
-      <w:proofErr w:type="spellEnd"/>
       <w:proofErr w:type="gramEnd"/>
       <w:r>
-        <w:t xml:space="preserve"> library </w:t>
-      </w:r>
-      <w:r>
-        <w:t xml:space="preserve">is used </w:t>
-      </w:r>
-      <w:r>
-        <w:t>for password hashing.</w:t>
-      </w:r>
-      <w:r>
-        <w:t xml:space="preserve"> The system utilises the constant-time “</w:t>
-      </w:r>
-      <w:proofErr w:type="spellStart"/>
-      <w:r>
-        <w:t>check_password</w:t>
-      </w:r>
-      <w:proofErr w:type="spellEnd"/>
-      <w:r>
-        <w:t>” function to compare the password validation.</w:t>
+        <w:t xml:space="preserve"> library is used for password hashing. The system utilises the constant-time “check_password” function to compare the password validation.</w:t>
+      </w:r>
+    </w:p>
+    <w:p/>
+    <w:p>
+      <w:r>
+        <w:t>To manage user access, the system utilises the ‘hashlib’ library to hash al passwords before database insertion.  Furthermore, The @login</w:t>
+      </w:r>
+      <w:r>
+        <w:t>_</w:t>
+      </w:r>
+      <w:r>
+        <w:t xml:space="preserve">required </w:t>
+      </w:r>
+      <w:r>
+        <w:t>decorator</w:t>
+      </w:r>
+      <w:r>
+        <w:t xml:space="preserve"> furth protects sensitive session information such as uploaded fields and chat history.</w:t>
       </w:r>
     </w:p>
     <w:p>
       <w:r>
         <w:drawing>
-          <wp:inline distT="0" distB="0" distL="0" distR="0" wp14:anchorId="4F49A3ED" wp14:editId="4DF07F9A">
-            <wp:extent cx="5731510" cy="276225"/>
-            <wp:effectExtent l="0" t="0" r="2540" b="9525"/>
-            <wp:docPr id="1615015606" name="Picture 1"/>
+          <wp:inline distT="0" distB="0" distL="0" distR="0" wp14:anchorId="4CCA0ED0" wp14:editId="7EA71089">
+            <wp:extent cx="4706007" cy="1286054"/>
+            <wp:effectExtent l="0" t="0" r="0" b="9525"/>
+            <wp:docPr id="1699929526" name="Picture 1"/>
             <wp:cNvGraphicFramePr>
               <a:graphicFrameLocks xmlns:a="http://schemas.openxmlformats.org/drawingml/2006/main" noChangeAspect="1"/>
             </wp:cNvGraphicFramePr>
@@ -7396,7 +7404,7 @@
               <a:graphicData uri="http://schemas.openxmlformats.org/drawingml/2006/picture">
                 <pic:pic xmlns:pic="http://schemas.openxmlformats.org/drawingml/2006/picture">
                   <pic:nvPicPr>
-                    <pic:cNvPr id="1615015606" name=""/>
+                    <pic:cNvPr id="1699929526" name=""/>
                     <pic:cNvPicPr/>
                   </pic:nvPicPr>
                   <pic:blipFill>
@@ -7408,7 +7416,7 @@
                   <pic:spPr>
                     <a:xfrm>
                       <a:off x="0" y="0"/>
-                      <a:ext cx="5731510" cy="276225"/>
+                      <a:ext cx="4706007" cy="1286054"/>
                     </a:xfrm>
                     <a:prstGeom prst="rect">
                       <a:avLst/>
@@ -7426,23 +7434,973 @@
         <w:pStyle w:val="Caption"/>
       </w:pPr>
       <w:r>
-        <w:t xml:space="preserve">Figure 14. </w:t>
-      </w:r>
-      <w:proofErr w:type="spellStart"/>
-      <w:r>
-        <w:t>check_password</w:t>
-      </w:r>
-      <w:proofErr w:type="spellEnd"/>
-      <w:r>
-        <w:t xml:space="preserve"> for login validation</w:t>
-      </w:r>
-    </w:p>
+        <w:t>Figure X. Dashboard cannot be retrieved without login</w:t>
+      </w:r>
+    </w:p>
+    <w:p/>
+    <w:p/>
     <w:p>
       <w:pPr>
         <w:pStyle w:val="Heading2"/>
       </w:pPr>
       <w:r>
-        <w:t>5.5 Testing</w:t>
+        <w:t>5.</w:t>
+      </w:r>
+      <w:r>
+        <w:t>3</w:t>
+      </w:r>
+      <w:r>
+        <w:t xml:space="preserve"> </w:t>
+      </w:r>
+      <w:r>
+        <w:t>File upload</w:t>
+      </w:r>
+      <w:r>
+        <w:t xml:space="preserve"> and Data Processing </w:t>
+      </w:r>
+    </w:p>
+    <w:p>
+      <w:r>
+        <w:t xml:space="preserve">The backend was built using the Flask framework. The system uses flask as the controller for </w:t>
+      </w:r>
+      <w:r>
+        <w:t>data processing</w:t>
+      </w:r>
+      <w:r>
+        <w:t>. When a user uploads a CSV file, the system uses the Pandas library to present highlights of the dataset as shown in Figure [8].</w:t>
+      </w:r>
+    </w:p>
+    <w:p>
+      <w:pPr>
+        <w:rPr>
+          <w:noProof/>
+        </w:rPr>
+      </w:pPr>
+    </w:p>
+    <w:p>
+      <w:r>
+        <w:rPr>
+          <w:noProof/>
+        </w:rPr>
+        <w:drawing>
+          <wp:inline distT="0" distB="0" distL="0" distR="0" wp14:anchorId="226A6948" wp14:editId="3B1BDCB6">
+            <wp:extent cx="5731510" cy="2349795"/>
+            <wp:effectExtent l="0" t="0" r="2540" b="0"/>
+            <wp:docPr id="740136782" name="Picture 1"/>
+            <wp:cNvGraphicFramePr>
+              <a:graphicFrameLocks xmlns:a="http://schemas.openxmlformats.org/drawingml/2006/main" noChangeAspect="1"/>
+            </wp:cNvGraphicFramePr>
+            <a:graphic xmlns:a="http://schemas.openxmlformats.org/drawingml/2006/main">
+              <a:graphicData uri="http://schemas.openxmlformats.org/drawingml/2006/picture">
+                <pic:pic xmlns:pic="http://schemas.openxmlformats.org/drawingml/2006/picture">
+                  <pic:nvPicPr>
+                    <pic:cNvPr id="740136782" name=""/>
+                    <pic:cNvPicPr/>
+                  </pic:nvPicPr>
+                  <pic:blipFill rotWithShape="1">
+                    <a:blip r:embed="rId33"/>
+                    <a:srcRect b="35989"/>
+                    <a:stretch>
+                      <a:fillRect/>
+                    </a:stretch>
+                  </pic:blipFill>
+                  <pic:spPr bwMode="auto">
+                    <a:xfrm>
+                      <a:off x="0" y="0"/>
+                      <a:ext cx="5731510" cy="2349795"/>
+                    </a:xfrm>
+                    <a:prstGeom prst="rect">
+                      <a:avLst/>
+                    </a:prstGeom>
+                    <a:ln>
+                      <a:noFill/>
+                    </a:ln>
+                    <a:extLst>
+                      <a:ext uri="{53640926-AAD7-44D8-BBD7-CCE9431645EC}">
+                        <a14:shadowObscured xmlns:a14="http://schemas.microsoft.com/office/drawing/2010/main"/>
+                      </a:ext>
+                    </a:extLst>
+                  </pic:spPr>
+                </pic:pic>
+              </a:graphicData>
+            </a:graphic>
+          </wp:inline>
+        </w:drawing>
+      </w:r>
+    </w:p>
+    <w:p>
+      <w:pPr>
+        <w:pStyle w:val="Caption"/>
+      </w:pPr>
+      <w:bookmarkStart w:id="8" w:name="_Toc208572182"/>
+      <w:r>
+        <w:t>Figure 8. Calculation and presentation of data highlights.</w:t>
+      </w:r>
+    </w:p>
+    <w:p>
+      <w:pPr>
+        <w:pStyle w:val="Heading3"/>
+      </w:pPr>
+      <w:r>
+        <w:t>5.</w:t>
+      </w:r>
+      <w:r>
+        <w:t>3</w:t>
+      </w:r>
+      <w:r>
+        <w:t>.1 Responsive Design</w:t>
+      </w:r>
+    </w:p>
+    <w:p>
+      <w:r>
+        <w:t>When large datasets are uploaded. Processing the whole dataset at once is intensive. The system prioritised processing the column headers and data types to allow the population of dropdowns immediately</w:t>
+      </w:r>
+      <w:r>
+        <w:t xml:space="preserve"> </w:t>
+      </w:r>
+      <w:r>
+        <w:t xml:space="preserve">without the need to load full datasets </w:t>
+      </w:r>
+      <w:r>
+        <w:t>as shown in Figure [9].</w:t>
+      </w:r>
+    </w:p>
+    <w:p>
+      <w:r>
+        <w:rPr>
+          <w:noProof/>
+        </w:rPr>
+        <w:lastRenderedPageBreak/>
+        <w:drawing>
+          <wp:inline distT="0" distB="0" distL="0" distR="0" wp14:anchorId="106730B1" wp14:editId="0652BDDA">
+            <wp:extent cx="5731510" cy="2421255"/>
+            <wp:effectExtent l="0" t="0" r="2540" b="0"/>
+            <wp:docPr id="518384092" name="Picture 1"/>
+            <wp:cNvGraphicFramePr>
+              <a:graphicFrameLocks xmlns:a="http://schemas.openxmlformats.org/drawingml/2006/main" noChangeAspect="1"/>
+            </wp:cNvGraphicFramePr>
+            <a:graphic xmlns:a="http://schemas.openxmlformats.org/drawingml/2006/main">
+              <a:graphicData uri="http://schemas.openxmlformats.org/drawingml/2006/picture">
+                <pic:pic xmlns:pic="http://schemas.openxmlformats.org/drawingml/2006/picture">
+                  <pic:nvPicPr>
+                    <pic:cNvPr id="518384092" name=""/>
+                    <pic:cNvPicPr/>
+                  </pic:nvPicPr>
+                  <pic:blipFill>
+                    <a:blip r:embed="rId34"/>
+                    <a:stretch>
+                      <a:fillRect/>
+                    </a:stretch>
+                  </pic:blipFill>
+                  <pic:spPr>
+                    <a:xfrm>
+                      <a:off x="0" y="0"/>
+                      <a:ext cx="5731510" cy="2421255"/>
+                    </a:xfrm>
+                    <a:prstGeom prst="rect">
+                      <a:avLst/>
+                    </a:prstGeom>
+                  </pic:spPr>
+                </pic:pic>
+              </a:graphicData>
+            </a:graphic>
+          </wp:inline>
+        </w:drawing>
+      </w:r>
+    </w:p>
+    <w:p>
+      <w:pPr>
+        <w:pStyle w:val="Caption"/>
+      </w:pPr>
+      <w:r>
+        <w:t>Figure 9. Column info captured separately</w:t>
+      </w:r>
+    </w:p>
+    <w:p/>
+    <w:p>
+      <w:pPr>
+        <w:pStyle w:val="Heading2"/>
+      </w:pPr>
+      <w:r>
+        <w:t>5.4 Chart Builder</w:t>
+      </w:r>
+    </w:p>
+    <w:p>
+      <w:r>
+        <w:t>The interactive chart builder was accessed by</w:t>
+      </w:r>
+      <w:r>
+        <w:t xml:space="preserve"> </w:t>
+      </w:r>
+      <w:r>
+        <w:t>a sidebar that lets users have full customisation control over their design. Users control which data and which visualisation to use as part of their dashboard.</w:t>
+      </w:r>
+    </w:p>
+    <w:p>
+      <w:r>
+        <w:drawing>
+          <wp:inline distT="0" distB="0" distL="0" distR="0" wp14:anchorId="75C76A8C" wp14:editId="52BE8078">
+            <wp:extent cx="1565009" cy="3554233"/>
+            <wp:effectExtent l="0" t="0" r="0" b="8255"/>
+            <wp:docPr id="391817523" name="Picture 1"/>
+            <wp:cNvGraphicFramePr>
+              <a:graphicFrameLocks xmlns:a="http://schemas.openxmlformats.org/drawingml/2006/main" noChangeAspect="1"/>
+            </wp:cNvGraphicFramePr>
+            <a:graphic xmlns:a="http://schemas.openxmlformats.org/drawingml/2006/main">
+              <a:graphicData uri="http://schemas.openxmlformats.org/drawingml/2006/picture">
+                <pic:pic xmlns:pic="http://schemas.openxmlformats.org/drawingml/2006/picture">
+                  <pic:nvPicPr>
+                    <pic:cNvPr id="391817523" name=""/>
+                    <pic:cNvPicPr/>
+                  </pic:nvPicPr>
+                  <pic:blipFill>
+                    <a:blip r:embed="rId35"/>
+                    <a:stretch>
+                      <a:fillRect/>
+                    </a:stretch>
+                  </pic:blipFill>
+                  <pic:spPr>
+                    <a:xfrm>
+                      <a:off x="0" y="0"/>
+                      <a:ext cx="1569735" cy="3564966"/>
+                    </a:xfrm>
+                    <a:prstGeom prst="rect">
+                      <a:avLst/>
+                    </a:prstGeom>
+                  </pic:spPr>
+                </pic:pic>
+              </a:graphicData>
+            </a:graphic>
+          </wp:inline>
+        </w:drawing>
+      </w:r>
+    </w:p>
+    <w:p>
+      <w:pPr>
+        <w:pStyle w:val="Caption"/>
+      </w:pPr>
+      <w:r>
+        <w:t>Figure X. Full control of chart creation</w:t>
+      </w:r>
+    </w:p>
+    <w:p>
+      <w:r>
+        <w:t xml:space="preserve">To generate these visualisations, the front-end sends the selected requirements to the REST end point. The back end then uses the Pandas library to filter and aggregate the data based on the </w:t>
+      </w:r>
+      <w:r>
+        <w:lastRenderedPageBreak/>
+        <w:t>requirements. The flask server then constructs the JSON configuration that Plotly converts to a visualisation.</w:t>
+      </w:r>
+    </w:p>
+    <w:p>
+      <w:pPr>
+        <w:rPr>
+          <w:noProof/>
+        </w:rPr>
+      </w:pPr>
+    </w:p>
+    <w:p>
+      <w:r>
+        <w:rPr>
+          <w:noProof/>
+        </w:rPr>
+        <w:drawing>
+          <wp:anchor distT="0" distB="0" distL="114300" distR="114300" simplePos="0" relativeHeight="251683840" behindDoc="1" locked="0" layoutInCell="1" allowOverlap="1" wp14:anchorId="3DB33B2C" wp14:editId="412C81F9">
+            <wp:simplePos x="0" y="0"/>
+            <wp:positionH relativeFrom="margin">
+              <wp:posOffset>1235986</wp:posOffset>
+            </wp:positionH>
+            <wp:positionV relativeFrom="paragraph">
+              <wp:posOffset>1197278</wp:posOffset>
+            </wp:positionV>
+            <wp:extent cx="2152015" cy="95250"/>
+            <wp:effectExtent l="0" t="0" r="635" b="0"/>
+            <wp:wrapTight wrapText="bothSides">
+              <wp:wrapPolygon edited="0">
+                <wp:start x="0" y="0"/>
+                <wp:lineTo x="0" y="17280"/>
+                <wp:lineTo x="21415" y="17280"/>
+                <wp:lineTo x="21415" y="0"/>
+                <wp:lineTo x="0" y="0"/>
+              </wp:wrapPolygon>
+            </wp:wrapTight>
+            <wp:docPr id="2063058972" name="Picture 1"/>
+            <wp:cNvGraphicFramePr>
+              <a:graphicFrameLocks xmlns:a="http://schemas.openxmlformats.org/drawingml/2006/main" noChangeAspect="1"/>
+            </wp:cNvGraphicFramePr>
+            <a:graphic xmlns:a="http://schemas.openxmlformats.org/drawingml/2006/main">
+              <a:graphicData uri="http://schemas.openxmlformats.org/drawingml/2006/picture">
+                <pic:pic xmlns:pic="http://schemas.openxmlformats.org/drawingml/2006/picture">
+                  <pic:nvPicPr>
+                    <pic:cNvPr id="2063058972" name=""/>
+                    <pic:cNvPicPr/>
+                  </pic:nvPicPr>
+                  <pic:blipFill>
+                    <a:blip r:embed="rId36">
+                      <a:extLst>
+                        <a:ext uri="{28A0092B-C50C-407E-A947-70E740481C1C}">
+                          <a14:useLocalDpi xmlns:a14="http://schemas.microsoft.com/office/drawing/2010/main" val="0"/>
+                        </a:ext>
+                      </a:extLst>
+                    </a:blip>
+                    <a:stretch>
+                      <a:fillRect/>
+                    </a:stretch>
+                  </pic:blipFill>
+                  <pic:spPr>
+                    <a:xfrm>
+                      <a:off x="0" y="0"/>
+                      <a:ext cx="2152015" cy="95250"/>
+                    </a:xfrm>
+                    <a:prstGeom prst="rect">
+                      <a:avLst/>
+                    </a:prstGeom>
+                  </pic:spPr>
+                </pic:pic>
+              </a:graphicData>
+            </a:graphic>
+            <wp14:sizeRelH relativeFrom="margin">
+              <wp14:pctWidth>0</wp14:pctWidth>
+            </wp14:sizeRelH>
+            <wp14:sizeRelV relativeFrom="margin">
+              <wp14:pctHeight>0</wp14:pctHeight>
+            </wp14:sizeRelV>
+          </wp:anchor>
+        </w:drawing>
+      </w:r>
+      <w:r>
+        <w:drawing>
+          <wp:anchor distT="0" distB="0" distL="114300" distR="114300" simplePos="0" relativeHeight="251678720" behindDoc="1" locked="0" layoutInCell="1" allowOverlap="1" wp14:anchorId="4D07CA3D" wp14:editId="6BACCAFF">
+            <wp:simplePos x="0" y="0"/>
+            <wp:positionH relativeFrom="column">
+              <wp:posOffset>1490428</wp:posOffset>
+            </wp:positionH>
+            <wp:positionV relativeFrom="paragraph">
+              <wp:posOffset>912</wp:posOffset>
+            </wp:positionV>
+            <wp:extent cx="1679575" cy="997585"/>
+            <wp:effectExtent l="0" t="0" r="0" b="0"/>
+            <wp:wrapTight wrapText="bothSides">
+              <wp:wrapPolygon edited="0">
+                <wp:start x="0" y="0"/>
+                <wp:lineTo x="0" y="21036"/>
+                <wp:lineTo x="21314" y="21036"/>
+                <wp:lineTo x="21314" y="0"/>
+                <wp:lineTo x="0" y="0"/>
+              </wp:wrapPolygon>
+            </wp:wrapTight>
+            <wp:docPr id="35283780" name="Picture 1"/>
+            <wp:cNvGraphicFramePr>
+              <a:graphicFrameLocks xmlns:a="http://schemas.openxmlformats.org/drawingml/2006/main" noChangeAspect="1"/>
+            </wp:cNvGraphicFramePr>
+            <a:graphic xmlns:a="http://schemas.openxmlformats.org/drawingml/2006/main">
+              <a:graphicData uri="http://schemas.openxmlformats.org/drawingml/2006/picture">
+                <pic:pic xmlns:pic="http://schemas.openxmlformats.org/drawingml/2006/picture">
+                  <pic:nvPicPr>
+                    <pic:cNvPr id="35283780" name=""/>
+                    <pic:cNvPicPr/>
+                  </pic:nvPicPr>
+                  <pic:blipFill>
+                    <a:blip r:embed="rId37">
+                      <a:extLst>
+                        <a:ext uri="{28A0092B-C50C-407E-A947-70E740481C1C}">
+                          <a14:useLocalDpi xmlns:a14="http://schemas.microsoft.com/office/drawing/2010/main" val="0"/>
+                        </a:ext>
+                      </a:extLst>
+                    </a:blip>
+                    <a:stretch>
+                      <a:fillRect/>
+                    </a:stretch>
+                  </pic:blipFill>
+                  <pic:spPr>
+                    <a:xfrm>
+                      <a:off x="0" y="0"/>
+                      <a:ext cx="1679575" cy="997585"/>
+                    </a:xfrm>
+                    <a:prstGeom prst="rect">
+                      <a:avLst/>
+                    </a:prstGeom>
+                  </pic:spPr>
+                </pic:pic>
+              </a:graphicData>
+            </a:graphic>
+          </wp:anchor>
+        </w:drawing>
+      </w:r>
+      <w:r>
+        <w:rPr>
+          <w:noProof/>
+        </w:rPr>
+        <mc:AlternateContent>
+          <mc:Choice Requires="wps">
+            <w:drawing>
+              <wp:anchor distT="0" distB="0" distL="114300" distR="114300" simplePos="0" relativeHeight="251682816" behindDoc="0" locked="0" layoutInCell="1" allowOverlap="1" wp14:anchorId="234CAE0F" wp14:editId="51C77DDD">
+                <wp:simplePos x="0" y="0"/>
+                <wp:positionH relativeFrom="column">
+                  <wp:posOffset>3271962</wp:posOffset>
+                </wp:positionH>
+                <wp:positionV relativeFrom="paragraph">
+                  <wp:posOffset>1026740</wp:posOffset>
+                </wp:positionV>
+                <wp:extent cx="369735" cy="7951"/>
+                <wp:effectExtent l="0" t="76200" r="30480" b="87630"/>
+                <wp:wrapNone/>
+                <wp:docPr id="1693801390" name="Straight Arrow Connector 9"/>
+                <wp:cNvGraphicFramePr/>
+                <a:graphic xmlns:a="http://schemas.openxmlformats.org/drawingml/2006/main">
+                  <a:graphicData uri="http://schemas.microsoft.com/office/word/2010/wordprocessingShape">
+                    <wps:wsp>
+                      <wps:cNvCnPr/>
+                      <wps:spPr>
+                        <a:xfrm flipV="1">
+                          <a:off x="0" y="0"/>
+                          <a:ext cx="369735" cy="7951"/>
+                        </a:xfrm>
+                        <a:prstGeom prst="straightConnector1">
+                          <a:avLst/>
+                        </a:prstGeom>
+                        <a:ln>
+                          <a:tailEnd type="triangle"/>
+                        </a:ln>
+                      </wps:spPr>
+                      <wps:style>
+                        <a:lnRef idx="1">
+                          <a:schemeClr val="accent1"/>
+                        </a:lnRef>
+                        <a:fillRef idx="0">
+                          <a:schemeClr val="accent1"/>
+                        </a:fillRef>
+                        <a:effectRef idx="0">
+                          <a:schemeClr val="accent1"/>
+                        </a:effectRef>
+                        <a:fontRef idx="minor">
+                          <a:schemeClr val="tx1"/>
+                        </a:fontRef>
+                      </wps:style>
+                      <wps:bodyPr/>
+                    </wps:wsp>
+                  </a:graphicData>
+                </a:graphic>
+              </wp:anchor>
+            </w:drawing>
+          </mc:Choice>
+          <mc:Fallback>
+            <w:pict>
+              <v:shape w14:anchorId="7A481EF9" id="Straight Arrow Connector 9" o:spid="_x0000_s1026" type="#_x0000_t32" style="position:absolute;margin-left:257.65pt;margin-top:80.85pt;width:29.1pt;height:.65pt;flip:y;z-index:251682816;visibility:visible;mso-wrap-style:square;mso-wrap-distance-left:9pt;mso-wrap-distance-top:0;mso-wrap-distance-right:9pt;mso-wrap-distance-bottom:0;mso-position-horizontal:absolute;mso-position-horizontal-relative:text;mso-position-vertical:absolute;mso-position-vertical-relative:text" o:gfxdata="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" strokecolor="#1a9dac [3204]" strokeweight=".5pt">
+                <v:stroke endarrow="block" joinstyle="miter"/>
+              </v:shape>
+            </w:pict>
+          </mc:Fallback>
+        </mc:AlternateContent>
+      </w:r>
+      <w:r>
+        <w:rPr>
+          <w:noProof/>
+        </w:rPr>
+        <mc:AlternateContent>
+          <mc:Choice Requires="wps">
+            <w:drawing>
+              <wp:anchor distT="0" distB="0" distL="114300" distR="114300" simplePos="0" relativeHeight="251681792" behindDoc="0" locked="0" layoutInCell="1" allowOverlap="1" wp14:anchorId="6FFB393C" wp14:editId="376C4C15">
+                <wp:simplePos x="0" y="0"/>
+                <wp:positionH relativeFrom="column">
+                  <wp:posOffset>966083</wp:posOffset>
+                </wp:positionH>
+                <wp:positionV relativeFrom="paragraph">
+                  <wp:posOffset>975056</wp:posOffset>
+                </wp:positionV>
+                <wp:extent cx="421420" cy="15903"/>
+                <wp:effectExtent l="0" t="57150" r="17145" b="98425"/>
+                <wp:wrapNone/>
+                <wp:docPr id="894802962" name="Straight Arrow Connector 8"/>
+                <wp:cNvGraphicFramePr/>
+                <a:graphic xmlns:a="http://schemas.openxmlformats.org/drawingml/2006/main">
+                  <a:graphicData uri="http://schemas.microsoft.com/office/word/2010/wordprocessingShape">
+                    <wps:wsp>
+                      <wps:cNvCnPr/>
+                      <wps:spPr>
+                        <a:xfrm>
+                          <a:off x="0" y="0"/>
+                          <a:ext cx="421420" cy="15903"/>
+                        </a:xfrm>
+                        <a:prstGeom prst="straightConnector1">
+                          <a:avLst/>
+                        </a:prstGeom>
+                        <a:ln>
+                          <a:tailEnd type="triangle"/>
+                        </a:ln>
+                      </wps:spPr>
+                      <wps:style>
+                        <a:lnRef idx="1">
+                          <a:schemeClr val="accent1"/>
+                        </a:lnRef>
+                        <a:fillRef idx="0">
+                          <a:schemeClr val="accent1"/>
+                        </a:fillRef>
+                        <a:effectRef idx="0">
+                          <a:schemeClr val="accent1"/>
+                        </a:effectRef>
+                        <a:fontRef idx="minor">
+                          <a:schemeClr val="tx1"/>
+                        </a:fontRef>
+                      </wps:style>
+                      <wps:bodyPr/>
+                    </wps:wsp>
+                  </a:graphicData>
+                </a:graphic>
+              </wp:anchor>
+            </w:drawing>
+          </mc:Choice>
+          <mc:Fallback>
+            <w:pict>
+              <v:shape w14:anchorId="5F8406CF" id="Straight Arrow Connector 8" o:spid="_x0000_s1026" type="#_x0000_t32" style="position:absolute;margin-left:76.05pt;margin-top:76.8pt;width:33.2pt;height:1.25pt;z-index:251681792;visibility:visible;mso-wrap-style:square;mso-wrap-distance-left:9pt;mso-wrap-distance-top:0;mso-wrap-distance-right:9pt;mso-wrap-distance-bottom:0;mso-position-horizontal:absolute;mso-position-horizontal-relative:text;mso-position-vertical:absolute;mso-position-vertical-relative:text" o:gfxdata="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" strokecolor="#1a9dac [3204]" strokeweight=".5pt">
+                <v:stroke endarrow="block" joinstyle="miter"/>
+              </v:shape>
+            </w:pict>
+          </mc:Fallback>
+        </mc:AlternateContent>
+      </w:r>
+      <w:r>
+        <w:drawing>
+          <wp:anchor distT="0" distB="0" distL="114300" distR="114300" simplePos="0" relativeHeight="251680768" behindDoc="1" locked="0" layoutInCell="1" allowOverlap="1" wp14:anchorId="2040CC98" wp14:editId="10351504">
+            <wp:simplePos x="0" y="0"/>
+            <wp:positionH relativeFrom="margin">
+              <wp:align>right</wp:align>
+            </wp:positionH>
+            <wp:positionV relativeFrom="paragraph">
+              <wp:posOffset>584973</wp:posOffset>
+            </wp:positionV>
+            <wp:extent cx="1995805" cy="1025525"/>
+            <wp:effectExtent l="0" t="0" r="4445" b="3175"/>
+            <wp:wrapTight wrapText="bothSides">
+              <wp:wrapPolygon edited="0">
+                <wp:start x="0" y="0"/>
+                <wp:lineTo x="0" y="21266"/>
+                <wp:lineTo x="21442" y="21266"/>
+                <wp:lineTo x="21442" y="0"/>
+                <wp:lineTo x="0" y="0"/>
+              </wp:wrapPolygon>
+            </wp:wrapTight>
+            <wp:docPr id="196966800" name="Picture 1"/>
+            <wp:cNvGraphicFramePr>
+              <a:graphicFrameLocks xmlns:a="http://schemas.openxmlformats.org/drawingml/2006/main" noChangeAspect="1"/>
+            </wp:cNvGraphicFramePr>
+            <a:graphic xmlns:a="http://schemas.openxmlformats.org/drawingml/2006/main">
+              <a:graphicData uri="http://schemas.openxmlformats.org/drawingml/2006/picture">
+                <pic:pic xmlns:pic="http://schemas.openxmlformats.org/drawingml/2006/picture">
+                  <pic:nvPicPr>
+                    <pic:cNvPr id="196966800" name=""/>
+                    <pic:cNvPicPr/>
+                  </pic:nvPicPr>
+                  <pic:blipFill>
+                    <a:blip r:embed="rId38" cstate="print">
+                      <a:extLst>
+                        <a:ext uri="{28A0092B-C50C-407E-A947-70E740481C1C}">
+                          <a14:useLocalDpi xmlns:a14="http://schemas.microsoft.com/office/drawing/2010/main" val="0"/>
+                        </a:ext>
+                      </a:extLst>
+                    </a:blip>
+                    <a:stretch>
+                      <a:fillRect/>
+                    </a:stretch>
+                  </pic:blipFill>
+                  <pic:spPr>
+                    <a:xfrm>
+                      <a:off x="0" y="0"/>
+                      <a:ext cx="1995805" cy="1025525"/>
+                    </a:xfrm>
+                    <a:prstGeom prst="rect">
+                      <a:avLst/>
+                    </a:prstGeom>
+                  </pic:spPr>
+                </pic:pic>
+              </a:graphicData>
+            </a:graphic>
+            <wp14:sizeRelH relativeFrom="margin">
+              <wp14:pctWidth>0</wp14:pctWidth>
+            </wp14:sizeRelH>
+            <wp14:sizeRelV relativeFrom="margin">
+              <wp14:pctHeight>0</wp14:pctHeight>
+            </wp14:sizeRelV>
+          </wp:anchor>
+        </w:drawing>
+      </w:r>
+      <w:r>
+        <w:drawing>
+          <wp:inline distT="0" distB="0" distL="0" distR="0" wp14:anchorId="4DA2A93E" wp14:editId="4A0775E4">
+            <wp:extent cx="858741" cy="1974154"/>
+            <wp:effectExtent l="0" t="0" r="0" b="7620"/>
+            <wp:docPr id="1327192467" name="Picture 1"/>
+            <wp:cNvGraphicFramePr>
+              <a:graphicFrameLocks xmlns:a="http://schemas.openxmlformats.org/drawingml/2006/main" noChangeAspect="1"/>
+            </wp:cNvGraphicFramePr>
+            <a:graphic xmlns:a="http://schemas.openxmlformats.org/drawingml/2006/main">
+              <a:graphicData uri="http://schemas.openxmlformats.org/drawingml/2006/picture">
+                <pic:pic xmlns:pic="http://schemas.openxmlformats.org/drawingml/2006/picture">
+                  <pic:nvPicPr>
+                    <pic:cNvPr id="1327192467" name=""/>
+                    <pic:cNvPicPr/>
+                  </pic:nvPicPr>
+                  <pic:blipFill>
+                    <a:blip r:embed="rId39"/>
+                    <a:stretch>
+                      <a:fillRect/>
+                    </a:stretch>
+                  </pic:blipFill>
+                  <pic:spPr>
+                    <a:xfrm>
+                      <a:off x="0" y="0"/>
+                      <a:ext cx="862961" cy="1983855"/>
+                    </a:xfrm>
+                    <a:prstGeom prst="rect">
+                      <a:avLst/>
+                    </a:prstGeom>
+                  </pic:spPr>
+                </pic:pic>
+              </a:graphicData>
+            </a:graphic>
+          </wp:inline>
+        </w:drawing>
+      </w:r>
+      <w:r>
+        <w:rPr>
+          <w:noProof/>
+        </w:rPr>
+        <w:t xml:space="preserve"> </w:t>
+      </w:r>
+    </w:p>
+    <w:p>
+      <w:pPr>
+        <w:pStyle w:val="Caption"/>
+      </w:pPr>
+      <w:r>
+        <w:t>Figure X. Visualisation creation flow</w:t>
+      </w:r>
+    </w:p>
+    <w:p/>
+    <w:p>
+      <w:pPr>
+        <w:pStyle w:val="Heading2"/>
+      </w:pPr>
+    </w:p>
+    <w:p>
+      <w:pPr>
+        <w:pStyle w:val="Heading2"/>
+      </w:pPr>
+    </w:p>
+    <w:p>
+      <w:pPr>
+        <w:pStyle w:val="Heading2"/>
+      </w:pPr>
+    </w:p>
+    <w:p>
+      <w:pPr>
+        <w:pStyle w:val="Heading2"/>
+      </w:pPr>
+      <w:r>
+        <w:t>5.5 Dashboard Save/load</w:t>
+      </w:r>
+    </w:p>
+    <w:p>
+      <w:r>
+        <w:t>Storing the chart configs as JSON in Figure [7] allow for user created visualisations to persist when session is ended.</w:t>
+      </w:r>
+      <w:r>
+        <w:t xml:space="preserve"> </w:t>
+      </w:r>
+    </w:p>
+    <w:p>
+      <w:pPr>
+        <w:pStyle w:val="Heading2"/>
+      </w:pPr>
+    </w:p>
+    <w:p>
+      <w:pPr>
+        <w:pStyle w:val="Heading2"/>
+      </w:pPr>
+    </w:p>
+    <w:p>
+      <w:pPr>
+        <w:pStyle w:val="Heading2"/>
+      </w:pPr>
+    </w:p>
+    <w:p>
+      <w:pPr>
+        <w:pStyle w:val="Heading2"/>
+      </w:pPr>
+    </w:p>
+    <w:p>
+      <w:pPr>
+        <w:pStyle w:val="Heading2"/>
+      </w:pPr>
+    </w:p>
+    <w:p>
+      <w:pPr>
+        <w:pStyle w:val="Heading2"/>
+      </w:pPr>
+    </w:p>
+    <w:p>
+      <w:pPr>
+        <w:pStyle w:val="Heading2"/>
+      </w:pPr>
+      <w:r>
+        <w:rPr>
+          <w:noProof/>
+        </w:rPr>
+        <w:lastRenderedPageBreak/>
+        <w:drawing>
+          <wp:anchor distT="0" distB="0" distL="114300" distR="114300" simplePos="0" relativeHeight="251670528" behindDoc="0" locked="0" layoutInCell="1" allowOverlap="1" wp14:anchorId="2990CC6C" wp14:editId="29633BC4">
+            <wp:simplePos x="0" y="0"/>
+            <wp:positionH relativeFrom="margin">
+              <wp:align>left</wp:align>
+            </wp:positionH>
+            <wp:positionV relativeFrom="paragraph">
+              <wp:posOffset>183515</wp:posOffset>
+            </wp:positionV>
+            <wp:extent cx="1614170" cy="1543050"/>
+            <wp:effectExtent l="0" t="0" r="5080" b="0"/>
+            <wp:wrapSquare wrapText="bothSides"/>
+            <wp:docPr id="1349795127" name="Picture 1"/>
+            <wp:cNvGraphicFramePr>
+              <a:graphicFrameLocks xmlns:a="http://schemas.openxmlformats.org/drawingml/2006/main" noChangeAspect="1"/>
+            </wp:cNvGraphicFramePr>
+            <a:graphic xmlns:a="http://schemas.openxmlformats.org/drawingml/2006/main">
+              <a:graphicData uri="http://schemas.openxmlformats.org/drawingml/2006/picture">
+                <pic:pic xmlns:pic="http://schemas.openxmlformats.org/drawingml/2006/picture">
+                  <pic:nvPicPr>
+                    <pic:cNvPr id="1349795127" name=""/>
+                    <pic:cNvPicPr/>
+                  </pic:nvPicPr>
+                  <pic:blipFill rotWithShape="1">
+                    <a:blip r:embed="rId40" cstate="print">
+                      <a:extLst>
+                        <a:ext uri="{28A0092B-C50C-407E-A947-70E740481C1C}">
+                          <a14:useLocalDpi xmlns:a14="http://schemas.microsoft.com/office/drawing/2010/main" val="0"/>
+                        </a:ext>
+                      </a:extLst>
+                    </a:blip>
+                    <a:srcRect t="44980" b="21181"/>
+                    <a:stretch>
+                      <a:fillRect/>
+                    </a:stretch>
+                  </pic:blipFill>
+                  <pic:spPr bwMode="auto">
+                    <a:xfrm>
+                      <a:off x="0" y="0"/>
+                      <a:ext cx="1614170" cy="1543050"/>
+                    </a:xfrm>
+                    <a:prstGeom prst="rect">
+                      <a:avLst/>
+                    </a:prstGeom>
+                    <a:ln>
+                      <a:noFill/>
+                    </a:ln>
+                    <a:extLst>
+                      <a:ext uri="{53640926-AAD7-44D8-BBD7-CCE9431645EC}">
+                        <a14:shadowObscured xmlns:a14="http://schemas.microsoft.com/office/drawing/2010/main"/>
+                      </a:ext>
+                    </a:extLst>
+                  </pic:spPr>
+                </pic:pic>
+              </a:graphicData>
+            </a:graphic>
+            <wp14:sizeRelH relativeFrom="margin">
+              <wp14:pctWidth>0</wp14:pctWidth>
+            </wp14:sizeRelH>
+            <wp14:sizeRelV relativeFrom="margin">
+              <wp14:pctHeight>0</wp14:pctHeight>
+            </wp14:sizeRelV>
+          </wp:anchor>
+        </w:drawing>
+      </w:r>
+    </w:p>
+    <w:p>
+      <w:pPr>
+        <w:pStyle w:val="Heading2"/>
+      </w:pPr>
+    </w:p>
+    <w:p>
+      <w:pPr>
+        <w:pStyle w:val="Heading2"/>
+      </w:pPr>
+    </w:p>
+    <w:p>
+      <w:pPr>
+        <w:pStyle w:val="Heading2"/>
+      </w:pPr>
+    </w:p>
+    <w:p>
+      <w:pPr>
+        <w:pStyle w:val="Caption"/>
+      </w:pPr>
+      <w:r>
+        <w:t>Figure 7.  JSON object stored in DB</w:t>
+      </w:r>
+    </w:p>
+    <w:p>
+      <w:r>
+        <w:t>The enables users to reconstruct their dashboard when they next open their session.</w:t>
+      </w:r>
+    </w:p>
+    <w:p>
+      <w:pPr>
+        <w:pStyle w:val="Heading2"/>
+      </w:pPr>
+      <w:r>
+        <w:t>5.</w:t>
+      </w:r>
+      <w:r>
+        <w:t>6</w:t>
+      </w:r>
+      <w:r>
+        <w:t xml:space="preserve"> Gemin</w:t>
+      </w:r>
+      <w:r>
+        <w:t>i</w:t>
+      </w:r>
+      <w:r>
+        <w:t xml:space="preserve"> API Integration</w:t>
+      </w:r>
+    </w:p>
+    <w:p>
+      <w:r>
+        <w:t>The core functional requirements FR-5 and FR-7 are met using the Gemini 2.0 Flash API to provide the natural-language explanations and suggestions. This was implemented using a panda’s overview to provide sufficient context to the LLM without the computational expensive entire dataset. This limited hallucinations and allowed for tailored responses whilst keeping token usage minimal.</w:t>
+      </w:r>
+    </w:p>
+    <w:p>
+      <w:r>
+        <w:rPr>
+          <w:noProof/>
+        </w:rPr>
+        <w:drawing>
+          <wp:inline distT="0" distB="0" distL="0" distR="0" wp14:anchorId="0DBF77D9" wp14:editId="548B73C8">
+            <wp:extent cx="5731510" cy="1615440"/>
+            <wp:effectExtent l="0" t="0" r="2540" b="3810"/>
+            <wp:docPr id="419039747" name="Picture 1"/>
+            <wp:cNvGraphicFramePr>
+              <a:graphicFrameLocks xmlns:a="http://schemas.openxmlformats.org/drawingml/2006/main" noChangeAspect="1"/>
+            </wp:cNvGraphicFramePr>
+            <a:graphic xmlns:a="http://schemas.openxmlformats.org/drawingml/2006/main">
+              <a:graphicData uri="http://schemas.openxmlformats.org/drawingml/2006/picture">
+                <pic:pic xmlns:pic="http://schemas.openxmlformats.org/drawingml/2006/picture">
+                  <pic:nvPicPr>
+                    <pic:cNvPr id="419039747" name=""/>
+                    <pic:cNvPicPr/>
+                  </pic:nvPicPr>
+                  <pic:blipFill>
+                    <a:blip r:embed="rId41"/>
+                    <a:stretch>
+                      <a:fillRect/>
+                    </a:stretch>
+                  </pic:blipFill>
+                  <pic:spPr>
+                    <a:xfrm>
+                      <a:off x="0" y="0"/>
+                      <a:ext cx="5731510" cy="1615440"/>
+                    </a:xfrm>
+                    <a:prstGeom prst="rect">
+                      <a:avLst/>
+                    </a:prstGeom>
+                  </pic:spPr>
+                </pic:pic>
+              </a:graphicData>
+            </a:graphic>
+          </wp:inline>
+        </w:drawing>
+      </w:r>
+    </w:p>
+    <w:p>
+      <w:pPr>
+        <w:pStyle w:val="Caption"/>
+      </w:pPr>
+      <w:r>
+        <w:t xml:space="preserve">Figure 10. </w:t>
+      </w:r>
+      <w:r>
+        <w:t>Context used for LLM Prompt</w:t>
+      </w:r>
+    </w:p>
+    <w:p>
+      <w:r>
+        <w:rPr>
+          <w:noProof/>
+        </w:rPr>
+        <w:drawing>
+          <wp:inline distT="0" distB="0" distL="0" distR="0" wp14:anchorId="0A5B6CCF" wp14:editId="29CADD2F">
+            <wp:extent cx="5731510" cy="271780"/>
+            <wp:effectExtent l="0" t="0" r="2540" b="0"/>
+            <wp:docPr id="1970290534" name="Picture 1"/>
+            <wp:cNvGraphicFramePr>
+              <a:graphicFrameLocks xmlns:a="http://schemas.openxmlformats.org/drawingml/2006/main" noChangeAspect="1"/>
+            </wp:cNvGraphicFramePr>
+            <a:graphic xmlns:a="http://schemas.openxmlformats.org/drawingml/2006/main">
+              <a:graphicData uri="http://schemas.openxmlformats.org/drawingml/2006/picture">
+                <pic:pic xmlns:pic="http://schemas.openxmlformats.org/drawingml/2006/picture">
+                  <pic:nvPicPr>
+                    <pic:cNvPr id="1970290534" name=""/>
+                    <pic:cNvPicPr/>
+                  </pic:nvPicPr>
+                  <pic:blipFill>
+                    <a:blip r:embed="rId42"/>
+                    <a:stretch>
+                      <a:fillRect/>
+                    </a:stretch>
+                  </pic:blipFill>
+                  <pic:spPr>
+                    <a:xfrm>
+                      <a:off x="0" y="0"/>
+                      <a:ext cx="5731510" cy="271780"/>
+                    </a:xfrm>
+                    <a:prstGeom prst="rect">
+                      <a:avLst/>
+                    </a:prstGeom>
+                  </pic:spPr>
+                </pic:pic>
+              </a:graphicData>
+            </a:graphic>
+          </wp:inline>
+        </w:drawing>
+      </w:r>
+    </w:p>
+    <w:p>
+      <w:pPr>
+        <w:pStyle w:val="Caption"/>
+      </w:pPr>
+      <w:r>
+        <w:t>Figure 11. chart suggestion format included in prompt</w:t>
+      </w:r>
+    </w:p>
+    <w:p>
+      <w:pPr>
+        <w:pStyle w:val="Heading3"/>
+      </w:pPr>
+      <w:r>
+        <w:t>5.6.1 Explainable AI</w:t>
+      </w:r>
+    </w:p>
+    <w:p>
+      <w:r>
+        <w:t xml:space="preserve">The Pandas overviews that </w:t>
+      </w:r>
+      <w:r>
+        <w:t>are</w:t>
+      </w:r>
+      <w:r>
+        <w:t xml:space="preserve"> inserted into the prompt allows the LLM to use as much context as possible to inform the user on chart suggestions and observations. This context also reduces inaccuracies and hallucinations.</w:t>
+      </w:r>
+    </w:p>
+    <w:p/>
+    <w:p>
+      <w:pPr>
+        <w:pStyle w:val="Heading2"/>
+      </w:pPr>
+      <w:r>
+        <w:t>5.</w:t>
+      </w:r>
+      <w:r>
+        <w:t>7</w:t>
+      </w:r>
+      <w:r>
+        <w:t xml:space="preserve"> Testing</w:t>
       </w:r>
     </w:p>
     <w:p>
@@ -7481,12 +8439,6 @@
         <w:gridCol w:w="1126"/>
       </w:tblGrid>
       <w:tr>
-        <w:tblPrEx>
-          <w:tblCellMar>
-            <w:top w:w="0" w:type="dxa"/>
-            <w:bottom w:w="0" w:type="dxa"/>
-          </w:tblCellMar>
-        </w:tblPrEx>
         <w:trPr>
           <w:tblHeader/>
         </w:trPr>
@@ -7689,7 +8641,6 @@
                 <w:rFonts w:cstheme="minorHAnsi"/>
               </w:rPr>
             </w:pPr>
-            <w:proofErr w:type="spellStart"/>
             <w:r>
               <w:rPr>
                 <w:rFonts w:eastAsia="Arial" w:cstheme="minorHAnsi"/>
@@ -7706,9 +8657,8 @@
                 <w:bCs/>
                 <w:color w:val="FFFFFF"/>
               </w:rPr>
-              <w:t>s</w:t>
-            </w:r>
-            <w:proofErr w:type="spellEnd"/>
+              <w:t xml:space="preserve">s </w:t>
+            </w:r>
             <w:r>
               <w:rPr>
                 <w:rFonts w:eastAsia="Arial" w:cstheme="minorHAnsi"/>
@@ -7716,27 +8666,12 @@
                 <w:bCs/>
                 <w:color w:val="FFFFFF"/>
               </w:rPr>
-              <w:t xml:space="preserve"> </w:t>
-            </w:r>
-            <w:r>
-              <w:rPr>
-                <w:rFonts w:eastAsia="Arial" w:cstheme="minorHAnsi"/>
-                <w:b/>
-                <w:bCs/>
-                <w:color w:val="FFFFFF"/>
-              </w:rPr>
               <w:t>tested</w:t>
             </w:r>
           </w:p>
         </w:tc>
       </w:tr>
       <w:tr>
-        <w:tblPrEx>
-          <w:tblCellMar>
-            <w:top w:w="0" w:type="dxa"/>
-            <w:bottom w:w="0" w:type="dxa"/>
-          </w:tblCellMar>
-        </w:tblPrEx>
         <w:tc>
           <w:tcPr>
             <w:tcW w:w="762" w:type="dxa"/>
@@ -7872,31 +8807,31 @@
                 <w:rFonts w:eastAsia="Arial" w:cstheme="minorHAnsi"/>
                 <w:color w:val="1A1F36"/>
               </w:rPr>
-              <w:t xml:space="preserve">Call </w:t>
-            </w:r>
-            <w:proofErr w:type="spellStart"/>
+              <w:t>Call hash_</w:t>
+            </w:r>
+            <w:proofErr w:type="gramStart"/>
             <w:r>
               <w:rPr>
                 <w:rFonts w:eastAsia="Arial" w:cstheme="minorHAnsi"/>
                 <w:color w:val="1A1F36"/>
               </w:rPr>
-              <w:t>hash_</w:t>
-            </w:r>
-            <w:proofErr w:type="gramStart"/>
+              <w:t>password(</w:t>
+            </w:r>
+            <w:proofErr w:type="gramEnd"/>
             <w:r>
               <w:rPr>
                 <w:rFonts w:eastAsia="Arial" w:cstheme="minorHAnsi"/>
                 <w:color w:val="1A1F36"/>
               </w:rPr>
-              <w:t>password</w:t>
-            </w:r>
-            <w:proofErr w:type="spellEnd"/>
+              <w:t>) and check_</w:t>
+            </w:r>
+            <w:proofErr w:type="gramStart"/>
             <w:r>
               <w:rPr>
                 <w:rFonts w:eastAsia="Arial" w:cstheme="minorHAnsi"/>
                 <w:color w:val="1A1F36"/>
               </w:rPr>
-              <w:t>(</w:t>
+              <w:t>password(</w:t>
             </w:r>
             <w:proofErr w:type="gramEnd"/>
             <w:r>
@@ -7904,63 +8839,15 @@
                 <w:rFonts w:eastAsia="Arial" w:cstheme="minorHAnsi"/>
                 <w:color w:val="1A1F36"/>
               </w:rPr>
-              <w:t xml:space="preserve">) and </w:t>
-            </w:r>
-            <w:proofErr w:type="spellStart"/>
+              <w:t>) with correct and incorrect inputs. Call allowed_</w:t>
+            </w:r>
+            <w:proofErr w:type="gramStart"/>
             <w:r>
               <w:rPr>
                 <w:rFonts w:eastAsia="Arial" w:cstheme="minorHAnsi"/>
                 <w:color w:val="1A1F36"/>
               </w:rPr>
-              <w:t>check_</w:t>
-            </w:r>
-            <w:proofErr w:type="gramStart"/>
-            <w:r>
-              <w:rPr>
-                <w:rFonts w:eastAsia="Arial" w:cstheme="minorHAnsi"/>
-                <w:color w:val="1A1F36"/>
-              </w:rPr>
-              <w:t>password</w:t>
-            </w:r>
-            <w:proofErr w:type="spellEnd"/>
-            <w:r>
-              <w:rPr>
-                <w:rFonts w:eastAsia="Arial" w:cstheme="minorHAnsi"/>
-                <w:color w:val="1A1F36"/>
-              </w:rPr>
-              <w:t>(</w:t>
-            </w:r>
-            <w:proofErr w:type="gramEnd"/>
-            <w:r>
-              <w:rPr>
-                <w:rFonts w:eastAsia="Arial" w:cstheme="minorHAnsi"/>
-                <w:color w:val="1A1F36"/>
-              </w:rPr>
-              <w:t xml:space="preserve">) with correct and incorrect inputs. Call </w:t>
-            </w:r>
-            <w:proofErr w:type="spellStart"/>
-            <w:r>
-              <w:rPr>
-                <w:rFonts w:eastAsia="Arial" w:cstheme="minorHAnsi"/>
-                <w:color w:val="1A1F36"/>
-              </w:rPr>
-              <w:t>allowed_</w:t>
-            </w:r>
-            <w:proofErr w:type="gramStart"/>
-            <w:r>
-              <w:rPr>
-                <w:rFonts w:eastAsia="Arial" w:cstheme="minorHAnsi"/>
-                <w:color w:val="1A1F36"/>
-              </w:rPr>
-              <w:t>file</w:t>
-            </w:r>
-            <w:proofErr w:type="spellEnd"/>
-            <w:r>
-              <w:rPr>
-                <w:rFonts w:eastAsia="Arial" w:cstheme="minorHAnsi"/>
-                <w:color w:val="1A1F36"/>
-              </w:rPr>
-              <w:t>(</w:t>
+              <w:t>file(</w:t>
             </w:r>
             <w:proofErr w:type="gramEnd"/>
             <w:r>
@@ -7995,37 +8882,12 @@
                 <w:rFonts w:cstheme="minorHAnsi"/>
               </w:rPr>
             </w:pPr>
-            <w:proofErr w:type="spellStart"/>
             <w:r>
               <w:rPr>
                 <w:rFonts w:eastAsia="Arial" w:cstheme="minorHAnsi"/>
                 <w:color w:val="1A1F36"/>
               </w:rPr>
-              <w:t>check_password</w:t>
-            </w:r>
-            <w:proofErr w:type="spellEnd"/>
-            <w:r>
-              <w:rPr>
-                <w:rFonts w:eastAsia="Arial" w:cstheme="minorHAnsi"/>
-                <w:color w:val="1A1F36"/>
-              </w:rPr>
-              <w:t xml:space="preserve"> returns True for correct password and False for incorrect. </w:t>
-            </w:r>
-            <w:proofErr w:type="spellStart"/>
-            <w:r>
-              <w:rPr>
-                <w:rFonts w:eastAsia="Arial" w:cstheme="minorHAnsi"/>
-                <w:color w:val="1A1F36"/>
-              </w:rPr>
-              <w:t>allowed_file</w:t>
-            </w:r>
-            <w:proofErr w:type="spellEnd"/>
-            <w:r>
-              <w:rPr>
-                <w:rFonts w:eastAsia="Arial" w:cstheme="minorHAnsi"/>
-                <w:color w:val="1A1F36"/>
-              </w:rPr>
-              <w:t xml:space="preserve"> returns True for .csv and False for .exe.</w:t>
+              <w:t>check_password returns True for correct password and False for incorrect. allowed_file returns True for .csv and False for .exe.</w:t>
             </w:r>
           </w:p>
         </w:tc>
@@ -8063,12 +8925,6 @@
         </w:tc>
       </w:tr>
       <w:tr>
-        <w:tblPrEx>
-          <w:tblCellMar>
-            <w:top w:w="0" w:type="dxa"/>
-            <w:bottom w:w="0" w:type="dxa"/>
-          </w:tblCellMar>
-        </w:tblPrEx>
         <w:tc>
           <w:tcPr>
             <w:tcW w:w="762" w:type="dxa"/>
@@ -8271,12 +9127,6 @@
         </w:tc>
       </w:tr>
       <w:tr>
-        <w:tblPrEx>
-          <w:tblCellMar>
-            <w:top w:w="0" w:type="dxa"/>
-            <w:bottom w:w="0" w:type="dxa"/>
-          </w:tblCellMar>
-        </w:tblPrEx>
         <w:tc>
           <w:tcPr>
             <w:tcW w:w="762" w:type="dxa"/>
@@ -8503,12 +9353,6 @@
         </w:tc>
       </w:tr>
       <w:tr>
-        <w:tblPrEx>
-          <w:tblCellMar>
-            <w:top w:w="0" w:type="dxa"/>
-            <w:bottom w:w="0" w:type="dxa"/>
-          </w:tblCellMar>
-        </w:tblPrEx>
         <w:tc>
           <w:tcPr>
             <w:tcW w:w="762" w:type="dxa"/>
@@ -8718,12 +9562,6 @@
         </w:tc>
       </w:tr>
       <w:tr>
-        <w:tblPrEx>
-          <w:tblCellMar>
-            <w:top w:w="0" w:type="dxa"/>
-            <w:bottom w:w="0" w:type="dxa"/>
-          </w:tblCellMar>
-        </w:tblPrEx>
         <w:tc>
           <w:tcPr>
             <w:tcW w:w="762" w:type="dxa"/>
@@ -8850,31 +9688,7 @@
                 <w:rFonts w:eastAsia="Arial" w:cstheme="minorHAnsi"/>
                 <w:color w:val="1A1F36"/>
               </w:rPr>
-              <w:t xml:space="preserve">Log in. Create a dataset record from a </w:t>
-            </w:r>
-            <w:proofErr w:type="spellStart"/>
-            <w:r>
-              <w:rPr>
-                <w:rFonts w:eastAsia="Arial" w:cstheme="minorHAnsi"/>
-                <w:color w:val="1A1F36"/>
-              </w:rPr>
-              <w:t>DataFrame</w:t>
-            </w:r>
-            <w:proofErr w:type="spellEnd"/>
-            <w:r>
-              <w:rPr>
-                <w:rFonts w:eastAsia="Arial" w:cstheme="minorHAnsi"/>
-                <w:color w:val="1A1F36"/>
-              </w:rPr>
-              <w:t xml:space="preserve"> containing </w:t>
-            </w:r>
-            <w:r>
-              <w:rPr>
-                <w:rFonts w:eastAsia="Arial" w:cstheme="minorHAnsi"/>
-                <w:color w:val="1A1F36"/>
-              </w:rPr>
-              <w:lastRenderedPageBreak/>
-              <w:t>a null value in the amount column.</w:t>
+              <w:t>Log in. Create a dataset record from a DataFrame containing a null value in the amount column.</w:t>
             </w:r>
           </w:p>
         </w:tc>
@@ -8906,7 +9720,6 @@
                 <w:rFonts w:eastAsia="Arial" w:cstheme="minorHAnsi"/>
                 <w:color w:val="1A1F36"/>
               </w:rPr>
-              <w:lastRenderedPageBreak/>
               <w:t>The new</w:t>
             </w:r>
             <w:r>
@@ -8921,15 +9734,7 @@
                 <w:rFonts w:eastAsia="Arial" w:cstheme="minorHAnsi"/>
                 <w:color w:val="1A1F36"/>
               </w:rPr>
-              <w:t xml:space="preserve"> dataset record </w:t>
-            </w:r>
-            <w:r>
-              <w:rPr>
-                <w:rFonts w:eastAsia="Arial" w:cstheme="minorHAnsi"/>
-                <w:color w:val="1A1F36"/>
-              </w:rPr>
-              <w:lastRenderedPageBreak/>
-              <w:t xml:space="preserve">exists in the database. </w:t>
+              <w:t xml:space="preserve"> dataset record exists in the database. </w:t>
             </w:r>
           </w:p>
         </w:tc>
@@ -8961,19 +9766,12 @@
                 <w:rFonts w:eastAsia="Courier New" w:cstheme="minorHAnsi"/>
                 <w:color w:val="1A1F36"/>
               </w:rPr>
-              <w:lastRenderedPageBreak/>
               <w:t>FR-04, FR-09</w:t>
             </w:r>
           </w:p>
         </w:tc>
       </w:tr>
       <w:tr>
-        <w:tblPrEx>
-          <w:tblCellMar>
-            <w:top w:w="0" w:type="dxa"/>
-            <w:bottom w:w="0" w:type="dxa"/>
-          </w:tblCellMar>
-        </w:tblPrEx>
         <w:tc>
           <w:tcPr>
             <w:tcW w:w="762" w:type="dxa"/>
@@ -9183,12 +9981,6 @@
         </w:tc>
       </w:tr>
       <w:tr>
-        <w:tblPrEx>
-          <w:tblCellMar>
-            <w:top w:w="0" w:type="dxa"/>
-            <w:bottom w:w="0" w:type="dxa"/>
-          </w:tblCellMar>
-        </w:tblPrEx>
         <w:tc>
           <w:tcPr>
             <w:tcW w:w="762" w:type="dxa"/>
@@ -9315,85 +10107,37 @@
                 <w:rFonts w:eastAsia="Arial" w:cstheme="minorHAnsi"/>
                 <w:color w:val="1A1F36"/>
               </w:rPr>
-              <w:t xml:space="preserve">Call </w:t>
-            </w:r>
-            <w:proofErr w:type="spellStart"/>
+              <w:t>Call generate_chart_</w:t>
+            </w:r>
+            <w:proofErr w:type="gramStart"/>
             <w:r>
               <w:rPr>
                 <w:rFonts w:eastAsia="Arial" w:cstheme="minorHAnsi"/>
                 <w:color w:val="1A1F36"/>
               </w:rPr>
-              <w:t>generate_chart_</w:t>
-            </w:r>
-            <w:proofErr w:type="gramStart"/>
+              <w:t>json(</w:t>
+            </w:r>
+            <w:proofErr w:type="gramEnd"/>
             <w:r>
               <w:rPr>
                 <w:rFonts w:eastAsia="Arial" w:cstheme="minorHAnsi"/>
                 <w:color w:val="1A1F36"/>
               </w:rPr>
-              <w:t>json</w:t>
-            </w:r>
-            <w:proofErr w:type="spellEnd"/>
+              <w:t xml:space="preserve">) directly with a DataFrame and config </w:t>
+            </w:r>
             <w:r>
               <w:rPr>
                 <w:rFonts w:eastAsia="Arial" w:cstheme="minorHAnsi"/>
                 <w:color w:val="1A1F36"/>
               </w:rPr>
-              <w:t>(</w:t>
-            </w:r>
-            <w:proofErr w:type="gramEnd"/>
+              <w:t>with</w:t>
+            </w:r>
             <w:r>
               <w:rPr>
                 <w:rFonts w:eastAsia="Arial" w:cstheme="minorHAnsi"/>
                 <w:color w:val="1A1F36"/>
               </w:rPr>
-              <w:t xml:space="preserve">) directly with a </w:t>
-            </w:r>
-            <w:proofErr w:type="spellStart"/>
-            <w:r>
-              <w:rPr>
-                <w:rFonts w:eastAsia="Arial" w:cstheme="minorHAnsi"/>
-                <w:color w:val="1A1F36"/>
-              </w:rPr>
-              <w:t>DataFrame</w:t>
-            </w:r>
-            <w:proofErr w:type="spellEnd"/>
-            <w:r>
-              <w:rPr>
-                <w:rFonts w:eastAsia="Arial" w:cstheme="minorHAnsi"/>
-                <w:color w:val="1A1F36"/>
-              </w:rPr>
-              <w:t xml:space="preserve"> and config </w:t>
-            </w:r>
-            <w:r>
-              <w:rPr>
-                <w:rFonts w:eastAsia="Arial" w:cstheme="minorHAnsi"/>
-                <w:color w:val="1A1F36"/>
-              </w:rPr>
-              <w:t>with</w:t>
-            </w:r>
-            <w:r>
-              <w:rPr>
-                <w:rFonts w:eastAsia="Arial" w:cstheme="minorHAnsi"/>
-                <w:color w:val="1A1F36"/>
-              </w:rPr>
-              <w:t xml:space="preserve"> </w:t>
-            </w:r>
-            <w:proofErr w:type="spellStart"/>
-            <w:r>
-              <w:rPr>
-                <w:rFonts w:eastAsia="Arial" w:cstheme="minorHAnsi"/>
-                <w:color w:val="1A1F36"/>
-              </w:rPr>
-              <w:t>chart_type</w:t>
-            </w:r>
-            <w:proofErr w:type="spellEnd"/>
-            <w:r>
-              <w:rPr>
-                <w:rFonts w:eastAsia="Arial" w:cstheme="minorHAnsi"/>
-                <w:color w:val="1A1F36"/>
-              </w:rPr>
-              <w:t>: heatmap.</w:t>
+              <w:t xml:space="preserve"> chart_type: heatmap.</w:t>
             </w:r>
           </w:p>
         </w:tc>
@@ -9425,23 +10169,15 @@
                 <w:rFonts w:eastAsia="Arial" w:cstheme="minorHAnsi"/>
                 <w:color w:val="1A1F36"/>
               </w:rPr>
-              <w:t xml:space="preserve">Returned </w:t>
-            </w:r>
-            <w:proofErr w:type="spellStart"/>
+              <w:t xml:space="preserve">Returned dict contains data and layout keys with valid Plotly.js </w:t>
+            </w:r>
             <w:r>
               <w:rPr>
                 <w:rFonts w:eastAsia="Arial" w:cstheme="minorHAnsi"/>
                 <w:color w:val="1A1F36"/>
               </w:rPr>
-              <w:t>dict</w:t>
-            </w:r>
-            <w:proofErr w:type="spellEnd"/>
-            <w:r>
-              <w:rPr>
-                <w:rFonts w:eastAsia="Arial" w:cstheme="minorHAnsi"/>
-                <w:color w:val="1A1F36"/>
-              </w:rPr>
-              <w:t xml:space="preserve"> contains data and layout keys with valid Plotly.js heatmap trace structure.</w:t>
+              <w:lastRenderedPageBreak/>
+              <w:t>heatmap trace structure.</w:t>
             </w:r>
           </w:p>
         </w:tc>
@@ -9473,18 +10209,13 @@
                 <w:rFonts w:eastAsia="Courier New" w:cstheme="minorHAnsi"/>
                 <w:color w:val="1A1F36"/>
               </w:rPr>
+              <w:lastRenderedPageBreak/>
               <w:t>FR-05, FR-07</w:t>
             </w:r>
           </w:p>
         </w:tc>
       </w:tr>
       <w:tr>
-        <w:tblPrEx>
-          <w:tblCellMar>
-            <w:top w:w="0" w:type="dxa"/>
-            <w:bottom w:w="0" w:type="dxa"/>
-          </w:tblCellMar>
-        </w:tblPrEx>
         <w:tc>
           <w:tcPr>
             <w:tcW w:w="762" w:type="dxa"/>
@@ -9629,23 +10360,7 @@
                 <w:rFonts w:eastAsia="Arial" w:cstheme="minorHAnsi"/>
                 <w:color w:val="1A1F36"/>
               </w:rPr>
-              <w:t xml:space="preserve">Log in. Create a </w:t>
-            </w:r>
-            <w:proofErr w:type="spellStart"/>
-            <w:r>
-              <w:rPr>
-                <w:rFonts w:eastAsia="Arial" w:cstheme="minorHAnsi"/>
-                <w:color w:val="1A1F36"/>
-              </w:rPr>
-              <w:t>datasetsave</w:t>
-            </w:r>
-            <w:proofErr w:type="spellEnd"/>
-            <w:r>
-              <w:rPr>
-                <w:rFonts w:eastAsia="Arial" w:cstheme="minorHAnsi"/>
-                <w:color w:val="1A1F36"/>
-              </w:rPr>
-              <w:t xml:space="preserve"> with a name and chart config. </w:t>
+              <w:t xml:space="preserve">Log in. Create a datasetsave with a name and chart config. </w:t>
             </w:r>
             <w:r>
               <w:rPr>
@@ -9720,23 +10435,7 @@
                 <w:rFonts w:eastAsia="Arial" w:cstheme="minorHAnsi"/>
                 <w:color w:val="1A1F36"/>
               </w:rPr>
-              <w:t xml:space="preserve">Save returns </w:t>
-            </w:r>
-            <w:proofErr w:type="spellStart"/>
-            <w:r>
-              <w:rPr>
-                <w:rFonts w:eastAsia="Arial" w:cstheme="minorHAnsi"/>
-                <w:color w:val="1A1F36"/>
-              </w:rPr>
-              <w:t>dashboard_id</w:t>
-            </w:r>
-            <w:proofErr w:type="spellEnd"/>
-            <w:r>
-              <w:rPr>
-                <w:rFonts w:eastAsia="Arial" w:cstheme="minorHAnsi"/>
-                <w:color w:val="1A1F36"/>
-              </w:rPr>
-              <w:t xml:space="preserve">. Get returns the dashboard with name 'Exec Dashboard'. Export returns content-type text/html. Delete returns </w:t>
+              <w:t xml:space="preserve">Save returns dashboard_id. Get returns the dashboard with name 'Exec Dashboard'. Export returns content-type text/html. Delete returns </w:t>
             </w:r>
             <w:r>
               <w:rPr>
@@ -9789,12 +10488,6 @@
         </w:tc>
       </w:tr>
       <w:tr>
-        <w:tblPrEx>
-          <w:tblCellMar>
-            <w:top w:w="0" w:type="dxa"/>
-            <w:bottom w:w="0" w:type="dxa"/>
-          </w:tblCellMar>
-        </w:tblPrEx>
         <w:tc>
           <w:tcPr>
             <w:tcW w:w="762" w:type="dxa"/>
@@ -10049,12 +10742,6 @@
         </w:tc>
       </w:tr>
       <w:tr>
-        <w:tblPrEx>
-          <w:tblCellMar>
-            <w:top w:w="0" w:type="dxa"/>
-            <w:bottom w:w="0" w:type="dxa"/>
-          </w:tblCellMar>
-        </w:tblPrEx>
         <w:tc>
           <w:tcPr>
             <w:tcW w:w="762" w:type="dxa"/>
@@ -10303,12 +10990,6 @@
         <w:gridCol w:w="1131"/>
       </w:tblGrid>
       <w:tr>
-        <w:tblPrEx>
-          <w:tblCellMar>
-            <w:top w:w="0" w:type="dxa"/>
-            <w:bottom w:w="0" w:type="dxa"/>
-          </w:tblCellMar>
-        </w:tblPrEx>
         <w:trPr>
           <w:tblHeader/>
         </w:trPr>
@@ -10340,7 +11021,6 @@
                 <w:sz w:val="18"/>
                 <w:szCs w:val="18"/>
               </w:rPr>
-              <w:lastRenderedPageBreak/>
               <w:t>ID</w:t>
             </w:r>
           </w:p>
@@ -10411,12 +11091,6 @@
         </w:tc>
       </w:tr>
       <w:tr>
-        <w:tblPrEx>
-          <w:tblCellMar>
-            <w:top w:w="0" w:type="dxa"/>
-            <w:bottom w:w="0" w:type="dxa"/>
-          </w:tblCellMar>
-        </w:tblPrEx>
         <w:tc>
           <w:tcPr>
             <w:tcW w:w="748" w:type="dxa"/>
@@ -10528,12 +11202,6 @@
         </w:tc>
       </w:tr>
       <w:tr>
-        <w:tblPrEx>
-          <w:tblCellMar>
-            <w:top w:w="0" w:type="dxa"/>
-            <w:bottom w:w="0" w:type="dxa"/>
-          </w:tblCellMar>
-        </w:tblPrEx>
         <w:tc>
           <w:tcPr>
             <w:tcW w:w="748" w:type="dxa"/>
@@ -10647,12 +11315,6 @@
         </w:tc>
       </w:tr>
       <w:tr>
-        <w:tblPrEx>
-          <w:tblCellMar>
-            <w:top w:w="0" w:type="dxa"/>
-            <w:bottom w:w="0" w:type="dxa"/>
-          </w:tblCellMar>
-        </w:tblPrEx>
         <w:tc>
           <w:tcPr>
             <w:tcW w:w="748" w:type="dxa"/>
@@ -10764,12 +11426,6 @@
         </w:tc>
       </w:tr>
       <w:tr>
-        <w:tblPrEx>
-          <w:tblCellMar>
-            <w:top w:w="0" w:type="dxa"/>
-            <w:bottom w:w="0" w:type="dxa"/>
-          </w:tblCellMar>
-        </w:tblPrEx>
         <w:tc>
           <w:tcPr>
             <w:tcW w:w="748" w:type="dxa"/>
@@ -10883,12 +11539,6 @@
         </w:tc>
       </w:tr>
       <w:tr>
-        <w:tblPrEx>
-          <w:tblCellMar>
-            <w:top w:w="0" w:type="dxa"/>
-            <w:bottom w:w="0" w:type="dxa"/>
-          </w:tblCellMar>
-        </w:tblPrEx>
         <w:tc>
           <w:tcPr>
             <w:tcW w:w="748" w:type="dxa"/>
@@ -11000,12 +11650,6 @@
         </w:tc>
       </w:tr>
       <w:tr>
-        <w:tblPrEx>
-          <w:tblCellMar>
-            <w:top w:w="0" w:type="dxa"/>
-            <w:bottom w:w="0" w:type="dxa"/>
-          </w:tblCellMar>
-        </w:tblPrEx>
         <w:tc>
           <w:tcPr>
             <w:tcW w:w="748" w:type="dxa"/>
@@ -11036,6 +11680,7 @@
                 <w:sz w:val="18"/>
                 <w:szCs w:val="18"/>
               </w:rPr>
+              <w:lastRenderedPageBreak/>
               <w:t>T-06</w:t>
             </w:r>
           </w:p>
@@ -11119,12 +11764,6 @@
         </w:tc>
       </w:tr>
       <w:tr>
-        <w:tblPrEx>
-          <w:tblCellMar>
-            <w:top w:w="0" w:type="dxa"/>
-            <w:bottom w:w="0" w:type="dxa"/>
-          </w:tblCellMar>
-        </w:tblPrEx>
         <w:tc>
           <w:tcPr>
             <w:tcW w:w="748" w:type="dxa"/>
@@ -11236,12 +11875,6 @@
         </w:tc>
       </w:tr>
       <w:tr>
-        <w:tblPrEx>
-          <w:tblCellMar>
-            <w:top w:w="0" w:type="dxa"/>
-            <w:bottom w:w="0" w:type="dxa"/>
-          </w:tblCellMar>
-        </w:tblPrEx>
         <w:tc>
           <w:tcPr>
             <w:tcW w:w="748" w:type="dxa"/>
@@ -11355,12 +11988,6 @@
         </w:tc>
       </w:tr>
       <w:tr>
-        <w:tblPrEx>
-          <w:tblCellMar>
-            <w:top w:w="0" w:type="dxa"/>
-            <w:bottom w:w="0" w:type="dxa"/>
-          </w:tblCellMar>
-        </w:tblPrEx>
         <w:tc>
           <w:tcPr>
             <w:tcW w:w="748" w:type="dxa"/>
@@ -11472,12 +12099,6 @@
         </w:tc>
       </w:tr>
       <w:tr>
-        <w:tblPrEx>
-          <w:tblCellMar>
-            <w:top w:w="0" w:type="dxa"/>
-            <w:bottom w:w="0" w:type="dxa"/>
-          </w:tblCellMar>
-        </w:tblPrEx>
         <w:tc>
           <w:tcPr>
             <w:tcW w:w="748" w:type="dxa"/>
@@ -11606,9 +12227,26 @@
         <w:pStyle w:val="Heading1"/>
       </w:pPr>
       <w:r>
-        <w:t>Project Evaluation</w:t>
+        <w:t xml:space="preserve">6 </w:t>
+      </w:r>
+      <w:r>
+        <w:t>Project Evaluatio</w:t>
       </w:r>
       <w:bookmarkEnd w:id="8"/>
+      <w:r>
+        <w:t>n</w:t>
+      </w:r>
+    </w:p>
+    <w:p>
+      <w:pPr>
+        <w:pStyle w:val="Heading2"/>
+      </w:pPr>
+      <w:r>
+        <w:t xml:space="preserve"> </w:t>
+      </w:r>
+      <w:r>
+        <w:t>6.1 Project Overview</w:t>
+      </w:r>
     </w:p>
     <w:p>
       <w:pPr>
@@ -11624,6 +12262,12 @@
         </w:rPr>
       </w:pPr>
       <w:r>
+        <w:t>This project has explored the benefits and challenges of employing an AI assistant in the context of data analysis. W</w:t>
+      </w:r>
+      <w:r>
+        <w:t>hilst defining my core requirements, I wanted to ensure that I could produce a system that has the capabilities of saving user’s time and.</w:t>
+      </w:r>
+      <w:r>
         <w:br w:type="page"/>
       </w:r>
     </w:p>
@@ -11745,48 +12389,16 @@
           <w:b/>
           <w:bCs/>
         </w:rPr>
-        <w:t xml:space="preserve">. [Online]. Berkeley, CA: </w:t>
-      </w:r>
-      <w:proofErr w:type="spellStart"/>
-      <w:r>
-        <w:rPr>
-          <w:b/>
-          <w:bCs/>
-        </w:rPr>
-        <w:t>Apress</w:t>
-      </w:r>
-      <w:proofErr w:type="spellEnd"/>
-      <w:r>
-        <w:rPr>
-          <w:b/>
-          <w:bCs/>
-        </w:rPr>
-        <w:t xml:space="preserve"> L. P. [Accessed 5 November 2025].</w:t>
-      </w:r>
-    </w:p>
-    <w:p>
-      <w:r>
-        <w:rPr>
-          <w:b/>
-          <w:bCs/>
-        </w:rPr>
-        <w:t xml:space="preserve">2. Sedrakyan, G., </w:t>
-      </w:r>
-      <w:proofErr w:type="spellStart"/>
-      <w:r>
-        <w:rPr>
-          <w:b/>
-          <w:bCs/>
-        </w:rPr>
-        <w:t>Snoeck</w:t>
-      </w:r>
-      <w:proofErr w:type="spellEnd"/>
-      <w:r>
-        <w:rPr>
-          <w:b/>
-          <w:bCs/>
-        </w:rPr>
-        <w:t xml:space="preserve">, M. and Poelmans, S. (2019) Assessing the Effectiveness of Feedback in Visual Analytics: A User-Centred Design Perspective. </w:t>
+        <w:t>. [Online]. Berkeley, CA: Apress L. P. [Accessed 5 November 2025].</w:t>
+      </w:r>
+    </w:p>
+    <w:p>
+      <w:r>
+        <w:rPr>
+          <w:b/>
+          <w:bCs/>
+        </w:rPr>
+        <w:t xml:space="preserve">2. Sedrakyan, G., Snoeck, M. and Poelmans, S. (2019) Assessing the Effectiveness of Feedback in Visual Analytics: A User-Centred Design Perspective. </w:t>
       </w:r>
       <w:r>
         <w:rPr>
@@ -11825,21 +12437,12 @@
       <w:r>
         <w:t xml:space="preserve"> </w:t>
       </w:r>
-      <w:proofErr w:type="spellStart"/>
-      <w:r>
-        <w:rPr>
-          <w:b/>
-          <w:bCs/>
-        </w:rPr>
-        <w:t>Saidur</w:t>
-      </w:r>
-      <w:proofErr w:type="spellEnd"/>
-      <w:r>
-        <w:rPr>
-          <w:b/>
-          <w:bCs/>
-        </w:rPr>
-        <w:t xml:space="preserve">, M.J.I. (2025) ‘AI-Enhanced Business Intelligence Dashboards for Predictive Market Strategy in U.S. Enterprises’, </w:t>
+      <w:r>
+        <w:rPr>
+          <w:b/>
+          <w:bCs/>
+        </w:rPr>
+        <w:t xml:space="preserve">Saidur, M.J.I. (2025) ‘AI-Enhanced Business Intelligence Dashboards for Predictive Market Strategy in U.S. Enterprises’, </w:t>
       </w:r>
       <w:r>
         <w:rPr>
@@ -11899,23 +12502,7 @@
           <w:b/>
           <w:bCs/>
         </w:rPr>
-        <w:t xml:space="preserve">6. </w:t>
-      </w:r>
-      <w:proofErr w:type="spellStart"/>
-      <w:r>
-        <w:rPr>
-          <w:b/>
-          <w:bCs/>
-        </w:rPr>
-        <w:t>Zingde</w:t>
-      </w:r>
-      <w:proofErr w:type="spellEnd"/>
-      <w:r>
-        <w:rPr>
-          <w:b/>
-          <w:bCs/>
-        </w:rPr>
-        <w:t xml:space="preserve">, S. and Shroff, N. (2020) The Role of Dashboards in Business Decision Making and Performance Management. In: Institute of Management, Nirma University, ed. </w:t>
+        <w:t xml:space="preserve">6. Zingde, S. and Shroff, N. (2020) The Role of Dashboards in Business Decision Making and Performance Management. In: Institute of Management, Nirma University, ed. </w:t>
       </w:r>
       <w:r>
         <w:rPr>
@@ -11933,7 +12520,7 @@
         </w:rPr>
         <w:t xml:space="preserve">. Ahmedabad, India, 26–27 November 2020. Available from: </w:t>
       </w:r>
-      <w:hyperlink r:id="rId33" w:tgtFrame="_blank" w:tooltip="Original URL: https://www.researchgate.net/publication/353307344_THE_ROLE_OF_DASHBOARDS_IN_BUSINESS_DECISION_MAKING_AND_PERFORMANCE_MANAGEMENT. Click or tap if you trust this link." w:history="1">
+      <w:hyperlink r:id="rId43" w:tgtFrame="_blank" w:tooltip="Original URL: https://www.researchgate.net/publication/353307344_THE_ROLE_OF_DASHBOARDS_IN_BUSINESS_DECISION_MAKING_AND_PERFORMANCE_MANAGEMENT. Click or tap if you trust this link." w:history="1">
         <w:r>
           <w:rPr>
             <w:rStyle w:val="Hyperlink"/>
@@ -11985,7 +12572,7 @@
         </w:rPr>
         <w:t xml:space="preserve">. Available from: </w:t>
       </w:r>
-      <w:hyperlink r:id="rId34" w:tgtFrame="_blank" w:tooltip="Original URL: https://powerbi.microsoft.com/. Click or tap if you trust this link." w:history="1">
+      <w:hyperlink r:id="rId44" w:tgtFrame="_blank" w:tooltip="Original URL: https://powerbi.microsoft.com/. Click or tap if you trust this link." w:history="1">
         <w:r>
           <w:rPr>
             <w:rStyle w:val="Hyperlink"/>
@@ -12103,7 +12690,7 @@
         </w:rPr>
         <w:t xml:space="preserve">. Available from: </w:t>
       </w:r>
-      <w:hyperlink r:id="rId35" w:tgtFrame="_blank" w:tooltip="Original URL: https://www.python.org/. Click or tap if you trust this link." w:history="1">
+      <w:hyperlink r:id="rId45" w:tgtFrame="_blank" w:tooltip="Original URL: https://www.python.org/. Click or tap if you trust this link." w:history="1">
         <w:r>
           <w:rPr>
             <w:rStyle w:val="Hyperlink"/>
@@ -12155,7 +12742,7 @@
         </w:rPr>
         <w:t xml:space="preserve">. Available from: </w:t>
       </w:r>
-      <w:hyperlink r:id="rId36" w:tgtFrame="_blank" w:tooltip="Original URL: https://react.dev/. Click or tap if you trust this link." w:history="1">
+      <w:hyperlink r:id="rId46" w:tgtFrame="_blank" w:tooltip="Original URL: https://react.dev/. Click or tap if you trust this link." w:history="1">
         <w:r>
           <w:rPr>
             <w:rStyle w:val="Hyperlink"/>
@@ -12207,7 +12794,7 @@
         </w:rPr>
         <w:t xml:space="preserve">. Available from: </w:t>
       </w:r>
-      <w:hyperlink r:id="rId37" w:tgtFrame="_blank" w:tooltip="Original URL: https://shiny.posit.co/. Click or tap if you trust this link." w:history="1">
+      <w:hyperlink r:id="rId47" w:tgtFrame="_blank" w:tooltip="Original URL: https://shiny.posit.co/. Click or tap if you trust this link." w:history="1">
         <w:r>
           <w:rPr>
             <w:rStyle w:val="Hyperlink"/>
@@ -12249,7 +12836,7 @@
         </w:rPr>
         <w:t xml:space="preserve">. Available from: </w:t>
       </w:r>
-      <w:hyperlink r:id="rId38" w:tgtFrame="_blank" w:tooltip="Original URL: https://matplotlib.org/. Click or tap if you trust this link." w:history="1">
+      <w:hyperlink r:id="rId48" w:tgtFrame="_blank" w:tooltip="Original URL: https://matplotlib.org/. Click or tap if you trust this link." w:history="1">
         <w:r>
           <w:rPr>
             <w:rStyle w:val="Hyperlink"/>
@@ -12278,21 +12865,12 @@
       <w:r>
         <w:t xml:space="preserve"> </w:t>
       </w:r>
-      <w:proofErr w:type="spellStart"/>
-      <w:r>
-        <w:rPr>
-          <w:b/>
-          <w:bCs/>
-        </w:rPr>
-        <w:t>Plotly</w:t>
-      </w:r>
-      <w:proofErr w:type="spellEnd"/>
-      <w:r>
-        <w:rPr>
-          <w:b/>
-          <w:bCs/>
-        </w:rPr>
-        <w:t xml:space="preserve"> (2025) </w:t>
+      <w:r>
+        <w:rPr>
+          <w:b/>
+          <w:bCs/>
+        </w:rPr>
+        <w:t xml:space="preserve">Plotly (2025) </w:t>
       </w:r>
       <w:r>
         <w:rPr>
@@ -12310,7 +12888,7 @@
         </w:rPr>
         <w:t xml:space="preserve">. Available from: </w:t>
       </w:r>
-      <w:hyperlink r:id="rId39" w:tgtFrame="_blank" w:tooltip="Original URL: https://dash.plotly.com/. Click or tap if you trust this link." w:history="1">
+      <w:hyperlink r:id="rId49" w:tgtFrame="_blank" w:tooltip="Original URL: https://dash.plotly.com/. Click or tap if you trust this link." w:history="1">
         <w:r>
           <w:rPr>
             <w:rStyle w:val="Hyperlink"/>
@@ -12335,23 +12913,7 @@
           <w:bCs/>
         </w:rPr>
         <w:lastRenderedPageBreak/>
-        <w:t xml:space="preserve">15. </w:t>
-      </w:r>
-      <w:proofErr w:type="spellStart"/>
-      <w:r>
-        <w:rPr>
-          <w:b/>
-          <w:bCs/>
-        </w:rPr>
-        <w:t>Plotly</w:t>
-      </w:r>
-      <w:proofErr w:type="spellEnd"/>
-      <w:r>
-        <w:rPr>
-          <w:b/>
-          <w:bCs/>
-        </w:rPr>
-        <w:t xml:space="preserve"> (2025) </w:t>
+        <w:t xml:space="preserve">15. Plotly (2025) </w:t>
       </w:r>
       <w:r>
         <w:rPr>
@@ -12369,7 +12931,7 @@
         </w:rPr>
         <w:t xml:space="preserve">. Available from: </w:t>
       </w:r>
-      <w:hyperlink r:id="rId40" w:tgtFrame="_blank" w:tooltip="Original URL: https://dash.gallery/Portal/. Click or tap if you trust this link." w:history="1">
+      <w:hyperlink r:id="rId50" w:tgtFrame="_blank" w:tooltip="Original URL: https://dash.gallery/Portal/. Click or tap if you trust this link." w:history="1">
         <w:r>
           <w:rPr>
             <w:rStyle w:val="Hyperlink"/>
@@ -12411,7 +12973,7 @@
         </w:rPr>
         <w:t xml:space="preserve">. Available from: </w:t>
       </w:r>
-      <w:hyperlink r:id="rId41" w:tgtFrame="_blank" w:tooltip="Original URL: https://www.sqlite.org/docs.html. Click or tap if you trust this link." w:history="1">
+      <w:hyperlink r:id="rId51" w:tgtFrame="_blank" w:tooltip="Original URL: https://www.sqlite.org/docs.html. Click or tap if you trust this link." w:history="1">
         <w:r>
           <w:rPr>
             <w:rStyle w:val="Hyperlink"/>
@@ -12453,7 +13015,7 @@
         </w:rPr>
         <w:t xml:space="preserve"> [online]. Victoria, BC, Canada, 27–29 August. IEEE. Available from: </w:t>
       </w:r>
-      <w:hyperlink r:id="rId42" w:tgtFrame="_blank" w:tooltip="Original URL: https://ieeexplore.ieee.org/document/6625441. Click or tap if you trust this link." w:history="1">
+      <w:hyperlink r:id="rId52" w:tgtFrame="_blank" w:tooltip="Original URL: https://ieeexplore.ieee.org/document/6625441. Click or tap if you trust this link." w:history="1">
         <w:r>
           <w:rPr>
             <w:rStyle w:val="Hyperlink"/>
@@ -12505,7 +13067,7 @@
         </w:rPr>
         <w:t xml:space="preserve">. Available at: </w:t>
       </w:r>
-      <w:hyperlink r:id="rId43" w:tgtFrame="_blank" w:tooltip="Original URL: https://www.google.com/search?q=https://www.mongodb.com. Click or tap if you trust this link." w:history="1">
+      <w:hyperlink r:id="rId53" w:tgtFrame="_blank" w:tooltip="Original URL: https://www.google.com/search?q=https://www.mongodb.com. Click or tap if you trust this link." w:history="1">
         <w:r>
           <w:rPr>
             <w:rStyle w:val="Hyperlink"/>
@@ -12547,7 +13109,7 @@
         </w:rPr>
         <w:t xml:space="preserve">. Available from: </w:t>
       </w:r>
-      <w:hyperlink r:id="rId44" w:tgtFrame="_blank" w:tooltip="Original URL: https://dev.mysql.com/doc/refman/8.0/en/. Click or tap if you trust this link." w:history="1">
+      <w:hyperlink r:id="rId54" w:tgtFrame="_blank" w:tooltip="Original URL: https://dev.mysql.com/doc/refman/8.0/en/. Click or tap if you trust this link." w:history="1">
         <w:r>
           <w:rPr>
             <w:rStyle w:val="Hyperlink"/>
@@ -12571,23 +13133,7 @@
           <w:b/>
           <w:bCs/>
         </w:rPr>
-        <w:t xml:space="preserve">20. </w:t>
-      </w:r>
-      <w:proofErr w:type="spellStart"/>
-      <w:r>
-        <w:rPr>
-          <w:b/>
-          <w:bCs/>
-        </w:rPr>
-        <w:t>Thoutam</w:t>
-      </w:r>
-      <w:proofErr w:type="spellEnd"/>
-      <w:r>
-        <w:rPr>
-          <w:b/>
-          <w:bCs/>
-        </w:rPr>
-        <w:t xml:space="preserve">, V. (2021) A Study </w:t>
+        <w:t xml:space="preserve">20. Thoutam, V. (2021) A Study </w:t>
       </w:r>
       <w:proofErr w:type="gramStart"/>
       <w:r>
@@ -12646,7 +13192,7 @@
         </w:rPr>
         <w:t xml:space="preserve">. Available from: </w:t>
       </w:r>
-      <w:hyperlink r:id="rId45" w:tgtFrame="_blank" w:tooltip="Original URL: https://flask.palletsprojects.com/. Click or tap if you trust this link." w:history="1">
+      <w:hyperlink r:id="rId55" w:tgtFrame="_blank" w:tooltip="Original URL: https://flask.palletsprojects.com/. Click or tap if you trust this link." w:history="1">
         <w:r>
           <w:rPr>
             <w:rStyle w:val="Hyperlink"/>
@@ -12698,7 +13244,7 @@
         </w:rPr>
         <w:t xml:space="preserve">. Available from: </w:t>
       </w:r>
-      <w:hyperlink r:id="rId46" w:tgtFrame="_blank" w:tooltip="Original URL: https://docs.djangoproject.com/. Click or tap if you trust this link." w:history="1">
+      <w:hyperlink r:id="rId56" w:tgtFrame="_blank" w:tooltip="Original URL: https://docs.djangoproject.com/. Click or tap if you trust this link." w:history="1">
         <w:r>
           <w:rPr>
             <w:rStyle w:val="Hyperlink"/>
@@ -12748,23 +13294,7 @@
           <w:b/>
           <w:bCs/>
         </w:rPr>
-        <w:t xml:space="preserve">. Bachelor’s thesis, </w:t>
-      </w:r>
-      <w:proofErr w:type="spellStart"/>
-      <w:r>
-        <w:rPr>
-          <w:b/>
-          <w:bCs/>
-        </w:rPr>
-        <w:t>Metropolia</w:t>
-      </w:r>
-      <w:proofErr w:type="spellEnd"/>
-      <w:r>
-        <w:rPr>
-          <w:b/>
-          <w:bCs/>
-        </w:rPr>
-        <w:t xml:space="preserve"> University of Applied Sciences.</w:t>
+        <w:t>. Bachelor’s thesis, Metropolia University of Applied Sciences.</w:t>
       </w:r>
     </w:p>
     <w:p>
@@ -12823,39 +13353,7 @@
           <w:b/>
           <w:bCs/>
         </w:rPr>
-        <w:t xml:space="preserve">26. Gerlings, J., </w:t>
-      </w:r>
-      <w:proofErr w:type="spellStart"/>
-      <w:r>
-        <w:rPr>
-          <w:b/>
-          <w:bCs/>
-        </w:rPr>
-        <w:t>Shollo</w:t>
-      </w:r>
-      <w:proofErr w:type="spellEnd"/>
-      <w:r>
-        <w:rPr>
-          <w:b/>
-          <w:bCs/>
-        </w:rPr>
-        <w:t xml:space="preserve">, A. and </w:t>
-      </w:r>
-      <w:proofErr w:type="spellStart"/>
-      <w:r>
-        <w:rPr>
-          <w:b/>
-          <w:bCs/>
-        </w:rPr>
-        <w:t>Constantiou</w:t>
-      </w:r>
-      <w:proofErr w:type="spellEnd"/>
-      <w:r>
-        <w:rPr>
-          <w:b/>
-          <w:bCs/>
-        </w:rPr>
-        <w:t xml:space="preserve">, I. (2021) </w:t>
+        <w:t xml:space="preserve">26. Gerlings, J., Shollo, A. and Constantiou, I. (2021) </w:t>
       </w:r>
       <w:r>
         <w:rPr>
@@ -12864,27 +13362,7 @@
           <w:i/>
           <w:iCs/>
         </w:rPr>
-        <w:t>Reviewing the Need for Explainable Artificial Intelligence (</w:t>
-      </w:r>
-      <w:proofErr w:type="spellStart"/>
-      <w:r>
-        <w:rPr>
-          <w:b/>
-          <w:bCs/>
-          <w:i/>
-          <w:iCs/>
-        </w:rPr>
-        <w:t>xAI</w:t>
-      </w:r>
-      <w:proofErr w:type="spellEnd"/>
-      <w:r>
-        <w:rPr>
-          <w:b/>
-          <w:bCs/>
-          <w:i/>
-          <w:iCs/>
-        </w:rPr>
-        <w:t>)</w:t>
+        <w:t>Reviewing the Need for Explainable Artificial Intelligence (xAI)</w:t>
       </w:r>
       <w:r>
         <w:rPr>
@@ -12893,7 +13371,7 @@
         </w:rPr>
         <w:t xml:space="preserve">. Available from: </w:t>
       </w:r>
-      <w:hyperlink r:id="rId47" w:tgtFrame="_blank" w:tooltip="Original URL: https://arxiv.org/abs/2012.01210. Click or tap if you trust this link." w:history="1">
+      <w:hyperlink r:id="rId57" w:tgtFrame="_blank" w:tooltip="Original URL: https://arxiv.org/abs/2012.01210. Click or tap if you trust this link." w:history="1">
         <w:r>
           <w:rPr>
             <w:rStyle w:val="Hyperlink"/>
@@ -12920,53 +13398,12 @@
         </w:rPr>
         <w:t xml:space="preserve">27. </w:t>
       </w:r>
-      <w:proofErr w:type="spellStart"/>
-      <w:r>
-        <w:rPr>
-          <w:b/>
-          <w:bCs/>
-        </w:rPr>
-        <w:t>Suindikovna</w:t>
-      </w:r>
-      <w:proofErr w:type="spellEnd"/>
-      <w:r>
-        <w:rPr>
-          <w:b/>
-          <w:bCs/>
-        </w:rPr>
-        <w:t xml:space="preserve">, R.A., </w:t>
-      </w:r>
-      <w:proofErr w:type="spellStart"/>
-      <w:r>
-        <w:rPr>
-          <w:b/>
-          <w:bCs/>
-        </w:rPr>
-        <w:t>Gennadievych</w:t>
-      </w:r>
-      <w:proofErr w:type="spellEnd"/>
-      <w:r>
-        <w:rPr>
-          <w:b/>
-          <w:bCs/>
-        </w:rPr>
-        <w:t xml:space="preserve">, N.D. and </w:t>
-      </w:r>
-      <w:proofErr w:type="spellStart"/>
-      <w:r>
-        <w:rPr>
-          <w:b/>
-          <w:bCs/>
-        </w:rPr>
-        <w:t>Sadyrbekkyzy</w:t>
-      </w:r>
-      <w:proofErr w:type="spellEnd"/>
-      <w:r>
-        <w:rPr>
-          <w:b/>
-          <w:bCs/>
-        </w:rPr>
-        <w:t xml:space="preserve">, A.D. (2025) From Comments to Insights: Comparing Local and Online LLM Models in Social Media Sentiment Evaluation. In: IEEE, ed. </w:t>
+      <w:r>
+        <w:rPr>
+          <w:b/>
+          <w:bCs/>
+        </w:rPr>
+        <w:t xml:space="preserve">Suindikovna, R.A., Gennadievych, N.D. and Sadyrbekkyzy, A.D. (2025) From Comments to Insights: Comparing Local and Online LLM Models in Social Media Sentiment Evaluation. In: IEEE, ed. </w:t>
       </w:r>
       <w:r>
         <w:rPr>
@@ -12984,7 +13421,7 @@
         </w:rPr>
         <w:t xml:space="preserve"> [online]. Astana, Kazakhstan, 14–16 May 2025. IEEE. Available from: </w:t>
       </w:r>
-      <w:hyperlink r:id="rId48" w:tgtFrame="_blank" w:tooltip="Original URL: https://www.researchgate.net/publication/395176028_From_Comments_to_Insights_Comparing_Local_and_Online_LLM_Models_in_Social_Media_Sentiment_Evaluation. Click or tap if you trust this link." w:history="1">
+      <w:hyperlink r:id="rId58" w:tgtFrame="_blank" w:tooltip="Original URL: https://www.researchgate.net/publication/395176028_From_Comments_to_Insights_Comparing_Local_and_Online_LLM_Models_in_Social_Media_Sentiment_Evaluation. Click or tap if you trust this link." w:history="1">
         <w:r>
           <w:rPr>
             <w:rStyle w:val="Hyperlink"/>
@@ -13013,21 +13450,12 @@
       <w:r>
         <w:t xml:space="preserve"> </w:t>
       </w:r>
-      <w:proofErr w:type="spellStart"/>
-      <w:r>
-        <w:rPr>
-          <w:b/>
-          <w:bCs/>
-        </w:rPr>
-        <w:t>Novikau</w:t>
-      </w:r>
-      <w:proofErr w:type="spellEnd"/>
-      <w:r>
-        <w:rPr>
-          <w:b/>
-          <w:bCs/>
-        </w:rPr>
-        <w:t xml:space="preserve">, A. (2024) Online vs. Offline LLM Inference: Unlocking the Best of Both Worlds in Mobile Applications. </w:t>
+      <w:r>
+        <w:rPr>
+          <w:b/>
+          <w:bCs/>
+        </w:rPr>
+        <w:t xml:space="preserve">Novikau, A. (2024) Online vs. Offline LLM Inference: Unlocking the Best of Both Worlds in Mobile Applications. </w:t>
       </w:r>
       <w:r>
         <w:rPr>
@@ -13063,23 +13491,7 @@
           <w:b/>
           <w:bCs/>
         </w:rPr>
-        <w:t xml:space="preserve">Schemmer, M., Kühl, N., Benz, C. and </w:t>
-      </w:r>
-      <w:proofErr w:type="spellStart"/>
-      <w:r>
-        <w:rPr>
-          <w:b/>
-          <w:bCs/>
-        </w:rPr>
-        <w:t>Satzger</w:t>
-      </w:r>
-      <w:proofErr w:type="spellEnd"/>
-      <w:r>
-        <w:rPr>
-          <w:b/>
-          <w:bCs/>
-        </w:rPr>
-        <w:t xml:space="preserve">, G. (2022) </w:t>
+        <w:t xml:space="preserve">Schemmer, M., Kühl, N., Benz, C. and Satzger, G. (2022) </w:t>
       </w:r>
       <w:r>
         <w:rPr>
@@ -13097,7 +13509,7 @@
         </w:rPr>
         <w:t xml:space="preserve">. Available from: </w:t>
       </w:r>
-      <w:hyperlink r:id="rId49" w:tgtFrame="_blank" w:tooltip="Original URL: https://arxiv.org/abs/2204.08859. Click or tap if you trust this link." w:history="1">
+      <w:hyperlink r:id="rId59" w:tgtFrame="_blank" w:tooltip="Original URL: https://arxiv.org/abs/2204.08859. Click or tap if you trust this link." w:history="1">
         <w:r>
           <w:rPr>
             <w:rStyle w:val="Hyperlink"/>
@@ -13121,23 +13533,7 @@
           <w:b/>
           <w:bCs/>
         </w:rPr>
-        <w:t xml:space="preserve">30. </w:t>
-      </w:r>
-      <w:proofErr w:type="spellStart"/>
-      <w:r>
-        <w:rPr>
-          <w:b/>
-          <w:bCs/>
-        </w:rPr>
-        <w:t>Strauß</w:t>
-      </w:r>
-      <w:proofErr w:type="spellEnd"/>
-      <w:r>
-        <w:rPr>
-          <w:b/>
-          <w:bCs/>
-        </w:rPr>
-        <w:t xml:space="preserve">, S. (2021) Deep Automation Bias: How to Tackle a Wicked Problem of </w:t>
+        <w:t xml:space="preserve">30. Strauß, S. (2021) Deep Automation Bias: How to Tackle a Wicked Problem of </w:t>
       </w:r>
       <w:proofErr w:type="gramStart"/>
       <w:r>
@@ -13189,23 +13585,7 @@
           <w:b/>
           <w:bCs/>
         </w:rPr>
-        <w:t>31. Al-</w:t>
-      </w:r>
-      <w:proofErr w:type="spellStart"/>
-      <w:r>
-        <w:rPr>
-          <w:b/>
-          <w:bCs/>
-        </w:rPr>
-        <w:t>Saqqa</w:t>
-      </w:r>
-      <w:proofErr w:type="spellEnd"/>
-      <w:r>
-        <w:rPr>
-          <w:b/>
-          <w:bCs/>
-        </w:rPr>
-        <w:t xml:space="preserve">, S., Sawalha, S. and AbdelNabi, H. (2020) Agile software development: methodologies and trends. </w:t>
+        <w:t xml:space="preserve">31. Al-Saqqa, S., Sawalha, S. and AbdelNabi, H. (2020) Agile software development: methodologies and trends. </w:t>
       </w:r>
       <w:r>
         <w:rPr>
@@ -13214,27 +13594,7 @@
           <w:i/>
           <w:iCs/>
         </w:rPr>
-        <w:t>International Journal of Interactive Mobile Technologies (</w:t>
-      </w:r>
-      <w:proofErr w:type="spellStart"/>
-      <w:r>
-        <w:rPr>
-          <w:b/>
-          <w:bCs/>
-          <w:i/>
-          <w:iCs/>
-        </w:rPr>
-        <w:t>iJIM</w:t>
-      </w:r>
-      <w:proofErr w:type="spellEnd"/>
-      <w:r>
-        <w:rPr>
-          <w:b/>
-          <w:bCs/>
-          <w:i/>
-          <w:iCs/>
-        </w:rPr>
-        <w:t>)</w:t>
+        <w:t>International Journal of Interactive Mobile Technologies (iJIM)</w:t>
       </w:r>
       <w:r>
         <w:rPr>
@@ -13243,7 +13603,7 @@
         </w:rPr>
         <w:t xml:space="preserve"> [online]. 14(11), pp. 246-270. Available from: </w:t>
       </w:r>
-      <w:hyperlink r:id="rId50" w:tgtFrame="_blank" w:history="1">
+      <w:hyperlink r:id="rId60" w:tgtFrame="_blank" w:history="1">
         <w:r>
           <w:rPr>
             <w:rStyle w:val="Hyperlink"/>
@@ -16546,6 +16906,7 @@
   <w:style w:type="character" w:default="1" w:styleId="DefaultParagraphFont">
     <w:name w:val="Default Paragraph Font"/>
     <w:uiPriority w:val="1"/>
+    <w:semiHidden/>
     <w:unhideWhenUsed/>
   </w:style>
   <w:style w:type="table" w:default="1" w:styleId="TableNormal">
